--- a/GKVTransmitter/Information/GKVTransmitter_Dokumentation.docx
+++ b/GKVTransmitter/Information/GKVTransmitter_Dokumentation.docx
@@ -683,7 +683,7 @@
     </w:p>
     <w:p>
       <w:r>
-        <w:t>`Information/Projektklassen.puml` stellt diese Architektur als Klassen- und Abhängigkeitsdiagramm dar. Die Vererbung, Factory-Implementierungen, Domänenbeziehungen sowie die Abhängigkeiten zwischen UI, Bootstrap, Parser, DTA-Erzeugung, Versand und Persistenz sind enthalten. Die direkten Abhängigkeiten des `View` zu `Blueprint`, `PersonGroup`, `Abrechnung` und `DtaDispatchService` sind ebenfalls eingetragen.</w:t>
+        <w:t>Die UML-Dokumentation ist in vier Ansichten aufgeteilt. `Information/Projektklassen.puml` ist die Paketübersicht; `01_Domaene.puml` zeigt das Domänenmodell, `02_DTA_und_Versand.puml` den Parsing-, Erzeugungs- und Versandablauf und `03_Praesentation_und_Persistenz.puml` die UI- und Datenbankseite. Die Vererbung, Factory-Implementierungen, Domänenbeziehungen sowie die wichtigsten Abhängigkeiten sind dadurch einzeln lesbar.</w:t>
       </w:r>
     </w:p>
     <w:p>
@@ -696,7 +696,20 @@
         <w:pStyle w:val="Heading2"/>
       </w:pPr>
       <w:r>
-        <w:t>UML-Klassendiagramm</w:t>
+        <w:t>UML-Diagramme</w:t>
+      </w:r>
+    </w:p>
+    <w:p>
+      <w:r>
+        <w:br w:type="page"/>
+      </w:r>
+    </w:p>
+    <w:p>
+      <w:pPr>
+        <w:pStyle w:val="Heading3"/>
+      </w:pPr>
+      <w:r>
+        <w:t>Paketübersicht</w:t>
       </w:r>
     </w:p>
     <w:p>
@@ -706,7 +719,7 @@
       <w:r>
         <w:drawing>
           <wp:inline xmlns:a="http://schemas.openxmlformats.org/drawingml/2006/main" xmlns:pic="http://schemas.openxmlformats.org/drawingml/2006/picture">
-            <wp:extent cx="5943600" cy="3436241"/>
+            <wp:extent cx="5943600" cy="2981840"/>
             <wp:docPr id="1" name="Picture 1"/>
             <wp:cNvGraphicFramePr>
               <a:graphicFrameLocks noChangeAspect="1"/>
@@ -715,7 +728,7 @@
               <a:graphicData uri="http://schemas.openxmlformats.org/drawingml/2006/picture">
                 <pic:pic>
                   <pic:nvPicPr>
-                    <pic:cNvPr id="0" name="GKVTransmitterProjektklassen.png"/>
+                    <pic:cNvPr id="0" name="GKVTransmitter_Uebersicht.png"/>
                     <pic:cNvPicPr/>
                   </pic:nvPicPr>
                   <pic:blipFill>
@@ -727,7 +740,7 @@
                   <pic:spPr>
                     <a:xfrm>
                       <a:off x="0" y="0"/>
-                      <a:ext cx="5943600" cy="3436241"/>
+                      <a:ext cx="5943600" cy="2981840"/>
                     </a:xfrm>
                     <a:prstGeom prst="rect"/>
                   </pic:spPr>
@@ -746,7 +759,196 @@
         <w:rPr>
           <w:i/>
         </w:rPr>
-        <w:t>UML-Klassendiagramm des GKVTransmitters</w:t>
+        <w:t>Paketübersicht des GKVTransmitters</w:t>
+      </w:r>
+    </w:p>
+    <w:p>
+      <w:r>
+        <w:br w:type="page"/>
+      </w:r>
+    </w:p>
+    <w:p>
+      <w:pPr>
+        <w:pStyle w:val="Heading3"/>
+      </w:pPr>
+      <w:r>
+        <w:t>Domänenmodell</w:t>
+      </w:r>
+    </w:p>
+    <w:p>
+      <w:pPr>
+        <w:jc w:val="center"/>
+      </w:pPr>
+      <w:r>
+        <w:drawing>
+          <wp:inline xmlns:a="http://schemas.openxmlformats.org/drawingml/2006/main" xmlns:pic="http://schemas.openxmlformats.org/drawingml/2006/picture">
+            <wp:extent cx="5943600" cy="3270573"/>
+            <wp:docPr id="2" name="Picture 2"/>
+            <wp:cNvGraphicFramePr>
+              <a:graphicFrameLocks noChangeAspect="1"/>
+            </wp:cNvGraphicFramePr>
+            <a:graphic>
+              <a:graphicData uri="http://schemas.openxmlformats.org/drawingml/2006/picture">
+                <pic:pic>
+                  <pic:nvPicPr>
+                    <pic:cNvPr id="0" name="GKVTransmitter_Domaene.png"/>
+                    <pic:cNvPicPr/>
+                  </pic:nvPicPr>
+                  <pic:blipFill>
+                    <a:blip r:embed="rId10"/>
+                    <a:stretch>
+                      <a:fillRect/>
+                    </a:stretch>
+                  </pic:blipFill>
+                  <pic:spPr>
+                    <a:xfrm>
+                      <a:off x="0" y="0"/>
+                      <a:ext cx="5943600" cy="3270573"/>
+                    </a:xfrm>
+                    <a:prstGeom prst="rect"/>
+                  </pic:spPr>
+                </pic:pic>
+              </a:graphicData>
+            </a:graphic>
+          </wp:inline>
+        </w:drawing>
+      </w:r>
+    </w:p>
+    <w:p>
+      <w:pPr>
+        <w:jc w:val="center"/>
+      </w:pPr>
+      <w:r>
+        <w:rPr>
+          <w:i/>
+        </w:rPr>
+        <w:t>Domänenmodell des GKVTransmitters</w:t>
+      </w:r>
+    </w:p>
+    <w:p>
+      <w:r>
+        <w:br w:type="page"/>
+      </w:r>
+    </w:p>
+    <w:p>
+      <w:pPr>
+        <w:pStyle w:val="Heading3"/>
+      </w:pPr>
+      <w:r>
+        <w:t>DTA und Versand</w:t>
+      </w:r>
+    </w:p>
+    <w:p>
+      <w:pPr>
+        <w:jc w:val="center"/>
+      </w:pPr>
+      <w:r>
+        <w:drawing>
+          <wp:inline xmlns:a="http://schemas.openxmlformats.org/drawingml/2006/main" xmlns:pic="http://schemas.openxmlformats.org/drawingml/2006/picture">
+            <wp:extent cx="5943600" cy="1746965"/>
+            <wp:docPr id="3" name="Picture 3"/>
+            <wp:cNvGraphicFramePr>
+              <a:graphicFrameLocks noChangeAspect="1"/>
+            </wp:cNvGraphicFramePr>
+            <a:graphic>
+              <a:graphicData uri="http://schemas.openxmlformats.org/drawingml/2006/picture">
+                <pic:pic>
+                  <pic:nvPicPr>
+                    <pic:cNvPr id="0" name="GKVTransmitter_DTA_und_Versand.png"/>
+                    <pic:cNvPicPr/>
+                  </pic:nvPicPr>
+                  <pic:blipFill>
+                    <a:blip r:embed="rId11"/>
+                    <a:stretch>
+                      <a:fillRect/>
+                    </a:stretch>
+                  </pic:blipFill>
+                  <pic:spPr>
+                    <a:xfrm>
+                      <a:off x="0" y="0"/>
+                      <a:ext cx="5943600" cy="1746965"/>
+                    </a:xfrm>
+                    <a:prstGeom prst="rect"/>
+                  </pic:spPr>
+                </pic:pic>
+              </a:graphicData>
+            </a:graphic>
+          </wp:inline>
+        </w:drawing>
+      </w:r>
+    </w:p>
+    <w:p>
+      <w:pPr>
+        <w:jc w:val="center"/>
+      </w:pPr>
+      <w:r>
+        <w:rPr>
+          <w:i/>
+        </w:rPr>
+        <w:t>DTA-Verarbeitung und Versand</w:t>
+      </w:r>
+    </w:p>
+    <w:p>
+      <w:r>
+        <w:br w:type="page"/>
+      </w:r>
+    </w:p>
+    <w:p>
+      <w:pPr>
+        <w:pStyle w:val="Heading3"/>
+      </w:pPr>
+      <w:r>
+        <w:t>Präsentation und Persistenz</w:t>
+      </w:r>
+    </w:p>
+    <w:p>
+      <w:pPr>
+        <w:jc w:val="center"/>
+      </w:pPr>
+      <w:r>
+        <w:drawing>
+          <wp:inline xmlns:a="http://schemas.openxmlformats.org/drawingml/2006/main" xmlns:pic="http://schemas.openxmlformats.org/drawingml/2006/picture">
+            <wp:extent cx="5943600" cy="2797168"/>
+            <wp:docPr id="4" name="Picture 4"/>
+            <wp:cNvGraphicFramePr>
+              <a:graphicFrameLocks noChangeAspect="1"/>
+            </wp:cNvGraphicFramePr>
+            <a:graphic>
+              <a:graphicData uri="http://schemas.openxmlformats.org/drawingml/2006/picture">
+                <pic:pic>
+                  <pic:nvPicPr>
+                    <pic:cNvPr id="0" name="GKVTransmitter_Praesentation_und_Persistenz.png"/>
+                    <pic:cNvPicPr/>
+                  </pic:nvPicPr>
+                  <pic:blipFill>
+                    <a:blip r:embed="rId12"/>
+                    <a:stretch>
+                      <a:fillRect/>
+                    </a:stretch>
+                  </pic:blipFill>
+                  <pic:spPr>
+                    <a:xfrm>
+                      <a:off x="0" y="0"/>
+                      <a:ext cx="5943600" cy="2797168"/>
+                    </a:xfrm>
+                    <a:prstGeom prst="rect"/>
+                  </pic:spPr>
+                </pic:pic>
+              </a:graphicData>
+            </a:graphic>
+          </wp:inline>
+        </w:drawing>
+      </w:r>
+    </w:p>
+    <w:p>
+      <w:pPr>
+        <w:jc w:val="center"/>
+      </w:pPr>
+      <w:r>
+        <w:rPr>
+          <w:i/>
+        </w:rPr>
+        <w:t>Präsentation und Persistenz</w:t>
       </w:r>
     </w:p>
     <w:sectPr>

--- a/GKVTransmitter/Information/GKVTransmitter_Dokumentation.docx
+++ b/GKVTransmitter/Information/GKVTransmitter_Dokumentation.docx
@@ -302,7 +302,7 @@
           </w:tcPr>
           <w:p>
             <w:r>
-              <w:t>Paket `de.gkvtransmitter.presentation`, Abschnitt „UML-Struktur“ und dieser Abschnitt</w:t>
+              <w:t>Pakete `presentation` und `application`, Abschnitt „UML-Struktur“ und dieser Abschnitt</w:t>
             </w:r>
           </w:p>
         </w:tc>
@@ -646,7 +646,7 @@
         <w:pStyle w:val="ListNumber"/>
       </w:pPr>
       <w:r>
-        <w:t>`View` erfasst Abrechnungsdaten und erstellt ein `Abrechnung`-Objekt.</w:t>
+        <w:t>`View` erfasst Abrechnungsdaten und übergibt sie an `AbrechnungService`.</w:t>
       </w:r>
     </w:p>
     <w:p>
@@ -654,7 +654,7 @@
         <w:pStyle w:val="ListNumber"/>
       </w:pPr>
       <w:r>
-        <w:t>`DtaDispatchService` verwendet `DtaFactory`, erzeugt die DTA-Datei und ermittelt das Ziel anhand der Kassen-IK.</w:t>
+        <w:t>`AbrechnungService` erstellt die `Abrechnung`-Objekte und ruft `DtaDispatchService` auf. Dieser verwendet `DtaFactory`, erzeugt die DTA-Datei und ermittelt das Ziel anhand der Kassen-IK.</w:t>
       </w:r>
     </w:p>
     <w:p>
@@ -908,7 +908,7 @@
       <w:r>
         <w:drawing>
           <wp:inline xmlns:a="http://schemas.openxmlformats.org/drawingml/2006/main" xmlns:pic="http://schemas.openxmlformats.org/drawingml/2006/picture">
-            <wp:extent cx="5943600" cy="2797168"/>
+            <wp:extent cx="5943600" cy="2841103"/>
             <wp:docPr id="4" name="Picture 4"/>
             <wp:cNvGraphicFramePr>
               <a:graphicFrameLocks noChangeAspect="1"/>
@@ -929,7 +929,7 @@
                   <pic:spPr>
                     <a:xfrm>
                       <a:off x="0" y="0"/>
-                      <a:ext cx="5943600" cy="2797168"/>
+                      <a:ext cx="5943600" cy="2841103"/>
                     </a:xfrm>
                     <a:prstGeom prst="rect"/>
                   </pic:spPr>

--- a/GKVTransmitter/Information/GKVTransmitter_Dokumentation.docx
+++ b/GKVTransmitter/Information/GKVTransmitter_Dokumentation.docx
@@ -570,7 +570,7 @@
           </w:tcPr>
           <w:p>
             <w:r>
-              <w:t>Data Mapper / ORM</w:t>
+              <w:t>Repository plus Data Mapper / ORM</w:t>
             </w:r>
           </w:p>
         </w:tc>
@@ -580,7 +580,7 @@
           </w:tcPr>
           <w:p>
             <w:r>
-              <w:t>Hibernate bildet Entity-Klassen auf SQLite ab</w:t>
+              <w:t>`DataRepository` definiert den Persistenzvertrag; `HibernateSqllite` implementiert ihn und bildet Entity-Klassen auf SQLite ab</w:t>
             </w:r>
           </w:p>
         </w:tc>
@@ -590,7 +590,7 @@
           </w:tcPr>
           <w:p>
             <w:r>
-              <w:t>Paket `hibernate.sqllite`, Klasse `HibernateSqllite`</w:t>
+              <w:t>Pakete `repository` und `hibernate.sqllite`, UML-Ansicht „Präsentation und Persistenz“</w:t>
             </w:r>
           </w:p>
         </w:tc>
@@ -908,7 +908,7 @@
       <w:r>
         <w:drawing>
           <wp:inline xmlns:a="http://schemas.openxmlformats.org/drawingml/2006/main" xmlns:pic="http://schemas.openxmlformats.org/drawingml/2006/picture">
-            <wp:extent cx="5943600" cy="2841103"/>
+            <wp:extent cx="5943600" cy="2740660"/>
             <wp:docPr id="4" name="Picture 4"/>
             <wp:cNvGraphicFramePr>
               <a:graphicFrameLocks noChangeAspect="1"/>
@@ -929,7 +929,7 @@
                   <pic:spPr>
                     <a:xfrm>
                       <a:off x="0" y="0"/>
-                      <a:ext cx="5943600" cy="2841103"/>
+                      <a:ext cx="5943600" cy="2740660"/>
                     </a:xfrm>
                     <a:prstGeom prst="rect"/>
                   </pic:spPr>

--- a/GKVTransmitter/Information/GKVTransmitter_Dokumentation.docx
+++ b/GKVTransmitter/Information/GKVTransmitter_Dokumentation.docx
@@ -53,6 +53,74 @@
         </w:p>
       </w:sdtContent>
     </w:sdt>
+    <w:p>
+      <w:pPr>
+        <w:pStyle w:val="FirstParagraph"/>
+      </w:pPr>
+      <w:r>
+        <w:rPr>
+          <w:rStyle w:val="VerbatimChar"/>
+          <w:lang w:val="de-DE"/>
+        </w:rPr>
+        <w:t xml:space="preserve">ValidationRule</w:t>
+      </w:r>
+      <w:r>
+        <w:rPr>
+          <w:lang w:val="de-DE"/>
+        </w:rPr>
+        <w:t xml:space="preserve"> </w:t>
+      </w:r>
+      <w:r>
+        <w:rPr>
+          <w:lang w:val="de-DE"/>
+        </w:rPr>
+        <w:t xml:space="preserve">| sechs mitgelieferte Regeln | weitere fachliche Prüfungen |</w:t>
+      </w:r>
+      <w:r>
+        <w:br/>
+      </w:r>
+      <w:r>
+        <w:rPr>
+          <w:rStyle w:val="VerbatimChar"/>
+          <w:lang w:val="de-DE"/>
+        </w:rPr>
+        <w:t xml:space="preserve">Dialoge</w:t>
+      </w:r>
+      <w:r>
+        <w:rPr>
+          <w:lang w:val="de-DE"/>
+        </w:rPr>
+        <w:t xml:space="preserve"> </w:t>
+      </w:r>
+      <w:r>
+        <w:rPr>
+          <w:lang w:val="de-DE"/>
+        </w:rPr>
+        <w:t xml:space="preserve">| JavaFX-Dialoge | eine andere Art zu melden, etwa ein Protokoll |</w:t>
+      </w:r>
+      <w:r>
+        <w:br/>
+      </w:r>
+      <w:r>
+        <w:rPr>
+          <w:rStyle w:val="VerbatimChar"/>
+          <w:lang w:val="de-DE"/>
+        </w:rPr>
+        <w:t xml:space="preserve">Maskenrahmen</w:t>
+      </w:r>
+      <w:r>
+        <w:rPr>
+          <w:lang w:val="de-DE"/>
+        </w:rPr>
+        <w:t xml:space="preserve"> </w:t>
+      </w:r>
+      <w:r>
+        <w:rPr>
+          <w:lang w:val="de-DE"/>
+        </w:rPr>
+        <w:t xml:space="preserve">| die Mitte des Hauptfensters | eine andere Anordnung der Masken |</w:t>
+      </w:r>
+    </w:p>
     <w:bookmarkStart w:id="9" w:name="worum-es-geht"/>
     <w:p>
       <w:pPr>
@@ -910,7 +978,7 @@
       <w:r>
         <w:drawing>
           <wp:inline>
-            <wp:extent cx="5334000" cy="5883805"/>
+            <wp:extent cx="5334000" cy="5230389"/>
             <wp:effectExtent b="0" l="0" r="0" t="0"/>
             <wp:docPr descr="Übersicht der Verarbeitung" title="" id="17" name="Picture"/>
             <a:graphic>
@@ -931,7 +999,7 @@
                   <pic:spPr bwMode="auto">
                     <a:xfrm>
                       <a:off x="0" y="0"/>
-                      <a:ext cx="5334000" cy="5883805"/>
+                      <a:ext cx="5334000" cy="5230389"/>
                     </a:xfrm>
                     <a:prstGeom prst="rect">
                       <a:avLst/>
@@ -2487,7 +2555,7 @@
       <w:r>
         <w:drawing>
           <wp:inline>
-            <wp:extent cx="5334000" cy="3381308"/>
+            <wp:extent cx="5334000" cy="3643521"/>
             <wp:effectExtent b="0" l="0" r="0" t="0"/>
             <wp:docPr descr="Oberfläche und Datenzugriff" title="" id="40" name="Picture"/>
             <a:graphic>
@@ -2508,7 +2576,7 @@
                   <pic:spPr bwMode="auto">
                     <a:xfrm>
                       <a:off x="0" y="0"/>
-                      <a:ext cx="5334000" cy="3381308"/>
+                      <a:ext cx="5334000" cy="3643521"/>
                     </a:xfrm>
                     <a:prstGeom prst="rect">
                       <a:avLst/>
@@ -2544,6 +2612,172 @@
       </w:pPr>
       <w:r>
         <w:rPr>
+          <w:lang w:val="de-DE"/>
+        </w:rPr>
+        <w:t xml:space="preserve">Die Oberfläche ist in Masken geschnitten: eine je Aufgabe.</w:t>
+      </w:r>
+      <w:r>
+        <w:rPr>
+          <w:lang w:val="de-DE"/>
+        </w:rPr>
+        <w:t xml:space="preserve"> </w:t>
+      </w:r>
+      <w:r>
+        <w:rPr>
+          <w:rStyle w:val="VerbatimChar"/>
+          <w:lang w:val="de-DE"/>
+        </w:rPr>
+        <w:t xml:space="preserve">AbrechnungsMaske</w:t>
+      </w:r>
+      <w:r>
+        <w:rPr>
+          <w:lang w:val="de-DE"/>
+        </w:rPr>
+        <w:t xml:space="preserve"> </w:t>
+      </w:r>
+      <w:r>
+        <w:rPr>
+          <w:lang w:val="de-DE"/>
+        </w:rPr>
+        <w:t xml:space="preserve">stellt eine Abrechnung zusammen,</w:t>
+      </w:r>
+      <w:r>
+        <w:rPr>
+          <w:lang w:val="de-DE"/>
+        </w:rPr>
+        <w:t xml:space="preserve"> </w:t>
+      </w:r>
+      <w:r>
+        <w:rPr>
+          <w:rStyle w:val="VerbatimChar"/>
+          <w:lang w:val="de-DE"/>
+        </w:rPr>
+        <w:t xml:space="preserve">GruppenMaske</w:t>
+      </w:r>
+      <w:r>
+        <w:rPr>
+          <w:lang w:val="de-DE"/>
+        </w:rPr>
+        <w:t xml:space="preserve"> </w:t>
+      </w:r>
+      <w:r>
+        <w:rPr>
+          <w:lang w:val="de-DE"/>
+        </w:rPr>
+        <w:t xml:space="preserve">pflegt die Gruppen,</w:t>
+      </w:r>
+      <w:r>
+        <w:rPr>
+          <w:lang w:val="de-DE"/>
+        </w:rPr>
+        <w:t xml:space="preserve"> </w:t>
+      </w:r>
+      <w:r>
+        <w:rPr>
+          <w:rStyle w:val="VerbatimChar"/>
+          <w:lang w:val="de-DE"/>
+        </w:rPr>
+        <w:t xml:space="preserve">PersonenMaske</w:t>
+      </w:r>
+      <w:r>
+        <w:rPr>
+          <w:lang w:val="de-DE"/>
+        </w:rPr>
+        <w:t xml:space="preserve"> </w:t>
+      </w:r>
+      <w:r>
+        <w:rPr>
+          <w:lang w:val="de-DE"/>
+        </w:rPr>
+        <w:t xml:space="preserve">die Teilnehmer und Dienstleister,</w:t>
+      </w:r>
+      <w:r>
+        <w:rPr>
+          <w:lang w:val="de-DE"/>
+        </w:rPr>
+        <w:t xml:space="preserve"> </w:t>
+      </w:r>
+      <w:r>
+        <w:rPr>
+          <w:rStyle w:val="VerbatimChar"/>
+          <w:lang w:val="de-DE"/>
+        </w:rPr>
+        <w:t xml:space="preserve">Feldbau</w:t>
+      </w:r>
+      <w:r>
+        <w:rPr>
+          <w:lang w:val="de-DE"/>
+        </w:rPr>
+        <w:t xml:space="preserve"> </w:t>
+      </w:r>
+      <w:r>
+        <w:rPr>
+          <w:lang w:val="de-DE"/>
+        </w:rPr>
+        <w:t xml:space="preserve">erzeugt die Eingabefelder.</w:t>
+      </w:r>
+      <w:r>
+        <w:rPr>
+          <w:lang w:val="de-DE"/>
+        </w:rPr>
+        <w:t xml:space="preserve"> </w:t>
+      </w:r>
+      <w:r>
+        <w:rPr>
+          <w:rStyle w:val="VerbatimChar"/>
+          <w:lang w:val="de-DE"/>
+        </w:rPr>
+        <w:t xml:space="preserve">View</w:t>
+      </w:r>
+      <w:r>
+        <w:rPr>
+          <w:lang w:val="de-DE"/>
+        </w:rPr>
+        <w:t xml:space="preserve"> </w:t>
+      </w:r>
+      <w:r>
+        <w:rPr>
+          <w:lang w:val="de-DE"/>
+        </w:rPr>
+        <w:t xml:space="preserve">ist nur noch der Rahmen: Hauptszene, Menüleiste, Verteilung.</w:t>
+      </w:r>
+    </w:p>
+    <w:p>
+      <w:pPr>
+        <w:pStyle w:val="BodyText"/>
+      </w:pPr>
+      <w:r>
+        <w:rPr>
+          <w:lang w:val="de-DE"/>
+        </w:rPr>
+        <w:t xml:space="preserve">Jede Maske bekommt von außen, was sie braucht — Daten, Meldewege, den Platz, an dem sie erscheint. Deshalb lässt sich jede einzeln prüfen, ohne Datenbank und ohne dass ein Fenster aufgeht. Meldungen laufen über</w:t>
+      </w:r>
+      <w:r>
+        <w:rPr>
+          <w:lang w:val="de-DE"/>
+        </w:rPr>
+        <w:t xml:space="preserve"> </w:t>
+      </w:r>
+      <w:r>
+        <w:rPr>
+          <w:rStyle w:val="VerbatimChar"/>
+          <w:lang w:val="de-DE"/>
+        </w:rPr>
+        <w:t xml:space="preserve">Dialoge</w:t>
+      </w:r>
+      <w:r>
+        <w:rPr>
+          <w:lang w:val="de-DE"/>
+        </w:rPr>
+        <w:t xml:space="preserve">; im Betrieb steht dahinter ein JavaFX-Dialog, im Test ein Aufzeichner.</w:t>
+      </w:r>
+    </w:p>
+    <w:p>
+      <w:pPr>
+        <w:pStyle w:val="BodyText"/>
+      </w:pPr>
+      <w:r>
+        <w:rPr>
           <w:rStyle w:val="VerbatimChar"/>
           <w:lang w:val="de-DE"/>
         </w:rPr>
@@ -2608,7 +2842,7 @@
         <w:rPr>
           <w:lang w:val="de-DE"/>
         </w:rPr>
-        <w:t xml:space="preserve">An drei Stellen ist ein Vertrag bewusst von seiner Umsetzung getrennt, damit sich das Programm erweitern lässt, ohne Bestehendes anzufassen:</w:t>
+        <w:t xml:space="preserve">An fünf Stellen ist ein Vertrag bewusst von seiner Umsetzung getrennt, damit sich das Programm erweitern lässt, ohne Bestehendes anzufassen:</w:t>
       </w:r>
     </w:p>
     <w:tbl>
@@ -2802,6 +3036,96 @@
                 <w:lang w:val="de-DE"/>
               </w:rPr>
               <w:t xml:space="preserve">weitere fachliche Prüfungen</w:t>
+            </w:r>
+          </w:p>
+        </w:tc>
+      </w:tr>
+      <w:tr>
+        <w:tc>
+          <w:tcPr/>
+          <w:p>
+            <w:pPr>
+              <w:pStyle w:val="Compact"/>
+            </w:pPr>
+            <w:r>
+              <w:rPr>
+                <w:rStyle w:val="VerbatimChar"/>
+                <w:lang w:val="de-DE"/>
+              </w:rPr>
+              <w:t xml:space="preserve">Dialoge</w:t>
+            </w:r>
+          </w:p>
+        </w:tc>
+        <w:tc>
+          <w:tcPr/>
+          <w:p>
+            <w:pPr>
+              <w:pStyle w:val="Compact"/>
+            </w:pPr>
+            <w:r>
+              <w:rPr>
+                <w:lang w:val="de-DE"/>
+              </w:rPr>
+              <w:t xml:space="preserve">JavaFX-Dialoge</w:t>
+            </w:r>
+          </w:p>
+        </w:tc>
+        <w:tc>
+          <w:tcPr/>
+          <w:p>
+            <w:pPr>
+              <w:pStyle w:val="Compact"/>
+            </w:pPr>
+            <w:r>
+              <w:rPr>
+                <w:lang w:val="de-DE"/>
+              </w:rPr>
+              <w:t xml:space="preserve">eine andere Art zu melden, etwa ein Protokoll</w:t>
+            </w:r>
+          </w:p>
+        </w:tc>
+      </w:tr>
+      <w:tr>
+        <w:tc>
+          <w:tcPr/>
+          <w:p>
+            <w:pPr>
+              <w:pStyle w:val="Compact"/>
+            </w:pPr>
+            <w:r>
+              <w:rPr>
+                <w:rStyle w:val="VerbatimChar"/>
+                <w:lang w:val="de-DE"/>
+              </w:rPr>
+              <w:t xml:space="preserve">Maskenrahmen</w:t>
+            </w:r>
+          </w:p>
+        </w:tc>
+        <w:tc>
+          <w:tcPr/>
+          <w:p>
+            <w:pPr>
+              <w:pStyle w:val="Compact"/>
+            </w:pPr>
+            <w:r>
+              <w:rPr>
+                <w:lang w:val="de-DE"/>
+              </w:rPr>
+              <w:t xml:space="preserve">die Mitte des Hauptfensters</w:t>
+            </w:r>
+          </w:p>
+        </w:tc>
+        <w:tc>
+          <w:tcPr/>
+          <w:p>
+            <w:pPr>
+              <w:pStyle w:val="Compact"/>
+            </w:pPr>
+            <w:r>
+              <w:rPr>
+                <w:lang w:val="de-DE"/>
+              </w:rPr>
+              <w:t xml:space="preserve">eine andere Anordnung der Masken</w:t>
             </w:r>
           </w:p>
         </w:tc>

--- a/GKVTransmitter/Information/GKVTransmitter_Dokumentation.docx
+++ b/GKVTransmitter/Information/GKVTransmitter_Dokumentation.docx
@@ -2555,7 +2555,7 @@
       <w:r>
         <w:drawing>
           <wp:inline>
-            <wp:extent cx="5334000" cy="3643521"/>
+            <wp:extent cx="5334000" cy="3169928"/>
             <wp:effectExtent b="0" l="0" r="0" t="0"/>
             <wp:docPr descr="Oberfläche und Datenzugriff" title="" id="40" name="Picture"/>
             <a:graphic>
@@ -2576,7 +2576,7 @@
                   <pic:spPr bwMode="auto">
                     <a:xfrm>
                       <a:off x="0" y="0"/>
-                      <a:ext cx="5334000" cy="3643521"/>
+                      <a:ext cx="5334000" cy="3169928"/>
                     </a:xfrm>
                     <a:prstGeom prst="rect">
                       <a:avLst/>
@@ -2714,32 +2714,32 @@
         <w:rPr>
           <w:lang w:val="de-DE"/>
         </w:rPr>
-        <w:t xml:space="preserve">erzeugt die Eingabefelder.</w:t>
-      </w:r>
-      <w:r>
-        <w:rPr>
-          <w:lang w:val="de-DE"/>
-        </w:rPr>
-        <w:t xml:space="preserve"> </w:t>
-      </w:r>
-      <w:r>
-        <w:rPr>
-          <w:rStyle w:val="VerbatimChar"/>
-          <w:lang w:val="de-DE"/>
-        </w:rPr>
-        <w:t xml:space="preserve">View</w:t>
-      </w:r>
-      <w:r>
-        <w:rPr>
-          <w:lang w:val="de-DE"/>
-        </w:rPr>
-        <w:t xml:space="preserve"> </w:t>
-      </w:r>
-      <w:r>
-        <w:rPr>
-          <w:lang w:val="de-DE"/>
-        </w:rPr>
-        <w:t xml:space="preserve">ist nur noch der Rahmen: Hauptszene, Menüleiste, Verteilung.</w:t>
+        <w:t xml:space="preserve">erzeugt und prüft die Eingabefelder.</w:t>
+      </w:r>
+      <w:r>
+        <w:rPr>
+          <w:lang w:val="de-DE"/>
+        </w:rPr>
+        <w:t xml:space="preserve"> </w:t>
+      </w:r>
+      <w:r>
+        <w:rPr>
+          <w:rStyle w:val="VerbatimChar"/>
+          <w:lang w:val="de-DE"/>
+        </w:rPr>
+        <w:t xml:space="preserve">Hauptfenster</w:t>
+      </w:r>
+      <w:r>
+        <w:rPr>
+          <w:lang w:val="de-DE"/>
+        </w:rPr>
+        <w:t xml:space="preserve"> </w:t>
+      </w:r>
+      <w:r>
+        <w:rPr>
+          <w:lang w:val="de-DE"/>
+        </w:rPr>
+        <w:t xml:space="preserve">trägt Seitenleiste, Kopfzeile und Statuszeile und weist jeder Maske ihren Platz zu.</w:t>
       </w:r>
     </w:p>
     <w:p>
@@ -2750,26 +2750,63 @@
         <w:rPr>
           <w:lang w:val="de-DE"/>
         </w:rPr>
-        <w:t xml:space="preserve">Jede Maske bekommt von außen, was sie braucht — Daten, Meldewege, den Platz, an dem sie erscheint. Deshalb lässt sich jede einzeln prüfen, ohne Datenbank und ohne dass ein Fenster aufgeht. Meldungen laufen über</w:t>
-      </w:r>
-      <w:r>
-        <w:rPr>
-          <w:lang w:val="de-DE"/>
-        </w:rPr>
-        <w:t xml:space="preserve"> </w:t>
-      </w:r>
-      <w:r>
-        <w:rPr>
-          <w:rStyle w:val="VerbatimChar"/>
-          <w:lang w:val="de-DE"/>
-        </w:rPr>
-        <w:t xml:space="preserve">Dialoge</w:t>
-      </w:r>
-      <w:r>
-        <w:rPr>
-          <w:lang w:val="de-DE"/>
-        </w:rPr>
-        <w:t xml:space="preserve">; im Betrieb steht dahinter ein JavaFX-Dialog, im Test ein Aufzeichner.</w:t>
+        <w:t xml:space="preserve">Jede Maske bekommt von außen, was sie braucht — Daten, Meldewege, den Platz, an dem sie erscheint. Deshalb lässt sich jede einzeln prüfen, ohne Datenbank und ohne dass etwas auf dem Bildschirm erscheinen müsste.</w:t>
+      </w:r>
+    </w:p>
+    <w:p>
+      <w:pPr>
+        <w:pStyle w:val="BodyText"/>
+      </w:pPr>
+      <w:r>
+        <w:rPr>
+          <w:b/>
+          <w:bCs/>
+          <w:lang w:val="de-DE"/>
+        </w:rPr>
+        <w:t xml:space="preserve">Im laufenden Betrieb öffnet die Anwendung kein Fenster.</w:t>
+      </w:r>
+      <w:r>
+        <w:rPr>
+          <w:lang w:val="de-DE"/>
+        </w:rPr>
+        <w:t xml:space="preserve"> </w:t>
+      </w:r>
+      <w:r>
+        <w:rPr>
+          <w:lang w:val="de-DE"/>
+        </w:rPr>
+        <w:t xml:space="preserve">Meldungen erscheinen in der Ecke oben rechts und gehen nach wenigen Sekunden von selbst; was schiefgegangen ist und was eine Antwort verlangt, bleibt stehen, bis es zur Kenntnis genommen wurde. Auch die Rückfrage vor dem Löschen und der Prüfbericht einer abgewiesenen Abrechnung erscheinen dort — Letzterer als Liste, die sich Punkt für Punkt abarbeiten lässt.</w:t>
+      </w:r>
+    </w:p>
+    <w:p>
+      <w:pPr>
+        <w:pStyle w:val="BodyText"/>
+      </w:pPr>
+      <w:r>
+        <w:rPr>
+          <w:lang w:val="de-DE"/>
+        </w:rPr>
+        <w:t xml:space="preserve">Unter jedem Eingabefeld steht, was hineingehört, und darunter Platz für eine Beanstandung. Das</w:t>
+      </w:r>
+      <w:r>
+        <w:rPr>
+          <w:lang w:val="de-DE"/>
+        </w:rPr>
+        <w:t xml:space="preserve"> </w:t>
+      </w:r>
+      <w:r>
+        <w:rPr>
+          <w:b/>
+          <w:bCs/>
+          <w:lang w:val="de-DE"/>
+        </w:rPr>
+        <w:t xml:space="preserve">Institutionskennzeichen wird schon hier gegen seine Prüfziffer geprüft</w:t>
+      </w:r>
+      <w:r>
+        <w:rPr>
+          <w:lang w:val="de-DE"/>
+        </w:rPr>
+        <w:t xml:space="preserve">: ein falsches IK lässt die Kasse sonst die gesamte Lieferung abweisen, und das fiele erst Tage später auf.</w:t>
       </w:r>
     </w:p>
     <w:p>

--- a/GKVTransmitter/Information/GKVTransmitter_Dokumentation.docx
+++ b/GKVTransmitter/Information/GKVTransmitter_Dokumentation.docx
@@ -10,7 +10,7 @@
         <w:rPr>
           <w:lang w:val="de-DE"/>
         </w:rPr>
-        <w:t xml:space="preserve">GKVTransmitter</w:t>
+        <w:t xml:space="preserve">GKV-Abrechnung</w:t>
       </w:r>
     </w:p>
     <w:p>
@@ -141,7 +141,7 @@
         <w:rPr>
           <w:lang w:val="de-DE"/>
         </w:rPr>
-        <w:t xml:space="preserve">Der GKVTransmitter unterstützt die Abrechnung erbrachter Leistungen mit gesetzlichen Krankenkassen. Leistungen für gesetzlich Versicherte werden nicht mit den Versicherten abgerechnet, sondern mit deren Krankenkasse — und zwar als strukturierte Datenlieferung im DTA-Format, nicht als Rechnung auf Papier.</w:t>
+        <w:t xml:space="preserve">Die GKV-Abrechnung unterstützt die Abrechnung erbrachter Leistungen mit gesetzlichen Krankenkassen. Leistungen für gesetzlich Versicherte werden nicht mit den Versicherten abgerechnet, sondern mit deren Krankenkasse — und zwar als strukturierte Datenlieferung im DTA-Format, nicht als Rechnung auf Papier.</w:t>
       </w:r>
     </w:p>
     <w:p>
@@ -287,7 +287,7 @@
           <w:rStyle w:val="VerbatimChar"/>
           <w:lang w:val="de-DE"/>
         </w:rPr>
-        <w:t xml:space="preserve">GKVTransmitter.exe</w:t>
+        <w:t xml:space="preserve">GKV-Abrechnung.exe</w:t>
       </w:r>
       <w:r>
         <w:rPr>
@@ -407,7 +407,7 @@
                 <w:rStyle w:val="VerbatimChar"/>
                 <w:lang w:val="de-DE"/>
               </w:rPr>
-              <w:t xml:space="preserve">%LOCALAPPDATA%\GKVTransmitter</w:t>
+              <w:t xml:space="preserve">%LOCALAPPDATA%GKV-Abrechnung</w:t>
             </w:r>
           </w:p>
         </w:tc>
@@ -438,7 +438,7 @@
                 <w:rStyle w:val="VerbatimChar"/>
                 <w:lang w:val="de-DE"/>
               </w:rPr>
-              <w:t xml:space="preserve">~/Library/Application Support/GKVTransmitter</w:t>
+              <w:t xml:space="preserve">~/Library/Application Support/GKV-Abrechnung</w:t>
             </w:r>
           </w:p>
         </w:tc>
@@ -729,7 +729,7 @@
           <w:rStyle w:val="VerbatimChar"/>
           <w:lang w:val="de-DE"/>
         </w:rPr>
-        <w:t xml:space="preserve">GKVTransmitter.exe</w:t>
+        <w:t xml:space="preserve">GKV-Abrechnung.exe</w:t>
       </w:r>
     </w:p>
     <w:bookmarkEnd w:id="13"/>
@@ -3782,7 +3782,7 @@
           <w:rStyle w:val="VerbatimChar"/>
           <w:lang w:val="de-DE"/>
         </w:rPr>
-        <w:t xml:space="preserve">gkv-ui/target/paket/GKVTransmitter/</w:t>
+        <w:t xml:space="preserve">gkv-ui/target/paket/GKV-Abrechnung/</w:t>
       </w:r>
       <w:r>
         <w:rPr>

--- a/GKVTransmitter/Information/GKVTransmitter_Dokumentation.docx
+++ b/GKVTransmitter/Information/GKVTransmitter_Dokumentation.docx
@@ -53,74 +53,6 @@
         </w:p>
       </w:sdtContent>
     </w:sdt>
-    <w:p>
-      <w:pPr>
-        <w:pStyle w:val="FirstParagraph"/>
-      </w:pPr>
-      <w:r>
-        <w:rPr>
-          <w:rStyle w:val="VerbatimChar"/>
-          <w:lang w:val="de-DE"/>
-        </w:rPr>
-        <w:t xml:space="preserve">ValidationRule</w:t>
-      </w:r>
-      <w:r>
-        <w:rPr>
-          <w:lang w:val="de-DE"/>
-        </w:rPr>
-        <w:t xml:space="preserve"> </w:t>
-      </w:r>
-      <w:r>
-        <w:rPr>
-          <w:lang w:val="de-DE"/>
-        </w:rPr>
-        <w:t xml:space="preserve">| sechs mitgelieferte Regeln | weitere fachliche Prüfungen |</w:t>
-      </w:r>
-      <w:r>
-        <w:br/>
-      </w:r>
-      <w:r>
-        <w:rPr>
-          <w:rStyle w:val="VerbatimChar"/>
-          <w:lang w:val="de-DE"/>
-        </w:rPr>
-        <w:t xml:space="preserve">Dialoge</w:t>
-      </w:r>
-      <w:r>
-        <w:rPr>
-          <w:lang w:val="de-DE"/>
-        </w:rPr>
-        <w:t xml:space="preserve"> </w:t>
-      </w:r>
-      <w:r>
-        <w:rPr>
-          <w:lang w:val="de-DE"/>
-        </w:rPr>
-        <w:t xml:space="preserve">| JavaFX-Dialoge | eine andere Art zu melden, etwa ein Protokoll |</w:t>
-      </w:r>
-      <w:r>
-        <w:br/>
-      </w:r>
-      <w:r>
-        <w:rPr>
-          <w:rStyle w:val="VerbatimChar"/>
-          <w:lang w:val="de-DE"/>
-        </w:rPr>
-        <w:t xml:space="preserve">Maskenrahmen</w:t>
-      </w:r>
-      <w:r>
-        <w:rPr>
-          <w:lang w:val="de-DE"/>
-        </w:rPr>
-        <w:t xml:space="preserve"> </w:t>
-      </w:r>
-      <w:r>
-        <w:rPr>
-          <w:lang w:val="de-DE"/>
-        </w:rPr>
-        <w:t xml:space="preserve">| die Mitte des Hauptfensters | eine andere Anordnung der Masken |</w:t>
-      </w:r>
-    </w:p>
     <w:bookmarkStart w:id="9" w:name="worum-es-geht"/>
     <w:p>
       <w:pPr>
@@ -1457,6 +1389,36 @@
               <w:rPr>
                 <w:lang w:val="de-DE"/>
               </w:rPr>
+              <w:t xml:space="preserve">Leistungsposition</w:t>
+            </w:r>
+          </w:p>
+        </w:tc>
+        <w:tc>
+          <w:tcPr/>
+          <w:p>
+            <w:pPr>
+              <w:pStyle w:val="Compact"/>
+            </w:pPr>
+            <w:r>
+              <w:rPr>
+                <w:lang w:val="de-DE"/>
+              </w:rPr>
+              <w:t xml:space="preserve">Einzelbetrag und Menge einer Leistungszeile stehen nicht auf null</w:t>
+            </w:r>
+          </w:p>
+        </w:tc>
+      </w:tr>
+      <w:tr>
+        <w:tc>
+          <w:tcPr/>
+          <w:p>
+            <w:pPr>
+              <w:pStyle w:val="Compact"/>
+            </w:pPr>
+            <w:r>
+              <w:rPr>
+                <w:lang w:val="de-DE"/>
+              </w:rPr>
               <w:t xml:space="preserve">Betragskonsistenz</w:t>
             </w:r>
           </w:p>
@@ -3058,7 +3020,7 @@
               <w:rPr>
                 <w:lang w:val="de-DE"/>
               </w:rPr>
-              <w:t xml:space="preserve">sechs mitgelieferte Regeln</w:t>
+              <w:t xml:space="preserve">sieben mitgelieferte Regeln</w:t>
             </w:r>
           </w:p>
         </w:tc>
@@ -3089,21 +3051,21 @@
                 <w:rStyle w:val="VerbatimChar"/>
                 <w:lang w:val="de-DE"/>
               </w:rPr>
-              <w:t xml:space="preserve">Dialoge</w:t>
-            </w:r>
-          </w:p>
-        </w:tc>
-        <w:tc>
-          <w:tcPr/>
-          <w:p>
-            <w:pPr>
-              <w:pStyle w:val="Compact"/>
-            </w:pPr>
-            <w:r>
-              <w:rPr>
-                <w:lang w:val="de-DE"/>
-              </w:rPr>
-              <w:t xml:space="preserve">JavaFX-Dialoge</w:t>
+              <w:t xml:space="preserve">Meldungen</w:t>
+            </w:r>
+          </w:p>
+        </w:tc>
+        <w:tc>
+          <w:tcPr/>
+          <w:p>
+            <w:pPr>
+              <w:pStyle w:val="Compact"/>
+            </w:pPr>
+            <w:r>
+              <w:rPr>
+                <w:lang w:val="de-DE"/>
+              </w:rPr>
+              <w:t xml:space="preserve">die Meldungsecke im Fenster</w:t>
             </w:r>
           </w:p>
         </w:tc>
@@ -4552,19 +4514,19 @@
           <w:rStyle w:val="VerbatimChar"/>
           <w:lang w:val="de-DE"/>
         </w:rPr>
-        <w:t xml:space="preserve">Abrechnung_Datenerklaerung_test.md</w:t>
-      </w:r>
-      <w:r>
-        <w:rPr>
-          <w:lang w:val="de-DE"/>
-        </w:rPr>
-        <w:t xml:space="preserve"> </w:t>
-      </w:r>
-      <w:r>
-        <w:rPr>
-          <w:lang w:val="de-DE"/>
-        </w:rPr>
-        <w:t xml:space="preserve">— Felderklärung anhand einer Beispieldatei</w:t>
+        <w:t xml:space="preserve">Abrechnung_Datenerklaerung.md</w:t>
+      </w:r>
+      <w:r>
+        <w:rPr>
+          <w:lang w:val="de-DE"/>
+        </w:rPr>
+        <w:t xml:space="preserve"> </w:t>
+      </w:r>
+      <w:r>
+        <w:rPr>
+          <w:lang w:val="de-DE"/>
+        </w:rPr>
+        <w:t xml:space="preserve">— Felderklärung anhand der Referenznachricht</w:t>
       </w:r>
     </w:p>
     <w:p>

--- a/GKVTransmitter/Information/GKVTransmitter_Dokumentation.docx
+++ b/GKVTransmitter/Information/GKVTransmitter_Dokumentation.docx
@@ -40,7 +40,7 @@
             <w:rPr>
               <w:lang w:val="de-DE"/>
             </w:rPr>
-            <w:t xml:space="preserve">Table of Contents</w:t>
+            <w:t xml:space="preserve">Inhaltsverzeichnis</w:t>
           </w:r>
         </w:p>
         <w:p>

--- a/GKVTransmitter/Information/GKVTransmitter_Dokumentation.docx
+++ b/GKVTransmitter/Information/GKVTransmitter_Dokumentation.docx
@@ -1637,7 +1637,7 @@
     </w:p>
     <w:bookmarkEnd w:id="24"/>
     <w:bookmarkEnd w:id="25"/>
-    <w:bookmarkStart w:id="29" w:name="der-versand"/>
+    <w:bookmarkStart w:id="30" w:name="der-versand"/>
     <w:p>
       <w:pPr>
         <w:pStyle w:val="Heading1"/>
@@ -1702,8 +1702,342 @@
         <w:t xml:space="preserve">Ist für eine Kasse kein Ziel hinterlegt, landet die Lieferung in einem Sammelordner. Sie geht also nicht verloren.</w:t>
       </w:r>
     </w:p>
+    <w:p>
+      <w:pPr>
+        <w:pStyle w:val="BlockText"/>
+      </w:pPr>
+      <w:r>
+        <w:rPr>
+          <w:b/>
+          <w:bCs/>
+          <w:lang w:val="de-DE"/>
+        </w:rPr>
+        <w:t xml:space="preserve">Für den echten Betrieb ist diese Zuordnung zu eng.</w:t>
+      </w:r>
+      <w:r>
+        <w:rPr>
+          <w:lang w:val="de-DE"/>
+        </w:rPr>
+        <w:t xml:space="preserve"> </w:t>
+      </w:r>
+      <w:r>
+        <w:rPr>
+          <w:lang w:val="de-DE"/>
+        </w:rPr>
+        <w:t xml:space="preserve">Empfänger einer Lieferung ist nicht die einzelne Krankenkasse, sondern die</w:t>
+      </w:r>
+      <w:r>
+        <w:rPr>
+          <w:lang w:val="de-DE"/>
+        </w:rPr>
+        <w:t xml:space="preserve"> </w:t>
+      </w:r>
+      <w:r>
+        <w:rPr>
+          <w:b/>
+          <w:bCs/>
+          <w:lang w:val="de-DE"/>
+        </w:rPr>
+        <w:t xml:space="preserve">Datenannahmestelle mit Entschlüsselungsbefugnis</w:t>
+      </w:r>
+      <w:r>
+        <w:rPr>
+          <w:lang w:val="de-DE"/>
+        </w:rPr>
+        <w:t xml:space="preserve"> </w:t>
+      </w:r>
+      <w:r>
+        <w:rPr>
+          <w:lang w:val="de-DE"/>
+        </w:rPr>
+        <w:t xml:space="preserve">ihrer Kassenart. Siehe „Der Weg zur Kasse”.</w:t>
+      </w:r>
+    </w:p>
     <w:bookmarkEnd w:id="26"/>
-    <w:bookmarkStart w:id="27" w:name="rückmeldungen"/>
+    <w:bookmarkStart w:id="27" w:name="art-der-erzeugten-dateien"/>
+    <w:p>
+      <w:pPr>
+        <w:pStyle w:val="Heading2"/>
+      </w:pPr>
+      <w:r>
+        <w:rPr>
+          <w:lang w:val="de-DE"/>
+        </w:rPr>
+        <w:t xml:space="preserve">Art der erzeugten Dateien</w:t>
+      </w:r>
+    </w:p>
+    <w:p>
+      <w:pPr>
+        <w:pStyle w:val="FirstParagraph"/>
+      </w:pPr>
+      <w:r>
+        <w:rPr>
+          <w:lang w:val="de-DE"/>
+        </w:rPr>
+        <w:t xml:space="preserve">Die letzte Stelle des</w:t>
+      </w:r>
+      <w:r>
+        <w:rPr>
+          <w:lang w:val="de-DE"/>
+        </w:rPr>
+        <w:t xml:space="preserve"> </w:t>
+      </w:r>
+      <w:r>
+        <w:rPr>
+          <w:rStyle w:val="VerbatimChar"/>
+          <w:lang w:val="de-DE"/>
+        </w:rPr>
+        <w:t xml:space="preserve">UNB</w:t>
+      </w:r>
+      <w:r>
+        <w:rPr>
+          <w:lang w:val="de-DE"/>
+        </w:rPr>
+        <w:t xml:space="preserve">-Segments sagt, wofür sich eine Datei ausgibt:</w:t>
+      </w:r>
+    </w:p>
+    <w:tbl>
+      <w:tblPr>
+        <w:tblStyle w:val="Table"/>
+        <w:tblW w:type="pct" w:w="5000"/>
+        <w:tblLayout w:type="fixed"/>
+        <w:tblLook w:firstRow="1" w:lastRow="0" w:firstColumn="0" w:lastColumn="0" w:noHBand="0" w:noVBand="0" w:val="0020"/>
+      </w:tblPr>
+      <w:tblGrid>
+        <w:gridCol w:w="2640"/>
+        <w:gridCol w:w="2640"/>
+        <w:gridCol w:w="2640"/>
+      </w:tblGrid>
+      <w:tr>
+        <w:trPr>
+          <w:tblHeader w:val="on"/>
+        </w:trPr>
+        <w:tc>
+          <w:tcPr/>
+          <w:p>
+            <w:pPr>
+              <w:pStyle w:val="Compact"/>
+            </w:pPr>
+            <w:r>
+              <w:rPr>
+                <w:lang w:val="de-DE"/>
+              </w:rPr>
+              <w:t xml:space="preserve">Wert</w:t>
+            </w:r>
+          </w:p>
+        </w:tc>
+        <w:tc>
+          <w:tcPr/>
+          <w:p>
+            <w:pPr>
+              <w:pStyle w:val="Compact"/>
+            </w:pPr>
+            <w:r>
+              <w:rPr>
+                <w:lang w:val="de-DE"/>
+              </w:rPr>
+              <w:t xml:space="preserve">Bedeutung</w:t>
+            </w:r>
+          </w:p>
+        </w:tc>
+        <w:tc>
+          <w:tcPr/>
+          <w:p>
+            <w:pPr>
+              <w:pStyle w:val="Compact"/>
+            </w:pPr>
+            <w:r>
+              <w:rPr>
+                <w:lang w:val="de-DE"/>
+              </w:rPr>
+              <w:t xml:space="preserve">Folge</w:t>
+            </w:r>
+          </w:p>
+        </w:tc>
+      </w:tr>
+      <w:tr>
+        <w:tc>
+          <w:tcPr/>
+          <w:p>
+            <w:pPr>
+              <w:pStyle w:val="Compact"/>
+            </w:pPr>
+            <w:r>
+              <w:rPr>
+                <w:rStyle w:val="VerbatimChar"/>
+                <w:lang w:val="de-DE"/>
+              </w:rPr>
+              <w:t xml:space="preserve">0</w:t>
+            </w:r>
+          </w:p>
+        </w:tc>
+        <w:tc>
+          <w:tcPr/>
+          <w:p>
+            <w:pPr>
+              <w:pStyle w:val="Compact"/>
+            </w:pPr>
+            <w:r>
+              <w:rPr>
+                <w:lang w:val="de-DE"/>
+              </w:rPr>
+              <w:t xml:space="preserve">Testdatei</w:t>
+            </w:r>
+          </w:p>
+        </w:tc>
+        <w:tc>
+          <w:tcPr/>
+          <w:p>
+            <w:pPr>
+              <w:pStyle w:val="Compact"/>
+            </w:pPr>
+            <w:r>
+              <w:rPr>
+                <w:lang w:val="de-DE"/>
+              </w:rPr>
+              <w:t xml:space="preserve">wird angenommen, aber nicht verarbeitet</w:t>
+            </w:r>
+          </w:p>
+        </w:tc>
+      </w:tr>
+      <w:tr>
+        <w:tc>
+          <w:tcPr/>
+          <w:p>
+            <w:pPr>
+              <w:pStyle w:val="Compact"/>
+            </w:pPr>
+            <w:r>
+              <w:rPr>
+                <w:rStyle w:val="VerbatimChar"/>
+                <w:lang w:val="de-DE"/>
+              </w:rPr>
+              <w:t xml:space="preserve">1</w:t>
+            </w:r>
+          </w:p>
+        </w:tc>
+        <w:tc>
+          <w:tcPr/>
+          <w:p>
+            <w:pPr>
+              <w:pStyle w:val="Compact"/>
+            </w:pPr>
+            <w:r>
+              <w:rPr>
+                <w:lang w:val="de-DE"/>
+              </w:rPr>
+              <w:t xml:space="preserve">Erprobungsdatei</w:t>
+            </w:r>
+          </w:p>
+        </w:tc>
+        <w:tc>
+          <w:tcPr/>
+          <w:p>
+            <w:pPr>
+              <w:pStyle w:val="Compact"/>
+            </w:pPr>
+            <w:r>
+              <w:rPr>
+                <w:lang w:val="de-DE"/>
+              </w:rPr>
+              <w:t xml:space="preserve">wird verarbeitet und geprüft, aber</w:t>
+            </w:r>
+            <w:r>
+              <w:rPr>
+                <w:lang w:val="de-DE"/>
+              </w:rPr>
+              <w:t xml:space="preserve"> </w:t>
+            </w:r>
+            <w:r>
+              <w:rPr>
+                <w:b/>
+                <w:bCs/>
+                <w:lang w:val="de-DE"/>
+              </w:rPr>
+              <w:t xml:space="preserve">nicht bezahlt</w:t>
+            </w:r>
+          </w:p>
+        </w:tc>
+      </w:tr>
+      <w:tr>
+        <w:tc>
+          <w:tcPr/>
+          <w:p>
+            <w:pPr>
+              <w:pStyle w:val="Compact"/>
+            </w:pPr>
+            <w:r>
+              <w:rPr>
+                <w:rStyle w:val="VerbatimChar"/>
+                <w:lang w:val="de-DE"/>
+              </w:rPr>
+              <w:t xml:space="preserve">2</w:t>
+            </w:r>
+          </w:p>
+        </w:tc>
+        <w:tc>
+          <w:tcPr/>
+          <w:p>
+            <w:pPr>
+              <w:pStyle w:val="Compact"/>
+            </w:pPr>
+            <w:r>
+              <w:rPr>
+                <w:lang w:val="de-DE"/>
+              </w:rPr>
+              <w:t xml:space="preserve">Echtdatei</w:t>
+            </w:r>
+          </w:p>
+        </w:tc>
+        <w:tc>
+          <w:tcPr/>
+          <w:p>
+            <w:pPr>
+              <w:pStyle w:val="Compact"/>
+            </w:pPr>
+            <w:r>
+              <w:rPr>
+                <w:lang w:val="de-DE"/>
+              </w:rPr>
+              <w:t xml:space="preserve">gilt als Forderung</w:t>
+            </w:r>
+          </w:p>
+        </w:tc>
+      </w:tr>
+    </w:tbl>
+    <w:p>
+      <w:pPr>
+        <w:pStyle w:val="BodyText"/>
+      </w:pPr>
+      <w:r>
+        <w:rPr>
+          <w:lang w:val="de-DE"/>
+        </w:rPr>
+        <w:t xml:space="preserve">Einstellbar unter „Einstellungen”; die Vorgabe ist</w:t>
+      </w:r>
+      <w:r>
+        <w:rPr>
+          <w:lang w:val="de-DE"/>
+        </w:rPr>
+        <w:t xml:space="preserve"> </w:t>
+      </w:r>
+      <w:r>
+        <w:rPr>
+          <w:b/>
+          <w:bCs/>
+          <w:lang w:val="de-DE"/>
+        </w:rPr>
+        <w:t xml:space="preserve">Erprobung</w:t>
+      </w:r>
+      <w:r>
+        <w:rPr>
+          <w:lang w:val="de-DE"/>
+        </w:rPr>
+        <w:t xml:space="preserve">. Das Programm wechselt nicht von selbst in den Echtbetrieb — auch dann nicht, wenn die Einstellungsdatei fehlt oder unlesbar ist.</w:t>
+      </w:r>
+    </w:p>
+    <w:bookmarkEnd w:id="27"/>
+    <w:bookmarkStart w:id="28" w:name="rückmeldungen"/>
     <w:p>
       <w:pPr>
         <w:pStyle w:val="Heading2"/>
@@ -2033,8 +2367,8 @@
         <w:t xml:space="preserve">als Annahme. Eine stillschweigend als angenommen verbuchte Ablehnung wäre der teurere Fehler.</w:t>
       </w:r>
     </w:p>
-    <w:bookmarkEnd w:id="27"/>
-    <w:bookmarkStart w:id="28" w:name="erprobung-ohne-echte-kasse"/>
+    <w:bookmarkEnd w:id="28"/>
+    <w:bookmarkStart w:id="29" w:name="erprobung-ohne-echte-kasse"/>
     <w:p>
       <w:pPr>
         <w:pStyle w:val="Heading2"/>
@@ -2093,9 +2427,9 @@
         <w:t xml:space="preserve">und keine Prüfung durch eine reale Kasse.</w:t>
       </w:r>
     </w:p>
-    <w:bookmarkEnd w:id="28"/>
     <w:bookmarkEnd w:id="29"/>
-    <w:bookmarkStart w:id="44" w:name="aufbau-des-programms"/>
+    <w:bookmarkEnd w:id="30"/>
+    <w:bookmarkStart w:id="36" w:name="der-weg-zur-kasse"/>
     <w:p>
       <w:pPr>
         <w:pStyle w:val="Heading1"/>
@@ -2104,10 +2438,47 @@
         <w:rPr>
           <w:lang w:val="de-DE"/>
         </w:rPr>
-        <w:t xml:space="preserve">Aufbau des Programms</w:t>
-      </w:r>
-    </w:p>
-    <w:bookmarkStart w:id="30" w:name="zwei-module"/>
+        <w:t xml:space="preserve">Der Weg zur Kasse</w:t>
+      </w:r>
+    </w:p>
+    <w:p>
+      <w:pPr>
+        <w:pStyle w:val="FirstParagraph"/>
+      </w:pPr>
+      <w:r>
+        <w:rPr>
+          <w:lang w:val="de-DE"/>
+        </w:rPr>
+        <w:t xml:space="preserve">Dieses Kapitel beschreibt, wie eine Lieferung tatsächlich zur Krankenkasse gelangt, was davon das Programm leistet und was dafür noch fehlt. Grundlage ist die</w:t>
+      </w:r>
+      <w:r>
+        <w:rPr>
+          <w:lang w:val="de-DE"/>
+        </w:rPr>
+        <w:t xml:space="preserve"> </w:t>
+      </w:r>
+      <w:r>
+        <w:rPr>
+          <w:b/>
+          <w:bCs/>
+          <w:lang w:val="de-DE"/>
+        </w:rPr>
+        <w:t xml:space="preserve">Technische Anlage</w:t>
+      </w:r>
+      <w:r>
+        <w:rPr>
+          <w:lang w:val="de-DE"/>
+        </w:rPr>
+        <w:t xml:space="preserve"> </w:t>
+      </w:r>
+      <w:r>
+        <w:rPr>
+          <w:lang w:val="de-DE"/>
+        </w:rPr>
+        <w:t xml:space="preserve">(Anlage 1 zu den Richtlinien nach § 302 SGB V, Version 21, Stand 15.01.2026), die dem Projekt vorliegt.</w:t>
+      </w:r>
+    </w:p>
+    <w:bookmarkStart w:id="31" w:name="der-vorgesehene-weg"/>
     <w:p>
       <w:pPr>
         <w:pStyle w:val="Heading2"/>
@@ -2116,7 +2487,290 @@
         <w:rPr>
           <w:lang w:val="de-DE"/>
         </w:rPr>
-        <w:t xml:space="preserve">Zwei Module</w:t>
+        <w:t xml:space="preserve">Der vorgesehene Weg</w:t>
+      </w:r>
+    </w:p>
+    <w:p>
+      <w:pPr>
+        <w:pStyle w:val="SourceCode"/>
+      </w:pPr>
+      <w:r>
+        <w:rPr>
+          <w:rStyle w:val="VerbatimChar"/>
+          <w:lang w:val="de-DE"/>
+        </w:rPr>
+        <w:t xml:space="preserve">Leistungserbringerin (eigenes IK)</w:t>
+      </w:r>
+      <w:r>
+        <w:br/>
+      </w:r>
+      <w:r>
+        <w:rPr>
+          <w:rStyle w:val="VerbatimChar"/>
+          <w:lang w:val="de-DE"/>
+        </w:rPr>
+        <w:t xml:space="preserve">      │  Nutzdatendatei (UNB … UNZ) + Auftragsdatei</w:t>
+      </w:r>
+      <w:r>
+        <w:br/>
+      </w:r>
+      <w:r>
+        <w:rPr>
+          <w:rStyle w:val="VerbatimChar"/>
+          <w:lang w:val="de-DE"/>
+        </w:rPr>
+        <w:t xml:space="preserve">      │  signiert und verschlüsselt</w:t>
+      </w:r>
+      <w:r>
+        <w:br/>
+      </w:r>
+      <w:r>
+        <w:rPr>
+          <w:rStyle w:val="VerbatimChar"/>
+          <w:lang w:val="de-DE"/>
+        </w:rPr>
+        <w:t xml:space="preserve">      ▼</w:t>
+      </w:r>
+      <w:r>
+        <w:br/>
+      </w:r>
+      <w:r>
+        <w:rPr>
+          <w:rStyle w:val="VerbatimChar"/>
+          <w:lang w:val="de-DE"/>
+        </w:rPr>
+        <w:t xml:space="preserve">Datenannahmestelle mit Entschlüsselungsbefugnis   ← je Kassenart eine</w:t>
+      </w:r>
+      <w:r>
+        <w:br/>
+      </w:r>
+      <w:r>
+        <w:rPr>
+          <w:rStyle w:val="VerbatimChar"/>
+          <w:lang w:val="de-DE"/>
+        </w:rPr>
+        <w:t xml:space="preserve">      │  Prüfstufe 1  Datei und Dateistruktur</w:t>
+      </w:r>
+      <w:r>
+        <w:br/>
+      </w:r>
+      <w:r>
+        <w:rPr>
+          <w:rStyle w:val="VerbatimChar"/>
+          <w:lang w:val="de-DE"/>
+        </w:rPr>
+        <w:t xml:space="preserve">      │  Prüfstufe 2  Syntax</w:t>
+      </w:r>
+      <w:r>
+        <w:br/>
+      </w:r>
+      <w:r>
+        <w:rPr>
+          <w:rStyle w:val="VerbatimChar"/>
+          <w:lang w:val="de-DE"/>
+        </w:rPr>
+        <w:t xml:space="preserve">      │  Prüfstufe 3  Inhalte der Datenelemente</w:t>
+      </w:r>
+      <w:r>
+        <w:br/>
+      </w:r>
+      <w:r>
+        <w:rPr>
+          <w:rStyle w:val="VerbatimChar"/>
+          <w:lang w:val="de-DE"/>
+        </w:rPr>
+        <w:t xml:space="preserve">      ▼</w:t>
+      </w:r>
+      <w:r>
+        <w:br/>
+      </w:r>
+      <w:r>
+        <w:rPr>
+          <w:rStyle w:val="VerbatimChar"/>
+          <w:lang w:val="de-DE"/>
+        </w:rPr>
+        <w:t xml:space="preserve">Krankenkasse</w:t>
+      </w:r>
+      <w:r>
+        <w:br/>
+      </w:r>
+      <w:r>
+        <w:rPr>
+          <w:rStyle w:val="VerbatimChar"/>
+          <w:lang w:val="de-DE"/>
+        </w:rPr>
+        <w:t xml:space="preserve">      │  Prüfstufe 4  vertrags-, versicherungs- und leistungsrechtlich</w:t>
+      </w:r>
+      <w:r>
+        <w:br/>
+      </w:r>
+      <w:r>
+        <w:rPr>
+          <w:rStyle w:val="VerbatimChar"/>
+          <w:lang w:val="de-DE"/>
+        </w:rPr>
+        <w:t xml:space="preserve">      ▼</w:t>
+      </w:r>
+      <w:r>
+        <w:br/>
+      </w:r>
+      <w:r>
+        <w:rPr>
+          <w:rStyle w:val="VerbatimChar"/>
+          <w:lang w:val="de-DE"/>
+        </w:rPr>
+        <w:t xml:space="preserve">Bezahlung  oder  Zurückweisung</w:t>
+      </w:r>
+    </w:p>
+    <w:p>
+      <w:pPr>
+        <w:pStyle w:val="FirstParagraph"/>
+      </w:pPr>
+      <w:r>
+        <w:rPr>
+          <w:lang w:val="de-DE"/>
+        </w:rPr>
+        <w:t xml:space="preserve">Drei Punkte daran werden regelmäßig unterschätzt:</w:t>
+      </w:r>
+    </w:p>
+    <w:p>
+      <w:pPr>
+        <w:pStyle w:val="BodyText"/>
+      </w:pPr>
+      <w:r>
+        <w:rPr>
+          <w:b/>
+          <w:bCs/>
+          <w:lang w:val="de-DE"/>
+        </w:rPr>
+        <w:t xml:space="preserve">Empfänger ist die Datenannahmestelle, nicht die Kasse.</w:t>
+      </w:r>
+      <w:r>
+        <w:rPr>
+          <w:lang w:val="de-DE"/>
+        </w:rPr>
+        <w:t xml:space="preserve"> </w:t>
+      </w:r>
+      <w:r>
+        <w:rPr>
+          <w:lang w:val="de-DE"/>
+        </w:rPr>
+        <w:t xml:space="preserve">Für jede Datenannahmestelle mit Entschlüsselungsbefugnis ist</w:t>
+      </w:r>
+      <w:r>
+        <w:rPr>
+          <w:lang w:val="de-DE"/>
+        </w:rPr>
+        <w:t xml:space="preserve"> </w:t>
+      </w:r>
+      <w:r>
+        <w:rPr>
+          <w:b/>
+          <w:bCs/>
+          <w:lang w:val="de-DE"/>
+        </w:rPr>
+        <w:t xml:space="preserve">je Kassenart eine</w:t>
+      </w:r>
+      <w:r>
+        <w:rPr>
+          <w:lang w:val="de-DE"/>
+        </w:rPr>
+        <w:t xml:space="preserve"> </w:t>
+      </w:r>
+      <w:r>
+        <w:rPr>
+          <w:lang w:val="de-DE"/>
+        </w:rPr>
+        <w:t xml:space="preserve">Nutzdatendatei zu erstellen. Welche Stelle für welche Kasse zuständig ist, steht in der</w:t>
+      </w:r>
+      <w:r>
+        <w:rPr>
+          <w:lang w:val="de-DE"/>
+        </w:rPr>
+        <w:t xml:space="preserve"> </w:t>
+      </w:r>
+      <w:r>
+        <w:rPr>
+          <w:b/>
+          <w:bCs/>
+          <w:lang w:val="de-DE"/>
+        </w:rPr>
+        <w:t xml:space="preserve">Kostenträgerdatei</w:t>
+      </w:r>
+      <w:r>
+        <w:rPr>
+          <w:lang w:val="de-DE"/>
+        </w:rPr>
+        <w:t xml:space="preserve"> </w:t>
+      </w:r>
+      <w:r>
+        <w:rPr>
+          <w:lang w:val="de-DE"/>
+        </w:rPr>
+        <w:t xml:space="preserve">der jeweiligen Kassenart — nicht im Programm und nicht in dieser Dokumentation.</w:t>
+      </w:r>
+    </w:p>
+    <w:p>
+      <w:pPr>
+        <w:pStyle w:val="BodyText"/>
+      </w:pPr>
+      <w:r>
+        <w:rPr>
+          <w:b/>
+          <w:bCs/>
+          <w:lang w:val="de-DE"/>
+        </w:rPr>
+        <w:t xml:space="preserve">Zu jeder Nutzdatendatei gehört eine Auftragsdatei.</w:t>
+      </w:r>
+      <w:r>
+        <w:rPr>
+          <w:lang w:val="de-DE"/>
+        </w:rPr>
+        <w:t xml:space="preserve"> </w:t>
+      </w:r>
+      <w:r>
+        <w:rPr>
+          <w:lang w:val="de-DE"/>
+        </w:rPr>
+        <w:t xml:space="preserve">Sie ist in den „Richtlinien für den Datenaustausch mit den gesetzlichen Krankenkassen” beschrieben. Ohne sie ist eine Lieferung unvollständig.</w:t>
+      </w:r>
+    </w:p>
+    <w:p>
+      <w:pPr>
+        <w:pStyle w:val="BodyText"/>
+      </w:pPr>
+      <w:r>
+        <w:rPr>
+          <w:b/>
+          <w:bCs/>
+          <w:lang w:val="de-DE"/>
+        </w:rPr>
+        <w:t xml:space="preserve">Die Erprobung ist vorgeschrieben, nicht optional.</w:t>
+      </w:r>
+      <w:r>
+        <w:rPr>
+          <w:lang w:val="de-DE"/>
+        </w:rPr>
+        <w:t xml:space="preserve"> </w:t>
+      </w:r>
+      <w:r>
+        <w:rPr>
+          <w:lang w:val="de-DE"/>
+        </w:rPr>
+        <w:t xml:space="preserve">Vor der erstmaligen Durchführung und vor jeder Änderung des Verfahrens sind die Einzelheiten mit dem Empfänger abzustimmen und die ordnungsgemäße Verarbeitung zu erproben.</w:t>
+      </w:r>
+    </w:p>
+    <w:bookmarkEnd w:id="31"/>
+    <w:bookmarkStart w:id="32" w:name="was-das-programm-davon-leistet"/>
+    <w:p>
+      <w:pPr>
+        <w:pStyle w:val="Heading2"/>
+      </w:pPr>
+      <w:r>
+        <w:rPr>
+          <w:lang w:val="de-DE"/>
+        </w:rPr>
+        <w:t xml:space="preserve">Was das Programm davon leistet</w:t>
       </w:r>
     </w:p>
     <w:tbl>
@@ -2144,21 +2798,21 @@
               <w:rPr>
                 <w:lang w:val="de-DE"/>
               </w:rPr>
-              <w:t xml:space="preserve">Modul</w:t>
-            </w:r>
-          </w:p>
-        </w:tc>
-        <w:tc>
-          <w:tcPr/>
-          <w:p>
-            <w:pPr>
-              <w:pStyle w:val="Compact"/>
-            </w:pPr>
-            <w:r>
-              <w:rPr>
-                <w:lang w:val="de-DE"/>
-              </w:rPr>
-              <w:t xml:space="preserve">Inhalt</w:t>
+              <w:t xml:space="preserve">Schritt</w:t>
+            </w:r>
+          </w:p>
+        </w:tc>
+        <w:tc>
+          <w:tcPr/>
+          <w:p>
+            <w:pPr>
+              <w:pStyle w:val="Compact"/>
+            </w:pPr>
+            <w:r>
+              <w:rPr>
+                <w:lang w:val="de-DE"/>
+              </w:rPr>
+              <w:t xml:space="preserve">Stand</w:t>
             </w:r>
           </w:p>
         </w:tc>
@@ -2172,24 +2826,23 @@
             </w:pPr>
             <w:r>
               <w:rPr>
-                <w:rStyle w:val="VerbatimChar"/>
-                <w:lang w:val="de-DE"/>
-              </w:rPr>
-              <w:t xml:space="preserve">gkv-core</w:t>
-            </w:r>
-          </w:p>
-        </w:tc>
-        <w:tc>
-          <w:tcPr/>
-          <w:p>
-            <w:pPr>
-              <w:pStyle w:val="Compact"/>
-            </w:pPr>
-            <w:r>
-              <w:rPr>
-                <w:lang w:val="de-DE"/>
-              </w:rPr>
-              <w:t xml:space="preserve">Domäne, DTA-Erzeugung, Validierung, Versand, Persistenz — ohne JavaFX</w:t>
+                <w:lang w:val="de-DE"/>
+              </w:rPr>
+              <w:t xml:space="preserve">Nutzdaten erzeugen (SLGA + SLLA)</w:t>
+            </w:r>
+          </w:p>
+        </w:tc>
+        <w:tc>
+          <w:tcPr/>
+          <w:p>
+            <w:pPr>
+              <w:pStyle w:val="Compact"/>
+            </w:pPr>
+            <w:r>
+              <w:rPr>
+                <w:lang w:val="de-DE"/>
+              </w:rPr>
+              <w:t xml:space="preserve">vollständig</w:t>
             </w:r>
           </w:p>
         </w:tc>
@@ -2203,24 +2856,209 @@
             </w:pPr>
             <w:r>
               <w:rPr>
-                <w:rStyle w:val="VerbatimChar"/>
-                <w:lang w:val="de-DE"/>
-              </w:rPr>
-              <w:t xml:space="preserve">gkv-ui</w:t>
-            </w:r>
-          </w:p>
-        </w:tc>
-        <w:tc>
-          <w:tcPr/>
-          <w:p>
-            <w:pPr>
-              <w:pStyle w:val="Compact"/>
-            </w:pPr>
-            <w:r>
-              <w:rPr>
-                <w:lang w:val="de-DE"/>
-              </w:rPr>
-              <w:t xml:space="preserve">ausschließlich die JavaFX-Oberfläche</w:t>
+                <w:lang w:val="de-DE"/>
+              </w:rPr>
+              <w:t xml:space="preserve">Prüfstufen 1 bis 3 vorab selbst durchlaufen</w:t>
+            </w:r>
+          </w:p>
+        </w:tc>
+        <w:tc>
+          <w:tcPr/>
+          <w:p>
+            <w:pPr>
+              <w:pStyle w:val="Compact"/>
+            </w:pPr>
+            <w:r>
+              <w:rPr>
+                <w:lang w:val="de-DE"/>
+              </w:rPr>
+              <w:t xml:space="preserve">weitgehend, sieben Regeln</w:t>
+            </w:r>
+          </w:p>
+        </w:tc>
+      </w:tr>
+      <w:tr>
+        <w:tc>
+          <w:tcPr/>
+          <w:p>
+            <w:pPr>
+              <w:pStyle w:val="Compact"/>
+            </w:pPr>
+            <w:r>
+              <w:rPr>
+                <w:lang w:val="de-DE"/>
+              </w:rPr>
+              <w:t xml:space="preserve">Datenaustauschreferenz fortlaufend und dauerhaft vergeben</w:t>
+            </w:r>
+          </w:p>
+        </w:tc>
+        <w:tc>
+          <w:tcPr/>
+          <w:p>
+            <w:pPr>
+              <w:pStyle w:val="Compact"/>
+            </w:pPr>
+            <w:r>
+              <w:rPr>
+                <w:lang w:val="de-DE"/>
+              </w:rPr>
+              <w:t xml:space="preserve">vollständig</w:t>
+            </w:r>
+          </w:p>
+        </w:tc>
+      </w:tr>
+      <w:tr>
+        <w:tc>
+          <w:tcPr/>
+          <w:p>
+            <w:pPr>
+              <w:pStyle w:val="Compact"/>
+            </w:pPr>
+            <w:r>
+              <w:rPr>
+                <w:lang w:val="de-DE"/>
+              </w:rPr>
+              <w:t xml:space="preserve">Art der Datei (Test / Erprobung / Echt)</w:t>
+            </w:r>
+          </w:p>
+        </w:tc>
+        <w:tc>
+          <w:tcPr/>
+          <w:p>
+            <w:pPr>
+              <w:pStyle w:val="Compact"/>
+            </w:pPr>
+            <w:r>
+              <w:rPr>
+                <w:lang w:val="de-DE"/>
+              </w:rPr>
+              <w:t xml:space="preserve">einstellbar</w:t>
+            </w:r>
+          </w:p>
+        </w:tc>
+      </w:tr>
+      <w:tr>
+        <w:tc>
+          <w:tcPr/>
+          <w:p>
+            <w:pPr>
+              <w:pStyle w:val="Compact"/>
+            </w:pPr>
+            <w:r>
+              <w:rPr>
+                <w:lang w:val="de-DE"/>
+              </w:rPr>
+              <w:t xml:space="preserve">Auftragsdatei</w:t>
+            </w:r>
+          </w:p>
+        </w:tc>
+        <w:tc>
+          <w:tcPr/>
+          <w:p>
+            <w:pPr>
+              <w:pStyle w:val="Compact"/>
+            </w:pPr>
+            <w:r>
+              <w:rPr>
+                <w:b/>
+                <w:bCs/>
+                <w:lang w:val="de-DE"/>
+              </w:rPr>
+              <w:t xml:space="preserve">fehlt</w:t>
+            </w:r>
+          </w:p>
+        </w:tc>
+      </w:tr>
+      <w:tr>
+        <w:tc>
+          <w:tcPr/>
+          <w:p>
+            <w:pPr>
+              <w:pStyle w:val="Compact"/>
+            </w:pPr>
+            <w:r>
+              <w:rPr>
+                <w:lang w:val="de-DE"/>
+              </w:rPr>
+              <w:t xml:space="preserve">Signatur und Verschlüsselung</w:t>
+            </w:r>
+          </w:p>
+        </w:tc>
+        <w:tc>
+          <w:tcPr/>
+          <w:p>
+            <w:pPr>
+              <w:pStyle w:val="Compact"/>
+            </w:pPr>
+            <w:r>
+              <w:rPr>
+                <w:b/>
+                <w:bCs/>
+                <w:lang w:val="de-DE"/>
+              </w:rPr>
+              <w:t xml:space="preserve">fehlt</w:t>
+            </w:r>
+          </w:p>
+        </w:tc>
+      </w:tr>
+      <w:tr>
+        <w:tc>
+          <w:tcPr/>
+          <w:p>
+            <w:pPr>
+              <w:pStyle w:val="Compact"/>
+            </w:pPr>
+            <w:r>
+              <w:rPr>
+                <w:lang w:val="de-DE"/>
+              </w:rPr>
+              <w:t xml:space="preserve">Zuordnung zur Datenannahmestelle statt zur Kasse</w:t>
+            </w:r>
+          </w:p>
+        </w:tc>
+        <w:tc>
+          <w:tcPr/>
+          <w:p>
+            <w:pPr>
+              <w:pStyle w:val="Compact"/>
+            </w:pPr>
+            <w:r>
+              <w:rPr>
+                <w:b/>
+                <w:bCs/>
+                <w:lang w:val="de-DE"/>
+              </w:rPr>
+              <w:t xml:space="preserve">fehlt</w:t>
+            </w:r>
+          </w:p>
+        </w:tc>
+      </w:tr>
+      <w:tr>
+        <w:tc>
+          <w:tcPr/>
+          <w:p>
+            <w:pPr>
+              <w:pStyle w:val="Compact"/>
+            </w:pPr>
+            <w:r>
+              <w:rPr>
+                <w:lang w:val="de-DE"/>
+              </w:rPr>
+              <w:t xml:space="preserve">Übertragung selbst</w:t>
+            </w:r>
+          </w:p>
+        </w:tc>
+        <w:tc>
+          <w:tcPr/>
+          <w:p>
+            <w:pPr>
+              <w:pStyle w:val="Compact"/>
+            </w:pPr>
+            <w:r>
+              <w:rPr>
+                <w:lang w:val="de-DE"/>
+              </w:rPr>
+              <w:t xml:space="preserve">dateibasiert, kein realer Weg</w:t>
             </w:r>
           </w:p>
         </w:tc>
@@ -2234,11 +3072,793 @@
         <w:rPr>
           <w:lang w:val="de-DE"/>
         </w:rPr>
+        <w:t xml:space="preserve">Die eigene Prüfung vor dem Versand ist kein Beiwerk: der Absender hat sicherzustellen, dass</w:t>
+      </w:r>
+      <w:r>
+        <w:rPr>
+          <w:lang w:val="de-DE"/>
+        </w:rPr>
+        <w:t xml:space="preserve"> </w:t>
+      </w:r>
+      <w:r>
+        <w:rPr>
+          <w:b/>
+          <w:bCs/>
+          <w:lang w:val="de-DE"/>
+        </w:rPr>
+        <w:t xml:space="preserve">nur geprüfte Datensätze übermittelt werden</w:t>
+      </w:r>
+      <w:r>
+        <w:rPr>
+          <w:lang w:val="de-DE"/>
+        </w:rPr>
+        <w:t xml:space="preserve">. Genau dafür ist die Prüfstufe im Programm das Tor vor dem Versand.</w:t>
+      </w:r>
+    </w:p>
+    <w:bookmarkEnd w:id="32"/>
+    <w:bookmarkStart w:id="33" w:name="drei-mögliche-wege"/>
+    <w:p>
+      <w:pPr>
+        <w:pStyle w:val="Heading2"/>
+      </w:pPr>
+      <w:r>
+        <w:rPr>
+          <w:lang w:val="de-DE"/>
+        </w:rPr>
+        <w:t xml:space="preserve">Drei mögliche Wege</w:t>
+      </w:r>
+    </w:p>
+    <w:p>
+      <w:pPr>
+        <w:pStyle w:val="FirstParagraph"/>
+      </w:pPr>
+      <w:r>
+        <w:rPr>
+          <w:b/>
+          <w:bCs/>
+          <w:lang w:val="de-DE"/>
+        </w:rPr>
+        <w:t xml:space="preserve">A — Selbst übermitteln.</w:t>
+      </w:r>
+      <w:r>
+        <w:rPr>
+          <w:lang w:val="de-DE"/>
+        </w:rPr>
+        <w:t xml:space="preserve"> </w:t>
+      </w:r>
+      <w:r>
+        <w:rPr>
+          <w:lang w:val="de-DE"/>
+        </w:rPr>
+        <w:t xml:space="preserve">Eigenes Betriebsstätten-IK, eigenes Zertifikat, eigener Transportweg. Volle Kontrolle, keine laufenden Kosten je Rechnung. Dafür sind Schlüsselverwaltung, Auftragsdatei, Transportprotokoll und eine Erprobung je Annahmestelle nötig — und die Verantwortung für jede Übermittlung liegt bei der Leistungserbringerin.</w:t>
+      </w:r>
+    </w:p>
+    <w:p>
+      <w:pPr>
+        <w:pStyle w:val="BodyText"/>
+      </w:pPr>
+      <w:r>
+        <w:rPr>
+          <w:b/>
+          <w:bCs/>
+          <w:lang w:val="de-DE"/>
+        </w:rPr>
+        <w:t xml:space="preserve">B — Über eine Abrechnungsstelle.</w:t>
+      </w:r>
+      <w:r>
+        <w:rPr>
+          <w:lang w:val="de-DE"/>
+        </w:rPr>
+        <w:t xml:space="preserve"> </w:t>
+      </w:r>
+      <w:r>
+        <w:rPr>
+          <w:lang w:val="de-DE"/>
+        </w:rPr>
+        <w:t xml:space="preserve">Ein Dienstleister übernimmt Übermittlung und häufig auch das Inkasso. Die Technische Anlage sieht dafür ausdrücklich die</w:t>
+      </w:r>
+      <w:r>
+        <w:rPr>
+          <w:lang w:val="de-DE"/>
+        </w:rPr>
+        <w:t xml:space="preserve"> </w:t>
+      </w:r>
+      <w:r>
+        <w:rPr>
+          <w:b/>
+          <w:bCs/>
+          <w:lang w:val="de-DE"/>
+        </w:rPr>
+        <w:t xml:space="preserve">Rechnungsart 2</w:t>
+      </w:r>
+      <w:r>
+        <w:rPr>
+          <w:lang w:val="de-DE"/>
+        </w:rPr>
+        <w:t xml:space="preserve"> </w:t>
+      </w:r>
+      <w:r>
+        <w:rPr>
+          <w:lang w:val="de-DE"/>
+        </w:rPr>
+        <w:t xml:space="preserve">vor: der Dienstleister fasst die Rechnungen zusammen, Rechnungssteller bleibt die einzelne Leistungserbringerin, die Zahlung geht an deren IK. Der Einstieg ist deutlich einfacher, es entstehen Kosten je Rechnung, und eine Abhängigkeit.</w:t>
+      </w:r>
+    </w:p>
+    <w:p>
+      <w:pPr>
+        <w:pStyle w:val="BodyText"/>
+      </w:pPr>
+      <w:r>
+        <w:rPr>
+          <w:b/>
+          <w:bCs/>
+          <w:lang w:val="de-DE"/>
+        </w:rPr>
+        <w:t xml:space="preserve">C — Erzeugen und prüfen, Übergabe als Datei.</w:t>
+      </w:r>
+      <w:r>
+        <w:rPr>
+          <w:lang w:val="de-DE"/>
+        </w:rPr>
+        <w:t xml:space="preserve"> </w:t>
+      </w:r>
+      <w:r>
+        <w:rPr>
+          <w:lang w:val="de-DE"/>
+        </w:rPr>
+        <w:t xml:space="preserve">Der heutige Stand: das Programm erstellt die geprüfte Datei, die Übermittlung geschieht auf anderem Weg.</w:t>
+      </w:r>
+    </w:p>
+    <w:p>
+      <w:pPr>
+        <w:pStyle w:val="BodyText"/>
+      </w:pPr>
+      <w:r>
+        <w:rPr>
+          <w:b/>
+          <w:bCs/>
+          <w:lang w:val="de-DE"/>
+        </w:rPr>
+        <w:t xml:space="preserve">Empfehlung: C, dann B, dann A.</w:t>
+      </w:r>
+      <w:r>
+        <w:rPr>
+          <w:lang w:val="de-DE"/>
+        </w:rPr>
+        <w:t xml:space="preserve"> </w:t>
+      </w:r>
+      <w:r>
+        <w:rPr>
+          <w:lang w:val="de-DE"/>
+        </w:rPr>
+        <w:t xml:space="preserve">Das Programm erzeugt und prüft bereits vollständig; was fehlt, ist ausschließlich der Transport. Wer zuerst über eine Abrechnungsstelle geht, kann abrechnen, während der eigene Weg vorbereitet wird — und die dabei zurückkommenden Beanstandungen sind die beste Vorbereitung auf die Erprobung.</w:t>
+      </w:r>
+    </w:p>
+    <w:p>
+      <w:pPr>
+        <w:pStyle w:val="BodyText"/>
+      </w:pPr>
+      <w:r>
+        <w:rPr>
+          <w:b/>
+          <w:bCs/>
+          <w:lang w:val="de-DE"/>
+        </w:rPr>
+        <w:t xml:space="preserve">Der Umbau bleibt in jedem Fall klein</w:t>
+      </w:r>
+      <w:r>
+        <w:rPr>
+          <w:lang w:val="de-DE"/>
+        </w:rPr>
+        <w:t xml:space="preserve">, weil er hinter einer einzigen Schnittstelle liegt:</w:t>
+      </w:r>
+      <w:r>
+        <w:rPr>
+          <w:lang w:val="de-DE"/>
+        </w:rPr>
+        <w:t xml:space="preserve"> </w:t>
+      </w:r>
+      <w:r>
+        <w:rPr>
+          <w:rStyle w:val="VerbatimChar"/>
+          <w:lang w:val="de-DE"/>
+        </w:rPr>
+        <w:t xml:space="preserve">BillingOfficeTransport</w:t>
+      </w:r>
+      <w:r>
+        <w:rPr>
+          <w:lang w:val="de-DE"/>
+        </w:rPr>
+        <w:t xml:space="preserve">. Erzeugung, Prüfung, Zuordnung und Auswertung der Rückmeldungen bleiben unverändert.</w:t>
+      </w:r>
+    </w:p>
+    <w:bookmarkEnd w:id="33"/>
+    <w:bookmarkStart w:id="34" w:name="was-zu-beschaffen-ist"/>
+    <w:p>
+      <w:pPr>
+        <w:pStyle w:val="Heading2"/>
+      </w:pPr>
+      <w:r>
+        <w:rPr>
+          <w:lang w:val="de-DE"/>
+        </w:rPr>
+        <w:t xml:space="preserve">Was zu beschaffen ist</w:t>
+      </w:r>
+    </w:p>
+    <w:p>
+      <w:pPr>
+        <w:pStyle w:val="FirstParagraph"/>
+      </w:pPr>
+      <w:r>
+        <w:rPr>
+          <w:lang w:val="de-DE"/>
+        </w:rPr>
+        <w:t xml:space="preserve">Keiner dieser Punkte lässt sich programmieren:</w:t>
+      </w:r>
+    </w:p>
+    <w:p>
+      <w:pPr>
+        <w:pStyle w:val="Compact"/>
+        <w:numPr>
+          <w:ilvl w:val="0"/>
+          <w:numId w:val="1004"/>
+        </w:numPr>
+      </w:pPr>
+      <w:r>
+        <w:rPr>
+          <w:lang w:val="de-DE"/>
+        </w:rPr>
+        <w:t xml:space="preserve">ein eigenes</w:t>
+      </w:r>
+      <w:r>
+        <w:rPr>
+          <w:lang w:val="de-DE"/>
+        </w:rPr>
+        <w:t xml:space="preserve"> </w:t>
+      </w:r>
+      <w:r>
+        <w:rPr>
+          <w:b/>
+          <w:bCs/>
+          <w:lang w:val="de-DE"/>
+        </w:rPr>
+        <w:t xml:space="preserve">Betriebsstätten-IK</w:t>
+      </w:r>
+    </w:p>
+    <w:p>
+      <w:pPr>
+        <w:pStyle w:val="Compact"/>
+        <w:numPr>
+          <w:ilvl w:val="0"/>
+          <w:numId w:val="1004"/>
+        </w:numPr>
+      </w:pPr>
+      <w:r>
+        <w:rPr>
+          <w:lang w:val="de-DE"/>
+        </w:rPr>
+        <w:t xml:space="preserve">ein</w:t>
+      </w:r>
+      <w:r>
+        <w:rPr>
+          <w:lang w:val="de-DE"/>
+        </w:rPr>
+        <w:t xml:space="preserve"> </w:t>
+      </w:r>
+      <w:r>
+        <w:rPr>
+          <w:b/>
+          <w:bCs/>
+          <w:lang w:val="de-DE"/>
+        </w:rPr>
+        <w:t xml:space="preserve">Zertifikat</w:t>
+      </w:r>
+      <w:r>
+        <w:rPr>
+          <w:lang w:val="de-DE"/>
+        </w:rPr>
+        <w:t xml:space="preserve"> </w:t>
+      </w:r>
+      <w:r>
+        <w:rPr>
+          <w:lang w:val="de-DE"/>
+        </w:rPr>
+        <w:t xml:space="preserve">einer anerkannten Stelle für Signatur und Verschlüsselung</w:t>
+      </w:r>
+    </w:p>
+    <w:p>
+      <w:pPr>
+        <w:pStyle w:val="Compact"/>
+        <w:numPr>
+          <w:ilvl w:val="0"/>
+          <w:numId w:val="1004"/>
+        </w:numPr>
+      </w:pPr>
+      <w:r>
+        <w:rPr>
+          <w:b/>
+          <w:bCs/>
+          <w:lang w:val="de-DE"/>
+        </w:rPr>
+        <w:t xml:space="preserve">Zugangsdaten</w:t>
+      </w:r>
+      <w:r>
+        <w:rPr>
+          <w:lang w:val="de-DE"/>
+        </w:rPr>
+        <w:t xml:space="preserve"> </w:t>
+      </w:r>
+      <w:r>
+        <w:rPr>
+          <w:lang w:val="de-DE"/>
+        </w:rPr>
+        <w:t xml:space="preserve">der Datenannahmestelle</w:t>
+      </w:r>
+    </w:p>
+    <w:p>
+      <w:pPr>
+        <w:pStyle w:val="Compact"/>
+        <w:numPr>
+          <w:ilvl w:val="0"/>
+          <w:numId w:val="1004"/>
+        </w:numPr>
+      </w:pPr>
+      <w:r>
+        <w:rPr>
+          <w:lang w:val="de-DE"/>
+        </w:rPr>
+        <w:t xml:space="preserve">die</w:t>
+      </w:r>
+      <w:r>
+        <w:rPr>
+          <w:lang w:val="de-DE"/>
+        </w:rPr>
+        <w:t xml:space="preserve"> </w:t>
+      </w:r>
+      <w:r>
+        <w:rPr>
+          <w:b/>
+          <w:bCs/>
+          <w:lang w:val="de-DE"/>
+        </w:rPr>
+        <w:t xml:space="preserve">Kostenträgerdatei</w:t>
+      </w:r>
+      <w:r>
+        <w:rPr>
+          <w:lang w:val="de-DE"/>
+        </w:rPr>
+        <w:t xml:space="preserve"> </w:t>
+      </w:r>
+      <w:r>
+        <w:rPr>
+          <w:lang w:val="de-DE"/>
+        </w:rPr>
+        <w:t xml:space="preserve">der jeweiligen Kassenart</w:t>
+      </w:r>
+    </w:p>
+    <w:p>
+      <w:pPr>
+        <w:pStyle w:val="Compact"/>
+        <w:numPr>
+          <w:ilvl w:val="0"/>
+          <w:numId w:val="1004"/>
+        </w:numPr>
+      </w:pPr>
+      <w:r>
+        <w:rPr>
+          <w:lang w:val="de-DE"/>
+        </w:rPr>
+        <w:t xml:space="preserve">die beiden fehlenden Unterlagen:</w:t>
+      </w:r>
+      <w:r>
+        <w:rPr>
+          <w:lang w:val="de-DE"/>
+        </w:rPr>
+        <w:t xml:space="preserve"> </w:t>
+      </w:r>
+      <w:r>
+        <w:rPr>
+          <w:b/>
+          <w:bCs/>
+          <w:lang w:val="de-DE"/>
+        </w:rPr>
+        <w:t xml:space="preserve">Anhang 1 zur Anlage 1, Kapitel 4</w:t>
+      </w:r>
+      <w:r>
+        <w:rPr>
+          <w:lang w:val="de-DE"/>
+        </w:rPr>
+        <w:t xml:space="preserve"> </w:t>
+      </w:r>
+      <w:r>
+        <w:rPr>
+          <w:lang w:val="de-DE"/>
+        </w:rPr>
+        <w:t xml:space="preserve">(Übermittlungsverfahren) und</w:t>
+      </w:r>
+      <w:r>
+        <w:rPr>
+          <w:lang w:val="de-DE"/>
+        </w:rPr>
+        <w:t xml:space="preserve"> </w:t>
+      </w:r>
+      <w:r>
+        <w:rPr>
+          <w:b/>
+          <w:bCs/>
+          <w:lang w:val="de-DE"/>
+        </w:rPr>
+        <w:t xml:space="preserve">Anhang 2 zur Anlage 1, Kapitel 9</w:t>
+      </w:r>
+      <w:r>
+        <w:rPr>
+          <w:lang w:val="de-DE"/>
+        </w:rPr>
+        <w:t xml:space="preserve"> </w:t>
+      </w:r>
+      <w:r>
+        <w:rPr>
+          <w:lang w:val="de-DE"/>
+        </w:rPr>
+        <w:t xml:space="preserve">(Testverfahren)</w:t>
+      </w:r>
+    </w:p>
+    <w:p>
+      <w:pPr>
+        <w:pStyle w:val="Compact"/>
+        <w:numPr>
+          <w:ilvl w:val="0"/>
+          <w:numId w:val="1004"/>
+        </w:numPr>
+      </w:pPr>
+      <w:r>
+        <w:rPr>
+          <w:lang w:val="de-DE"/>
+        </w:rPr>
+        <w:t xml:space="preserve">die gültigen</w:t>
+      </w:r>
+      <w:r>
+        <w:rPr>
+          <w:lang w:val="de-DE"/>
+        </w:rPr>
+        <w:t xml:space="preserve"> </w:t>
+      </w:r>
+      <w:r>
+        <w:rPr>
+          <w:b/>
+          <w:bCs/>
+          <w:lang w:val="de-DE"/>
+        </w:rPr>
+        <w:t xml:space="preserve">Abrechnungspositionsnummern</w:t>
+      </w:r>
+      <w:r>
+        <w:rPr>
+          <w:lang w:val="de-DE"/>
+        </w:rPr>
+        <w:t xml:space="preserve"> </w:t>
+      </w:r>
+      <w:r>
+        <w:rPr>
+          <w:lang w:val="de-DE"/>
+        </w:rPr>
+        <w:t xml:space="preserve">und das</w:t>
+      </w:r>
+      <w:r>
+        <w:rPr>
+          <w:lang w:val="de-DE"/>
+        </w:rPr>
+        <w:t xml:space="preserve"> </w:t>
+      </w:r>
+      <w:r>
+        <w:rPr>
+          <w:b/>
+          <w:bCs/>
+          <w:lang w:val="de-DE"/>
+        </w:rPr>
+        <w:t xml:space="preserve">Tarifkennzeichen</w:t>
+      </w:r>
+      <w:r>
+        <w:rPr>
+          <w:lang w:val="de-DE"/>
+        </w:rPr>
+        <w:t xml:space="preserve"> </w:t>
+      </w:r>
+      <w:r>
+        <w:rPr>
+          <w:lang w:val="de-DE"/>
+        </w:rPr>
+        <w:t xml:space="preserve">aus Anlage 3 beziehungsweise dem Vertrag</w:t>
+      </w:r>
+    </w:p>
+    <w:bookmarkEnd w:id="34"/>
+    <w:bookmarkStart w:id="35" w:name="pflichten-neben-der-übermittlung"/>
+    <w:p>
+      <w:pPr>
+        <w:pStyle w:val="Heading2"/>
+      </w:pPr>
+      <w:r>
+        <w:rPr>
+          <w:lang w:val="de-DE"/>
+        </w:rPr>
+        <w:t xml:space="preserve">Pflichten neben der Übermittlung</w:t>
+      </w:r>
+    </w:p>
+    <w:p>
+      <w:pPr>
+        <w:pStyle w:val="FirstParagraph"/>
+      </w:pPr>
+      <w:r>
+        <w:rPr>
+          <w:lang w:val="de-DE"/>
+        </w:rPr>
+        <w:t xml:space="preserve">Die Technische Anlage verlangt zweierlei, das nicht in der Datei steht:</w:t>
+      </w:r>
+    </w:p>
+    <w:p>
+      <w:pPr>
+        <w:pStyle w:val="Compact"/>
+        <w:numPr>
+          <w:ilvl w:val="0"/>
+          <w:numId w:val="1005"/>
+        </w:numPr>
+      </w:pPr>
+      <w:r>
+        <w:rPr>
+          <w:lang w:val="de-DE"/>
+        </w:rPr>
+        <w:t xml:space="preserve">Über den Datenaustausch ist eine</w:t>
+      </w:r>
+      <w:r>
+        <w:rPr>
+          <w:lang w:val="de-DE"/>
+        </w:rPr>
+        <w:t xml:space="preserve"> </w:t>
+      </w:r>
+      <w:r>
+        <w:rPr>
+          <w:b/>
+          <w:bCs/>
+          <w:lang w:val="de-DE"/>
+        </w:rPr>
+        <w:t xml:space="preserve">Dokumentation</w:t>
+      </w:r>
+      <w:r>
+        <w:rPr>
+          <w:lang w:val="de-DE"/>
+        </w:rPr>
+        <w:t xml:space="preserve"> </w:t>
+      </w:r>
+      <w:r>
+        <w:rPr>
+          <w:lang w:val="de-DE"/>
+        </w:rPr>
+        <w:t xml:space="preserve">zu führen und</w:t>
+      </w:r>
+      <w:r>
+        <w:rPr>
+          <w:lang w:val="de-DE"/>
+        </w:rPr>
+        <w:t xml:space="preserve"> </w:t>
+      </w:r>
+      <w:r>
+        <w:rPr>
+          <w:b/>
+          <w:bCs/>
+          <w:lang w:val="de-DE"/>
+        </w:rPr>
+        <w:t xml:space="preserve">mindestens zwei Jahre</w:t>
+      </w:r>
+      <w:r>
+        <w:rPr>
+          <w:lang w:val="de-DE"/>
+        </w:rPr>
+        <w:t xml:space="preserve"> </w:t>
+      </w:r>
+      <w:r>
+        <w:rPr>
+          <w:lang w:val="de-DE"/>
+        </w:rPr>
+        <w:t xml:space="preserve">aufzubewahren — von der Initiierung bis zur Quittierung.</w:t>
+      </w:r>
+    </w:p>
+    <w:p>
+      <w:pPr>
+        <w:pStyle w:val="Compact"/>
+        <w:numPr>
+          <w:ilvl w:val="0"/>
+          <w:numId w:val="1005"/>
+        </w:numPr>
+      </w:pPr>
+      <w:r>
+        <w:rPr>
+          <w:lang w:val="de-DE"/>
+        </w:rPr>
+        <w:t xml:space="preserve">Eine</w:t>
+      </w:r>
+      <w:r>
+        <w:rPr>
+          <w:lang w:val="de-DE"/>
+        </w:rPr>
+        <w:t xml:space="preserve"> </w:t>
+      </w:r>
+      <w:r>
+        <w:rPr>
+          <w:b/>
+          <w:bCs/>
+          <w:lang w:val="de-DE"/>
+        </w:rPr>
+        <w:t xml:space="preserve">Sicherungskopie</w:t>
+      </w:r>
+      <w:r>
+        <w:rPr>
+          <w:lang w:val="de-DE"/>
+        </w:rPr>
+        <w:t xml:space="preserve"> </w:t>
+      </w:r>
+      <w:r>
+        <w:rPr>
+          <w:lang w:val="de-DE"/>
+        </w:rPr>
+        <w:t xml:space="preserve">der Daten ist bis zur Bezahlung vorzuhalten, damit sich eine verlorene oder zurückgewiesene Lieferung rekonstruieren lässt.</w:t>
+      </w:r>
+    </w:p>
+    <w:p>
+      <w:pPr>
+        <w:pStyle w:val="FirstParagraph"/>
+      </w:pPr>
+      <w:r>
+        <w:rPr>
+          <w:lang w:val="de-DE"/>
+        </w:rPr>
+        <w:t xml:space="preserve">Beides ist im Programm bisher nicht abgebildet und gehört zum Weg in den Echtbetrieb.</w:t>
+      </w:r>
+    </w:p>
+    <w:bookmarkEnd w:id="35"/>
+    <w:bookmarkEnd w:id="36"/>
+    <w:bookmarkStart w:id="51" w:name="aufbau-des-programms"/>
+    <w:p>
+      <w:pPr>
+        <w:pStyle w:val="Heading1"/>
+      </w:pPr>
+      <w:r>
+        <w:rPr>
+          <w:lang w:val="de-DE"/>
+        </w:rPr>
+        <w:t xml:space="preserve">Aufbau des Programms</w:t>
+      </w:r>
+    </w:p>
+    <w:bookmarkStart w:id="37" w:name="zwei-module"/>
+    <w:p>
+      <w:pPr>
+        <w:pStyle w:val="Heading2"/>
+      </w:pPr>
+      <w:r>
+        <w:rPr>
+          <w:lang w:val="de-DE"/>
+        </w:rPr>
+        <w:t xml:space="preserve">Zwei Module</w:t>
+      </w:r>
+    </w:p>
+    <w:tbl>
+      <w:tblPr>
+        <w:tblStyle w:val="Table"/>
+        <w:tblW w:type="pct" w:w="5000"/>
+        <w:tblLayout w:type="fixed"/>
+        <w:tblLook w:firstRow="1" w:lastRow="0" w:firstColumn="0" w:lastColumn="0" w:noHBand="0" w:noVBand="0" w:val="0020"/>
+      </w:tblPr>
+      <w:tblGrid>
+        <w:gridCol w:w="3960"/>
+        <w:gridCol w:w="3960"/>
+      </w:tblGrid>
+      <w:tr>
+        <w:trPr>
+          <w:tblHeader w:val="on"/>
+        </w:trPr>
+        <w:tc>
+          <w:tcPr/>
+          <w:p>
+            <w:pPr>
+              <w:pStyle w:val="Compact"/>
+            </w:pPr>
+            <w:r>
+              <w:rPr>
+                <w:lang w:val="de-DE"/>
+              </w:rPr>
+              <w:t xml:space="preserve">Modul</w:t>
+            </w:r>
+          </w:p>
+        </w:tc>
+        <w:tc>
+          <w:tcPr/>
+          <w:p>
+            <w:pPr>
+              <w:pStyle w:val="Compact"/>
+            </w:pPr>
+            <w:r>
+              <w:rPr>
+                <w:lang w:val="de-DE"/>
+              </w:rPr>
+              <w:t xml:space="preserve">Inhalt</w:t>
+            </w:r>
+          </w:p>
+        </w:tc>
+      </w:tr>
+      <w:tr>
+        <w:tc>
+          <w:tcPr/>
+          <w:p>
+            <w:pPr>
+              <w:pStyle w:val="Compact"/>
+            </w:pPr>
+            <w:r>
+              <w:rPr>
+                <w:rStyle w:val="VerbatimChar"/>
+                <w:lang w:val="de-DE"/>
+              </w:rPr>
+              <w:t xml:space="preserve">gkv-core</w:t>
+            </w:r>
+          </w:p>
+        </w:tc>
+        <w:tc>
+          <w:tcPr/>
+          <w:p>
+            <w:pPr>
+              <w:pStyle w:val="Compact"/>
+            </w:pPr>
+            <w:r>
+              <w:rPr>
+                <w:lang w:val="de-DE"/>
+              </w:rPr>
+              <w:t xml:space="preserve">Domäne, DTA-Erzeugung, Validierung, Versand, Persistenz — ohne JavaFX</w:t>
+            </w:r>
+          </w:p>
+        </w:tc>
+      </w:tr>
+      <w:tr>
+        <w:tc>
+          <w:tcPr/>
+          <w:p>
+            <w:pPr>
+              <w:pStyle w:val="Compact"/>
+            </w:pPr>
+            <w:r>
+              <w:rPr>
+                <w:rStyle w:val="VerbatimChar"/>
+                <w:lang w:val="de-DE"/>
+              </w:rPr>
+              <w:t xml:space="preserve">gkv-ui</w:t>
+            </w:r>
+          </w:p>
+        </w:tc>
+        <w:tc>
+          <w:tcPr/>
+          <w:p>
+            <w:pPr>
+              <w:pStyle w:val="Compact"/>
+            </w:pPr>
+            <w:r>
+              <w:rPr>
+                <w:lang w:val="de-DE"/>
+              </w:rPr>
+              <w:t xml:space="preserve">ausschließlich die JavaFX-Oberfläche</w:t>
+            </w:r>
+          </w:p>
+        </w:tc>
+      </w:tr>
+    </w:tbl>
+    <w:p>
+      <w:pPr>
+        <w:pStyle w:val="BodyText"/>
+      </w:pPr>
+      <w:r>
+        <w:rPr>
+          <w:lang w:val="de-DE"/>
+        </w:rPr>
         <w:t xml:space="preserve">Die Trennung ist im Build verankert: eine Enforcer-Regel lässt das Übersetzen fehlschlagen, sobald eine JavaFX-Abhängigkeit in den Kern gelangt. Nur ein oberflächenfreier Kern lässt sich ohne laufende Anwendung testen, und daran hängt die automatisierte Prüfung der gesamten Fachlogik.</w:t>
       </w:r>
     </w:p>
-    <w:bookmarkEnd w:id="30"/>
-    <w:bookmarkStart w:id="34" w:name="fachliches-modell"/>
+    <w:bookmarkEnd w:id="37"/>
+    <w:bookmarkStart w:id="41" w:name="fachliches-modell"/>
     <w:p>
       <w:pPr>
         <w:pStyle w:val="Heading2"/>
@@ -2259,18 +3879,18 @@
           <wp:inline>
             <wp:extent cx="5334000" cy="2984770"/>
             <wp:effectExtent b="0" l="0" r="0" t="0"/>
-            <wp:docPr descr="Fachliches Modell" title="" id="32" name="Picture"/>
+            <wp:docPr descr="Fachliches Modell" title="" id="39" name="Picture"/>
             <a:graphic>
               <a:graphicData uri="http://schemas.openxmlformats.org/drawingml/2006/picture">
                 <pic:pic>
                   <pic:nvPicPr>
-                    <pic:cNvPr descr="GKVTransmitter_Domaene.png" id="33" name="Picture"/>
+                    <pic:cNvPr descr="GKVTransmitter_Domaene.png" id="40" name="Picture"/>
                     <pic:cNvPicPr>
                       <a:picLocks noChangeArrowheads="1" noChangeAspect="1"/>
                     </pic:cNvPicPr>
                   </pic:nvPicPr>
                   <pic:blipFill>
-                    <a:blip r:embed="rId31"/>
+                    <a:blip r:embed="rId38"/>
                     <a:stretch>
                       <a:fillRect/>
                     </a:stretch>
@@ -2426,8 +4046,8 @@
         <w:t xml:space="preserve">verbindet Patientin, Leistungserbringer und Blaupause mit der Terminanzahl und ist die Vorlage für die DTA-Nachricht.</w:t>
       </w:r>
     </w:p>
-    <w:bookmarkEnd w:id="34"/>
-    <w:bookmarkStart w:id="38" w:name="erzeugung-prüfung-und-versand"/>
+    <w:bookmarkEnd w:id="41"/>
+    <w:bookmarkStart w:id="45" w:name="erzeugung-prüfung-und-versand"/>
     <w:p>
       <w:pPr>
         <w:pStyle w:val="Heading2"/>
@@ -2448,18 +4068,18 @@
           <wp:inline>
             <wp:extent cx="5334000" cy="1794495"/>
             <wp:effectExtent b="0" l="0" r="0" t="0"/>
-            <wp:docPr descr="DTA-Verarbeitung und Versand" title="" id="36" name="Picture"/>
+            <wp:docPr descr="DTA-Verarbeitung und Versand" title="" id="43" name="Picture"/>
             <a:graphic>
               <a:graphicData uri="http://schemas.openxmlformats.org/drawingml/2006/picture">
                 <pic:pic>
                   <pic:nvPicPr>
-                    <pic:cNvPr descr="GKVTransmitter_DTA_und_Versand.png" id="37" name="Picture"/>
+                    <pic:cNvPr descr="GKVTransmitter_DTA_und_Versand.png" id="44" name="Picture"/>
                     <pic:cNvPicPr>
                       <a:picLocks noChangeArrowheads="1" noChangeAspect="1"/>
                     </pic:cNvPicPr>
                   </pic:nvPicPr>
                   <pic:blipFill>
-                    <a:blip r:embed="rId35"/>
+                    <a:blip r:embed="rId42"/>
                     <a:stretch>
                       <a:fillRect/>
                     </a:stretch>
@@ -2497,8 +4117,8 @@
         <w:t xml:space="preserve">DTA-Verarbeitung und Versand</w:t>
       </w:r>
     </w:p>
-    <w:bookmarkEnd w:id="38"/>
-    <w:bookmarkStart w:id="42" w:name="oberfläche-und-datenhaltung"/>
+    <w:bookmarkEnd w:id="45"/>
+    <w:bookmarkStart w:id="49" w:name="oberfläche-und-datenhaltung"/>
     <w:p>
       <w:pPr>
         <w:pStyle w:val="Heading2"/>
@@ -2519,18 +4139,18 @@
           <wp:inline>
             <wp:extent cx="5334000" cy="3169928"/>
             <wp:effectExtent b="0" l="0" r="0" t="0"/>
-            <wp:docPr descr="Oberfläche und Datenzugriff" title="" id="40" name="Picture"/>
+            <wp:docPr descr="Oberfläche und Datenzugriff" title="" id="47" name="Picture"/>
             <a:graphic>
               <a:graphicData uri="http://schemas.openxmlformats.org/drawingml/2006/picture">
                 <pic:pic>
                   <pic:nvPicPr>
-                    <pic:cNvPr descr="GKVTransmitter_Praesentation_und_Persistenz.png" id="41" name="Picture"/>
+                    <pic:cNvPr descr="GKVTransmitter_Praesentation_und_Persistenz.png" id="48" name="Picture"/>
                     <pic:cNvPicPr>
                       <a:picLocks noChangeArrowheads="1" noChangeAspect="1"/>
                     </pic:cNvPicPr>
                   </pic:nvPicPr>
                   <pic:blipFill>
-                    <a:blip r:embed="rId39"/>
+                    <a:blip r:embed="rId46"/>
                     <a:stretch>
                       <a:fillRect/>
                     </a:stretch>
@@ -2820,8 +4440,8 @@
         <w:t xml:space="preserve">die Umsetzung. Die Oberfläche kennt nur den Vertrag — die Datenhaltung wäre austauschbar, ohne die Oberfläche zu berühren.</w:t>
       </w:r>
     </w:p>
-    <w:bookmarkEnd w:id="42"/>
-    <w:bookmarkStart w:id="43" w:name="erweiterungspunkte"/>
+    <w:bookmarkEnd w:id="49"/>
+    <w:bookmarkStart w:id="50" w:name="erweiterungspunkte"/>
     <w:p>
       <w:pPr>
         <w:pStyle w:val="Heading2"/>
@@ -3130,9 +4750,9 @@
         </w:tc>
       </w:tr>
     </w:tbl>
-    <w:bookmarkEnd w:id="43"/>
-    <w:bookmarkEnd w:id="44"/>
-    <w:bookmarkStart w:id="45" w:name="konfiguration"/>
+    <w:bookmarkEnd w:id="50"/>
+    <w:bookmarkEnd w:id="51"/>
+    <w:bookmarkStart w:id="54" w:name="konfiguration"/>
     <w:p>
       <w:pPr>
         <w:pStyle w:val="Heading1"/>
@@ -3144,6 +4764,18 @@
         <w:t xml:space="preserve">Konfiguration</w:t>
       </w:r>
     </w:p>
+    <w:bookmarkStart w:id="52" w:name="einstellungen-in-der-anwendung"/>
+    <w:p>
+      <w:pPr>
+        <w:pStyle w:val="Heading2"/>
+      </w:pPr>
+      <w:r>
+        <w:rPr>
+          <w:lang w:val="de-DE"/>
+        </w:rPr>
+        <w:t xml:space="preserve">Einstellungen in der Anwendung</w:t>
+      </w:r>
+    </w:p>
     <w:p>
       <w:pPr>
         <w:pStyle w:val="FirstParagraph"/>
@@ -3152,7 +4784,52 @@
         <w:rPr>
           <w:lang w:val="de-DE"/>
         </w:rPr>
-        <w:t xml:space="preserve">Alle Einstellungen sind optional; ohne Angabe gelten die Vorgabewerte.</w:t>
+        <w:t xml:space="preserve">Was sich im Bereich „Einstellungen” wählen lässt, steht in</w:t>
+      </w:r>
+      <w:r>
+        <w:rPr>
+          <w:lang w:val="de-DE"/>
+        </w:rPr>
+        <w:t xml:space="preserve"> </w:t>
+      </w:r>
+      <w:r>
+        <w:rPr>
+          <w:rStyle w:val="VerbatimChar"/>
+          <w:lang w:val="de-DE"/>
+        </w:rPr>
+        <w:t xml:space="preserve">einstellungen.json</w:t>
+      </w:r>
+      <w:r>
+        <w:rPr>
+          <w:lang w:val="de-DE"/>
+        </w:rPr>
+        <w:t xml:space="preserve"> </w:t>
+      </w:r>
+      <w:r>
+        <w:rPr>
+          <w:lang w:val="de-DE"/>
+        </w:rPr>
+        <w:t xml:space="preserve">im Ablageort der Daten —</w:t>
+      </w:r>
+      <w:r>
+        <w:rPr>
+          <w:lang w:val="de-DE"/>
+        </w:rPr>
+        <w:t xml:space="preserve"> </w:t>
+      </w:r>
+      <w:r>
+        <w:rPr>
+          <w:b/>
+          <w:bCs/>
+          <w:lang w:val="de-DE"/>
+        </w:rPr>
+        <w:t xml:space="preserve">neben der Datenbank, nicht im Programmordner</w:t>
+      </w:r>
+      <w:r>
+        <w:rPr>
+          <w:lang w:val="de-DE"/>
+        </w:rPr>
+        <w:t xml:space="preserve">. Wer die Daten sichert oder auf einen anderen Rechner mitnimmt, nimmt diese Datei mit.</w:t>
       </w:r>
     </w:p>
     <w:tbl>
@@ -3182,21 +4859,21 @@
               <w:rPr>
                 <w:lang w:val="de-DE"/>
               </w:rPr>
-              <w:t xml:space="preserve">Systemeigenschaft</w:t>
-            </w:r>
-          </w:p>
-        </w:tc>
-        <w:tc>
-          <w:tcPr/>
-          <w:p>
-            <w:pPr>
-              <w:pStyle w:val="Compact"/>
-            </w:pPr>
-            <w:r>
-              <w:rPr>
-                <w:lang w:val="de-DE"/>
-              </w:rPr>
-              <w:t xml:space="preserve">Umgebungsvariable</w:t>
+              <w:t xml:space="preserve">Schlüssel</w:t>
+            </w:r>
+          </w:p>
+        </w:tc>
+        <w:tc>
+          <w:tcPr/>
+          <w:p>
+            <w:pPr>
+              <w:pStyle w:val="Compact"/>
+            </w:pPr>
+            <w:r>
+              <w:rPr>
+                <w:lang w:val="de-DE"/>
+              </w:rPr>
+              <w:t xml:space="preserve">Werte</w:t>
             </w:r>
           </w:p>
         </w:tc>
@@ -3241,7 +4918,7 @@
                 <w:rStyle w:val="VerbatimChar"/>
                 <w:lang w:val="de-DE"/>
               </w:rPr>
-              <w:t xml:space="preserve">gkv.home</w:t>
+              <w:t xml:space="preserve">darstellung</w:t>
             </w:r>
           </w:p>
         </w:tc>
@@ -3256,35 +4933,55 @@
                 <w:rStyle w:val="VerbatimChar"/>
                 <w:lang w:val="de-DE"/>
               </w:rPr>
-              <w:t xml:space="preserve">GKV_HOME</w:t>
-            </w:r>
-          </w:p>
-        </w:tc>
-        <w:tc>
-          <w:tcPr/>
-          <w:p>
-            <w:pPr>
-              <w:pStyle w:val="Compact"/>
-            </w:pPr>
-            <w:r>
-              <w:rPr>
-                <w:lang w:val="de-DE"/>
-              </w:rPr>
-              <w:t xml:space="preserve">Benutzerprofil</w:t>
-            </w:r>
-          </w:p>
-        </w:tc>
-        <w:tc>
-          <w:tcPr/>
-          <w:p>
-            <w:pPr>
-              <w:pStyle w:val="Compact"/>
-            </w:pPr>
-            <w:r>
-              <w:rPr>
-                <w:lang w:val="de-DE"/>
-              </w:rPr>
-              <w:t xml:space="preserve">Ablageort aller Daten</w:t>
+              <w:t xml:space="preserve">hell</w:t>
+            </w:r>
+            <w:r>
+              <w:rPr>
+                <w:lang w:val="de-DE"/>
+              </w:rPr>
+              <w:t xml:space="preserve">,</w:t>
+            </w:r>
+            <w:r>
+              <w:rPr>
+                <w:lang w:val="de-DE"/>
+              </w:rPr>
+              <w:t xml:space="preserve"> </w:t>
+            </w:r>
+            <w:r>
+              <w:rPr>
+                <w:rStyle w:val="VerbatimChar"/>
+                <w:lang w:val="de-DE"/>
+              </w:rPr>
+              <w:t xml:space="preserve">dunkel</w:t>
+            </w:r>
+          </w:p>
+        </w:tc>
+        <w:tc>
+          <w:tcPr/>
+          <w:p>
+            <w:pPr>
+              <w:pStyle w:val="Compact"/>
+            </w:pPr>
+            <w:r>
+              <w:rPr>
+                <w:rStyle w:val="VerbatimChar"/>
+                <w:lang w:val="de-DE"/>
+              </w:rPr>
+              <w:t xml:space="preserve">hell</w:t>
+            </w:r>
+          </w:p>
+        </w:tc>
+        <w:tc>
+          <w:tcPr/>
+          <w:p>
+            <w:pPr>
+              <w:pStyle w:val="Compact"/>
+            </w:pPr>
+            <w:r>
+              <w:rPr>
+                <w:lang w:val="de-DE"/>
+              </w:rPr>
+              <w:t xml:space="preserve">helle oder dunkle Oberfläche</w:t>
             </w:r>
           </w:p>
         </w:tc>
@@ -3301,7 +4998,7 @@
                 <w:rStyle w:val="VerbatimChar"/>
                 <w:lang w:val="de-DE"/>
               </w:rPr>
-              <w:t xml:space="preserve">gkv.db.path</w:t>
+              <w:t xml:space="preserve">uebermittlungsart</w:t>
             </w:r>
           </w:p>
         </w:tc>
@@ -3316,22 +5013,32 @@
                 <w:rStyle w:val="VerbatimChar"/>
                 <w:lang w:val="de-DE"/>
               </w:rPr>
-              <w:t xml:space="preserve">GKV_DB_PATH</w:t>
-            </w:r>
-          </w:p>
-        </w:tc>
-        <w:tc>
-          <w:tcPr/>
-          <w:p>
-            <w:pPr>
-              <w:pStyle w:val="Compact"/>
-            </w:pPr>
+              <w:t xml:space="preserve">test</w:t>
+            </w:r>
+            <w:r>
+              <w:rPr>
+                <w:lang w:val="de-DE"/>
+              </w:rPr>
+              <w:t xml:space="preserve">,</w:t>
+            </w:r>
+            <w:r>
+              <w:rPr>
+                <w:lang w:val="de-DE"/>
+              </w:rPr>
+              <w:t xml:space="preserve"> </w:t>
+            </w:r>
             <w:r>
               <w:rPr>
                 <w:rStyle w:val="VerbatimChar"/>
                 <w:lang w:val="de-DE"/>
               </w:rPr>
-              <w:t xml:space="preserve">database.db</w:t>
+              <w:t xml:space="preserve">erprobung</w:t>
+            </w:r>
+            <w:r>
+              <w:rPr>
+                <w:lang w:val="de-DE"/>
+              </w:rPr>
+              <w:t xml:space="preserve">,</w:t>
             </w:r>
             <w:r>
               <w:rPr>
@@ -3341,23 +5048,174 @@
             </w:r>
             <w:r>
               <w:rPr>
-                <w:lang w:val="de-DE"/>
-              </w:rPr>
-              <w:t xml:space="preserve">im Ablageort</w:t>
-            </w:r>
-          </w:p>
-        </w:tc>
-        <w:tc>
-          <w:tcPr/>
-          <w:p>
-            <w:pPr>
-              <w:pStyle w:val="Compact"/>
-            </w:pPr>
-            <w:r>
-              <w:rPr>
-                <w:lang w:val="de-DE"/>
-              </w:rPr>
-              <w:t xml:space="preserve">Ort der Datenbankdatei</w:t>
+                <w:rStyle w:val="VerbatimChar"/>
+                <w:lang w:val="de-DE"/>
+              </w:rPr>
+              <w:t xml:space="preserve">echt</w:t>
+            </w:r>
+          </w:p>
+        </w:tc>
+        <w:tc>
+          <w:tcPr/>
+          <w:p>
+            <w:pPr>
+              <w:pStyle w:val="Compact"/>
+            </w:pPr>
+            <w:r>
+              <w:rPr>
+                <w:rStyle w:val="VerbatimChar"/>
+                <w:lang w:val="de-DE"/>
+              </w:rPr>
+              <w:t xml:space="preserve">erprobung</w:t>
+            </w:r>
+          </w:p>
+        </w:tc>
+        <w:tc>
+          <w:tcPr/>
+          <w:p>
+            <w:pPr>
+              <w:pStyle w:val="Compact"/>
+            </w:pPr>
+            <w:r>
+              <w:rPr>
+                <w:lang w:val="de-DE"/>
+              </w:rPr>
+              <w:t xml:space="preserve">wofür sich erzeugte Dateien ausgeben</w:t>
+            </w:r>
+          </w:p>
+        </w:tc>
+      </w:tr>
+    </w:tbl>
+    <w:p>
+      <w:pPr>
+        <w:pStyle w:val="BodyText"/>
+      </w:pPr>
+      <w:r>
+        <w:rPr>
+          <w:lang w:val="de-DE"/>
+        </w:rPr>
+        <w:t xml:space="preserve">Jede Änderung wirkt sofort und wird sofort geschrieben. Ist die Datei beschädigt oder nicht lesbar, gelten die Vorgaben und die Anwendung startet trotzdem — eine Farbwahl ist nichts, wofür ein Programm nicht aufgehen darf.</w:t>
+      </w:r>
+    </w:p>
+    <w:p>
+      <w:pPr>
+        <w:pStyle w:val="BodyText"/>
+      </w:pPr>
+      <w:r>
+        <w:rPr>
+          <w:b/>
+          <w:bCs/>
+          <w:lang w:val="de-DE"/>
+        </w:rPr>
+        <w:t xml:space="preserve">Zugangsdaten und Schlüssel gehören nicht in diese Datei.</w:t>
+      </w:r>
+      <w:r>
+        <w:rPr>
+          <w:lang w:val="de-DE"/>
+        </w:rPr>
+        <w:t xml:space="preserve"> </w:t>
+      </w:r>
+      <w:r>
+        <w:rPr>
+          <w:lang w:val="de-DE"/>
+        </w:rPr>
+        <w:t xml:space="preserve">Sie liegt im Klartext im Benutzerprofil. Sobald ein echter Übermittlungsweg Zugangsdaten braucht, gehören diese in den Anmeldeinformationsspeicher des Betriebssystems.</w:t>
+      </w:r>
+    </w:p>
+    <w:bookmarkEnd w:id="52"/>
+    <w:bookmarkStart w:id="53" w:name="beim-start"/>
+    <w:p>
+      <w:pPr>
+        <w:pStyle w:val="Heading2"/>
+      </w:pPr>
+      <w:r>
+        <w:rPr>
+          <w:lang w:val="de-DE"/>
+        </w:rPr>
+        <w:t xml:space="preserve">Beim Start</w:t>
+      </w:r>
+    </w:p>
+    <w:p>
+      <w:pPr>
+        <w:pStyle w:val="FirstParagraph"/>
+      </w:pPr>
+      <w:r>
+        <w:rPr>
+          <w:lang w:val="de-DE"/>
+        </w:rPr>
+        <w:t xml:space="preserve">Alle folgenden Angaben sind optional; ohne Angabe gelten die Vorgabewerte.</w:t>
+      </w:r>
+    </w:p>
+    <w:tbl>
+      <w:tblPr>
+        <w:tblStyle w:val="Table"/>
+        <w:tblW w:type="pct" w:w="5000"/>
+        <w:tblLayout w:type="fixed"/>
+        <w:tblLook w:firstRow="1" w:lastRow="0" w:firstColumn="0" w:lastColumn="0" w:noHBand="0" w:noVBand="0" w:val="0020"/>
+      </w:tblPr>
+      <w:tblGrid>
+        <w:gridCol w:w="1980"/>
+        <w:gridCol w:w="1980"/>
+        <w:gridCol w:w="1980"/>
+        <w:gridCol w:w="1980"/>
+      </w:tblGrid>
+      <w:tr>
+        <w:trPr>
+          <w:tblHeader w:val="on"/>
+        </w:trPr>
+        <w:tc>
+          <w:tcPr/>
+          <w:p>
+            <w:pPr>
+              <w:pStyle w:val="Compact"/>
+            </w:pPr>
+            <w:r>
+              <w:rPr>
+                <w:lang w:val="de-DE"/>
+              </w:rPr>
+              <w:t xml:space="preserve">Systemeigenschaft</w:t>
+            </w:r>
+          </w:p>
+        </w:tc>
+        <w:tc>
+          <w:tcPr/>
+          <w:p>
+            <w:pPr>
+              <w:pStyle w:val="Compact"/>
+            </w:pPr>
+            <w:r>
+              <w:rPr>
+                <w:lang w:val="de-DE"/>
+              </w:rPr>
+              <w:t xml:space="preserve">Umgebungsvariable</w:t>
+            </w:r>
+          </w:p>
+        </w:tc>
+        <w:tc>
+          <w:tcPr/>
+          <w:p>
+            <w:pPr>
+              <w:pStyle w:val="Compact"/>
+            </w:pPr>
+            <w:r>
+              <w:rPr>
+                <w:lang w:val="de-DE"/>
+              </w:rPr>
+              <w:t xml:space="preserve">Vorgabe</w:t>
+            </w:r>
+          </w:p>
+        </w:tc>
+        <w:tc>
+          <w:tcPr/>
+          <w:p>
+            <w:pPr>
+              <w:pStyle w:val="Compact"/>
+            </w:pPr>
+            <w:r>
+              <w:rPr>
+                <w:lang w:val="de-DE"/>
+              </w:rPr>
+              <w:t xml:space="preserve">Bedeutung</w:t>
             </w:r>
           </w:p>
         </w:tc>
@@ -3374,7 +5232,7 @@
                 <w:rStyle w:val="VerbatimChar"/>
                 <w:lang w:val="de-DE"/>
               </w:rPr>
-              <w:t xml:space="preserve">gkv.db.schema</w:t>
+              <w:t xml:space="preserve">gkv.home</w:t>
             </w:r>
           </w:p>
         </w:tc>
@@ -3389,36 +5247,35 @@
                 <w:rStyle w:val="VerbatimChar"/>
                 <w:lang w:val="de-DE"/>
               </w:rPr>
-              <w:t xml:space="preserve">GKV_DB_SCHEMA</w:t>
-            </w:r>
-          </w:p>
-        </w:tc>
-        <w:tc>
-          <w:tcPr/>
-          <w:p>
-            <w:pPr>
-              <w:pStyle w:val="Compact"/>
-            </w:pPr>
-            <w:r>
-              <w:rPr>
-                <w:rStyle w:val="VerbatimChar"/>
-                <w:lang w:val="de-DE"/>
-              </w:rPr>
-              <w:t xml:space="preserve">update</w:t>
-            </w:r>
-          </w:p>
-        </w:tc>
-        <w:tc>
-          <w:tcPr/>
-          <w:p>
-            <w:pPr>
-              <w:pStyle w:val="Compact"/>
-            </w:pPr>
-            <w:r>
-              <w:rPr>
-                <w:lang w:val="de-DE"/>
-              </w:rPr>
-              <w:t xml:space="preserve">Umgang mit dem Datenbankschema</w:t>
+              <w:t xml:space="preserve">GKV_HOME</w:t>
+            </w:r>
+          </w:p>
+        </w:tc>
+        <w:tc>
+          <w:tcPr/>
+          <w:p>
+            <w:pPr>
+              <w:pStyle w:val="Compact"/>
+            </w:pPr>
+            <w:r>
+              <w:rPr>
+                <w:lang w:val="de-DE"/>
+              </w:rPr>
+              <w:t xml:space="preserve">Benutzerprofil</w:t>
+            </w:r>
+          </w:p>
+        </w:tc>
+        <w:tc>
+          <w:tcPr/>
+          <w:p>
+            <w:pPr>
+              <w:pStyle w:val="Compact"/>
+            </w:pPr>
+            <w:r>
+              <w:rPr>
+                <w:lang w:val="de-DE"/>
+              </w:rPr>
+              <w:t xml:space="preserve">Ablageort aller Daten</w:t>
             </w:r>
           </w:p>
         </w:tc>
@@ -3435,6 +5292,140 @@
                 <w:rStyle w:val="VerbatimChar"/>
                 <w:lang w:val="de-DE"/>
               </w:rPr>
+              <w:t xml:space="preserve">gkv.db.path</w:t>
+            </w:r>
+          </w:p>
+        </w:tc>
+        <w:tc>
+          <w:tcPr/>
+          <w:p>
+            <w:pPr>
+              <w:pStyle w:val="Compact"/>
+            </w:pPr>
+            <w:r>
+              <w:rPr>
+                <w:rStyle w:val="VerbatimChar"/>
+                <w:lang w:val="de-DE"/>
+              </w:rPr>
+              <w:t xml:space="preserve">GKV_DB_PATH</w:t>
+            </w:r>
+          </w:p>
+        </w:tc>
+        <w:tc>
+          <w:tcPr/>
+          <w:p>
+            <w:pPr>
+              <w:pStyle w:val="Compact"/>
+            </w:pPr>
+            <w:r>
+              <w:rPr>
+                <w:rStyle w:val="VerbatimChar"/>
+                <w:lang w:val="de-DE"/>
+              </w:rPr>
+              <w:t xml:space="preserve">database.db</w:t>
+            </w:r>
+            <w:r>
+              <w:rPr>
+                <w:lang w:val="de-DE"/>
+              </w:rPr>
+              <w:t xml:space="preserve"> </w:t>
+            </w:r>
+            <w:r>
+              <w:rPr>
+                <w:lang w:val="de-DE"/>
+              </w:rPr>
+              <w:t xml:space="preserve">im Ablageort</w:t>
+            </w:r>
+          </w:p>
+        </w:tc>
+        <w:tc>
+          <w:tcPr/>
+          <w:p>
+            <w:pPr>
+              <w:pStyle w:val="Compact"/>
+            </w:pPr>
+            <w:r>
+              <w:rPr>
+                <w:lang w:val="de-DE"/>
+              </w:rPr>
+              <w:t xml:space="preserve">Ort der Datenbankdatei</w:t>
+            </w:r>
+          </w:p>
+        </w:tc>
+      </w:tr>
+      <w:tr>
+        <w:tc>
+          <w:tcPr/>
+          <w:p>
+            <w:pPr>
+              <w:pStyle w:val="Compact"/>
+            </w:pPr>
+            <w:r>
+              <w:rPr>
+                <w:rStyle w:val="VerbatimChar"/>
+                <w:lang w:val="de-DE"/>
+              </w:rPr>
+              <w:t xml:space="preserve">gkv.db.schema</w:t>
+            </w:r>
+          </w:p>
+        </w:tc>
+        <w:tc>
+          <w:tcPr/>
+          <w:p>
+            <w:pPr>
+              <w:pStyle w:val="Compact"/>
+            </w:pPr>
+            <w:r>
+              <w:rPr>
+                <w:rStyle w:val="VerbatimChar"/>
+                <w:lang w:val="de-DE"/>
+              </w:rPr>
+              <w:t xml:space="preserve">GKV_DB_SCHEMA</w:t>
+            </w:r>
+          </w:p>
+        </w:tc>
+        <w:tc>
+          <w:tcPr/>
+          <w:p>
+            <w:pPr>
+              <w:pStyle w:val="Compact"/>
+            </w:pPr>
+            <w:r>
+              <w:rPr>
+                <w:rStyle w:val="VerbatimChar"/>
+                <w:lang w:val="de-DE"/>
+              </w:rPr>
+              <w:t xml:space="preserve">update</w:t>
+            </w:r>
+          </w:p>
+        </w:tc>
+        <w:tc>
+          <w:tcPr/>
+          <w:p>
+            <w:pPr>
+              <w:pStyle w:val="Compact"/>
+            </w:pPr>
+            <w:r>
+              <w:rPr>
+                <w:lang w:val="de-DE"/>
+              </w:rPr>
+              <w:t xml:space="preserve">Umgang mit dem Datenbankschema</w:t>
+            </w:r>
+          </w:p>
+        </w:tc>
+      </w:tr>
+      <w:tr>
+        <w:tc>
+          <w:tcPr/>
+          <w:p>
+            <w:pPr>
+              <w:pStyle w:val="Compact"/>
+            </w:pPr>
+            <w:r>
+              <w:rPr>
+                <w:rStyle w:val="VerbatimChar"/>
+                <w:lang w:val="de-DE"/>
+              </w:rPr>
               <w:t xml:space="preserve">gkv.testdaten</w:t>
             </w:r>
           </w:p>
@@ -3567,8 +5558,9 @@
         <w:t xml:space="preserve">ergänzt fehlende Tabellen und Spalten und lässt Vorhandenes stehen.</w:t>
       </w:r>
     </w:p>
-    <w:bookmarkEnd w:id="45"/>
-    <w:bookmarkStart w:id="50" w:name="entwicklung"/>
+    <w:bookmarkEnd w:id="53"/>
+    <w:bookmarkEnd w:id="54"/>
+    <w:bookmarkStart w:id="59" w:name="entwicklung"/>
     <w:p>
       <w:pPr>
         <w:pStyle w:val="Heading1"/>
@@ -3580,7 +5572,7 @@
         <w:t xml:space="preserve">Entwicklung</w:t>
       </w:r>
     </w:p>
-    <w:bookmarkStart w:id="46" w:name="bauen-und-testen"/>
+    <w:bookmarkStart w:id="55" w:name="bauen-und-testen"/>
     <w:p>
       <w:pPr>
         <w:pStyle w:val="Heading2"/>
@@ -3698,8 +5690,8 @@
         <w:t xml:space="preserve">gelaufen sein.</w:t>
       </w:r>
     </w:p>
-    <w:bookmarkEnd w:id="46"/>
-    <w:bookmarkStart w:id="47" w:name="auslieferungspaket-erzeugen"/>
+    <w:bookmarkEnd w:id="55"/>
+    <w:bookmarkStart w:id="56" w:name="auslieferungspaket-erzeugen"/>
     <w:p>
       <w:pPr>
         <w:pStyle w:val="Heading2"/>
@@ -3783,8 +5775,8 @@
         <w:t xml:space="preserve">erzeugt immer für das System, auf dem es läuft. Ein Windows-Paket entsteht also nur unter Windows.</w:t>
       </w:r>
     </w:p>
-    <w:bookmarkEnd w:id="47"/>
-    <w:bookmarkStart w:id="48" w:name="debuggen"/>
+    <w:bookmarkEnd w:id="56"/>
+    <w:bookmarkStart w:id="57" w:name="debuggen"/>
     <w:p>
       <w:pPr>
         <w:pStyle w:val="Heading2"/>
@@ -3818,8 +5810,8 @@
         <w:t xml:space="preserve">mvn -Pdebug -pl gkv-ui javafx:run   # auf Debugger warten (Port 5005)</w:t>
       </w:r>
     </w:p>
-    <w:bookmarkEnd w:id="48"/>
-    <w:bookmarkStart w:id="49" w:name="statische-prüfung"/>
+    <w:bookmarkEnd w:id="57"/>
+    <w:bookmarkStart w:id="58" w:name="statische-prüfung"/>
     <w:p>
       <w:pPr>
         <w:pStyle w:val="Heading2"/>
@@ -3864,9 +5856,9 @@
         <w:t xml:space="preserve">Beide melden, blockieren aber nicht.</w:t>
       </w:r>
     </w:p>
-    <w:bookmarkEnd w:id="49"/>
-    <w:bookmarkEnd w:id="50"/>
-    <w:bookmarkStart w:id="55" w:name="fachliche-grundlagen"/>
+    <w:bookmarkEnd w:id="58"/>
+    <w:bookmarkEnd w:id="59"/>
+    <w:bookmarkStart w:id="64" w:name="fachliche-grundlagen"/>
     <w:p>
       <w:pPr>
         <w:pStyle w:val="Heading1"/>
@@ -3878,7 +5870,7 @@
         <w:t xml:space="preserve">Fachliche Grundlagen</w:t>
       </w:r>
     </w:p>
-    <w:bookmarkStart w:id="51" w:name="aufbau-einer-lieferung"/>
+    <w:bookmarkStart w:id="60" w:name="aufbau-einer-lieferung"/>
     <w:p>
       <w:pPr>
         <w:pStyle w:val="Heading2"/>
@@ -4102,8 +6094,8 @@
         <w:t xml:space="preserve">trennt Komponenten innerhalb eines Datenelements.</w:t>
       </w:r>
     </w:p>
-    <w:bookmarkEnd w:id="51"/>
-    <w:bookmarkStart w:id="52" w:name="formate"/>
+    <w:bookmarkEnd w:id="60"/>
+    <w:bookmarkStart w:id="61" w:name="formate"/>
     <w:p>
       <w:pPr>
         <w:pStyle w:val="Heading2"/>
@@ -4113,527 +6105,6 @@
           <w:lang w:val="de-DE"/>
         </w:rPr>
         <w:t xml:space="preserve">Formate</w:t>
-      </w:r>
-    </w:p>
-    <w:p>
-      <w:pPr>
-        <w:pStyle w:val="Compact"/>
-        <w:numPr>
-          <w:ilvl w:val="0"/>
-          <w:numId w:val="1004"/>
-        </w:numPr>
-      </w:pPr>
-      <w:r>
-        <w:rPr>
-          <w:b/>
-          <w:bCs/>
-          <w:lang w:val="de-DE"/>
-        </w:rPr>
-        <w:t xml:space="preserve">Datum:</w:t>
-      </w:r>
-      <w:r>
-        <w:rPr>
-          <w:lang w:val="de-DE"/>
-        </w:rPr>
-        <w:t xml:space="preserve"> </w:t>
-      </w:r>
-      <w:r>
-        <w:rPr>
-          <w:rStyle w:val="VerbatimChar"/>
-          <w:lang w:val="de-DE"/>
-        </w:rPr>
-        <w:t xml:space="preserve">JJJJMMTT</w:t>
-      </w:r>
-      <w:r>
-        <w:rPr>
-          <w:lang w:val="de-DE"/>
-        </w:rPr>
-        <w:t xml:space="preserve">, also</w:t>
-      </w:r>
-      <w:r>
-        <w:rPr>
-          <w:lang w:val="de-DE"/>
-        </w:rPr>
-        <w:t xml:space="preserve"> </w:t>
-      </w:r>
-      <w:r>
-        <w:rPr>
-          <w:rStyle w:val="VerbatimChar"/>
-          <w:lang w:val="de-DE"/>
-        </w:rPr>
-        <w:t xml:space="preserve">20240301</w:t>
-      </w:r>
-    </w:p>
-    <w:p>
-      <w:pPr>
-        <w:pStyle w:val="Compact"/>
-        <w:numPr>
-          <w:ilvl w:val="0"/>
-          <w:numId w:val="1004"/>
-        </w:numPr>
-      </w:pPr>
-      <w:r>
-        <w:rPr>
-          <w:b/>
-          <w:bCs/>
-          <w:lang w:val="de-DE"/>
-        </w:rPr>
-        <w:t xml:space="preserve">Beträge und Mengen:</w:t>
-      </w:r>
-      <w:r>
-        <w:rPr>
-          <w:lang w:val="de-DE"/>
-        </w:rPr>
-        <w:t xml:space="preserve"> </w:t>
-      </w:r>
-      <w:r>
-        <w:rPr>
-          <w:lang w:val="de-DE"/>
-        </w:rPr>
-        <w:t xml:space="preserve">Komma als Dezimaltrennzeichen, stets zwei Nachkommastellen:</w:t>
-      </w:r>
-      <w:r>
-        <w:rPr>
-          <w:lang w:val="de-DE"/>
-        </w:rPr>
-        <w:t xml:space="preserve"> </w:t>
-      </w:r>
-      <w:r>
-        <w:rPr>
-          <w:rStyle w:val="VerbatimChar"/>
-          <w:lang w:val="de-DE"/>
-        </w:rPr>
-        <w:t xml:space="preserve">08,00</w:t>
-      </w:r>
-      <w:r>
-        <w:rPr>
-          <w:lang w:val="de-DE"/>
-        </w:rPr>
-        <w:t xml:space="preserve">,</w:t>
-      </w:r>
-      <w:r>
-        <w:rPr>
-          <w:lang w:val="de-DE"/>
-        </w:rPr>
-        <w:t xml:space="preserve"> </w:t>
-      </w:r>
-      <w:r>
-        <w:rPr>
-          <w:rStyle w:val="VerbatimChar"/>
-          <w:lang w:val="de-DE"/>
-        </w:rPr>
-        <w:t xml:space="preserve">15000,00</w:t>
-      </w:r>
-    </w:p>
-    <w:p>
-      <w:pPr>
-        <w:pStyle w:val="Compact"/>
-        <w:numPr>
-          <w:ilvl w:val="0"/>
-          <w:numId w:val="1004"/>
-        </w:numPr>
-      </w:pPr>
-      <w:r>
-        <w:rPr>
-          <w:lang w:val="de-DE"/>
-        </w:rPr>
-        <w:t xml:space="preserve">Ein leeres Datenelement wird durch zwei aufeinanderfolgende</w:t>
-      </w:r>
-      <w:r>
-        <w:rPr>
-          <w:lang w:val="de-DE"/>
-        </w:rPr>
-        <w:t xml:space="preserve"> </w:t>
-      </w:r>
-      <w:r>
-        <w:rPr>
-          <w:rStyle w:val="VerbatimChar"/>
-          <w:lang w:val="de-DE"/>
-        </w:rPr>
-        <w:t xml:space="preserve">+</w:t>
-      </w:r>
-      <w:r>
-        <w:rPr>
-          <w:lang w:val="de-DE"/>
-        </w:rPr>
-        <w:t xml:space="preserve"> </w:t>
-      </w:r>
-      <w:r>
-        <w:rPr>
-          <w:lang w:val="de-DE"/>
-        </w:rPr>
-        <w:t xml:space="preserve">dargestellt und darf nicht weggelassen werden</w:t>
-      </w:r>
-    </w:p>
-    <w:bookmarkEnd w:id="52"/>
-    <w:bookmarkStart w:id="53" w:name="summen"/>
-    <w:p>
-      <w:pPr>
-        <w:pStyle w:val="Heading2"/>
-      </w:pPr>
-      <w:r>
-        <w:rPr>
-          <w:lang w:val="de-DE"/>
-        </w:rPr>
-        <w:t xml:space="preserve">Summen</w:t>
-      </w:r>
-    </w:p>
-    <w:p>
-      <w:pPr>
-        <w:pStyle w:val="SourceCode"/>
-      </w:pPr>
-      <w:r>
-        <w:rPr>
-          <w:rStyle w:val="VerbatimChar"/>
-          <w:lang w:val="de-DE"/>
-        </w:rPr>
-        <w:t xml:space="preserve">BES     = Menge × Einzelbetrag        je Abrechnungsfall</w:t>
-      </w:r>
-      <w:r>
-        <w:br/>
-      </w:r>
-      <w:r>
-        <w:rPr>
-          <w:rStyle w:val="VerbatimChar"/>
-          <w:lang w:val="de-DE"/>
-        </w:rPr>
-        <w:t xml:space="preserve">GES 00  = Summe aller BES             Gesamtsumme aller Status</w:t>
-      </w:r>
-      <w:r>
-        <w:br/>
-      </w:r>
-      <w:r>
-        <w:rPr>
-          <w:rStyle w:val="VerbatimChar"/>
-          <w:lang w:val="de-DE"/>
-        </w:rPr>
-        <w:t xml:space="preserve">GES 99  = gemäß Prüfvorgabe           oft gleich GES 00</w:t>
-      </w:r>
-    </w:p>
-    <w:p>
-      <w:pPr>
-        <w:pStyle w:val="FirstParagraph"/>
-      </w:pPr>
-      <w:r>
-        <w:rPr>
-          <w:lang w:val="de-DE"/>
-        </w:rPr>
-        <w:t xml:space="preserve">Eine Abweichung bei</w:t>
-      </w:r>
-      <w:r>
-        <w:rPr>
-          <w:lang w:val="de-DE"/>
-        </w:rPr>
-        <w:t xml:space="preserve"> </w:t>
-      </w:r>
-      <w:r>
-        <w:rPr>
-          <w:rStyle w:val="VerbatimChar"/>
-          <w:lang w:val="de-DE"/>
-        </w:rPr>
-        <w:t xml:space="preserve">GES 00</w:t>
-      </w:r>
-      <w:r>
-        <w:rPr>
-          <w:lang w:val="de-DE"/>
-        </w:rPr>
-        <w:t xml:space="preserve"> </w:t>
-      </w:r>
-      <w:r>
-        <w:rPr>
-          <w:lang w:val="de-DE"/>
-        </w:rPr>
-        <w:t xml:space="preserve">ist ein Fehler; eine bei</w:t>
-      </w:r>
-      <w:r>
-        <w:rPr>
-          <w:lang w:val="de-DE"/>
-        </w:rPr>
-        <w:t xml:space="preserve"> </w:t>
-      </w:r>
-      <w:r>
-        <w:rPr>
-          <w:rStyle w:val="VerbatimChar"/>
-          <w:lang w:val="de-DE"/>
-        </w:rPr>
-        <w:t xml:space="preserve">GES 99</w:t>
-      </w:r>
-      <w:r>
-        <w:rPr>
-          <w:lang w:val="de-DE"/>
-        </w:rPr>
-        <w:t xml:space="preserve"> </w:t>
-      </w:r>
-      <w:r>
-        <w:rPr>
-          <w:lang w:val="de-DE"/>
-        </w:rPr>
-        <w:t xml:space="preserve">kann der Prüfvorgabe der Kasse entsprechen.</w:t>
-      </w:r>
-    </w:p>
-    <w:bookmarkEnd w:id="53"/>
-    <w:bookmarkStart w:id="54" w:name="weiterführende-unterlagen"/>
-    <w:p>
-      <w:pPr>
-        <w:pStyle w:val="Heading2"/>
-      </w:pPr>
-      <w:r>
-        <w:rPr>
-          <w:lang w:val="de-DE"/>
-        </w:rPr>
-        <w:t xml:space="preserve">Weiterführende Unterlagen</w:t>
-      </w:r>
-    </w:p>
-    <w:p>
-      <w:pPr>
-        <w:pStyle w:val="FirstParagraph"/>
-      </w:pPr>
-      <w:r>
-        <w:rPr>
-          <w:lang w:val="de-DE"/>
-        </w:rPr>
-        <w:t xml:space="preserve">Im Ordner</w:t>
-      </w:r>
-      <w:r>
-        <w:rPr>
-          <w:lang w:val="de-DE"/>
-        </w:rPr>
-        <w:t xml:space="preserve"> </w:t>
-      </w:r>
-      <w:r>
-        <w:rPr>
-          <w:rStyle w:val="VerbatimChar"/>
-          <w:lang w:val="de-DE"/>
-        </w:rPr>
-        <w:t xml:space="preserve">Information</w:t>
-      </w:r>
-      <w:r>
-        <w:rPr>
-          <w:lang w:val="de-DE"/>
-        </w:rPr>
-        <w:t xml:space="preserve"> </w:t>
-      </w:r>
-      <w:r>
-        <w:rPr>
-          <w:lang w:val="de-DE"/>
-        </w:rPr>
-        <w:t xml:space="preserve">liegen:</w:t>
-      </w:r>
-    </w:p>
-    <w:p>
-      <w:pPr>
-        <w:pStyle w:val="Compact"/>
-        <w:numPr>
-          <w:ilvl w:val="0"/>
-          <w:numId w:val="1005"/>
-        </w:numPr>
-      </w:pPr>
-      <w:r>
-        <w:rPr>
-          <w:rStyle w:val="VerbatimChar"/>
-          <w:lang w:val="de-DE"/>
-        </w:rPr>
-        <w:t xml:space="preserve">Anlage_1_TP5_V21_20260115.pdf</w:t>
-      </w:r>
-      <w:r>
-        <w:rPr>
-          <w:lang w:val="de-DE"/>
-        </w:rPr>
-        <w:t xml:space="preserve"> </w:t>
-      </w:r>
-      <w:r>
-        <w:rPr>
-          <w:lang w:val="de-DE"/>
-        </w:rPr>
-        <w:t xml:space="preserve">und</w:t>
-      </w:r>
-      <w:r>
-        <w:rPr>
-          <w:lang w:val="de-DE"/>
-        </w:rPr>
-        <w:t xml:space="preserve"> </w:t>
-      </w:r>
-      <w:r>
-        <w:rPr>
-          <w:rStyle w:val="VerbatimChar"/>
-          <w:lang w:val="de-DE"/>
-        </w:rPr>
-        <w:t xml:space="preserve">Anlage_3_TP5_V22_20260218.pdf</w:t>
-      </w:r>
-      <w:r>
-        <w:rPr>
-          <w:lang w:val="de-DE"/>
-        </w:rPr>
-        <w:t xml:space="preserve"> </w:t>
-      </w:r>
-      <w:r>
-        <w:rPr>
-          <w:lang w:val="de-DE"/>
-        </w:rPr>
-        <w:t xml:space="preserve">— die verbindlichen Vorgaben</w:t>
-      </w:r>
-    </w:p>
-    <w:p>
-      <w:pPr>
-        <w:pStyle w:val="Compact"/>
-        <w:numPr>
-          <w:ilvl w:val="0"/>
-          <w:numId w:val="1005"/>
-        </w:numPr>
-      </w:pPr>
-      <w:r>
-        <w:rPr>
-          <w:rStyle w:val="VerbatimChar"/>
-          <w:lang w:val="de-DE"/>
-        </w:rPr>
-        <w:t xml:space="preserve">Abrechnung_Checkliste_kurz.md</w:t>
-      </w:r>
-      <w:r>
-        <w:rPr>
-          <w:lang w:val="de-DE"/>
-        </w:rPr>
-        <w:t xml:space="preserve"> </w:t>
-      </w:r>
-      <w:r>
-        <w:rPr>
-          <w:lang w:val="de-DE"/>
-        </w:rPr>
-        <w:t xml:space="preserve">— Prüfliste vor dem Export</w:t>
-      </w:r>
-    </w:p>
-    <w:p>
-      <w:pPr>
-        <w:pStyle w:val="Compact"/>
-        <w:numPr>
-          <w:ilvl w:val="0"/>
-          <w:numId w:val="1005"/>
-        </w:numPr>
-      </w:pPr>
-      <w:r>
-        <w:rPr>
-          <w:rStyle w:val="VerbatimChar"/>
-          <w:lang w:val="de-DE"/>
-        </w:rPr>
-        <w:t xml:space="preserve">Abrechnung_Datenerklaerung.md</w:t>
-      </w:r>
-      <w:r>
-        <w:rPr>
-          <w:lang w:val="de-DE"/>
-        </w:rPr>
-        <w:t xml:space="preserve"> </w:t>
-      </w:r>
-      <w:r>
-        <w:rPr>
-          <w:lang w:val="de-DE"/>
-        </w:rPr>
-        <w:t xml:space="preserve">— Felderklärung anhand der Referenznachricht</w:t>
-      </w:r>
-    </w:p>
-    <w:p>
-      <w:pPr>
-        <w:pStyle w:val="Compact"/>
-        <w:numPr>
-          <w:ilvl w:val="0"/>
-          <w:numId w:val="1005"/>
-        </w:numPr>
-      </w:pPr>
-      <w:r>
-        <w:rPr>
-          <w:rStyle w:val="VerbatimChar"/>
-          <w:lang w:val="de-DE"/>
-        </w:rPr>
-        <w:t xml:space="preserve">codes/</w:t>
-      </w:r>
-      <w:r>
-        <w:rPr>
-          <w:lang w:val="de-DE"/>
-        </w:rPr>
-        <w:t xml:space="preserve"> </w:t>
-      </w:r>
-      <w:r>
-        <w:rPr>
-          <w:lang w:val="de-DE"/>
-        </w:rPr>
-        <w:t xml:space="preserve">— die Codelisten des Verfahrens</w:t>
-      </w:r>
-    </w:p>
-    <w:p>
-      <w:pPr>
-        <w:pStyle w:val="Compact"/>
-        <w:numPr>
-          <w:ilvl w:val="0"/>
-          <w:numId w:val="1005"/>
-        </w:numPr>
-      </w:pPr>
-      <w:r>
-        <w:rPr>
-          <w:rStyle w:val="VerbatimChar"/>
-          <w:lang w:val="de-DE"/>
-        </w:rPr>
-        <w:t xml:space="preserve">Valide.DTA</w:t>
-      </w:r>
-      <w:r>
-        <w:rPr>
-          <w:lang w:val="de-DE"/>
-        </w:rPr>
-        <w:t xml:space="preserve"> </w:t>
-      </w:r>
-      <w:r>
-        <w:rPr>
-          <w:lang w:val="de-DE"/>
-        </w:rPr>
-        <w:t xml:space="preserve">— eine gültige Referenznachricht, die im Projekt als Messlatte dient</w:t>
-      </w:r>
-    </w:p>
-    <w:bookmarkEnd w:id="54"/>
-    <w:bookmarkEnd w:id="55"/>
-    <w:bookmarkStart w:id="56" w:name="grenzen"/>
-    <w:p>
-      <w:pPr>
-        <w:pStyle w:val="Heading1"/>
-      </w:pPr>
-      <w:r>
-        <w:rPr>
-          <w:lang w:val="de-DE"/>
-        </w:rPr>
-        <w:t xml:space="preserve">Grenzen</w:t>
-      </w:r>
-    </w:p>
-    <w:p>
-      <w:pPr>
-        <w:pStyle w:val="FirstParagraph"/>
-      </w:pPr>
-      <w:r>
-        <w:rPr>
-          <w:lang w:val="de-DE"/>
-        </w:rPr>
-        <w:t xml:space="preserve">Was das Programm heute</w:t>
-      </w:r>
-      <w:r>
-        <w:rPr>
-          <w:lang w:val="de-DE"/>
-        </w:rPr>
-        <w:t xml:space="preserve"> </w:t>
-      </w:r>
-      <w:r>
-        <w:rPr>
-          <w:b/>
-          <w:bCs/>
-          <w:lang w:val="de-DE"/>
-        </w:rPr>
-        <w:t xml:space="preserve">nicht</w:t>
-      </w:r>
-      <w:r>
-        <w:rPr>
-          <w:lang w:val="de-DE"/>
-        </w:rPr>
-        <w:t xml:space="preserve"> </w:t>
-      </w:r>
-      <w:r>
-        <w:rPr>
-          <w:lang w:val="de-DE"/>
-        </w:rPr>
-        <w:t xml:space="preserve">leistet:</w:t>
       </w:r>
     </w:p>
     <w:p>
@@ -4646,9 +6117,43 @@
       </w:pPr>
       <w:r>
         <w:rPr>
-          <w:lang w:val="de-DE"/>
-        </w:rPr>
-        <w:t xml:space="preserve">Der Versand ist dateibasiert. Ein signierter und verschlüsselter Übermittlungsweg an reale Annahmestellen ist nicht umgesetzt. Dafür wären Zertifikate einer anerkannten Stelle, Zugangsdaten und ein eigenes Betriebsstätten-IK erforderlich.</w:t>
+          <w:b/>
+          <w:bCs/>
+          <w:lang w:val="de-DE"/>
+        </w:rPr>
+        <w:t xml:space="preserve">Datum:</w:t>
+      </w:r>
+      <w:r>
+        <w:rPr>
+          <w:lang w:val="de-DE"/>
+        </w:rPr>
+        <w:t xml:space="preserve"> </w:t>
+      </w:r>
+      <w:r>
+        <w:rPr>
+          <w:rStyle w:val="VerbatimChar"/>
+          <w:lang w:val="de-DE"/>
+        </w:rPr>
+        <w:t xml:space="preserve">JJJJMMTT</w:t>
+      </w:r>
+      <w:r>
+        <w:rPr>
+          <w:lang w:val="de-DE"/>
+        </w:rPr>
+        <w:t xml:space="preserve">, also</w:t>
+      </w:r>
+      <w:r>
+        <w:rPr>
+          <w:lang w:val="de-DE"/>
+        </w:rPr>
+        <w:t xml:space="preserve"> </w:t>
+      </w:r>
+      <w:r>
+        <w:rPr>
+          <w:rStyle w:val="VerbatimChar"/>
+          <w:lang w:val="de-DE"/>
+        </w:rPr>
+        <w:t xml:space="preserve">20240301</w:t>
       </w:r>
     </w:p>
     <w:p>
@@ -4661,9 +6166,55 @@
       </w:pPr>
       <w:r>
         <w:rPr>
-          <w:lang w:val="de-DE"/>
-        </w:rPr>
-        <w:t xml:space="preserve">Positionsnummern, Tarifkennzeichen und Abrechnungscodes werden auf Form, nicht aber auf fachliche Zulässigkeit geprüft. Das setzt den jeweiligen Vertrag und Anlage 3 voraus.</w:t>
+          <w:b/>
+          <w:bCs/>
+          <w:lang w:val="de-DE"/>
+        </w:rPr>
+        <w:t xml:space="preserve">Beträge und Mengen:</w:t>
+      </w:r>
+      <w:r>
+        <w:rPr>
+          <w:lang w:val="de-DE"/>
+        </w:rPr>
+        <w:t xml:space="preserve"> </w:t>
+      </w:r>
+      <w:r>
+        <w:rPr>
+          <w:lang w:val="de-DE"/>
+        </w:rPr>
+        <w:t xml:space="preserve">Komma als Dezimaltrennzeichen, stets zwei Nachkommastellen:</w:t>
+      </w:r>
+      <w:r>
+        <w:rPr>
+          <w:lang w:val="de-DE"/>
+        </w:rPr>
+        <w:t xml:space="preserve"> </w:t>
+      </w:r>
+      <w:r>
+        <w:rPr>
+          <w:rStyle w:val="VerbatimChar"/>
+          <w:lang w:val="de-DE"/>
+        </w:rPr>
+        <w:t xml:space="preserve">08,00</w:t>
+      </w:r>
+      <w:r>
+        <w:rPr>
+          <w:lang w:val="de-DE"/>
+        </w:rPr>
+        <w:t xml:space="preserve">,</w:t>
+      </w:r>
+      <w:r>
+        <w:rPr>
+          <w:lang w:val="de-DE"/>
+        </w:rPr>
+        <w:t xml:space="preserve"> </w:t>
+      </w:r>
+      <w:r>
+        <w:rPr>
+          <w:rStyle w:val="VerbatimChar"/>
+          <w:lang w:val="de-DE"/>
+        </w:rPr>
+        <w:t xml:space="preserve">15000,00</w:t>
       </w:r>
     </w:p>
     <w:p>
@@ -4678,7 +6229,187 @@
         <w:rPr>
           <w:lang w:val="de-DE"/>
         </w:rPr>
-        <w:t xml:space="preserve">Es gibt keine Stornierung und keine Nachberechnung.</w:t>
+        <w:t xml:space="preserve">Ein leeres Datenelement wird durch zwei aufeinanderfolgende</w:t>
+      </w:r>
+      <w:r>
+        <w:rPr>
+          <w:lang w:val="de-DE"/>
+        </w:rPr>
+        <w:t xml:space="preserve"> </w:t>
+      </w:r>
+      <w:r>
+        <w:rPr>
+          <w:rStyle w:val="VerbatimChar"/>
+          <w:lang w:val="de-DE"/>
+        </w:rPr>
+        <w:t xml:space="preserve">+</w:t>
+      </w:r>
+      <w:r>
+        <w:rPr>
+          <w:lang w:val="de-DE"/>
+        </w:rPr>
+        <w:t xml:space="preserve"> </w:t>
+      </w:r>
+      <w:r>
+        <w:rPr>
+          <w:lang w:val="de-DE"/>
+        </w:rPr>
+        <w:t xml:space="preserve">dargestellt und darf nicht weggelassen werden</w:t>
+      </w:r>
+    </w:p>
+    <w:bookmarkEnd w:id="61"/>
+    <w:bookmarkStart w:id="62" w:name="summen"/>
+    <w:p>
+      <w:pPr>
+        <w:pStyle w:val="Heading2"/>
+      </w:pPr>
+      <w:r>
+        <w:rPr>
+          <w:lang w:val="de-DE"/>
+        </w:rPr>
+        <w:t xml:space="preserve">Summen</w:t>
+      </w:r>
+    </w:p>
+    <w:p>
+      <w:pPr>
+        <w:pStyle w:val="SourceCode"/>
+      </w:pPr>
+      <w:r>
+        <w:rPr>
+          <w:rStyle w:val="VerbatimChar"/>
+          <w:lang w:val="de-DE"/>
+        </w:rPr>
+        <w:t xml:space="preserve">BES     = Menge × Einzelbetrag        je Abrechnungsfall</w:t>
+      </w:r>
+      <w:r>
+        <w:br/>
+      </w:r>
+      <w:r>
+        <w:rPr>
+          <w:rStyle w:val="VerbatimChar"/>
+          <w:lang w:val="de-DE"/>
+        </w:rPr>
+        <w:t xml:space="preserve">GES 00  = Summe aller BES             Gesamtsumme aller Status</w:t>
+      </w:r>
+      <w:r>
+        <w:br/>
+      </w:r>
+      <w:r>
+        <w:rPr>
+          <w:rStyle w:val="VerbatimChar"/>
+          <w:lang w:val="de-DE"/>
+        </w:rPr>
+        <w:t xml:space="preserve">GES 99  = gemäß Prüfvorgabe           oft gleich GES 00</w:t>
+      </w:r>
+    </w:p>
+    <w:p>
+      <w:pPr>
+        <w:pStyle w:val="FirstParagraph"/>
+      </w:pPr>
+      <w:r>
+        <w:rPr>
+          <w:lang w:val="de-DE"/>
+        </w:rPr>
+        <w:t xml:space="preserve">Eine Abweichung bei</w:t>
+      </w:r>
+      <w:r>
+        <w:rPr>
+          <w:lang w:val="de-DE"/>
+        </w:rPr>
+        <w:t xml:space="preserve"> </w:t>
+      </w:r>
+      <w:r>
+        <w:rPr>
+          <w:rStyle w:val="VerbatimChar"/>
+          <w:lang w:val="de-DE"/>
+        </w:rPr>
+        <w:t xml:space="preserve">GES 00</w:t>
+      </w:r>
+      <w:r>
+        <w:rPr>
+          <w:lang w:val="de-DE"/>
+        </w:rPr>
+        <w:t xml:space="preserve"> </w:t>
+      </w:r>
+      <w:r>
+        <w:rPr>
+          <w:lang w:val="de-DE"/>
+        </w:rPr>
+        <w:t xml:space="preserve">ist ein Fehler; eine bei</w:t>
+      </w:r>
+      <w:r>
+        <w:rPr>
+          <w:lang w:val="de-DE"/>
+        </w:rPr>
+        <w:t xml:space="preserve"> </w:t>
+      </w:r>
+      <w:r>
+        <w:rPr>
+          <w:rStyle w:val="VerbatimChar"/>
+          <w:lang w:val="de-DE"/>
+        </w:rPr>
+        <w:t xml:space="preserve">GES 99</w:t>
+      </w:r>
+      <w:r>
+        <w:rPr>
+          <w:lang w:val="de-DE"/>
+        </w:rPr>
+        <w:t xml:space="preserve"> </w:t>
+      </w:r>
+      <w:r>
+        <w:rPr>
+          <w:lang w:val="de-DE"/>
+        </w:rPr>
+        <w:t xml:space="preserve">kann der Prüfvorgabe der Kasse entsprechen.</w:t>
+      </w:r>
+    </w:p>
+    <w:bookmarkEnd w:id="62"/>
+    <w:bookmarkStart w:id="63" w:name="weiterführende-unterlagen"/>
+    <w:p>
+      <w:pPr>
+        <w:pStyle w:val="Heading2"/>
+      </w:pPr>
+      <w:r>
+        <w:rPr>
+          <w:lang w:val="de-DE"/>
+        </w:rPr>
+        <w:t xml:space="preserve">Weiterführende Unterlagen</w:t>
+      </w:r>
+    </w:p>
+    <w:p>
+      <w:pPr>
+        <w:pStyle w:val="FirstParagraph"/>
+      </w:pPr>
+      <w:r>
+        <w:rPr>
+          <w:lang w:val="de-DE"/>
+        </w:rPr>
+        <w:t xml:space="preserve">Im Ordner</w:t>
+      </w:r>
+      <w:r>
+        <w:rPr>
+          <w:lang w:val="de-DE"/>
+        </w:rPr>
+        <w:t xml:space="preserve"> </w:t>
+      </w:r>
+      <w:r>
+        <w:rPr>
+          <w:rStyle w:val="VerbatimChar"/>
+          <w:lang w:val="de-DE"/>
+        </w:rPr>
+        <w:t xml:space="preserve">Information</w:t>
+      </w:r>
+      <w:r>
+        <w:rPr>
+          <w:lang w:val="de-DE"/>
+        </w:rPr>
+        <w:t xml:space="preserve"> </w:t>
+      </w:r>
+      <w:r>
+        <w:rPr>
+          <w:lang w:val="de-DE"/>
+        </w:rPr>
+        <w:t xml:space="preserve">liegen:</w:t>
       </w:r>
     </w:p>
     <w:p>
@@ -4686,14 +6417,52 @@
         <w:pStyle w:val="Compact"/>
         <w:numPr>
           <w:ilvl w:val="0"/>
-          <w:numId w:val="1006"/>
+          <w:numId w:val="1007"/>
         </w:numPr>
       </w:pPr>
       <w:r>
         <w:rPr>
-          <w:lang w:val="de-DE"/>
-        </w:rPr>
-        <w:t xml:space="preserve">Der Umsatzsteuersatz ist mit 19 fest hinterlegt.</w:t>
+          <w:rStyle w:val="VerbatimChar"/>
+          <w:lang w:val="de-DE"/>
+        </w:rPr>
+        <w:t xml:space="preserve">Anlage_1_TP5_V21_20260115.pdf</w:t>
+      </w:r>
+      <w:r>
+        <w:rPr>
+          <w:lang w:val="de-DE"/>
+        </w:rPr>
+        <w:t xml:space="preserve"> </w:t>
+      </w:r>
+      <w:r>
+        <w:rPr>
+          <w:lang w:val="de-DE"/>
+        </w:rPr>
+        <w:t xml:space="preserve">und</w:t>
+      </w:r>
+      <w:r>
+        <w:rPr>
+          <w:lang w:val="de-DE"/>
+        </w:rPr>
+        <w:t xml:space="preserve"> </w:t>
+      </w:r>
+      <w:r>
+        <w:rPr>
+          <w:rStyle w:val="VerbatimChar"/>
+          <w:lang w:val="de-DE"/>
+        </w:rPr>
+        <w:t xml:space="preserve">Anlage_3_TP5_V22_20260218.pdf</w:t>
+      </w:r>
+      <w:r>
+        <w:rPr>
+          <w:lang w:val="de-DE"/>
+        </w:rPr>
+        <w:t xml:space="preserve"> </w:t>
+      </w:r>
+      <w:r>
+        <w:rPr>
+          <w:lang w:val="de-DE"/>
+        </w:rPr>
+        <w:t xml:space="preserve">— die verbindlichen Vorgaben</w:t>
       </w:r>
     </w:p>
     <w:p>
@@ -4701,33 +6470,27 @@
         <w:pStyle w:val="Compact"/>
         <w:numPr>
           <w:ilvl w:val="0"/>
-          <w:numId w:val="1006"/>
+          <w:numId w:val="1007"/>
         </w:numPr>
       </w:pPr>
       <w:r>
         <w:rPr>
-          <w:lang w:val="de-DE"/>
-        </w:rPr>
-        <w:t xml:space="preserve">Abgedeckt ist der Leistungsbereich SGS H mit Abrechnungscode</w:t>
-      </w:r>
-      <w:r>
-        <w:rPr>
-          <w:lang w:val="de-DE"/>
-        </w:rPr>
-        <w:t xml:space="preserve"> </w:t>
-      </w:r>
-      <w:r>
-        <w:rPr>
-          <w:rStyle w:val="VerbatimChar"/>
-          <w:lang w:val="de-DE"/>
-        </w:rPr>
-        <w:t xml:space="preserve">61</w:t>
-      </w:r>
-      <w:r>
-        <w:rPr>
-          <w:lang w:val="de-DE"/>
-        </w:rPr>
-        <w:t xml:space="preserve">.</w:t>
+          <w:rStyle w:val="VerbatimChar"/>
+          <w:lang w:val="de-DE"/>
+        </w:rPr>
+        <w:t xml:space="preserve">Abrechnung_Checkliste_kurz.md</w:t>
+      </w:r>
+      <w:r>
+        <w:rPr>
+          <w:lang w:val="de-DE"/>
+        </w:rPr>
+        <w:t xml:space="preserve"> </w:t>
+      </w:r>
+      <w:r>
+        <w:rPr>
+          <w:lang w:val="de-DE"/>
+        </w:rPr>
+        <w:t xml:space="preserve">— Prüfliste vor dem Export</w:t>
       </w:r>
     </w:p>
     <w:p>
@@ -4735,17 +6498,424 @@
         <w:pStyle w:val="Compact"/>
         <w:numPr>
           <w:ilvl w:val="0"/>
-          <w:numId w:val="1006"/>
+          <w:numId w:val="1007"/>
         </w:numPr>
       </w:pPr>
       <w:r>
         <w:rPr>
+          <w:rStyle w:val="VerbatimChar"/>
+          <w:lang w:val="de-DE"/>
+        </w:rPr>
+        <w:t xml:space="preserve">Abrechnung_Datenerklaerung.md</w:t>
+      </w:r>
+      <w:r>
+        <w:rPr>
+          <w:lang w:val="de-DE"/>
+        </w:rPr>
+        <w:t xml:space="preserve"> </w:t>
+      </w:r>
+      <w:r>
+        <w:rPr>
+          <w:lang w:val="de-DE"/>
+        </w:rPr>
+        <w:t xml:space="preserve">— Felderklärung anhand der Referenznachricht</w:t>
+      </w:r>
+    </w:p>
+    <w:p>
+      <w:pPr>
+        <w:pStyle w:val="Compact"/>
+        <w:numPr>
+          <w:ilvl w:val="0"/>
+          <w:numId w:val="1007"/>
+        </w:numPr>
+      </w:pPr>
+      <w:r>
+        <w:rPr>
+          <w:rStyle w:val="VerbatimChar"/>
+          <w:lang w:val="de-DE"/>
+        </w:rPr>
+        <w:t xml:space="preserve">codes/</w:t>
+      </w:r>
+      <w:r>
+        <w:rPr>
+          <w:lang w:val="de-DE"/>
+        </w:rPr>
+        <w:t xml:space="preserve"> </w:t>
+      </w:r>
+      <w:r>
+        <w:rPr>
+          <w:lang w:val="de-DE"/>
+        </w:rPr>
+        <w:t xml:space="preserve">— die Codelisten des Verfahrens</w:t>
+      </w:r>
+    </w:p>
+    <w:p>
+      <w:pPr>
+        <w:pStyle w:val="Compact"/>
+        <w:numPr>
+          <w:ilvl w:val="0"/>
+          <w:numId w:val="1007"/>
+        </w:numPr>
+      </w:pPr>
+      <w:r>
+        <w:rPr>
+          <w:rStyle w:val="VerbatimChar"/>
+          <w:lang w:val="de-DE"/>
+        </w:rPr>
+        <w:t xml:space="preserve">Valide.DTA</w:t>
+      </w:r>
+      <w:r>
+        <w:rPr>
+          <w:lang w:val="de-DE"/>
+        </w:rPr>
+        <w:t xml:space="preserve"> </w:t>
+      </w:r>
+      <w:r>
+        <w:rPr>
+          <w:lang w:val="de-DE"/>
+        </w:rPr>
+        <w:t xml:space="preserve">— eine gültige Referenznachricht, die im Projekt als Messlatte dient</w:t>
+      </w:r>
+    </w:p>
+    <w:bookmarkEnd w:id="63"/>
+    <w:bookmarkEnd w:id="64"/>
+    <w:bookmarkStart w:id="65" w:name="grenzen"/>
+    <w:p>
+      <w:pPr>
+        <w:pStyle w:val="Heading1"/>
+      </w:pPr>
+      <w:r>
+        <w:rPr>
+          <w:lang w:val="de-DE"/>
+        </w:rPr>
+        <w:t xml:space="preserve">Grenzen</w:t>
+      </w:r>
+    </w:p>
+    <w:p>
+      <w:pPr>
+        <w:pStyle w:val="FirstParagraph"/>
+      </w:pPr>
+      <w:r>
+        <w:rPr>
+          <w:lang w:val="de-DE"/>
+        </w:rPr>
+        <w:t xml:space="preserve">Was das Programm heute</w:t>
+      </w:r>
+      <w:r>
+        <w:rPr>
+          <w:lang w:val="de-DE"/>
+        </w:rPr>
+        <w:t xml:space="preserve"> </w:t>
+      </w:r>
+      <w:r>
+        <w:rPr>
+          <w:b/>
+          <w:bCs/>
+          <w:lang w:val="de-DE"/>
+        </w:rPr>
+        <w:t xml:space="preserve">nicht</w:t>
+      </w:r>
+      <w:r>
+        <w:rPr>
+          <w:lang w:val="de-DE"/>
+        </w:rPr>
+        <w:t xml:space="preserve"> </w:t>
+      </w:r>
+      <w:r>
+        <w:rPr>
+          <w:lang w:val="de-DE"/>
+        </w:rPr>
+        <w:t xml:space="preserve">leistet:</w:t>
+      </w:r>
+    </w:p>
+    <w:p>
+      <w:pPr>
+        <w:pStyle w:val="Compact"/>
+        <w:numPr>
+          <w:ilvl w:val="0"/>
+          <w:numId w:val="1008"/>
+        </w:numPr>
+      </w:pPr>
+      <w:r>
+        <w:rPr>
+          <w:lang w:val="de-DE"/>
+        </w:rPr>
+        <w:t xml:space="preserve">Der Versand ist dateibasiert. Ein signierter und verschlüsselter Übermittlungsweg an reale Annahmestellen ist nicht umgesetzt. Dafür wären Zertifikate einer anerkannten Stelle, Zugangsdaten und ein eigenes Betriebsstätten-IK erforderlich. Siehe „Der Weg zur Kasse”.</w:t>
+      </w:r>
+    </w:p>
+    <w:p>
+      <w:pPr>
+        <w:pStyle w:val="Compact"/>
+        <w:numPr>
+          <w:ilvl w:val="0"/>
+          <w:numId w:val="1008"/>
+        </w:numPr>
+      </w:pPr>
+      <w:r>
+        <w:rPr>
+          <w:lang w:val="de-DE"/>
+        </w:rPr>
+        <w:t xml:space="preserve">Die</w:t>
+      </w:r>
+      <w:r>
+        <w:rPr>
+          <w:lang w:val="de-DE"/>
+        </w:rPr>
+        <w:t xml:space="preserve"> </w:t>
+      </w:r>
+      <w:r>
+        <w:rPr>
+          <w:b/>
+          <w:bCs/>
+          <w:lang w:val="de-DE"/>
+        </w:rPr>
+        <w:t xml:space="preserve">Auftragsdatei</w:t>
+      </w:r>
+      <w:r>
+        <w:rPr>
+          <w:lang w:val="de-DE"/>
+        </w:rPr>
+        <w:t xml:space="preserve">, die zu jeder Nutzdatendatei gehört, wird nicht erzeugt.</w:t>
+      </w:r>
+    </w:p>
+    <w:p>
+      <w:pPr>
+        <w:pStyle w:val="Compact"/>
+        <w:numPr>
+          <w:ilvl w:val="0"/>
+          <w:numId w:val="1008"/>
+        </w:numPr>
+      </w:pPr>
+      <w:r>
+        <w:rPr>
+          <w:lang w:val="de-DE"/>
+        </w:rPr>
+        <w:t xml:space="preserve">Die Zuordnung erfolgt zur einzelnen Krankenkasse; vorgesehen ist die Zuordnung zur</w:t>
+      </w:r>
+      <w:r>
+        <w:rPr>
+          <w:lang w:val="de-DE"/>
+        </w:rPr>
+        <w:t xml:space="preserve"> </w:t>
+      </w:r>
+      <w:r>
+        <w:rPr>
+          <w:b/>
+          <w:bCs/>
+          <w:lang w:val="de-DE"/>
+        </w:rPr>
+        <w:t xml:space="preserve">Datenannahmestelle je Kassenart</w:t>
+      </w:r>
+      <w:r>
+        <w:rPr>
+          <w:lang w:val="de-DE"/>
+        </w:rPr>
+        <w:t xml:space="preserve">.</w:t>
+      </w:r>
+    </w:p>
+    <w:p>
+      <w:pPr>
+        <w:pStyle w:val="Compact"/>
+        <w:numPr>
+          <w:ilvl w:val="0"/>
+          <w:numId w:val="1008"/>
+        </w:numPr>
+      </w:pPr>
+      <w:r>
+        <w:rPr>
+          <w:lang w:val="de-DE"/>
+        </w:rPr>
+        <w:t xml:space="preserve">Die vorgeschriebene</w:t>
+      </w:r>
+      <w:r>
+        <w:rPr>
+          <w:lang w:val="de-DE"/>
+        </w:rPr>
+        <w:t xml:space="preserve"> </w:t>
+      </w:r>
+      <w:r>
+        <w:rPr>
+          <w:b/>
+          <w:bCs/>
+          <w:lang w:val="de-DE"/>
+        </w:rPr>
+        <w:t xml:space="preserve">Dokumentation des Datenaustauschs</w:t>
+      </w:r>
+      <w:r>
+        <w:rPr>
+          <w:lang w:val="de-DE"/>
+        </w:rPr>
+        <w:t xml:space="preserve"> </w:t>
+      </w:r>
+      <w:r>
+        <w:rPr>
+          <w:lang w:val="de-DE"/>
+        </w:rPr>
+        <w:t xml:space="preserve">(zwei Jahre) und die</w:t>
+      </w:r>
+      <w:r>
+        <w:rPr>
+          <w:lang w:val="de-DE"/>
+        </w:rPr>
+        <w:t xml:space="preserve"> </w:t>
+      </w:r>
+      <w:r>
+        <w:rPr>
+          <w:b/>
+          <w:bCs/>
+          <w:lang w:val="de-DE"/>
+        </w:rPr>
+        <w:t xml:space="preserve">Sicherungskopie bis zur Bezahlung</w:t>
+      </w:r>
+      <w:r>
+        <w:rPr>
+          <w:lang w:val="de-DE"/>
+        </w:rPr>
+        <w:t xml:space="preserve"> </w:t>
+      </w:r>
+      <w:r>
+        <w:rPr>
+          <w:lang w:val="de-DE"/>
+        </w:rPr>
+        <w:t xml:space="preserve">sind nicht abgebildet.</w:t>
+      </w:r>
+    </w:p>
+    <w:p>
+      <w:pPr>
+        <w:pStyle w:val="Compact"/>
+        <w:numPr>
+          <w:ilvl w:val="0"/>
+          <w:numId w:val="1008"/>
+        </w:numPr>
+      </w:pPr>
+      <w:r>
+        <w:rPr>
+          <w:lang w:val="de-DE"/>
+        </w:rPr>
+        <w:t xml:space="preserve">Die Daten liegen</w:t>
+      </w:r>
+      <w:r>
+        <w:rPr>
+          <w:lang w:val="de-DE"/>
+        </w:rPr>
+        <w:t xml:space="preserve"> </w:t>
+      </w:r>
+      <w:r>
+        <w:rPr>
+          <w:b/>
+          <w:bCs/>
+          <w:lang w:val="de-DE"/>
+        </w:rPr>
+        <w:t xml:space="preserve">unverschlüsselt</w:t>
+      </w:r>
+      <w:r>
+        <w:rPr>
+          <w:lang w:val="de-DE"/>
+        </w:rPr>
+        <w:t xml:space="preserve"> </w:t>
+      </w:r>
+      <w:r>
+        <w:rPr>
+          <w:lang w:val="de-DE"/>
+        </w:rPr>
+        <w:t xml:space="preserve">im Benutzerprofil. Es gibt keine Anmeldung und kein Protokoll darüber, wer was geändert hat.</w:t>
+      </w:r>
+    </w:p>
+    <w:p>
+      <w:pPr>
+        <w:pStyle w:val="Compact"/>
+        <w:numPr>
+          <w:ilvl w:val="0"/>
+          <w:numId w:val="1008"/>
+        </w:numPr>
+      </w:pPr>
+      <w:r>
+        <w:rPr>
+          <w:lang w:val="de-DE"/>
+        </w:rPr>
+        <w:t xml:space="preserve">Positionsnummern, Tarifkennzeichen und Abrechnungscodes werden auf Form, nicht aber auf fachliche Zulässigkeit geprüft. Das setzt den jeweiligen Vertrag und Anlage 3 voraus.</w:t>
+      </w:r>
+    </w:p>
+    <w:p>
+      <w:pPr>
+        <w:pStyle w:val="Compact"/>
+        <w:numPr>
+          <w:ilvl w:val="0"/>
+          <w:numId w:val="1008"/>
+        </w:numPr>
+      </w:pPr>
+      <w:r>
+        <w:rPr>
+          <w:lang w:val="de-DE"/>
+        </w:rPr>
+        <w:t xml:space="preserve">Es gibt keine Stornierung und keine Nachberechnung.</w:t>
+      </w:r>
+    </w:p>
+    <w:p>
+      <w:pPr>
+        <w:pStyle w:val="Compact"/>
+        <w:numPr>
+          <w:ilvl w:val="0"/>
+          <w:numId w:val="1008"/>
+        </w:numPr>
+      </w:pPr>
+      <w:r>
+        <w:rPr>
+          <w:lang w:val="de-DE"/>
+        </w:rPr>
+        <w:t xml:space="preserve">Der Umsatzsteuersatz ist mit 19 fest hinterlegt.</w:t>
+      </w:r>
+    </w:p>
+    <w:p>
+      <w:pPr>
+        <w:pStyle w:val="Compact"/>
+        <w:numPr>
+          <w:ilvl w:val="0"/>
+          <w:numId w:val="1008"/>
+        </w:numPr>
+      </w:pPr>
+      <w:r>
+        <w:rPr>
+          <w:lang w:val="de-DE"/>
+        </w:rPr>
+        <w:t xml:space="preserve">Abgedeckt ist der Leistungsbereich SGS H mit Abrechnungscode</w:t>
+      </w:r>
+      <w:r>
+        <w:rPr>
+          <w:lang w:val="de-DE"/>
+        </w:rPr>
+        <w:t xml:space="preserve"> </w:t>
+      </w:r>
+      <w:r>
+        <w:rPr>
+          <w:rStyle w:val="VerbatimChar"/>
+          <w:lang w:val="de-DE"/>
+        </w:rPr>
+        <w:t xml:space="preserve">61</w:t>
+      </w:r>
+      <w:r>
+        <w:rPr>
+          <w:lang w:val="de-DE"/>
+        </w:rPr>
+        <w:t xml:space="preserve">.</w:t>
+      </w:r>
+    </w:p>
+    <w:p>
+      <w:pPr>
+        <w:pStyle w:val="Compact"/>
+        <w:numPr>
+          <w:ilvl w:val="0"/>
+          <w:numId w:val="1008"/>
+        </w:numPr>
+      </w:pPr>
+      <w:r>
+        <w:rPr>
           <w:lang w:val="de-DE"/>
         </w:rPr>
         <w:t xml:space="preserve">Die Anwendung ist auf einen Benutzer und einen Rechner ausgelegt. Ein gemeinsamer Zugriff mehrerer Arbeitsplätze auf dieselbe Datenbank ist nicht vorgesehen.</w:t>
       </w:r>
     </w:p>
-    <w:bookmarkEnd w:id="56"/>
+    <w:bookmarkEnd w:id="65"/>
     <w:sectPr>
       <w:footnotePr>
         <w:numRestart w:val="eachSect"/>
@@ -5117,6 +7287,12 @@
     <w:abstractNumId w:val="991"/>
   </w:num>
   <w:num w:numId="1006">
+    <w:abstractNumId w:val="991"/>
+  </w:num>
+  <w:num w:numId="1007">
+    <w:abstractNumId w:val="991"/>
+  </w:num>
+  <w:num w:numId="1008">
     <w:abstractNumId w:val="991"/>
   </w:num>
 </w:numbering>

--- a/GKVTransmitter/Information/GKVTransmitter_Dokumentation.docx
+++ b/GKVTransmitter/Information/GKVTransmitter_Dokumentation.docx
@@ -1419,6 +1419,36 @@
               <w:rPr>
                 <w:lang w:val="de-DE"/>
               </w:rPr>
+              <w:t xml:space="preserve">Positionsnummer</w:t>
+            </w:r>
+          </w:p>
+        </w:tc>
+        <w:tc>
+          <w:tcPr/>
+          <w:p>
+            <w:pPr>
+              <w:pStyle w:val="Compact"/>
+            </w:pPr>
+            <w:r>
+              <w:rPr>
+                <w:lang w:val="de-DE"/>
+              </w:rPr>
+              <w:t xml:space="preserve">Länge der Abrechnungspositionsnummer passt zum Abrechnungscode</w:t>
+            </w:r>
+          </w:p>
+        </w:tc>
+      </w:tr>
+      <w:tr>
+        <w:tc>
+          <w:tcPr/>
+          <w:p>
+            <w:pPr>
+              <w:pStyle w:val="Compact"/>
+            </w:pPr>
+            <w:r>
+              <w:rPr>
+                <w:lang w:val="de-DE"/>
+              </w:rPr>
               <w:t xml:space="preserve">Betragskonsistenz</w:t>
             </w:r>
           </w:p>
@@ -1500,24 +1530,68 @@
           <w:bCs/>
           <w:lang w:val="de-DE"/>
         </w:rPr>
-        <w:t xml:space="preserve">Hinweise</w:t>
-      </w:r>
-      <w:r>
-        <w:rPr>
-          <w:lang w:val="de-DE"/>
-        </w:rPr>
-        <w:t xml:space="preserve"> </w:t>
-      </w:r>
-      <w:r>
-        <w:rPr>
-          <w:lang w:val="de-DE"/>
-        </w:rPr>
-        <w:t xml:space="preserve">werden gemeldet, verhindern aber nichts.</w:t>
-      </w:r>
-    </w:p>
-    <w:p>
-      <w:pPr>
-        <w:pStyle w:val="BodyText"/>
+        <w:t xml:space="preserve">Hinweise und Warnungen</w:t>
+      </w:r>
+      <w:r>
+        <w:rPr>
+          <w:lang w:val="de-DE"/>
+        </w:rPr>
+        <w:t xml:space="preserve"> </w:t>
+      </w:r>
+      <w:r>
+        <w:rPr>
+          <w:lang w:val="de-DE"/>
+        </w:rPr>
+        <w:t xml:space="preserve">verhindern nichts.</w:t>
+      </w:r>
+    </w:p>
+    <w:p>
+      <w:pPr>
+        <w:pStyle w:val="BlockText"/>
+      </w:pPr>
+      <w:r>
+        <w:rPr>
+          <w:b/>
+          <w:bCs/>
+          <w:lang w:val="de-DE"/>
+        </w:rPr>
+        <w:t xml:space="preserve">Sie werden derzeit auch nicht angezeigt.</w:t>
+      </w:r>
+      <w:r>
+        <w:rPr>
+          <w:lang w:val="de-DE"/>
+        </w:rPr>
+        <w:t xml:space="preserve"> </w:t>
+      </w:r>
+      <w:r>
+        <w:rPr>
+          <w:lang w:val="de-DE"/>
+        </w:rPr>
+        <w:t xml:space="preserve">Der Prüfbericht erreicht die Oberfläche nur über die Ausnahme, die bei einem Fehler geworfen wird; ein Bericht ohne Fehler wird verworfen. Eine Warnung, die niemand sieht, ist keine Warnung — das ist die dringendste offene Lücke, siehe</w:t>
+      </w:r>
+      <w:r>
+        <w:rPr>
+          <w:lang w:val="de-DE"/>
+        </w:rPr>
+        <w:t xml:space="preserve"> </w:t>
+      </w:r>
+      <w:r>
+        <w:rPr>
+          <w:rStyle w:val="VerbatimChar"/>
+          <w:lang w:val="de-DE"/>
+        </w:rPr>
+        <w:t xml:space="preserve">Naechste_Schritte.md</w:t>
+      </w:r>
+      <w:r>
+        <w:rPr>
+          <w:lang w:val="de-DE"/>
+        </w:rPr>
+        <w:t xml:space="preserve">, Abschnitt D.</w:t>
+      </w:r>
+    </w:p>
+    <w:p>
+      <w:pPr>
+        <w:pStyle w:val="FirstParagraph"/>
       </w:pPr>
       <w:r>
         <w:rPr>
@@ -2429,7 +2503,7 @@
     </w:p>
     <w:bookmarkEnd w:id="29"/>
     <w:bookmarkEnd w:id="30"/>
-    <w:bookmarkStart w:id="36" w:name="der-weg-zur-kasse"/>
+    <w:bookmarkStart w:id="58" w:name="der-weg-zur-kasse"/>
     <w:p>
       <w:pPr>
         <w:pStyle w:val="Heading1"/>
@@ -2449,7 +2523,37 @@
         <w:rPr>
           <w:lang w:val="de-DE"/>
         </w:rPr>
-        <w:t xml:space="preserve">Dieses Kapitel beschreibt, wie eine Lieferung tatsächlich zur Krankenkasse gelangt, was davon das Programm leistet und was dafür noch fehlt. Grundlage ist die</w:t>
+        <w:t xml:space="preserve">Dieses Kapitel beschreibt, wie eine Lieferung tatsächlich zur Krankenkasse gelangt, was davon das Programm leistet und was dafür noch fehlt.</w:t>
+      </w:r>
+    </w:p>
+    <w:p>
+      <w:pPr>
+        <w:pStyle w:val="BodyText"/>
+      </w:pPr>
+      <w:r>
+        <w:rPr>
+          <w:lang w:val="de-DE"/>
+        </w:rPr>
+        <w:t xml:space="preserve">Grundlage sind die Unterlagen unter</w:t>
+      </w:r>
+      <w:r>
+        <w:rPr>
+          <w:lang w:val="de-DE"/>
+        </w:rPr>
+        <w:t xml:space="preserve"> </w:t>
+      </w:r>
+      <w:r>
+        <w:rPr>
+          <w:rStyle w:val="VerbatimChar"/>
+          <w:lang w:val="de-DE"/>
+        </w:rPr>
+        <w:t xml:space="preserve">Information/</w:t>
+      </w:r>
+      <w:r>
+        <w:rPr>
+          <w:lang w:val="de-DE"/>
+        </w:rPr>
+        <w:t xml:space="preserve">. Sie liegen</w:t>
       </w:r>
       <w:r>
         <w:rPr>
@@ -2463,22 +2567,560 @@
           <w:bCs/>
           <w:lang w:val="de-DE"/>
         </w:rPr>
-        <w:t xml:space="preserve">Technische Anlage</w:t>
-      </w:r>
-      <w:r>
-        <w:rPr>
-          <w:lang w:val="de-DE"/>
-        </w:rPr>
-        <w:t xml:space="preserve"> </w:t>
-      </w:r>
-      <w:r>
-        <w:rPr>
-          <w:lang w:val="de-DE"/>
-        </w:rPr>
-        <w:t xml:space="preserve">(Anlage 1 zu den Richtlinien nach § 302 SGB V, Version 21, Stand 15.01.2026), die dem Projekt vorliegt.</w:t>
-      </w:r>
-    </w:p>
-    <w:bookmarkStart w:id="31" w:name="der-vorgesehene-weg"/>
+        <w:t xml:space="preserve">vollständig</w:t>
+      </w:r>
+      <w:r>
+        <w:rPr>
+          <w:lang w:val="de-DE"/>
+        </w:rPr>
+        <w:t xml:space="preserve"> </w:t>
+      </w:r>
+      <w:r>
+        <w:rPr>
+          <w:lang w:val="de-DE"/>
+        </w:rPr>
+        <w:t xml:space="preserve">vor; bis zum 07.09.2026 fehlten zwei Anhänge, und ihr Fehlen war der Grund, warum drei Angaben im Programm frei erfunden waren. Sie waren nie schwer zu bekommen — sie stehen frei zum Herunterladen auf</w:t>
+      </w:r>
+      <w:r>
+        <w:rPr>
+          <w:lang w:val="de-DE"/>
+        </w:rPr>
+        <w:t xml:space="preserve"> </w:t>
+      </w:r>
+      <w:hyperlink r:id="rId31">
+        <w:r>
+          <w:rPr>
+            <w:rStyle w:val="Hyperlink"/>
+            <w:lang w:val="de-DE"/>
+          </w:rPr>
+          <w:t xml:space="preserve">gkv-datenaustausch.de</w:t>
+        </w:r>
+      </w:hyperlink>
+      <w:r>
+        <w:rPr>
+          <w:lang w:val="de-DE"/>
+        </w:rPr>
+        <w:t xml:space="preserve">, dem Portal des GKV-Spitzenverbandes.</w:t>
+      </w:r>
+    </w:p>
+    <w:tbl>
+      <w:tblPr>
+        <w:tblStyle w:val="Table"/>
+        <w:tblW w:type="pct" w:w="5000"/>
+        <w:tblLayout w:type="fixed"/>
+        <w:tblLook w:firstRow="1" w:lastRow="0" w:firstColumn="0" w:lastColumn="0" w:noHBand="0" w:noVBand="0" w:val="0020"/>
+      </w:tblPr>
+      <w:tblGrid>
+        <w:gridCol w:w="2640"/>
+        <w:gridCol w:w="2640"/>
+        <w:gridCol w:w="2640"/>
+      </w:tblGrid>
+      <w:tr>
+        <w:trPr>
+          <w:tblHeader w:val="on"/>
+        </w:trPr>
+        <w:tc>
+          <w:tcPr/>
+          <w:p>
+            <w:pPr>
+              <w:pStyle w:val="Compact"/>
+            </w:pPr>
+            <w:r>
+              <w:rPr>
+                <w:lang w:val="de-DE"/>
+              </w:rPr>
+              <w:t xml:space="preserve">Unterlage</w:t>
+            </w:r>
+          </w:p>
+        </w:tc>
+        <w:tc>
+          <w:tcPr/>
+          <w:p>
+            <w:pPr>
+              <w:pStyle w:val="Compact"/>
+            </w:pPr>
+            <w:r>
+              <w:rPr>
+                <w:lang w:val="de-DE"/>
+              </w:rPr>
+              <w:t xml:space="preserve">Datei</w:t>
+            </w:r>
+          </w:p>
+        </w:tc>
+        <w:tc>
+          <w:tcPr/>
+          <w:p>
+            <w:pPr>
+              <w:pStyle w:val="Compact"/>
+            </w:pPr>
+            <w:r>
+              <w:rPr>
+                <w:lang w:val="de-DE"/>
+              </w:rPr>
+              <w:t xml:space="preserve">Regelt</w:t>
+            </w:r>
+          </w:p>
+        </w:tc>
+      </w:tr>
+      <w:tr>
+        <w:tc>
+          <w:tcPr/>
+          <w:p>
+            <w:pPr>
+              <w:pStyle w:val="Compact"/>
+            </w:pPr>
+            <w:r>
+              <w:rPr>
+                <w:lang w:val="de-DE"/>
+              </w:rPr>
+              <w:t xml:space="preserve">Anlage 1, Version 21</w:t>
+            </w:r>
+          </w:p>
+        </w:tc>
+        <w:tc>
+          <w:tcPr/>
+          <w:p>
+            <w:pPr>
+              <w:pStyle w:val="Compact"/>
+            </w:pPr>
+            <w:r>
+              <w:rPr>
+                <w:rStyle w:val="VerbatimChar"/>
+                <w:lang w:val="de-DE"/>
+              </w:rPr>
+              <w:t xml:space="preserve">Anlage_1_TP5_V21_20260115.pdf</w:t>
+            </w:r>
+          </w:p>
+        </w:tc>
+        <w:tc>
+          <w:tcPr/>
+          <w:p>
+            <w:pPr>
+              <w:pStyle w:val="Compact"/>
+            </w:pPr>
+            <w:r>
+              <w:rPr>
+                <w:lang w:val="de-DE"/>
+              </w:rPr>
+              <w:t xml:space="preserve">Aufbau der Nutzdaten —</w:t>
+            </w:r>
+            <w:r>
+              <w:rPr>
+                <w:lang w:val="de-DE"/>
+              </w:rPr>
+              <w:t xml:space="preserve"> </w:t>
+            </w:r>
+            <w:r>
+              <w:rPr>
+                <w:b/>
+                <w:bCs/>
+                <w:lang w:val="de-DE"/>
+              </w:rPr>
+              <w:t xml:space="preserve">heute gültig</w:t>
+            </w:r>
+          </w:p>
+        </w:tc>
+      </w:tr>
+      <w:tr>
+        <w:tc>
+          <w:tcPr/>
+          <w:p>
+            <w:pPr>
+              <w:pStyle w:val="Compact"/>
+            </w:pPr>
+            <w:r>
+              <w:rPr>
+                <w:lang w:val="de-DE"/>
+              </w:rPr>
+              <w:t xml:space="preserve">Anlage 1, Version 22</w:t>
+            </w:r>
+          </w:p>
+        </w:tc>
+        <w:tc>
+          <w:tcPr/>
+          <w:p>
+            <w:pPr>
+              <w:pStyle w:val="Compact"/>
+            </w:pPr>
+            <w:r>
+              <w:rPr>
+                <w:rStyle w:val="VerbatimChar"/>
+                <w:lang w:val="de-DE"/>
+              </w:rPr>
+              <w:t xml:space="preserve">Anlage_1_TP5_V22_20260521.pdf</w:t>
+            </w:r>
+          </w:p>
+        </w:tc>
+        <w:tc>
+          <w:tcPr/>
+          <w:p>
+            <w:pPr>
+              <w:pStyle w:val="Compact"/>
+            </w:pPr>
+            <w:r>
+              <w:rPr>
+                <w:lang w:val="de-DE"/>
+              </w:rPr>
+              <w:t xml:space="preserve">dasselbe, anzuwenden ab 01.02.2027</w:t>
+            </w:r>
+          </w:p>
+        </w:tc>
+      </w:tr>
+      <w:tr>
+        <w:tc>
+          <w:tcPr/>
+          <w:p>
+            <w:pPr>
+              <w:pStyle w:val="Compact"/>
+            </w:pPr>
+            <w:r>
+              <w:rPr>
+                <w:lang w:val="de-DE"/>
+              </w:rPr>
+              <w:t xml:space="preserve">Anlage 3, Version 22</w:t>
+            </w:r>
+          </w:p>
+        </w:tc>
+        <w:tc>
+          <w:tcPr/>
+          <w:p>
+            <w:pPr>
+              <w:pStyle w:val="Compact"/>
+            </w:pPr>
+            <w:r>
+              <w:rPr>
+                <w:rStyle w:val="VerbatimChar"/>
+                <w:lang w:val="de-DE"/>
+              </w:rPr>
+              <w:t xml:space="preserve">Anlage_3_TP5_V22_20260521.pdf</w:t>
+            </w:r>
+          </w:p>
+        </w:tc>
+        <w:tc>
+          <w:tcPr/>
+          <w:p>
+            <w:pPr>
+              <w:pStyle w:val="Compact"/>
+            </w:pPr>
+            <w:r>
+              <w:rPr>
+                <w:lang w:val="de-DE"/>
+              </w:rPr>
+              <w:t xml:space="preserve">Schlüsselverzeichnisse</w:t>
+            </w:r>
+          </w:p>
+        </w:tc>
+      </w:tr>
+      <w:tr>
+        <w:tc>
+          <w:tcPr/>
+          <w:p>
+            <w:pPr>
+              <w:pStyle w:val="Compact"/>
+            </w:pPr>
+            <w:r>
+              <w:rPr>
+                <w:lang w:val="de-DE"/>
+              </w:rPr>
+              <w:t xml:space="preserve">Anhang 1 zur Anlage 1</w:t>
+            </w:r>
+          </w:p>
+        </w:tc>
+        <w:tc>
+          <w:tcPr/>
+          <w:p>
+            <w:pPr>
+              <w:pStyle w:val="Compact"/>
+            </w:pPr>
+            <w:r>
+              <w:rPr>
+                <w:rStyle w:val="VerbatimChar"/>
+                <w:lang w:val="de-DE"/>
+              </w:rPr>
+              <w:t xml:space="preserve">Anhang_1_Datenuebermittlung_20170831.pdf</w:t>
+            </w:r>
+          </w:p>
+        </w:tc>
+        <w:tc>
+          <w:tcPr/>
+          <w:p>
+            <w:pPr>
+              <w:pStyle w:val="Compact"/>
+            </w:pPr>
+            <w:r>
+              <w:rPr>
+                <w:lang w:val="de-DE"/>
+              </w:rPr>
+              <w:t xml:space="preserve">Übermittlung, Dateinamen, Dokumentation</w:t>
+            </w:r>
+          </w:p>
+        </w:tc>
+      </w:tr>
+      <w:tr>
+        <w:tc>
+          <w:tcPr/>
+          <w:p>
+            <w:pPr>
+              <w:pStyle w:val="Compact"/>
+            </w:pPr>
+            <w:r>
+              <w:rPr>
+                <w:lang w:val="de-DE"/>
+              </w:rPr>
+              <w:t xml:space="preserve">Anhang 2 zur Anlage 1</w:t>
+            </w:r>
+          </w:p>
+        </w:tc>
+        <w:tc>
+          <w:tcPr/>
+          <w:p>
+            <w:pPr>
+              <w:pStyle w:val="Compact"/>
+            </w:pPr>
+            <w:r>
+              <w:rPr>
+                <w:rStyle w:val="VerbatimChar"/>
+                <w:lang w:val="de-DE"/>
+              </w:rPr>
+              <w:t xml:space="preserve">Anhang_2_Pruefverfahren.pdf</w:t>
+            </w:r>
+          </w:p>
+        </w:tc>
+        <w:tc>
+          <w:tcPr/>
+          <w:p>
+            <w:pPr>
+              <w:pStyle w:val="Compact"/>
+            </w:pPr>
+            <w:r>
+              <w:rPr>
+                <w:lang w:val="de-DE"/>
+              </w:rPr>
+              <w:t xml:space="preserve">Prüf- und Erprobungsverfahren</w:t>
+            </w:r>
+          </w:p>
+        </w:tc>
+      </w:tr>
+      <w:tr>
+        <w:tc>
+          <w:tcPr/>
+          <w:p>
+            <w:pPr>
+              <w:pStyle w:val="Compact"/>
+            </w:pPr>
+            <w:r>
+              <w:rPr>
+                <w:lang w:val="de-DE"/>
+              </w:rPr>
+              <w:t xml:space="preserve">Anhang 3 zur Anlage 1</w:t>
+            </w:r>
+          </w:p>
+        </w:tc>
+        <w:tc>
+          <w:tcPr/>
+          <w:p>
+            <w:pPr>
+              <w:pStyle w:val="Compact"/>
+            </w:pPr>
+            <w:r>
+              <w:rPr>
+                <w:rStyle w:val="VerbatimChar"/>
+                <w:lang w:val="de-DE"/>
+              </w:rPr>
+              <w:t xml:space="preserve">Anhang_3_Kostentraegerdatei_V10_20260414.pdf</w:t>
+            </w:r>
+          </w:p>
+        </w:tc>
+        <w:tc>
+          <w:tcPr/>
+          <w:p>
+            <w:pPr>
+              <w:pStyle w:val="Compact"/>
+            </w:pPr>
+            <w:r>
+              <w:rPr>
+                <w:lang w:val="de-DE"/>
+              </w:rPr>
+              <w:t xml:space="preserve">Aufbau der Kostenträgerdatei</w:t>
+            </w:r>
+          </w:p>
+        </w:tc>
+      </w:tr>
+      <w:tr>
+        <w:tc>
+          <w:tcPr/>
+          <w:p>
+            <w:pPr>
+              <w:pStyle w:val="Compact"/>
+            </w:pPr>
+            <w:r>
+              <w:rPr>
+                <w:lang w:val="de-DE"/>
+              </w:rPr>
+              <w:t xml:space="preserve">GGT Anlage 2</w:t>
+            </w:r>
+          </w:p>
+        </w:tc>
+        <w:tc>
+          <w:tcPr/>
+          <w:p>
+            <w:pPr>
+              <w:pStyle w:val="Compact"/>
+            </w:pPr>
+            <w:r>
+              <w:rPr>
+                <w:rStyle w:val="VerbatimChar"/>
+                <w:lang w:val="de-DE"/>
+              </w:rPr>
+              <w:t xml:space="preserve">GGT_Anlage_2_Auftragsdatei.pdf</w:t>
+            </w:r>
+          </w:p>
+        </w:tc>
+        <w:tc>
+          <w:tcPr/>
+          <w:p>
+            <w:pPr>
+              <w:pStyle w:val="Compact"/>
+            </w:pPr>
+            <w:r>
+              <w:rPr>
+                <w:lang w:val="de-DE"/>
+              </w:rPr>
+              <w:t xml:space="preserve">Auftragsdatei</w:t>
+            </w:r>
+          </w:p>
+        </w:tc>
+      </w:tr>
+      <w:tr>
+        <w:tc>
+          <w:tcPr/>
+          <w:p>
+            <w:pPr>
+              <w:pStyle w:val="Compact"/>
+            </w:pPr>
+            <w:r>
+              <w:rPr>
+                <w:lang w:val="de-DE"/>
+              </w:rPr>
+              <w:t xml:space="preserve">GGT Anlage 7</w:t>
+            </w:r>
+          </w:p>
+        </w:tc>
+        <w:tc>
+          <w:tcPr/>
+          <w:p>
+            <w:pPr>
+              <w:pStyle w:val="Compact"/>
+            </w:pPr>
+            <w:r>
+              <w:rPr>
+                <w:rStyle w:val="VerbatimChar"/>
+                <w:lang w:val="de-DE"/>
+              </w:rPr>
+              <w:t xml:space="preserve">GGT_Anlage_7_EMail.pdf</w:t>
+            </w:r>
+          </w:p>
+        </w:tc>
+        <w:tc>
+          <w:tcPr/>
+          <w:p>
+            <w:pPr>
+              <w:pStyle w:val="Compact"/>
+            </w:pPr>
+            <w:r>
+              <w:rPr>
+                <w:lang w:val="de-DE"/>
+              </w:rPr>
+              <w:t xml:space="preserve">Übertragung per E-Mail</w:t>
+            </w:r>
+          </w:p>
+        </w:tc>
+      </w:tr>
+      <w:tr>
+        <w:tc>
+          <w:tcPr/>
+          <w:p>
+            <w:pPr>
+              <w:pStyle w:val="Compact"/>
+            </w:pPr>
+            <w:r>
+              <w:rPr>
+                <w:lang w:val="de-DE"/>
+              </w:rPr>
+              <w:t xml:space="preserve">GGT Anlage 20</w:t>
+            </w:r>
+          </w:p>
+        </w:tc>
+        <w:tc>
+          <w:tcPr/>
+          <w:p>
+            <w:pPr>
+              <w:pStyle w:val="Compact"/>
+            </w:pPr>
+            <w:r>
+              <w:rPr>
+                <w:rStyle w:val="VerbatimChar"/>
+                <w:lang w:val="de-DE"/>
+              </w:rPr>
+              <w:t xml:space="preserve">GGT_Anlage_20_KIM.pdf</w:t>
+            </w:r>
+          </w:p>
+        </w:tc>
+        <w:tc>
+          <w:tcPr/>
+          <w:p>
+            <w:pPr>
+              <w:pStyle w:val="Compact"/>
+            </w:pPr>
+            <w:r>
+              <w:rPr>
+                <w:lang w:val="de-DE"/>
+              </w:rPr>
+              <w:t xml:space="preserve">Übertragung über KIM in der Telematikinfrastruktur</w:t>
+            </w:r>
+          </w:p>
+        </w:tc>
+      </w:tr>
+    </w:tbl>
+    <w:p>
+      <w:pPr>
+        <w:pStyle w:val="BlockText"/>
+      </w:pPr>
+      <w:r>
+        <w:rPr>
+          <w:lang w:val="de-DE"/>
+        </w:rPr>
+        <w:t xml:space="preserve">Die Security-Schnittstelle (SECON, GGT Anlage 16) ist mit 5 MB nicht mitgelieferter Bestandteil des Projekts. Sie steht unter</w:t>
+      </w:r>
+      <w:r>
+        <w:rPr>
+          <w:lang w:val="de-DE"/>
+        </w:rPr>
+        <w:t xml:space="preserve"> </w:t>
+      </w:r>
+      <w:hyperlink r:id="rId32">
+        <w:r>
+          <w:rPr>
+            <w:rStyle w:val="Hyperlink"/>
+            <w:lang w:val="de-DE"/>
+          </w:rPr>
+          <w:t xml:space="preserve">Technische Standards</w:t>
+        </w:r>
+      </w:hyperlink>
+      <w:r>
+        <w:rPr>
+          <w:lang w:val="de-DE"/>
+        </w:rPr>
+        <w:t xml:space="preserve"> </w:t>
+      </w:r>
+      <w:r>
+        <w:rPr>
+          <w:lang w:val="de-DE"/>
+        </w:rPr>
+        <w:t xml:space="preserve">und wird erst gebraucht, wenn tatsächlich selbst verschlüsselt wird.</w:t>
+      </w:r>
+    </w:p>
+    <w:bookmarkStart w:id="33" w:name="der-vorgesehene-weg"/>
     <w:p>
       <w:pPr>
         <w:pStyle w:val="Heading2"/>
@@ -2519,7 +3161,7 @@
           <w:rStyle w:val="VerbatimChar"/>
           <w:lang w:val="de-DE"/>
         </w:rPr>
-        <w:t xml:space="preserve">      │  signiert und verschlüsselt</w:t>
+        <w:t xml:space="preserve">      │  verschlüsselt mit dem öffentlichen Schlüssel der Annahmestelle</w:t>
       </w:r>
       <w:r>
         <w:br/>
@@ -2549,7 +3191,7 @@
           <w:rStyle w:val="VerbatimChar"/>
           <w:lang w:val="de-DE"/>
         </w:rPr>
-        <w:t xml:space="preserve">      │  Prüfstufe 1  Datei und Dateistruktur</w:t>
+        <w:t xml:space="preserve">      │  Prüfstufe 1  Datei, Dateipaar, Anmeldung des Absenders</w:t>
       </w:r>
       <w:r>
         <w:br/>
@@ -2559,7 +3201,7 @@
           <w:rStyle w:val="VerbatimChar"/>
           <w:lang w:val="de-DE"/>
         </w:rPr>
-        <w:t xml:space="preserve">      │  Prüfstufe 2  Syntax</w:t>
+        <w:t xml:space="preserve">      │  Prüfstufe 2  Segmentfolge, Feldart, Feldtyp, Feldlänge</w:t>
       </w:r>
       <w:r>
         <w:br/>
@@ -2569,7 +3211,7 @@
           <w:rStyle w:val="VerbatimChar"/>
           <w:lang w:val="de-DE"/>
         </w:rPr>
-        <w:t xml:space="preserve">      │  Prüfstufe 3  Inhalte der Datenelemente</w:t>
+        <w:t xml:space="preserve">      │  Prüfstufe 3  Inhalte gegen die Schlüsselverzeichnisse</w:t>
       </w:r>
       <w:r>
         <w:br/>
@@ -2655,7 +3297,7 @@
         <w:rPr>
           <w:lang w:val="de-DE"/>
         </w:rPr>
-        <w:t xml:space="preserve">Für jede Datenannahmestelle mit Entschlüsselungsbefugnis ist</w:t>
+        <w:t xml:space="preserve">Für jede Datenannahmestelle mit Entschlüsselungsbefugnis ist je Kassenart</w:t>
       </w:r>
       <w:r>
         <w:rPr>
@@ -2669,45 +3311,69 @@
           <w:bCs/>
           <w:lang w:val="de-DE"/>
         </w:rPr>
-        <w:t xml:space="preserve">je Kassenart eine</w:t>
-      </w:r>
-      <w:r>
-        <w:rPr>
-          <w:lang w:val="de-DE"/>
-        </w:rPr>
-        <w:t xml:space="preserve"> </w:t>
-      </w:r>
-      <w:r>
-        <w:rPr>
-          <w:lang w:val="de-DE"/>
-        </w:rPr>
-        <w:t xml:space="preserve">Nutzdatendatei zu erstellen. Welche Stelle für welche Kasse zuständig ist, steht in der</w:t>
-      </w:r>
-      <w:r>
-        <w:rPr>
-          <w:lang w:val="de-DE"/>
-        </w:rPr>
-        <w:t xml:space="preserve"> </w:t>
-      </w:r>
+        <w:t xml:space="preserve">eine</w:t>
+      </w:r>
+      <w:r>
+        <w:rPr>
+          <w:lang w:val="de-DE"/>
+        </w:rPr>
+        <w:t xml:space="preserve"> </w:t>
+      </w:r>
+      <w:r>
+        <w:rPr>
+          <w:lang w:val="de-DE"/>
+        </w:rPr>
+        <w:t xml:space="preserve">Nutzdatendatei zu erstellen (Anlage 1, Abschnitt 3 und 5.3.1). Ihr IK steht im</w:t>
+      </w:r>
+      <w:r>
+        <w:rPr>
+          <w:lang w:val="de-DE"/>
+        </w:rPr>
+        <w:t xml:space="preserve"> </w:t>
+      </w:r>
+      <w:r>
+        <w:rPr>
+          <w:rStyle w:val="VerbatimChar"/>
+          <w:lang w:val="de-DE"/>
+        </w:rPr>
+        <w:t xml:space="preserve">UNB</w:t>
+      </w:r>
+      <w:r>
+        <w:rPr>
+          <w:lang w:val="de-DE"/>
+        </w:rPr>
+        <w:t xml:space="preserve"> </w:t>
+      </w:r>
+      <w:r>
+        <w:rPr>
+          <w:lang w:val="de-DE"/>
+        </w:rPr>
+        <w:t xml:space="preserve">als Empfänger.</w:t>
+      </w:r>
+    </w:p>
+    <w:p>
+      <w:pPr>
+        <w:pStyle w:val="BodyText"/>
+      </w:pPr>
       <w:r>
         <w:rPr>
           <w:b/>
           <w:bCs/>
           <w:lang w:val="de-DE"/>
         </w:rPr>
-        <w:t xml:space="preserve">Kostenträgerdatei</w:t>
-      </w:r>
-      <w:r>
-        <w:rPr>
-          <w:lang w:val="de-DE"/>
-        </w:rPr>
-        <w:t xml:space="preserve"> </w:t>
-      </w:r>
-      <w:r>
-        <w:rPr>
-          <w:lang w:val="de-DE"/>
-        </w:rPr>
-        <w:t xml:space="preserve">der jeweiligen Kassenart — nicht im Programm und nicht in dieser Dokumentation.</w:t>
+        <w:t xml:space="preserve">Zu jeder Nutzdatendatei gehört eine Auftragsdatei.</w:t>
+      </w:r>
+      <w:r>
+        <w:rPr>
+          <w:lang w:val="de-DE"/>
+        </w:rPr>
+        <w:t xml:space="preserve"> </w:t>
+      </w:r>
+      <w:r>
+        <w:rPr>
+          <w:lang w:val="de-DE"/>
+        </w:rPr>
+        <w:t xml:space="preserve">Sie geht unverschlüsselt voraus und trägt die Transportangaben; ohne sie scheitert die Lieferung bereits in Prüfstufe 1, die ausdrücklich prüft, „ob die Dateien paarweise übermittelt” wurden.</w:t>
       </w:r>
     </w:p>
     <w:p>
@@ -2720,48 +3386,1481 @@
           <w:bCs/>
           <w:lang w:val="de-DE"/>
         </w:rPr>
-        <w:t xml:space="preserve">Zu jeder Nutzdatendatei gehört eine Auftragsdatei.</w:t>
-      </w:r>
-      <w:r>
-        <w:rPr>
-          <w:lang w:val="de-DE"/>
-        </w:rPr>
-        <w:t xml:space="preserve"> </w:t>
-      </w:r>
-      <w:r>
-        <w:rPr>
-          <w:lang w:val="de-DE"/>
-        </w:rPr>
-        <w:t xml:space="preserve">Sie ist in den „Richtlinien für den Datenaustausch mit den gesetzlichen Krankenkassen” beschrieben. Ohne sie ist eine Lieferung unvollständig.</w:t>
-      </w:r>
-    </w:p>
-    <w:p>
-      <w:pPr>
-        <w:pStyle w:val="BodyText"/>
-      </w:pPr>
+        <w:t xml:space="preserve">Die Erprobung ist vorgeschrieben, nicht optional.</w:t>
+      </w:r>
+      <w:r>
+        <w:rPr>
+          <w:lang w:val="de-DE"/>
+        </w:rPr>
+        <w:t xml:space="preserve"> </w:t>
+      </w:r>
+      <w:r>
+        <w:rPr>
+          <w:lang w:val="de-DE"/>
+        </w:rPr>
+        <w:t xml:space="preserve">Vor der erstmaligen Durchführung und vor jeder Änderung des Verfahrens sind die Einzelheiten mit dem Empfänger abzustimmen und die ordnungsgemäße Verarbeitung zu erproben (Anlage 1, Abschnitt 2).</w:t>
+      </w:r>
+    </w:p>
+    <w:bookmarkEnd w:id="33"/>
+    <w:bookmarkStart w:id="35" w:name="X0de51972567ef01cca32833bc9fdaaf060ee2f9"/>
+    <w:p>
+      <w:pPr>
+        <w:pStyle w:val="Heading2"/>
+      </w:pPr>
+      <w:r>
+        <w:rPr>
+          <w:lang w:val="de-DE"/>
+        </w:rPr>
+        <w:t xml:space="preserve">Wer der Empfänger ist — und wie man ihn findet</w:t>
+      </w:r>
+    </w:p>
+    <w:p>
+      <w:pPr>
+        <w:pStyle w:val="FirstParagraph"/>
+      </w:pPr>
+      <w:r>
+        <w:rPr>
+          <w:lang w:val="de-DE"/>
+        </w:rPr>
+        <w:t xml:space="preserve">Die Zuordnung steht in der</w:t>
+      </w:r>
+      <w:r>
+        <w:rPr>
+          <w:lang w:val="de-DE"/>
+        </w:rPr>
+        <w:t xml:space="preserve"> </w:t>
+      </w:r>
       <w:r>
         <w:rPr>
           <w:b/>
           <w:bCs/>
           <w:lang w:val="de-DE"/>
         </w:rPr>
-        <w:t xml:space="preserve">Die Erprobung ist vorgeschrieben, nicht optional.</w:t>
-      </w:r>
-      <w:r>
-        <w:rPr>
-          <w:lang w:val="de-DE"/>
-        </w:rPr>
-        <w:t xml:space="preserve"> </w:t>
-      </w:r>
-      <w:r>
-        <w:rPr>
-          <w:lang w:val="de-DE"/>
-        </w:rPr>
-        <w:t xml:space="preserve">Vor der erstmaligen Durchführung und vor jeder Änderung des Verfahrens sind die Einzelheiten mit dem Empfänger abzustimmen und die ordnungsgemäße Verarbeitung zu erproben.</w:t>
-      </w:r>
-    </w:p>
-    <w:bookmarkEnd w:id="31"/>
-    <w:bookmarkStart w:id="32" w:name="was-das-programm-davon-leistet"/>
+        <w:t xml:space="preserve">Kostenträgerdatei</w:t>
+      </w:r>
+      <w:r>
+        <w:rPr>
+          <w:lang w:val="de-DE"/>
+        </w:rPr>
+        <w:t xml:space="preserve">, die jeder Kassenartenverband vierteljährlich veröffentlicht (</w:t>
+      </w:r>
+      <w:hyperlink r:id="rId34">
+        <w:r>
+          <w:rPr>
+            <w:rStyle w:val="Hyperlink"/>
+            <w:lang w:val="de-DE"/>
+          </w:rPr>
+          <w:t xml:space="preserve">Kostenträgerdateien SLE</w:t>
+        </w:r>
+      </w:hyperlink>
+      <w:r>
+        <w:rPr>
+          <w:lang w:val="de-DE"/>
+        </w:rPr>
+        <w:t xml:space="preserve">). Sie ist selbst eine EDIFACT-Datei mit der Endung</w:t>
+      </w:r>
+      <w:r>
+        <w:rPr>
+          <w:lang w:val="de-DE"/>
+        </w:rPr>
+        <w:t xml:space="preserve"> </w:t>
+      </w:r>
+      <w:r>
+        <w:rPr>
+          <w:rStyle w:val="VerbatimChar"/>
+          <w:lang w:val="de-DE"/>
+        </w:rPr>
+        <w:t xml:space="preserve">.KE0</w:t>
+      </w:r>
+      <w:r>
+        <w:rPr>
+          <w:lang w:val="de-DE"/>
+        </w:rPr>
+        <w:t xml:space="preserve">,</w:t>
+      </w:r>
+      <w:r>
+        <w:rPr>
+          <w:lang w:val="de-DE"/>
+        </w:rPr>
+        <w:t xml:space="preserve"> </w:t>
+      </w:r>
+      <w:r>
+        <w:rPr>
+          <w:rStyle w:val="VerbatimChar"/>
+          <w:lang w:val="de-DE"/>
+        </w:rPr>
+        <w:t xml:space="preserve">.KE1</w:t>
+      </w:r>
+      <w:r>
+        <w:rPr>
+          <w:lang w:val="de-DE"/>
+        </w:rPr>
+        <w:t xml:space="preserve"> </w:t>
+      </w:r>
+      <w:r>
+        <w:rPr>
+          <w:lang w:val="de-DE"/>
+        </w:rPr>
+        <w:t xml:space="preserve">und so fort — im selben Segmentstil wie unsere Nutzdaten, das Programm könnte sie mit dem vorhandenen Leser verarbeiten.</w:t>
+      </w:r>
+    </w:p>
+    <w:p>
+      <w:pPr>
+        <w:pStyle w:val="BodyText"/>
+      </w:pPr>
+      <w:r>
+        <w:rPr>
+          <w:lang w:val="de-DE"/>
+        </w:rPr>
+        <w:t xml:space="preserve">Der Weg von der Kasse auf der Versichertenkarte zur Annahmestelle geht über drei Segmente:</w:t>
+      </w:r>
+    </w:p>
+    <w:p>
+      <w:pPr>
+        <w:pStyle w:val="SourceCode"/>
+      </w:pPr>
+      <w:r>
+        <w:rPr>
+          <w:rStyle w:val="VerbatimChar"/>
+          <w:lang w:val="de-DE"/>
+        </w:rPr>
+        <w:t xml:space="preserve">IDK   IK der Versichertenkarte</w:t>
+      </w:r>
+      <w:r>
+        <w:br/>
+      </w:r>
+      <w:r>
+        <w:rPr>
+          <w:rStyle w:val="VerbatimChar"/>
+          <w:lang w:val="de-DE"/>
+        </w:rPr>
+        <w:t xml:space="preserve"> └─ VKG+01+&lt;IK&gt;            → Verweis auf den Kostenträger</w:t>
+      </w:r>
+      <w:r>
+        <w:br/>
+      </w:r>
+      <w:r>
+        <w:rPr>
+          <w:rStyle w:val="VerbatimChar"/>
+          <w:lang w:val="de-DE"/>
+        </w:rPr>
+        <w:t xml:space="preserve">      └─ VKG+03+&lt;IK&gt;+…+50  → Datenannahmestelle MIT Entschlüsselungsbefugnis</w:t>
+      </w:r>
+      <w:r>
+        <w:br/>
+      </w:r>
+      <w:r>
+        <w:rPr>
+          <w:rStyle w:val="VerbatimChar"/>
+          <w:lang w:val="de-DE"/>
+        </w:rPr>
+        <w:t xml:space="preserve">           │                 (VKG+02 wäre ein Netzbetreiber OHNE)</w:t>
+      </w:r>
+      <w:r>
+        <w:br/>
+      </w:r>
+      <w:r>
+        <w:rPr>
+          <w:rStyle w:val="VerbatimChar"/>
+          <w:lang w:val="de-DE"/>
+        </w:rPr>
+        <w:t xml:space="preserve">           └─ DFU           → die Adresse: 070 E-Mail, 016 FTAM, 080 KIM</w:t>
+      </w:r>
+    </w:p>
+    <w:p>
+      <w:pPr>
+        <w:pStyle w:val="FirstParagraph"/>
+      </w:pPr>
+      <w:r>
+        <w:rPr>
+          <w:lang w:val="de-DE"/>
+        </w:rPr>
+        <w:t xml:space="preserve">Das</w:t>
+      </w:r>
+      <w:r>
+        <w:rPr>
+          <w:lang w:val="de-DE"/>
+        </w:rPr>
+        <w:t xml:space="preserve"> </w:t>
+      </w:r>
+      <w:r>
+        <w:rPr>
+          <w:rStyle w:val="VerbatimChar"/>
+          <w:lang w:val="de-DE"/>
+        </w:rPr>
+        <w:t xml:space="preserve">VKG</w:t>
+      </w:r>
+      <w:r>
+        <w:rPr>
+          <w:lang w:val="de-DE"/>
+        </w:rPr>
+        <w:t xml:space="preserve">-Segment trägt an vorletzter Stelle den</w:t>
+      </w:r>
+      <w:r>
+        <w:rPr>
+          <w:lang w:val="de-DE"/>
+        </w:rPr>
+        <w:t xml:space="preserve"> </w:t>
+      </w:r>
+      <w:r>
+        <w:rPr>
+          <w:b/>
+          <w:bCs/>
+          <w:lang w:val="de-DE"/>
+        </w:rPr>
+        <w:t xml:space="preserve">Abrechnungscode</w:t>
+      </w:r>
+      <w:r>
+        <w:rPr>
+          <w:lang w:val="de-DE"/>
+        </w:rPr>
+        <w:t xml:space="preserve">. Für Hebammenhilfe ist das die</w:t>
+      </w:r>
+      <w:r>
+        <w:rPr>
+          <w:lang w:val="de-DE"/>
+        </w:rPr>
+        <w:t xml:space="preserve"> </w:t>
+      </w:r>
+      <w:r>
+        <w:rPr>
+          <w:b/>
+          <w:bCs/>
+          <w:lang w:val="de-DE"/>
+        </w:rPr>
+        <w:t xml:space="preserve">50</w:t>
+      </w:r>
+      <w:r>
+        <w:rPr>
+          <w:lang w:val="de-DE"/>
+        </w:rPr>
+        <w:t xml:space="preserve">; nur die Verweise mit dieser Ausprägung gelten für uns.</w:t>
+      </w:r>
+    </w:p>
+    <w:p>
+      <w:pPr>
+        <w:pStyle w:val="BodyText"/>
+      </w:pPr>
+      <w:r>
+        <w:rPr>
+          <w:lang w:val="de-DE"/>
+        </w:rPr>
+        <w:t xml:space="preserve">Ein Beispiel aus den Dateien vom Sommer 2026, nachgeschlagen und nicht angenommen: sowohl der AOK-Bundesverband als auch der Verband der Ersatzkassen führen für den Abrechnungscode 50 dieselbe Stelle — die</w:t>
+      </w:r>
+      <w:r>
+        <w:rPr>
+          <w:lang w:val="de-DE"/>
+        </w:rPr>
+        <w:t xml:space="preserve"> </w:t>
+      </w:r>
+      <w:r>
+        <w:rPr>
+          <w:b/>
+          <w:bCs/>
+          <w:lang w:val="de-DE"/>
+        </w:rPr>
+        <w:t xml:space="preserve">IQVIA Health System Services GmbH, IK 661430035</w:t>
+      </w:r>
+      <w:r>
+        <w:rPr>
+          <w:lang w:val="de-DE"/>
+        </w:rPr>
+        <w:t xml:space="preserve">, erreichbar über</w:t>
+      </w:r>
+      <w:r>
+        <w:rPr>
+          <w:lang w:val="de-DE"/>
+        </w:rPr>
+        <w:t xml:space="preserve"> </w:t>
+      </w:r>
+      <w:r>
+        <w:rPr>
+          <w:rStyle w:val="VerbatimChar"/>
+          <w:lang w:val="de-DE"/>
+        </w:rPr>
+        <w:t xml:space="preserve">edi302@iqvia-hss.de</w:t>
+      </w:r>
+      <w:r>
+        <w:rPr>
+          <w:lang w:val="de-DE"/>
+        </w:rPr>
+        <w:t xml:space="preserve"> </w:t>
+      </w:r>
+      <w:r>
+        <w:rPr>
+          <w:lang w:val="de-DE"/>
+        </w:rPr>
+        <w:t xml:space="preserve">und über FTAM. Aus 23 Kassen im heutigen</w:t>
+      </w:r>
+      <w:r>
+        <w:rPr>
+          <w:lang w:val="de-DE"/>
+        </w:rPr>
+        <w:t xml:space="preserve"> </w:t>
+      </w:r>
+      <w:r>
+        <w:rPr>
+          <w:rStyle w:val="VerbatimChar"/>
+          <w:lang w:val="de-DE"/>
+        </w:rPr>
+        <w:t xml:space="preserve">billing-office-endpoints.json</w:t>
+      </w:r>
+      <w:r>
+        <w:rPr>
+          <w:lang w:val="de-DE"/>
+        </w:rPr>
+        <w:t xml:space="preserve"> </w:t>
+      </w:r>
+      <w:r>
+        <w:rPr>
+          <w:lang w:val="de-DE"/>
+        </w:rPr>
+        <w:t xml:space="preserve">wird damit eine sehr viel kürzere Liste.</w:t>
+      </w:r>
+    </w:p>
+    <w:p>
+      <w:pPr>
+        <w:pStyle w:val="BlockText"/>
+      </w:pPr>
+      <w:r>
+        <w:rPr>
+          <w:lang w:val="de-DE"/>
+        </w:rPr>
+        <w:t xml:space="preserve">Der Befund gilt für die Dateien vom Juli und Oktober 2026 und für die dort geführten Kassenarten. Er ersetzt keine eigene Abfrage: die Dateien ändern sich vierteljährlich, und für BKK, IKK, Knappschaft und die landwirtschaftlichen Kassen ist er nicht geprüft.</w:t>
+      </w:r>
+    </w:p>
+    <w:bookmarkEnd w:id="35"/>
+    <w:bookmarkStart w:id="36" w:name="wie-die-datei-übertragen-wird"/>
+    <w:p>
+      <w:pPr>
+        <w:pStyle w:val="Heading2"/>
+      </w:pPr>
+      <w:r>
+        <w:rPr>
+          <w:lang w:val="de-DE"/>
+        </w:rPr>
+        <w:t xml:space="preserve">Wie die Datei übertragen wird</w:t>
+      </w:r>
+    </w:p>
+    <w:p>
+      <w:pPr>
+        <w:pStyle w:val="FirstParagraph"/>
+      </w:pPr>
+      <w:r>
+        <w:rPr>
+          <w:lang w:val="de-DE"/>
+        </w:rPr>
+        <w:t xml:space="preserve">Nach Anhang 1, Abschnitt 4.1 ist</w:t>
+      </w:r>
+      <w:r>
+        <w:rPr>
+          <w:lang w:val="de-DE"/>
+        </w:rPr>
+        <w:t xml:space="preserve"> </w:t>
+      </w:r>
+      <w:r>
+        <w:rPr>
+          <w:b/>
+          <w:bCs/>
+          <w:lang w:val="de-DE"/>
+        </w:rPr>
+        <w:t xml:space="preserve">die Datenfernübertragung der Regelfall</w:t>
+      </w:r>
+      <w:r>
+        <w:rPr>
+          <w:lang w:val="de-DE"/>
+        </w:rPr>
+        <w:t xml:space="preserve">; Datenträger sind nur zulässig, wenn eine Übertragung technisch oder wirtschaftlich nicht möglich ist. Die Kosten trägt der Absender.</w:t>
+      </w:r>
+    </w:p>
+    <w:p>
+      <w:pPr>
+        <w:pStyle w:val="BodyText"/>
+      </w:pPr>
+      <w:r>
+        <w:rPr>
+          <w:lang w:val="de-DE"/>
+        </w:rPr>
+        <w:t xml:space="preserve">Zugelassen sind:</w:t>
+      </w:r>
+    </w:p>
+    <w:tbl>
+      <w:tblPr>
+        <w:tblStyle w:val="Table"/>
+        <w:tblW w:type="pct" w:w="5000"/>
+        <w:tblLayout w:type="fixed"/>
+        <w:tblLook w:firstRow="1" w:lastRow="0" w:firstColumn="0" w:lastColumn="0" w:noHBand="0" w:noVBand="0" w:val="0020"/>
+      </w:tblPr>
+      <w:tblGrid>
+        <w:gridCol w:w="2640"/>
+        <w:gridCol w:w="2640"/>
+        <w:gridCol w:w="2640"/>
+      </w:tblGrid>
+      <w:tr>
+        <w:trPr>
+          <w:tblHeader w:val="on"/>
+        </w:trPr>
+        <w:tc>
+          <w:tcPr/>
+          <w:p>
+            <w:pPr>
+              <w:pStyle w:val="Compact"/>
+            </w:pPr>
+            <w:r>
+              <w:rPr>
+                <w:lang w:val="de-DE"/>
+              </w:rPr>
+              <w:t xml:space="preserve">Schlüssel</w:t>
+            </w:r>
+          </w:p>
+        </w:tc>
+        <w:tc>
+          <w:tcPr/>
+          <w:p>
+            <w:pPr>
+              <w:pStyle w:val="Compact"/>
+            </w:pPr>
+            <w:r>
+              <w:rPr>
+                <w:lang w:val="de-DE"/>
+              </w:rPr>
+              <w:t xml:space="preserve">Weg</w:t>
+            </w:r>
+          </w:p>
+        </w:tc>
+        <w:tc>
+          <w:tcPr/>
+          <w:p>
+            <w:pPr>
+              <w:pStyle w:val="Compact"/>
+            </w:pPr>
+            <w:r>
+              <w:rPr>
+                <w:lang w:val="de-DE"/>
+              </w:rPr>
+              <w:t xml:space="preserve">Bemerkung</w:t>
+            </w:r>
+          </w:p>
+        </w:tc>
+      </w:tr>
+      <w:tr>
+        <w:tc>
+          <w:tcPr/>
+          <w:p>
+            <w:pPr>
+              <w:pStyle w:val="Compact"/>
+            </w:pPr>
+            <w:r>
+              <w:rPr>
+                <w:rStyle w:val="VerbatimChar"/>
+                <w:lang w:val="de-DE"/>
+              </w:rPr>
+              <w:t xml:space="preserve">070</w:t>
+            </w:r>
+          </w:p>
+        </w:tc>
+        <w:tc>
+          <w:tcPr/>
+          <w:p>
+            <w:pPr>
+              <w:pStyle w:val="Compact"/>
+            </w:pPr>
+            <w:r>
+              <w:rPr>
+                <w:lang w:val="de-DE"/>
+              </w:rPr>
+              <w:t xml:space="preserve">E-Mail über das Internet</w:t>
+            </w:r>
+          </w:p>
+        </w:tc>
+        <w:tc>
+          <w:tcPr/>
+          <w:p>
+            <w:pPr>
+              <w:pStyle w:val="Compact"/>
+            </w:pPr>
+            <w:r>
+              <w:rPr>
+                <w:lang w:val="de-DE"/>
+              </w:rPr>
+              <w:t xml:space="preserve">heute der verbreitete Weg</w:t>
+            </w:r>
+          </w:p>
+        </w:tc>
+      </w:tr>
+      <w:tr>
+        <w:tc>
+          <w:tcPr/>
+          <w:p>
+            <w:pPr>
+              <w:pStyle w:val="Compact"/>
+            </w:pPr>
+            <w:r>
+              <w:rPr>
+                <w:rStyle w:val="VerbatimChar"/>
+                <w:lang w:val="de-DE"/>
+              </w:rPr>
+              <w:t xml:space="preserve">016</w:t>
+            </w:r>
+          </w:p>
+        </w:tc>
+        <w:tc>
+          <w:tcPr/>
+          <w:p>
+            <w:pPr>
+              <w:pStyle w:val="Compact"/>
+            </w:pPr>
+            <w:r>
+              <w:rPr>
+                <w:lang w:val="de-DE"/>
+              </w:rPr>
+              <w:t xml:space="preserve">FTAM über TCP/IP</w:t>
+            </w:r>
+          </w:p>
+        </w:tc>
+        <w:tc>
+          <w:tcPr/>
+          <w:p>
+            <w:pPr>
+              <w:pStyle w:val="Compact"/>
+            </w:pPr>
+            <w:r>
+              <w:rPr>
+                <w:lang w:val="de-DE"/>
+              </w:rPr>
+              <w:t xml:space="preserve">für größere Mengen</w:t>
+            </w:r>
+          </w:p>
+        </w:tc>
+      </w:tr>
+      <w:tr>
+        <w:tc>
+          <w:tcPr/>
+          <w:p>
+            <w:pPr>
+              <w:pStyle w:val="Compact"/>
+            </w:pPr>
+            <w:r>
+              <w:rPr>
+                <w:rStyle w:val="VerbatimChar"/>
+                <w:lang w:val="de-DE"/>
+              </w:rPr>
+              <w:t xml:space="preserve">080</w:t>
+            </w:r>
+          </w:p>
+        </w:tc>
+        <w:tc>
+          <w:tcPr/>
+          <w:p>
+            <w:pPr>
+              <w:pStyle w:val="Compact"/>
+            </w:pPr>
+            <w:r>
+              <w:rPr>
+                <w:lang w:val="de-DE"/>
+              </w:rPr>
+              <w:t xml:space="preserve">KIM-Mail in der Telematikinfrastruktur</w:t>
+            </w:r>
+          </w:p>
+        </w:tc>
+        <w:tc>
+          <w:tcPr/>
+          <w:p>
+            <w:pPr>
+              <w:pStyle w:val="Compact"/>
+            </w:pPr>
+            <w:r>
+              <w:rPr>
+                <w:lang w:val="de-DE"/>
+              </w:rPr>
+              <w:t xml:space="preserve">vorgesehen, aber noch von keiner Annahmestelle für Sonstige Leistungserbringer veröffentlicht</w:t>
+            </w:r>
+          </w:p>
+        </w:tc>
+      </w:tr>
+    </w:tbl>
+    <w:p>
+      <w:pPr>
+        <w:pStyle w:val="BodyText"/>
+      </w:pPr>
+      <w:r>
+        <w:rPr>
+          <w:b/>
+          <w:bCs/>
+          <w:lang w:val="de-DE"/>
+        </w:rPr>
+        <w:t xml:space="preserve">KIM ist der Weg, der die meiste Arbeit erspart</w:t>
+      </w:r>
+      <w:r>
+        <w:rPr>
+          <w:lang w:val="de-DE"/>
+        </w:rPr>
+        <w:t xml:space="preserve"> </w:t>
+      </w:r>
+      <w:r>
+        <w:rPr>
+          <w:lang w:val="de-DE"/>
+        </w:rPr>
+        <w:t xml:space="preserve">— und deshalb der, den man im Blick behalten sollte. Wird KIM verwendet, gelten nach GGT Anlage 20 die Vorgaben zu</w:t>
+      </w:r>
+      <w:r>
+        <w:rPr>
+          <w:lang w:val="de-DE"/>
+        </w:rPr>
+        <w:t xml:space="preserve"> </w:t>
+      </w:r>
+      <w:r>
+        <w:rPr>
+          <w:b/>
+          <w:bCs/>
+          <w:lang w:val="de-DE"/>
+        </w:rPr>
+        <w:t xml:space="preserve">Krankenkassenkommunikationssystem, Auftragsdatei und SECON ausdrücklich nicht</w:t>
+      </w:r>
+      <w:r>
+        <w:rPr>
+          <w:lang w:val="de-DE"/>
+        </w:rPr>
+        <w:t xml:space="preserve">; sie werden durch Komponenten der Telematikinfrastruktur ersetzt. Damit entfielen auf einen Schlag drei der aufwendigsten Bausteine. Voraussetzung sind ein TI-Anschluss und eine SMC-B; die Adresse der Kasse wird über das Verzeichnisdienst-Attribut</w:t>
+      </w:r>
+      <w:r>
+        <w:rPr>
+          <w:lang w:val="de-DE"/>
+        </w:rPr>
+        <w:t xml:space="preserve"> </w:t>
+      </w:r>
+      <w:r>
+        <w:rPr>
+          <w:rStyle w:val="VerbatimChar"/>
+          <w:lang w:val="de-DE"/>
+        </w:rPr>
+        <w:t xml:space="preserve">domainID</w:t>
+      </w:r>
+      <w:r>
+        <w:rPr>
+          <w:lang w:val="de-DE"/>
+        </w:rPr>
+        <w:t xml:space="preserve"> </w:t>
+      </w:r>
+      <w:r>
+        <w:rPr>
+          <w:lang w:val="de-DE"/>
+        </w:rPr>
+        <w:t xml:space="preserve">= Haupt-IK gesucht.</w:t>
+      </w:r>
+    </w:p>
+    <w:p>
+      <w:pPr>
+        <w:pStyle w:val="BodyText"/>
+      </w:pPr>
+      <w:r>
+        <w:rPr>
+          <w:lang w:val="de-DE"/>
+        </w:rPr>
+        <w:t xml:space="preserve">Solange keine Annahmestelle eine KIM-Adresse führt, bleibt es bei E-Mail mit verschlüsseltem Anhang.</w:t>
+      </w:r>
+    </w:p>
+    <w:bookmarkEnd w:id="36"/>
+    <w:bookmarkStart w:id="37" w:name="die-dateinamen-sind-vorgeschrieben"/>
+    <w:p>
+      <w:pPr>
+        <w:pStyle w:val="Heading2"/>
+      </w:pPr>
+      <w:r>
+        <w:rPr>
+          <w:lang w:val="de-DE"/>
+        </w:rPr>
+        <w:t xml:space="preserve">Die Dateinamen sind vorgeschrieben</w:t>
+      </w:r>
+    </w:p>
+    <w:p>
+      <w:pPr>
+        <w:pStyle w:val="FirstParagraph"/>
+      </w:pPr>
+      <w:r>
+        <w:rPr>
+          <w:lang w:val="de-DE"/>
+        </w:rPr>
+        <w:t xml:space="preserve">Beides stand bis zum 07.09.2026 falsch im Programm, und beides fällt in Prüfstufe 1 oder 2 auf.</w:t>
+      </w:r>
+    </w:p>
+    <w:p>
+      <w:pPr>
+        <w:pStyle w:val="BodyText"/>
+      </w:pPr>
+      <w:r>
+        <w:rPr>
+          <w:b/>
+          <w:bCs/>
+          <w:lang w:val="de-DE"/>
+        </w:rPr>
+        <w:t xml:space="preserve">Logischer Dateiname</w:t>
+      </w:r>
+      <w:r>
+        <w:rPr>
+          <w:lang w:val="de-DE"/>
+        </w:rPr>
+        <w:t xml:space="preserve"> </w:t>
+      </w:r>
+      <w:r>
+        <w:rPr>
+          <w:lang w:val="de-DE"/>
+        </w:rPr>
+        <w:t xml:space="preserve">— elf Stellen, im</w:t>
+      </w:r>
+      <w:r>
+        <w:rPr>
+          <w:lang w:val="de-DE"/>
+        </w:rPr>
+        <w:t xml:space="preserve"> </w:t>
+      </w:r>
+      <w:r>
+        <w:rPr>
+          <w:rStyle w:val="VerbatimChar"/>
+          <w:lang w:val="de-DE"/>
+        </w:rPr>
+        <w:t xml:space="preserve">UNB</w:t>
+      </w:r>
+      <w:r>
+        <w:rPr>
+          <w:lang w:val="de-DE"/>
+        </w:rPr>
+        <w:t xml:space="preserve"> </w:t>
+      </w:r>
+      <w:r>
+        <w:rPr>
+          <w:lang w:val="de-DE"/>
+        </w:rPr>
+        <w:t xml:space="preserve">als Anwendungsreferenz und im Feld „Dateiname” der Auftragsdatei, dort identisch (Anhang 1, Abschnitt 4.2):</w:t>
+      </w:r>
+    </w:p>
+    <w:p>
+      <w:pPr>
+        <w:pStyle w:val="SourceCode"/>
+      </w:pPr>
+      <w:r>
+        <w:rPr>
+          <w:rStyle w:val="VerbatimChar"/>
+          <w:lang w:val="de-DE"/>
+        </w:rPr>
+        <w:t xml:space="preserve">SL  191400  S  09</w:t>
+      </w:r>
+      <w:r>
+        <w:br/>
+      </w:r>
+      <w:r>
+        <w:rPr>
+          <w:rStyle w:val="VerbatimChar"/>
+          <w:lang w:val="de-DE"/>
+        </w:rPr>
+        <w:t xml:space="preserve">│   │       │  └─ Nummer des Abrechnungsmonats</w:t>
+      </w:r>
+      <w:r>
+        <w:br/>
+      </w:r>
+      <w:r>
+        <w:rPr>
+          <w:rStyle w:val="VerbatimChar"/>
+          <w:lang w:val="de-DE"/>
+        </w:rPr>
+        <w:t xml:space="preserve">│   │       └──── S = Selbstabrechner, A = Abrechnungsstelle</w:t>
+      </w:r>
+      <w:r>
+        <w:br/>
+      </w:r>
+      <w:r>
+        <w:rPr>
+          <w:rStyle w:val="VerbatimChar"/>
+          <w:lang w:val="de-DE"/>
+        </w:rPr>
+        <w:t xml:space="preserve">│   └──────────── Stellen 3 bis 8 des Absender-IK</w:t>
+      </w:r>
+      <w:r>
+        <w:br/>
+      </w:r>
+      <w:r>
+        <w:rPr>
+          <w:rStyle w:val="VerbatimChar"/>
+          <w:lang w:val="de-DE"/>
+        </w:rPr>
+        <w:t xml:space="preserve">└──────────────── „SL" für Sonstige Leistungserbringer</w:t>
+      </w:r>
+    </w:p>
+    <w:p>
+      <w:pPr>
+        <w:pStyle w:val="FirstParagraph"/>
+      </w:pPr>
+      <w:r>
+        <w:rPr>
+          <w:b/>
+          <w:bCs/>
+          <w:lang w:val="de-DE"/>
+        </w:rPr>
+        <w:t xml:space="preserve">Physikalischer Dateiname</w:t>
+      </w:r>
+      <w:r>
+        <w:rPr>
+          <w:lang w:val="de-DE"/>
+        </w:rPr>
+        <w:t xml:space="preserve"> </w:t>
+      </w:r>
+      <w:r>
+        <w:rPr>
+          <w:lang w:val="de-DE"/>
+        </w:rPr>
+        <w:t xml:space="preserve">— acht Stellen, in der Auftragsdatei (Abschnitt 4.3):</w:t>
+      </w:r>
+      <w:r>
+        <w:rPr>
+          <w:lang w:val="de-DE"/>
+        </w:rPr>
+        <w:t xml:space="preserve"> </w:t>
+      </w:r>
+      <w:r>
+        <w:rPr>
+          <w:rStyle w:val="VerbatimChar"/>
+          <w:lang w:val="de-DE"/>
+        </w:rPr>
+        <w:t xml:space="preserve">E</w:t>
+      </w:r>
+      <w:r>
+        <w:rPr>
+          <w:lang w:val="de-DE"/>
+        </w:rPr>
+        <w:t xml:space="preserve"> </w:t>
+      </w:r>
+      <w:r>
+        <w:rPr>
+          <w:lang w:val="de-DE"/>
+        </w:rPr>
+        <w:t xml:space="preserve">für Echtdaten oder</w:t>
+      </w:r>
+      <w:r>
+        <w:rPr>
+          <w:lang w:val="de-DE"/>
+        </w:rPr>
+        <w:t xml:space="preserve"> </w:t>
+      </w:r>
+      <w:r>
+        <w:rPr>
+          <w:rStyle w:val="VerbatimChar"/>
+          <w:lang w:val="de-DE"/>
+        </w:rPr>
+        <w:t xml:space="preserve">T</w:t>
+      </w:r>
+      <w:r>
+        <w:rPr>
+          <w:lang w:val="de-DE"/>
+        </w:rPr>
+        <w:t xml:space="preserve"> </w:t>
+      </w:r>
+      <w:r>
+        <w:rPr>
+          <w:lang w:val="de-DE"/>
+        </w:rPr>
+        <w:t xml:space="preserve">für Testdaten, dann</w:t>
+      </w:r>
+      <w:r>
+        <w:rPr>
+          <w:lang w:val="de-DE"/>
+        </w:rPr>
+        <w:t xml:space="preserve"> </w:t>
+      </w:r>
+      <w:r>
+        <w:rPr>
+          <w:rStyle w:val="VerbatimChar"/>
+          <w:lang w:val="de-DE"/>
+        </w:rPr>
+        <w:t xml:space="preserve">SOL</w:t>
+      </w:r>
+      <w:r>
+        <w:rPr>
+          <w:lang w:val="de-DE"/>
+        </w:rPr>
+        <w:t xml:space="preserve">, dann</w:t>
+      </w:r>
+      <w:r>
+        <w:rPr>
+          <w:lang w:val="de-DE"/>
+        </w:rPr>
+        <w:t xml:space="preserve"> </w:t>
+      </w:r>
+      <w:r>
+        <w:rPr>
+          <w:rStyle w:val="VerbatimChar"/>
+          <w:lang w:val="de-DE"/>
+        </w:rPr>
+        <w:t xml:space="preserve">0</w:t>
+      </w:r>
+      <w:r>
+        <w:rPr>
+          <w:lang w:val="de-DE"/>
+        </w:rPr>
+        <w:t xml:space="preserve">, dann eine dreistellige Transfernummer. Also</w:t>
+      </w:r>
+      <w:r>
+        <w:rPr>
+          <w:lang w:val="de-DE"/>
+        </w:rPr>
+        <w:t xml:space="preserve"> </w:t>
+      </w:r>
+      <w:r>
+        <w:rPr>
+          <w:rStyle w:val="VerbatimChar"/>
+          <w:lang w:val="de-DE"/>
+        </w:rPr>
+        <w:t xml:space="preserve">ESOL0001</w:t>
+      </w:r>
+      <w:r>
+        <w:rPr>
+          <w:lang w:val="de-DE"/>
+        </w:rPr>
+        <w:t xml:space="preserve">,</w:t>
+      </w:r>
+      <w:r>
+        <w:rPr>
+          <w:lang w:val="de-DE"/>
+        </w:rPr>
+        <w:t xml:space="preserve"> </w:t>
+      </w:r>
+      <w:r>
+        <w:rPr>
+          <w:rStyle w:val="VerbatimChar"/>
+          <w:lang w:val="de-DE"/>
+        </w:rPr>
+        <w:t xml:space="preserve">TSOL0001</w:t>
+      </w:r>
+      <w:r>
+        <w:rPr>
+          <w:lang w:val="de-DE"/>
+        </w:rPr>
+        <w:t xml:space="preserve">.</w:t>
+      </w:r>
+    </w:p>
+    <w:bookmarkEnd w:id="37"/>
+    <w:bookmarkStart w:id="38" w:name="test-und-erprobung"/>
+    <w:p>
+      <w:pPr>
+        <w:pStyle w:val="Heading2"/>
+      </w:pPr>
+      <w:r>
+        <w:rPr>
+          <w:lang w:val="de-DE"/>
+        </w:rPr>
+        <w:t xml:space="preserve">Test und Erprobung</w:t>
+      </w:r>
+    </w:p>
+    <w:p>
+      <w:pPr>
+        <w:pStyle w:val="FirstParagraph"/>
+      </w:pPr>
+      <w:r>
+        <w:rPr>
+          <w:lang w:val="de-DE"/>
+        </w:rPr>
+        <w:t xml:space="preserve">Anhang 2 unterscheidet zwei Stufen, und der Unterschied ist praktisch bedeutsam:</w:t>
+      </w:r>
+    </w:p>
+    <w:tbl>
+      <w:tblPr>
+        <w:tblStyle w:val="Table"/>
+        <w:tblW w:type="pct" w:w="5000"/>
+        <w:tblLayout w:type="fixed"/>
+        <w:tblLook w:firstRow="1" w:lastRow="0" w:firstColumn="0" w:lastColumn="0" w:noHBand="0" w:noVBand="0" w:val="0020"/>
+      </w:tblPr>
+      <w:tblGrid>
+        <w:gridCol w:w="2640"/>
+        <w:gridCol w:w="2640"/>
+        <w:gridCol w:w="2640"/>
+      </w:tblGrid>
+      <w:tr>
+        <w:trPr>
+          <w:tblHeader w:val="on"/>
+        </w:trPr>
+        <w:tc>
+          <w:tcPr/>
+          <w:p>
+            <w:pPr>
+              <w:pStyle w:val="Compact"/>
+            </w:pPr>
+          </w:p>
+        </w:tc>
+        <w:tc>
+          <w:tcPr/>
+          <w:p>
+            <w:pPr>
+              <w:pStyle w:val="Compact"/>
+            </w:pPr>
+            <w:r>
+              <w:rPr>
+                <w:lang w:val="de-DE"/>
+              </w:rPr>
+              <w:t xml:space="preserve">Testverfahren</w:t>
+            </w:r>
+          </w:p>
+        </w:tc>
+        <w:tc>
+          <w:tcPr/>
+          <w:p>
+            <w:pPr>
+              <w:pStyle w:val="Compact"/>
+            </w:pPr>
+            <w:r>
+              <w:rPr>
+                <w:lang w:val="de-DE"/>
+              </w:rPr>
+              <w:t xml:space="preserve">Erprobungsverfahren</w:t>
+            </w:r>
+          </w:p>
+        </w:tc>
+      </w:tr>
+      <w:tr>
+        <w:tc>
+          <w:tcPr/>
+          <w:p>
+            <w:pPr>
+              <w:pStyle w:val="Compact"/>
+            </w:pPr>
+            <w:r>
+              <w:rPr>
+                <w:lang w:val="de-DE"/>
+              </w:rPr>
+              <w:t xml:space="preserve">Wann</w:t>
+            </w:r>
+          </w:p>
+        </w:tc>
+        <w:tc>
+          <w:tcPr/>
+          <w:p>
+            <w:pPr>
+              <w:pStyle w:val="Compact"/>
+            </w:pPr>
+            <w:r>
+              <w:rPr>
+                <w:lang w:val="de-DE"/>
+              </w:rPr>
+              <w:t xml:space="preserve">vor der Erprobung, bei Versionswechseln</w:t>
+            </w:r>
+          </w:p>
+        </w:tc>
+        <w:tc>
+          <w:tcPr/>
+          <w:p>
+            <w:pPr>
+              <w:pStyle w:val="Compact"/>
+            </w:pPr>
+            <w:r>
+              <w:rPr>
+                <w:lang w:val="de-DE"/>
+              </w:rPr>
+              <w:t xml:space="preserve">vor dem Echtbetrieb</w:t>
+            </w:r>
+          </w:p>
+        </w:tc>
+      </w:tr>
+      <w:tr>
+        <w:tc>
+          <w:tcPr/>
+          <w:p>
+            <w:pPr>
+              <w:pStyle w:val="Compact"/>
+            </w:pPr>
+            <w:r>
+              <w:rPr>
+                <w:lang w:val="de-DE"/>
+              </w:rPr>
+              <w:t xml:space="preserve">Testindikator im</w:t>
+            </w:r>
+            <w:r>
+              <w:rPr>
+                <w:lang w:val="de-DE"/>
+              </w:rPr>
+              <w:t xml:space="preserve"> </w:t>
+            </w:r>
+            <w:r>
+              <w:rPr>
+                <w:rStyle w:val="VerbatimChar"/>
+                <w:lang w:val="de-DE"/>
+              </w:rPr>
+              <w:t xml:space="preserve">UNB</w:t>
+            </w:r>
+          </w:p>
+        </w:tc>
+        <w:tc>
+          <w:tcPr/>
+          <w:p>
+            <w:pPr>
+              <w:pStyle w:val="Compact"/>
+            </w:pPr>
+            <w:r>
+              <w:rPr>
+                <w:rStyle w:val="VerbatimChar"/>
+                <w:lang w:val="de-DE"/>
+              </w:rPr>
+              <w:t xml:space="preserve">0</w:t>
+            </w:r>
+          </w:p>
+        </w:tc>
+        <w:tc>
+          <w:tcPr/>
+          <w:p>
+            <w:pPr>
+              <w:pStyle w:val="Compact"/>
+            </w:pPr>
+            <w:r>
+              <w:rPr>
+                <w:rStyle w:val="VerbatimChar"/>
+                <w:lang w:val="de-DE"/>
+              </w:rPr>
+              <w:t xml:space="preserve">1</w:t>
+            </w:r>
+          </w:p>
+        </w:tc>
+      </w:tr>
+      <w:tr>
+        <w:tc>
+          <w:tcPr/>
+          <w:p>
+            <w:pPr>
+              <w:pStyle w:val="Compact"/>
+            </w:pPr>
+            <w:r>
+              <w:rPr>
+                <w:lang w:val="de-DE"/>
+              </w:rPr>
+              <w:t xml:space="preserve">Physikalischer Name</w:t>
+            </w:r>
+          </w:p>
+        </w:tc>
+        <w:tc>
+          <w:tcPr/>
+          <w:p>
+            <w:pPr>
+              <w:pStyle w:val="Compact"/>
+            </w:pPr>
+            <w:r>
+              <w:rPr>
+                <w:rStyle w:val="VerbatimChar"/>
+                <w:lang w:val="de-DE"/>
+              </w:rPr>
+              <w:t xml:space="preserve">TSOL…</w:t>
+            </w:r>
+          </w:p>
+        </w:tc>
+        <w:tc>
+          <w:tcPr/>
+          <w:p>
+            <w:pPr>
+              <w:pStyle w:val="Compact"/>
+            </w:pPr>
+            <w:r>
+              <w:rPr>
+                <w:rStyle w:val="VerbatimChar"/>
+                <w:lang w:val="de-DE"/>
+              </w:rPr>
+              <w:t xml:space="preserve">TSOL…</w:t>
+            </w:r>
+          </w:p>
+        </w:tc>
+      </w:tr>
+      <w:tr>
+        <w:tc>
+          <w:tcPr/>
+          <w:p>
+            <w:pPr>
+              <w:pStyle w:val="Compact"/>
+            </w:pPr>
+            <w:r>
+              <w:rPr>
+                <w:lang w:val="de-DE"/>
+              </w:rPr>
+              <w:t xml:space="preserve">Geprüft wird</w:t>
+            </w:r>
+          </w:p>
+        </w:tc>
+        <w:tc>
+          <w:tcPr/>
+          <w:p>
+            <w:pPr>
+              <w:pStyle w:val="Compact"/>
+            </w:pPr>
+            <w:r>
+              <w:rPr>
+                <w:lang w:val="de-DE"/>
+              </w:rPr>
+              <w:t xml:space="preserve">Prüfstufen 1 bis 3</w:t>
+            </w:r>
+          </w:p>
+        </w:tc>
+        <w:tc>
+          <w:tcPr/>
+          <w:p>
+            <w:pPr>
+              <w:pStyle w:val="Compact"/>
+            </w:pPr>
+            <w:r>
+              <w:rPr>
+                <w:lang w:val="de-DE"/>
+              </w:rPr>
+              <w:t xml:space="preserve">vollständige Verarbeitung</w:t>
+            </w:r>
+          </w:p>
+        </w:tc>
+      </w:tr>
+      <w:tr>
+        <w:tc>
+          <w:tcPr/>
+          <w:p>
+            <w:pPr>
+              <w:pStyle w:val="Compact"/>
+            </w:pPr>
+            <w:r>
+              <w:rPr>
+                <w:lang w:val="de-DE"/>
+              </w:rPr>
+              <w:t xml:space="preserve">Zahlung</w:t>
+            </w:r>
+          </w:p>
+        </w:tc>
+        <w:tc>
+          <w:tcPr/>
+          <w:p>
+            <w:pPr>
+              <w:pStyle w:val="Compact"/>
+            </w:pPr>
+            <w:r>
+              <w:rPr>
+                <w:lang w:val="de-DE"/>
+              </w:rPr>
+              <w:t xml:space="preserve">nein</w:t>
+            </w:r>
+          </w:p>
+        </w:tc>
+        <w:tc>
+          <w:tcPr/>
+          <w:p>
+            <w:pPr>
+              <w:pStyle w:val="Compact"/>
+            </w:pPr>
+            <w:r>
+              <w:rPr>
+                <w:lang w:val="de-DE"/>
+              </w:rPr>
+              <w:t xml:space="preserve">nein</w:t>
+            </w:r>
+          </w:p>
+        </w:tc>
+      </w:tr>
+      <w:tr>
+        <w:tc>
+          <w:tcPr/>
+          <w:p>
+            <w:pPr>
+              <w:pStyle w:val="Compact"/>
+            </w:pPr>
+            <w:r>
+              <w:rPr>
+                <w:lang w:val="de-DE"/>
+              </w:rPr>
+              <w:t xml:space="preserve">Endet</w:t>
+            </w:r>
+          </w:p>
+        </w:tc>
+        <w:tc>
+          <w:tcPr/>
+          <w:p>
+            <w:pPr>
+              <w:pStyle w:val="Compact"/>
+            </w:pPr>
+            <w:r>
+              <w:rPr>
+                <w:lang w:val="de-DE"/>
+              </w:rPr>
+              <w:t xml:space="preserve">mit der Rückmeldung</w:t>
+            </w:r>
+          </w:p>
+        </w:tc>
+        <w:tc>
+          <w:tcPr/>
+          <w:p>
+            <w:pPr>
+              <w:pStyle w:val="Compact"/>
+            </w:pPr>
+            <w:r>
+              <w:rPr>
+                <w:lang w:val="de-DE"/>
+              </w:rPr>
+              <w:t xml:space="preserve">mit der</w:t>
+            </w:r>
+            <w:r>
+              <w:rPr>
+                <w:lang w:val="de-DE"/>
+              </w:rPr>
+              <w:t xml:space="preserve"> </w:t>
+            </w:r>
+            <w:r>
+              <w:rPr>
+                <w:b/>
+                <w:bCs/>
+                <w:lang w:val="de-DE"/>
+              </w:rPr>
+              <w:t xml:space="preserve">Zulassung zum Echtverfahren durch die Kasse</w:t>
+            </w:r>
+          </w:p>
+        </w:tc>
+      </w:tr>
+    </w:tbl>
+    <w:p>
+      <w:pPr>
+        <w:pStyle w:val="BodyText"/>
+      </w:pPr>
+      <w:r>
+        <w:rPr>
+          <w:lang w:val="de-DE"/>
+        </w:rPr>
+        <w:t xml:space="preserve">Zweierlei ist daran wichtig. Erstens:</w:t>
+      </w:r>
+      <w:r>
+        <w:rPr>
+          <w:lang w:val="de-DE"/>
+        </w:rPr>
+        <w:t xml:space="preserve"> </w:t>
+      </w:r>
+      <w:r>
+        <w:rPr>
+          <w:b/>
+          <w:bCs/>
+          <w:lang w:val="de-DE"/>
+        </w:rPr>
+        <w:t xml:space="preserve">man fragt nicht um einen Gefallen.</w:t>
+      </w:r>
+      <w:r>
+        <w:rPr>
+          <w:lang w:val="de-DE"/>
+        </w:rPr>
+        <w:t xml:space="preserve"> </w:t>
+      </w:r>
+      <w:r>
+        <w:rPr>
+          <w:lang w:val="de-DE"/>
+        </w:rPr>
+        <w:t xml:space="preserve">Die Spitzenverbände bieten das Prüfverfahren ausdrücklich auch Leistungserbringern an, „die ihre Abrechnungssoftware selbst entwickelt haben”. Es ist ein vorgesehener Weg, kein Entgegenkommen.</w:t>
+      </w:r>
+    </w:p>
+    <w:p>
+      <w:pPr>
+        <w:pStyle w:val="BodyText"/>
+      </w:pPr>
+      <w:r>
+        <w:rPr>
+          <w:lang w:val="de-DE"/>
+        </w:rPr>
+        <w:t xml:space="preserve">Zweitens:</w:t>
+      </w:r>
+      <w:r>
+        <w:rPr>
+          <w:lang w:val="de-DE"/>
+        </w:rPr>
+        <w:t xml:space="preserve"> </w:t>
+      </w:r>
+      <w:r>
+        <w:rPr>
+          <w:b/>
+          <w:bCs/>
+          <w:lang w:val="de-DE"/>
+        </w:rPr>
+        <w:t xml:space="preserve">auch die Erprobungsdatei trägt den physikalischen Namen einer Testdatei.</w:t>
+      </w:r>
+      <w:r>
+        <w:rPr>
+          <w:lang w:val="de-DE"/>
+        </w:rPr>
+        <w:t xml:space="preserve"> </w:t>
+      </w:r>
+      <w:r>
+        <w:rPr>
+          <w:lang w:val="de-DE"/>
+        </w:rPr>
+        <w:t xml:space="preserve">Testindikator</w:t>
+      </w:r>
+      <w:r>
+        <w:rPr>
+          <w:lang w:val="de-DE"/>
+        </w:rPr>
+        <w:t xml:space="preserve"> </w:t>
+      </w:r>
+      <w:r>
+        <w:rPr>
+          <w:rStyle w:val="VerbatimChar"/>
+          <w:lang w:val="de-DE"/>
+        </w:rPr>
+        <w:t xml:space="preserve">1</w:t>
+      </w:r>
+      <w:r>
+        <w:rPr>
+          <w:lang w:val="de-DE"/>
+        </w:rPr>
+        <w:t xml:space="preserve"> </w:t>
+      </w:r>
+      <w:r>
+        <w:rPr>
+          <w:lang w:val="de-DE"/>
+        </w:rPr>
+        <w:t xml:space="preserve">und</w:t>
+      </w:r>
+      <w:r>
+        <w:rPr>
+          <w:lang w:val="de-DE"/>
+        </w:rPr>
+        <w:t xml:space="preserve"> </w:t>
+      </w:r>
+      <w:r>
+        <w:rPr>
+          <w:rStyle w:val="VerbatimChar"/>
+          <w:lang w:val="de-DE"/>
+        </w:rPr>
+        <w:t xml:space="preserve">TSOL</w:t>
+      </w:r>
+      <w:r>
+        <w:rPr>
+          <w:lang w:val="de-DE"/>
+        </w:rPr>
+        <w:t xml:space="preserve"> </w:t>
+      </w:r>
+      <w:r>
+        <w:rPr>
+          <w:lang w:val="de-DE"/>
+        </w:rPr>
+        <w:t xml:space="preserve">gehören zusammen — eine Erprobungsdatei mit</w:t>
+      </w:r>
+      <w:r>
+        <w:rPr>
+          <w:lang w:val="de-DE"/>
+        </w:rPr>
+        <w:t xml:space="preserve"> </w:t>
+      </w:r>
+      <w:r>
+        <w:rPr>
+          <w:rStyle w:val="VerbatimChar"/>
+          <w:lang w:val="de-DE"/>
+        </w:rPr>
+        <w:t xml:space="preserve">ESOL</w:t>
+      </w:r>
+      <w:r>
+        <w:rPr>
+          <w:lang w:val="de-DE"/>
+        </w:rPr>
+        <w:t xml:space="preserve"> </w:t>
+      </w:r>
+      <w:r>
+        <w:rPr>
+          <w:lang w:val="de-DE"/>
+        </w:rPr>
+        <w:t xml:space="preserve">wäre in sich widersprüchlich.</w:t>
+      </w:r>
+    </w:p>
+    <w:bookmarkEnd w:id="38"/>
+    <w:bookmarkStart w:id="39" w:name="was-das-programm-davon-leistet"/>
     <w:p>
       <w:pPr>
         <w:pStyle w:val="Heading2"/>
@@ -2872,7 +4971,7 @@
               <w:rPr>
                 <w:lang w:val="de-DE"/>
               </w:rPr>
-              <w:t xml:space="preserve">weitgehend, sieben Regeln</w:t>
+              <w:t xml:space="preserve">weitgehend, acht Regeln</w:t>
             </w:r>
           </w:p>
         </w:tc>
@@ -2948,7 +5047,32 @@
               <w:rPr>
                 <w:lang w:val="de-DE"/>
               </w:rPr>
-              <w:t xml:space="preserve">Auftragsdatei</w:t>
+              <w:t xml:space="preserve">Leistungsbereich im</w:t>
+            </w:r>
+            <w:r>
+              <w:rPr>
+                <w:lang w:val="de-DE"/>
+              </w:rPr>
+              <w:t xml:space="preserve"> </w:t>
+            </w:r>
+            <w:r>
+              <w:rPr>
+                <w:rStyle w:val="VerbatimChar"/>
+                <w:lang w:val="de-DE"/>
+              </w:rPr>
+              <w:t xml:space="preserve">UNB</w:t>
+            </w:r>
+            <w:r>
+              <w:rPr>
+                <w:lang w:val="de-DE"/>
+              </w:rPr>
+              <w:t xml:space="preserve"> </w:t>
+            </w:r>
+            <w:r>
+              <w:rPr>
+                <w:lang w:val="de-DE"/>
+              </w:rPr>
+              <w:t xml:space="preserve">aus dem Abrechnungscode</w:t>
             </w:r>
           </w:p>
         </w:tc>
@@ -2964,7 +5088,7 @@
                 <w:bCs/>
                 <w:lang w:val="de-DE"/>
               </w:rPr>
-              <w:t xml:space="preserve">fehlt</w:t>
+              <w:t xml:space="preserve">seit 07.09.2026</w:t>
             </w:r>
           </w:p>
         </w:tc>
@@ -2980,7 +5104,7 @@
               <w:rPr>
                 <w:lang w:val="de-DE"/>
               </w:rPr>
-              <w:t xml:space="preserve">Signatur und Verschlüsselung</w:t>
+              <w:t xml:space="preserve">Logischer Dateiname nach Anhang 1</w:t>
             </w:r>
           </w:p>
         </w:tc>
@@ -2996,7 +5120,7 @@
                 <w:bCs/>
                 <w:lang w:val="de-DE"/>
               </w:rPr>
-              <w:t xml:space="preserve">fehlt</w:t>
+              <w:t xml:space="preserve">seit 07.09.2026</w:t>
             </w:r>
           </w:p>
         </w:tc>
@@ -3012,7 +5136,37 @@
               <w:rPr>
                 <w:lang w:val="de-DE"/>
               </w:rPr>
-              <w:t xml:space="preserve">Zuordnung zur Datenannahmestelle statt zur Kasse</w:t>
+              <w:t xml:space="preserve">Physikalischer Dateiname</w:t>
+            </w:r>
+          </w:p>
+        </w:tc>
+        <w:tc>
+          <w:tcPr/>
+          <w:p>
+            <w:pPr>
+              <w:pStyle w:val="Compact"/>
+            </w:pPr>
+            <w:r>
+              <w:rPr>
+                <w:lang w:val="de-DE"/>
+              </w:rPr>
+              <w:t xml:space="preserve">fehlt — gehört zur Auftragsdatei</w:t>
+            </w:r>
+          </w:p>
+        </w:tc>
+      </w:tr>
+      <w:tr>
+        <w:tc>
+          <w:tcPr/>
+          <w:p>
+            <w:pPr>
+              <w:pStyle w:val="Compact"/>
+            </w:pPr>
+            <w:r>
+              <w:rPr>
+                <w:lang w:val="de-DE"/>
+              </w:rPr>
+              <w:t xml:space="preserve">Auftragsdatei</w:t>
             </w:r>
           </w:p>
         </w:tc>
@@ -3044,6 +5198,70 @@
               <w:rPr>
                 <w:lang w:val="de-DE"/>
               </w:rPr>
+              <w:t xml:space="preserve">Verschlüsselung</w:t>
+            </w:r>
+          </w:p>
+        </w:tc>
+        <w:tc>
+          <w:tcPr/>
+          <w:p>
+            <w:pPr>
+              <w:pStyle w:val="Compact"/>
+            </w:pPr>
+            <w:r>
+              <w:rPr>
+                <w:b/>
+                <w:bCs/>
+                <w:lang w:val="de-DE"/>
+              </w:rPr>
+              <w:t xml:space="preserve">fehlt</w:t>
+            </w:r>
+          </w:p>
+        </w:tc>
+      </w:tr>
+      <w:tr>
+        <w:tc>
+          <w:tcPr/>
+          <w:p>
+            <w:pPr>
+              <w:pStyle w:val="Compact"/>
+            </w:pPr>
+            <w:r>
+              <w:rPr>
+                <w:lang w:val="de-DE"/>
+              </w:rPr>
+              <w:t xml:space="preserve">Zuordnung zur Datenannahmestelle statt zur Kasse</w:t>
+            </w:r>
+          </w:p>
+        </w:tc>
+        <w:tc>
+          <w:tcPr/>
+          <w:p>
+            <w:pPr>
+              <w:pStyle w:val="Compact"/>
+            </w:pPr>
+            <w:r>
+              <w:rPr>
+                <w:b/>
+                <w:bCs/>
+                <w:lang w:val="de-DE"/>
+              </w:rPr>
+              <w:t xml:space="preserve">fehlt</w:t>
+            </w:r>
+          </w:p>
+        </w:tc>
+      </w:tr>
+      <w:tr>
+        <w:tc>
+          <w:tcPr/>
+          <w:p>
+            <w:pPr>
+              <w:pStyle w:val="Compact"/>
+            </w:pPr>
+            <w:r>
+              <w:rPr>
+                <w:lang w:val="de-DE"/>
+              </w:rPr>
               <w:t xml:space="preserve">Übertragung selbst</w:t>
             </w:r>
           </w:p>
@@ -3092,11 +5310,17 @@
         <w:rPr>
           <w:lang w:val="de-DE"/>
         </w:rPr>
-        <w:t xml:space="preserve">. Genau dafür ist die Prüfstufe im Programm das Tor vor dem Versand.</w:t>
-      </w:r>
-    </w:p>
-    <w:bookmarkEnd w:id="32"/>
-    <w:bookmarkStart w:id="33" w:name="drei-mögliche-wege"/>
+        <w:t xml:space="preserve"> </w:t>
+      </w:r>
+      <w:r>
+        <w:rPr>
+          <w:lang w:val="de-DE"/>
+        </w:rPr>
+        <w:t xml:space="preserve">(Anlage 1, Abschnitt 3 Absatz 3). Genau dafür ist die Prüfstufe im Programm das Tor vor dem Versand.</w:t>
+      </w:r>
+    </w:p>
+    <w:bookmarkEnd w:id="39"/>
+    <w:bookmarkStart w:id="41" w:name="drei-mögliche-wege"/>
     <w:p>
       <w:pPr>
         <w:pStyle w:val="Heading2"/>
@@ -3130,7 +5354,7 @@
         <w:rPr>
           <w:lang w:val="de-DE"/>
         </w:rPr>
-        <w:t xml:space="preserve">Eigenes Betriebsstätten-IK, eigenes Zertifikat, eigener Transportweg. Volle Kontrolle, keine laufenden Kosten je Rechnung. Dafür sind Schlüsselverwaltung, Auftragsdatei, Transportprotokoll und eine Erprobung je Annahmestelle nötig — und die Verantwortung für jede Übermittlung liegt bei der Leistungserbringerin.</w:t>
+        <w:t xml:space="preserve">Eigenes IK, eigenes Zertifikat, eigener Transportweg. Volle Kontrolle, keine laufenden Kosten je Rechnung. Zu bauen sind Auftragsdatei, Verschlüsselung, Empfängerermittlung aus der Kostenträgerdatei und der Versandweg; dazu kommt eine Erprobung je Annahmestelle.</w:t>
       </w:r>
     </w:p>
     <w:p>
@@ -3155,7 +5379,7 @@
         <w:rPr>
           <w:lang w:val="de-DE"/>
         </w:rPr>
-        <w:t xml:space="preserve">Ein Dienstleister übernimmt Übermittlung und häufig auch das Inkasso. Die Technische Anlage sieht dafür ausdrücklich die</w:t>
+        <w:t xml:space="preserve">Ein Dienstleister übernimmt Übermittlung und häufig auch das Inkasso. Die Technische Anlage sieht dafür die</w:t>
       </w:r>
       <w:r>
         <w:rPr>
@@ -3181,7 +5405,7 @@
         <w:rPr>
           <w:lang w:val="de-DE"/>
         </w:rPr>
-        <w:t xml:space="preserve">vor: der Dienstleister fasst die Rechnungen zusammen, Rechnungssteller bleibt die einzelne Leistungserbringerin, die Zahlung geht an deren IK. Der Einstieg ist deutlich einfacher, es entstehen Kosten je Rechnung, und eine Abhängigkeit.</w:t>
+        <w:t xml:space="preserve">vor: der Dienstleister sendet, Zahlung geht an das IK der Leistungserbringerin. Der Einstieg ist deutlich einfacher, es entstehen Kosten je Rechnung, und eine Abhängigkeit.</w:t>
       </w:r>
     </w:p>
     <w:p>
@@ -3219,38 +5443,148 @@
           <w:bCs/>
           <w:lang w:val="de-DE"/>
         </w:rPr>
-        <w:t xml:space="preserve">Empfehlung: C, dann B, dann A.</w:t>
-      </w:r>
-      <w:r>
-        <w:rPr>
-          <w:lang w:val="de-DE"/>
-        </w:rPr>
-        <w:t xml:space="preserve"> </w:t>
-      </w:r>
-      <w:r>
-        <w:rPr>
-          <w:lang w:val="de-DE"/>
-        </w:rPr>
-        <w:t xml:space="preserve">Das Programm erzeugt und prüft bereits vollständig; was fehlt, ist ausschließlich der Transport. Wer zuerst über eine Abrechnungsstelle geht, kann abrechnen, während der eigene Weg vorbereitet wird — und die dabei zurückkommenden Beanstandungen sind die beste Vorbereitung auf die Erprobung.</w:t>
-      </w:r>
-    </w:p>
-    <w:p>
-      <w:pPr>
-        <w:pStyle w:val="BodyText"/>
-      </w:pPr>
+        <w:t xml:space="preserve">Empfehlung: C, dann B, dann A — mit einer Einschränkung gegenüber der Einschätzung vom Vortag.</w:t>
+      </w:r>
+      <w:r>
+        <w:rPr>
+          <w:lang w:val="de-DE"/>
+        </w:rPr>
+        <w:t xml:space="preserve"> </w:t>
+      </w:r>
+      <w:r>
+        <w:rPr>
+          <w:lang w:val="de-DE"/>
+        </w:rPr>
+        <w:t xml:space="preserve">Weg A ist näher, als er aussah. Was ihn versperrt hat, war nicht die Schwierigkeit, sondern die Unkenntnis: die fehlenden Anhänge waren frei verfügbar, der Empfänger steht in einer öffentlichen Datei, und das Zertifikat kostet</w:t>
+      </w:r>
+      <w:r>
+        <w:rPr>
+          <w:lang w:val="de-DE"/>
+        </w:rPr>
+        <w:t xml:space="preserve"> </w:t>
+      </w:r>
       <w:r>
         <w:rPr>
           <w:b/>
           <w:bCs/>
           <w:lang w:val="de-DE"/>
         </w:rPr>
-        <w:t xml:space="preserve">Der Umbau bleibt in jedem Fall klein</w:t>
-      </w:r>
-      <w:r>
-        <w:rPr>
-          <w:lang w:val="de-DE"/>
-        </w:rPr>
-        <w:t xml:space="preserve">, weil er hinter einer einzigen Schnittstelle liegt:</w:t>
+        <w:t xml:space="preserve">79 € zuzüglich Umsatzsteuer</w:t>
+      </w:r>
+      <w:r>
+        <w:rPr>
+          <w:lang w:val="de-DE"/>
+        </w:rPr>
+        <w:t xml:space="preserve"> </w:t>
+      </w:r>
+      <w:r>
+        <w:rPr>
+          <w:lang w:val="de-DE"/>
+        </w:rPr>
+        <w:t xml:space="preserve">für den Erstantrag, danach</w:t>
+      </w:r>
+      <w:r>
+        <w:rPr>
+          <w:lang w:val="de-DE"/>
+        </w:rPr>
+        <w:t xml:space="preserve"> </w:t>
+      </w:r>
+      <w:r>
+        <w:rPr>
+          <w:b/>
+          <w:bCs/>
+          <w:lang w:val="de-DE"/>
+        </w:rPr>
+        <w:t xml:space="preserve">49 €</w:t>
+      </w:r>
+      <w:r>
+        <w:rPr>
+          <w:lang w:val="de-DE"/>
+        </w:rPr>
+        <w:t xml:space="preserve"> </w:t>
+      </w:r>
+      <w:r>
+        <w:rPr>
+          <w:lang w:val="de-DE"/>
+        </w:rPr>
+        <w:t xml:space="preserve">je Folgeantrag über die Online-Schnittstelle. Es gilt</w:t>
+      </w:r>
+      <w:r>
+        <w:rPr>
+          <w:lang w:val="de-DE"/>
+        </w:rPr>
+        <w:t xml:space="preserve"> </w:t>
+      </w:r>
+      <w:r>
+        <w:rPr>
+          <w:b/>
+          <w:bCs/>
+          <w:lang w:val="de-DE"/>
+        </w:rPr>
+        <w:t xml:space="preserve">ein Jahr</w:t>
+      </w:r>
+      <w:r>
+        <w:rPr>
+          <w:lang w:val="de-DE"/>
+        </w:rPr>
+        <w:t xml:space="preserve"> </w:t>
+      </w:r>
+      <w:r>
+        <w:rPr>
+          <w:lang w:val="de-DE"/>
+        </w:rPr>
+        <w:t xml:space="preserve">und wird in drei bis vier Arbeitstagen ausgestellt; beantragt wird es beim</w:t>
+      </w:r>
+      <w:r>
+        <w:rPr>
+          <w:lang w:val="de-DE"/>
+        </w:rPr>
+        <w:t xml:space="preserve"> </w:t>
+      </w:r>
+      <w:hyperlink r:id="rId40">
+        <w:r>
+          <w:rPr>
+            <w:rStyle w:val="Hyperlink"/>
+            <w:lang w:val="de-DE"/>
+          </w:rPr>
+          <w:t xml:space="preserve">ITSG Trust Center für sonstige Leistungserbringer</w:t>
+        </w:r>
+      </w:hyperlink>
+      <w:r>
+        <w:rPr>
+          <w:lang w:val="de-DE"/>
+        </w:rPr>
+        <w:t xml:space="preserve">.</w:t>
+      </w:r>
+    </w:p>
+    <w:p>
+      <w:pPr>
+        <w:pStyle w:val="BodyText"/>
+      </w:pPr>
+      <w:r>
+        <w:rPr>
+          <w:lang w:val="de-DE"/>
+        </w:rPr>
+        <w:t xml:space="preserve">Trotzdem bleibt die Reihenfolge. Nicht wegen der Kosten, sondern wegen der Reihenfolge des Lernens: Weg B liefert echte Beanstandungen echter Kassen, und genau die sind die Vorbereitung auf die Erprobung, die Weg A verlangt.</w:t>
+      </w:r>
+    </w:p>
+    <w:p>
+      <w:pPr>
+        <w:pStyle w:val="BodyText"/>
+      </w:pPr>
+      <w:r>
+        <w:rPr>
+          <w:b/>
+          <w:bCs/>
+          <w:lang w:val="de-DE"/>
+        </w:rPr>
+        <w:t xml:space="preserve">Der Umbau bleibt in jedem Fall überschaubar</w:t>
+      </w:r>
+      <w:r>
+        <w:rPr>
+          <w:lang w:val="de-DE"/>
+        </w:rPr>
+        <w:t xml:space="preserve">, weil der Transport hinter einer einzigen Schnittstelle liegt:</w:t>
       </w:r>
       <w:r>
         <w:rPr>
@@ -3272,8 +5606,8 @@
         <w:t xml:space="preserve">. Erzeugung, Prüfung, Zuordnung und Auswertung der Rückmeldungen bleiben unverändert.</w:t>
       </w:r>
     </w:p>
-    <w:bookmarkEnd w:id="33"/>
-    <w:bookmarkStart w:id="34" w:name="was-zu-beschaffen-ist"/>
+    <w:bookmarkEnd w:id="41"/>
+    <w:bookmarkStart w:id="42" w:name="was-noch-zu-beschaffen-ist"/>
     <w:p>
       <w:pPr>
         <w:pStyle w:val="Heading2"/>
@@ -3282,7 +5616,7 @@
         <w:rPr>
           <w:lang w:val="de-DE"/>
         </w:rPr>
-        <w:t xml:space="preserve">Was zu beschaffen ist</w:t>
+        <w:t xml:space="preserve">Was noch zu beschaffen ist</w:t>
       </w:r>
     </w:p>
     <w:p>
@@ -3293,7 +5627,7 @@
         <w:rPr>
           <w:lang w:val="de-DE"/>
         </w:rPr>
-        <w:t xml:space="preserve">Keiner dieser Punkte lässt sich programmieren:</w:t>
+        <w:t xml:space="preserve">Die Liste ist kürzer geworden. Keiner dieser Punkte lässt sich programmieren:</w:t>
       </w:r>
     </w:p>
     <w:p>
@@ -3324,6 +5658,18 @@
         </w:rPr>
         <w:t xml:space="preserve">Betriebsstätten-IK</w:t>
       </w:r>
+      <w:r>
+        <w:rPr>
+          <w:lang w:val="de-DE"/>
+        </w:rPr>
+        <w:t xml:space="preserve"> </w:t>
+      </w:r>
+      <w:r>
+        <w:rPr>
+          <w:lang w:val="de-DE"/>
+        </w:rPr>
+        <w:t xml:space="preserve">(bei der ARGE·IK)</w:t>
+      </w:r>
     </w:p>
     <w:p>
       <w:pPr>
@@ -3363,7 +5709,7 @@
         <w:rPr>
           <w:lang w:val="de-DE"/>
         </w:rPr>
-        <w:t xml:space="preserve">einer anerkannten Stelle für Signatur und Verschlüsselung</w:t>
+        <w:t xml:space="preserve">des ITSG Trust Centers, siehe oben</w:t>
       </w:r>
     </w:p>
     <w:p>
@@ -3376,23 +5722,35 @@
       </w:pPr>
       <w:r>
         <w:rPr>
+          <w:lang w:val="de-DE"/>
+        </w:rPr>
+        <w:t xml:space="preserve">die</w:t>
+      </w:r>
+      <w:r>
+        <w:rPr>
+          <w:lang w:val="de-DE"/>
+        </w:rPr>
+        <w:t xml:space="preserve"> </w:t>
+      </w:r>
+      <w:r>
+        <w:rPr>
           <w:b/>
           <w:bCs/>
           <w:lang w:val="de-DE"/>
         </w:rPr>
-        <w:t xml:space="preserve">Zugangsdaten</w:t>
-      </w:r>
-      <w:r>
-        <w:rPr>
-          <w:lang w:val="de-DE"/>
-        </w:rPr>
-        <w:t xml:space="preserve"> </w:t>
-      </w:r>
-      <w:r>
-        <w:rPr>
-          <w:lang w:val="de-DE"/>
-        </w:rPr>
-        <w:t xml:space="preserve">der Datenannahmestelle</w:t>
+        <w:t xml:space="preserve">Anmeldung als Kommunikationspartner</w:t>
+      </w:r>
+      <w:r>
+        <w:rPr>
+          <w:lang w:val="de-DE"/>
+        </w:rPr>
+        <w:t xml:space="preserve"> </w:t>
+      </w:r>
+      <w:r>
+        <w:rPr>
+          <w:lang w:val="de-DE"/>
+        </w:rPr>
+        <w:t xml:space="preserve">bei der Datenannahmestelle — Prüfstufe 1 prüft sie ab</w:t>
       </w:r>
     </w:p>
     <w:p>
@@ -3407,7 +5765,7 @@
         <w:rPr>
           <w:lang w:val="de-DE"/>
         </w:rPr>
-        <w:t xml:space="preserve">die</w:t>
+        <w:t xml:space="preserve">die gültigen</w:t>
       </w:r>
       <w:r>
         <w:rPr>
@@ -3421,34 +5779,19 @@
           <w:bCs/>
           <w:lang w:val="de-DE"/>
         </w:rPr>
-        <w:t xml:space="preserve">Kostenträgerdatei</w:t>
-      </w:r>
-      <w:r>
-        <w:rPr>
-          <w:lang w:val="de-DE"/>
-        </w:rPr>
-        <w:t xml:space="preserve"> </w:t>
-      </w:r>
-      <w:r>
-        <w:rPr>
-          <w:lang w:val="de-DE"/>
-        </w:rPr>
-        <w:t xml:space="preserve">der jeweiligen Kassenart</w:t>
-      </w:r>
-    </w:p>
-    <w:p>
-      <w:pPr>
-        <w:pStyle w:val="Compact"/>
-        <w:numPr>
-          <w:ilvl w:val="0"/>
-          <w:numId w:val="1004"/>
-        </w:numPr>
-      </w:pPr>
-      <w:r>
-        <w:rPr>
-          <w:lang w:val="de-DE"/>
-        </w:rPr>
-        <w:t xml:space="preserve">die beiden fehlenden Unterlagen:</w:t>
+        <w:t xml:space="preserve">Abrechnungspositionsnummern</w:t>
+      </w:r>
+      <w:r>
+        <w:rPr>
+          <w:lang w:val="de-DE"/>
+        </w:rPr>
+        <w:t xml:space="preserve"> </w:t>
+      </w:r>
+      <w:r>
+        <w:rPr>
+          <w:lang w:val="de-DE"/>
+        </w:rPr>
+        <w:t xml:space="preserve">aus dem bundeseinheitlichen Positionsnummernverzeichnis der Hebammenhilfe-Vergütungsvereinbarung und das</w:t>
       </w:r>
       <w:r>
         <w:rPr>
@@ -3462,99 +5805,6 @@
           <w:bCs/>
           <w:lang w:val="de-DE"/>
         </w:rPr>
-        <w:t xml:space="preserve">Anhang 1 zur Anlage 1, Kapitel 4</w:t>
-      </w:r>
-      <w:r>
-        <w:rPr>
-          <w:lang w:val="de-DE"/>
-        </w:rPr>
-        <w:t xml:space="preserve"> </w:t>
-      </w:r>
-      <w:r>
-        <w:rPr>
-          <w:lang w:val="de-DE"/>
-        </w:rPr>
-        <w:t xml:space="preserve">(Übermittlungsverfahren) und</w:t>
-      </w:r>
-      <w:r>
-        <w:rPr>
-          <w:lang w:val="de-DE"/>
-        </w:rPr>
-        <w:t xml:space="preserve"> </w:t>
-      </w:r>
-      <w:r>
-        <w:rPr>
-          <w:b/>
-          <w:bCs/>
-          <w:lang w:val="de-DE"/>
-        </w:rPr>
-        <w:t xml:space="preserve">Anhang 2 zur Anlage 1, Kapitel 9</w:t>
-      </w:r>
-      <w:r>
-        <w:rPr>
-          <w:lang w:val="de-DE"/>
-        </w:rPr>
-        <w:t xml:space="preserve"> </w:t>
-      </w:r>
-      <w:r>
-        <w:rPr>
-          <w:lang w:val="de-DE"/>
-        </w:rPr>
-        <w:t xml:space="preserve">(Testverfahren)</w:t>
-      </w:r>
-    </w:p>
-    <w:p>
-      <w:pPr>
-        <w:pStyle w:val="Compact"/>
-        <w:numPr>
-          <w:ilvl w:val="0"/>
-          <w:numId w:val="1004"/>
-        </w:numPr>
-      </w:pPr>
-      <w:r>
-        <w:rPr>
-          <w:lang w:val="de-DE"/>
-        </w:rPr>
-        <w:t xml:space="preserve">die gültigen</w:t>
-      </w:r>
-      <w:r>
-        <w:rPr>
-          <w:lang w:val="de-DE"/>
-        </w:rPr>
-        <w:t xml:space="preserve"> </w:t>
-      </w:r>
-      <w:r>
-        <w:rPr>
-          <w:b/>
-          <w:bCs/>
-          <w:lang w:val="de-DE"/>
-        </w:rPr>
-        <w:t xml:space="preserve">Abrechnungspositionsnummern</w:t>
-      </w:r>
-      <w:r>
-        <w:rPr>
-          <w:lang w:val="de-DE"/>
-        </w:rPr>
-        <w:t xml:space="preserve"> </w:t>
-      </w:r>
-      <w:r>
-        <w:rPr>
-          <w:lang w:val="de-DE"/>
-        </w:rPr>
-        <w:t xml:space="preserve">und das</w:t>
-      </w:r>
-      <w:r>
-        <w:rPr>
-          <w:lang w:val="de-DE"/>
-        </w:rPr>
-        <w:t xml:space="preserve"> </w:t>
-      </w:r>
-      <w:r>
-        <w:rPr>
-          <w:b/>
-          <w:bCs/>
-          <w:lang w:val="de-DE"/>
-        </w:rPr>
         <w:t xml:space="preserve">Tarifkennzeichen</w:t>
       </w:r>
       <w:r>
@@ -3567,11 +5817,47 @@
         <w:rPr>
           <w:lang w:val="de-DE"/>
         </w:rPr>
-        <w:t xml:space="preserve">aus Anlage 3 beziehungsweise dem Vertrag</w:t>
-      </w:r>
-    </w:p>
-    <w:bookmarkEnd w:id="34"/>
-    <w:bookmarkStart w:id="35" w:name="pflichten-neben-der-übermittlung"/>
+        <w:t xml:space="preserve">aus dem Vertrag</w:t>
+      </w:r>
+    </w:p>
+    <w:p>
+      <w:pPr>
+        <w:pStyle w:val="FirstParagraph"/>
+      </w:pPr>
+      <w:r>
+        <w:rPr>
+          <w:lang w:val="de-DE"/>
+        </w:rPr>
+        <w:t xml:space="preserve">Der letzte Punkt ist der einzige, der heute schon stört: die Vorbelegung führt eine neunstellige Positionsnummer, für Hebammenhilfe sind nach Anlage 3, Abschnitt 8.2.6 aber vier oder fünf Stellen vorgesehen.</w:t>
+      </w:r>
+      <w:r>
+        <w:rPr>
+          <w:lang w:val="de-DE"/>
+        </w:rPr>
+        <w:t xml:space="preserve"> </w:t>
+      </w:r>
+      <w:r>
+        <w:rPr>
+          <w:rStyle w:val="VerbatimChar"/>
+          <w:lang w:val="de-DE"/>
+        </w:rPr>
+        <w:t xml:space="preserve">PositionsnummerRegel</w:t>
+      </w:r>
+      <w:r>
+        <w:rPr>
+          <w:lang w:val="de-DE"/>
+        </w:rPr>
+        <w:t xml:space="preserve"> </w:t>
+      </w:r>
+      <w:r>
+        <w:rPr>
+          <w:lang w:val="de-DE"/>
+        </w:rPr>
+        <w:t xml:space="preserve">warnt bei jedem Lauf, hält ihn aber nicht auf — eine Sperre ohne Ausgang wäre schlimmer, solange das Verzeichnis fehlt.</w:t>
+      </w:r>
+    </w:p>
+    <w:bookmarkEnd w:id="42"/>
+    <w:bookmarkStart w:id="43" w:name="pflichten-neben-der-übermittlung"/>
     <w:p>
       <w:pPr>
         <w:pStyle w:val="Heading2"/>
@@ -3658,7 +5944,7 @@
         <w:rPr>
           <w:lang w:val="de-DE"/>
         </w:rPr>
-        <w:t xml:space="preserve">aufzubewahren — von der Initiierung bis zur Quittierung.</w:t>
+        <w:t xml:space="preserve">aufzubewahren. Anhang 1, Abschnitt 4.5 nennt die Mindestinhalte: physikalischer Dateiname, Erstellungsdatum, laufende Nummer, Kommunikationspartner, Beginn und Ende der Übermittlung, Dateigröße, Verarbeitungshinweise, Senden oder Empfangen, fehlerfrei oder fehlerhaft und im Fehlerfall der Fehlerstatus.</w:t>
       </w:r>
     </w:p>
     <w:p>
@@ -3710,24 +5996,23 @@
         <w:rPr>
           <w:lang w:val="de-DE"/>
         </w:rPr>
-        <w:t xml:space="preserve">Beides ist im Programm bisher nicht abgebildet und gehört zum Weg in den Echtbetrieb.</w:t>
-      </w:r>
-    </w:p>
-    <w:bookmarkEnd w:id="35"/>
-    <w:bookmarkEnd w:id="36"/>
-    <w:bookmarkStart w:id="51" w:name="aufbau-des-programms"/>
-    <w:p>
-      <w:pPr>
-        <w:pStyle w:val="Heading1"/>
-      </w:pPr>
-      <w:r>
-        <w:rPr>
-          <w:lang w:val="de-DE"/>
-        </w:rPr>
-        <w:t xml:space="preserve">Aufbau des Programms</w:t>
-      </w:r>
-    </w:p>
-    <w:bookmarkStart w:id="37" w:name="zwei-module"/>
+        <w:t xml:space="preserve">Beides ist im Programm bisher nicht abgebildet und gehört zum Weg in den Echtbetrieb. Die geforderte Dokumentation ist dabei fast ein Nebenprodukt: die Angaben entstehen ohnehin beim Versand, sie werden nur nirgends festgehalten.</w:t>
+      </w:r>
+      <w:r>
+        <w:rPr>
+          <w:lang w:val="de-DE"/>
+        </w:rPr>
+        <w:t xml:space="preserve"> </w:t>
+      </w:r>
+      <w:r>
+        <w:rPr>
+          <w:lang w:val="de-DE"/>
+        </w:rPr>
+        <w:t xml:space="preserve"># Aufbau des Programms</w:t>
+      </w:r>
+    </w:p>
+    <w:bookmarkEnd w:id="43"/>
+    <w:bookmarkStart w:id="44" w:name="zwei-module"/>
     <w:p>
       <w:pPr>
         <w:pStyle w:val="Heading2"/>
@@ -3857,8 +6142,8 @@
         <w:t xml:space="preserve">Die Trennung ist im Build verankert: eine Enforcer-Regel lässt das Übersetzen fehlschlagen, sobald eine JavaFX-Abhängigkeit in den Kern gelangt. Nur ein oberflächenfreier Kern lässt sich ohne laufende Anwendung testen, und daran hängt die automatisierte Prüfung der gesamten Fachlogik.</w:t>
       </w:r>
     </w:p>
-    <w:bookmarkEnd w:id="37"/>
-    <w:bookmarkStart w:id="41" w:name="fachliches-modell"/>
+    <w:bookmarkEnd w:id="44"/>
+    <w:bookmarkStart w:id="48" w:name="fachliches-modell"/>
     <w:p>
       <w:pPr>
         <w:pStyle w:val="Heading2"/>
@@ -3879,18 +6164,18 @@
           <wp:inline>
             <wp:extent cx="5334000" cy="2984770"/>
             <wp:effectExtent b="0" l="0" r="0" t="0"/>
-            <wp:docPr descr="Fachliches Modell" title="" id="39" name="Picture"/>
+            <wp:docPr descr="Fachliches Modell" title="" id="46" name="Picture"/>
             <a:graphic>
               <a:graphicData uri="http://schemas.openxmlformats.org/drawingml/2006/picture">
                 <pic:pic>
                   <pic:nvPicPr>
-                    <pic:cNvPr descr="GKVTransmitter_Domaene.png" id="40" name="Picture"/>
+                    <pic:cNvPr descr="GKVTransmitter_Domaene.png" id="47" name="Picture"/>
                     <pic:cNvPicPr>
                       <a:picLocks noChangeArrowheads="1" noChangeAspect="1"/>
                     </pic:cNvPicPr>
                   </pic:nvPicPr>
                   <pic:blipFill>
-                    <a:blip r:embed="rId38"/>
+                    <a:blip r:embed="rId45"/>
                     <a:stretch>
                       <a:fillRect/>
                     </a:stretch>
@@ -4046,8 +6331,8 @@
         <w:t xml:space="preserve">verbindet Patientin, Leistungserbringer und Blaupause mit der Terminanzahl und ist die Vorlage für die DTA-Nachricht.</w:t>
       </w:r>
     </w:p>
-    <w:bookmarkEnd w:id="41"/>
-    <w:bookmarkStart w:id="45" w:name="erzeugung-prüfung-und-versand"/>
+    <w:bookmarkEnd w:id="48"/>
+    <w:bookmarkStart w:id="52" w:name="erzeugung-prüfung-und-versand"/>
     <w:p>
       <w:pPr>
         <w:pStyle w:val="Heading2"/>
@@ -4068,18 +6353,18 @@
           <wp:inline>
             <wp:extent cx="5334000" cy="1794495"/>
             <wp:effectExtent b="0" l="0" r="0" t="0"/>
-            <wp:docPr descr="DTA-Verarbeitung und Versand" title="" id="43" name="Picture"/>
+            <wp:docPr descr="DTA-Verarbeitung und Versand" title="" id="50" name="Picture"/>
             <a:graphic>
               <a:graphicData uri="http://schemas.openxmlformats.org/drawingml/2006/picture">
                 <pic:pic>
                   <pic:nvPicPr>
-                    <pic:cNvPr descr="GKVTransmitter_DTA_und_Versand.png" id="44" name="Picture"/>
+                    <pic:cNvPr descr="GKVTransmitter_DTA_und_Versand.png" id="51" name="Picture"/>
                     <pic:cNvPicPr>
                       <a:picLocks noChangeArrowheads="1" noChangeAspect="1"/>
                     </pic:cNvPicPr>
                   </pic:nvPicPr>
                   <pic:blipFill>
-                    <a:blip r:embed="rId42"/>
+                    <a:blip r:embed="rId49"/>
                     <a:stretch>
                       <a:fillRect/>
                     </a:stretch>
@@ -4117,8 +6402,8 @@
         <w:t xml:space="preserve">DTA-Verarbeitung und Versand</w:t>
       </w:r>
     </w:p>
-    <w:bookmarkEnd w:id="45"/>
-    <w:bookmarkStart w:id="49" w:name="oberfläche-und-datenhaltung"/>
+    <w:bookmarkEnd w:id="52"/>
+    <w:bookmarkStart w:id="56" w:name="oberfläche-und-datenhaltung"/>
     <w:p>
       <w:pPr>
         <w:pStyle w:val="Heading2"/>
@@ -4139,18 +6424,18 @@
           <wp:inline>
             <wp:extent cx="5334000" cy="3169928"/>
             <wp:effectExtent b="0" l="0" r="0" t="0"/>
-            <wp:docPr descr="Oberfläche und Datenzugriff" title="" id="47" name="Picture"/>
+            <wp:docPr descr="Oberfläche und Datenzugriff" title="" id="54" name="Picture"/>
             <a:graphic>
               <a:graphicData uri="http://schemas.openxmlformats.org/drawingml/2006/picture">
                 <pic:pic>
                   <pic:nvPicPr>
-                    <pic:cNvPr descr="GKVTransmitter_Praesentation_und_Persistenz.png" id="48" name="Picture"/>
+                    <pic:cNvPr descr="GKVTransmitter_Praesentation_und_Persistenz.png" id="55" name="Picture"/>
                     <pic:cNvPicPr>
                       <a:picLocks noChangeArrowheads="1" noChangeAspect="1"/>
                     </pic:cNvPicPr>
                   </pic:nvPicPr>
                   <pic:blipFill>
-                    <a:blip r:embed="rId46"/>
+                    <a:blip r:embed="rId53"/>
                     <a:stretch>
                       <a:fillRect/>
                     </a:stretch>
@@ -4440,8 +6725,8 @@
         <w:t xml:space="preserve">die Umsetzung. Die Oberfläche kennt nur den Vertrag — die Datenhaltung wäre austauschbar, ohne die Oberfläche zu berühren.</w:t>
       </w:r>
     </w:p>
-    <w:bookmarkEnd w:id="49"/>
-    <w:bookmarkStart w:id="50" w:name="erweiterungspunkte"/>
+    <w:bookmarkEnd w:id="56"/>
+    <w:bookmarkStart w:id="57" w:name="erweiterungspunkte"/>
     <w:p>
       <w:pPr>
         <w:pStyle w:val="Heading2"/>
@@ -4750,9 +7035,9 @@
         </w:tc>
       </w:tr>
     </w:tbl>
-    <w:bookmarkEnd w:id="50"/>
-    <w:bookmarkEnd w:id="51"/>
-    <w:bookmarkStart w:id="54" w:name="konfiguration"/>
+    <w:bookmarkEnd w:id="57"/>
+    <w:bookmarkEnd w:id="58"/>
+    <w:bookmarkStart w:id="61" w:name="konfiguration"/>
     <w:p>
       <w:pPr>
         <w:pStyle w:val="Heading1"/>
@@ -4764,7 +7049,7 @@
         <w:t xml:space="preserve">Konfiguration</w:t>
       </w:r>
     </w:p>
-    <w:bookmarkStart w:id="52" w:name="einstellungen-in-der-anwendung"/>
+    <w:bookmarkStart w:id="59" w:name="einstellungen-in-der-anwendung"/>
     <w:p>
       <w:pPr>
         <w:pStyle w:val="Heading2"/>
@@ -4784,32 +7069,32 @@
         <w:rPr>
           <w:lang w:val="de-DE"/>
         </w:rPr>
-        <w:t xml:space="preserve">Was sich im Bereich „Einstellungen” wählen lässt, steht in</w:t>
-      </w:r>
-      <w:r>
-        <w:rPr>
-          <w:lang w:val="de-DE"/>
-        </w:rPr>
-        <w:t xml:space="preserve"> </w:t>
-      </w:r>
-      <w:r>
-        <w:rPr>
-          <w:rStyle w:val="VerbatimChar"/>
-          <w:lang w:val="de-DE"/>
-        </w:rPr>
-        <w:t xml:space="preserve">einstellungen.json</w:t>
-      </w:r>
-      <w:r>
-        <w:rPr>
-          <w:lang w:val="de-DE"/>
-        </w:rPr>
-        <w:t xml:space="preserve"> </w:t>
-      </w:r>
-      <w:r>
-        <w:rPr>
-          <w:lang w:val="de-DE"/>
-        </w:rPr>
-        <w:t xml:space="preserve">im Ablageort der Daten —</w:t>
+        <w:t xml:space="preserve">Was sich im Bereich „Einstellungen” wählen lässt, steht in der Tabelle</w:t>
+      </w:r>
+      <w:r>
+        <w:rPr>
+          <w:lang w:val="de-DE"/>
+        </w:rPr>
+        <w:t xml:space="preserve"> </w:t>
+      </w:r>
+      <w:r>
+        <w:rPr>
+          <w:rStyle w:val="VerbatimChar"/>
+          <w:lang w:val="de-DE"/>
+        </w:rPr>
+        <w:t xml:space="preserve">einstellung</w:t>
+      </w:r>
+      <w:r>
+        <w:rPr>
+          <w:lang w:val="de-DE"/>
+        </w:rPr>
+        <w:t xml:space="preserve"> </w:t>
+      </w:r>
+      <w:r>
+        <w:rPr>
+          <w:lang w:val="de-DE"/>
+        </w:rPr>
+        <w:t xml:space="preserve">der Datenbank — also im Ablageort der Daten und</w:t>
       </w:r>
       <w:r>
         <w:rPr>
@@ -4823,13 +7108,74 @@
           <w:bCs/>
           <w:lang w:val="de-DE"/>
         </w:rPr>
-        <w:t xml:space="preserve">neben der Datenbank, nicht im Programmordner</w:t>
-      </w:r>
-      <w:r>
-        <w:rPr>
-          <w:lang w:val="de-DE"/>
-        </w:rPr>
-        <w:t xml:space="preserve">. Wer die Daten sichert oder auf einen anderen Rechner mitnimmt, nimmt diese Datei mit.</w:t>
+        <w:t xml:space="preserve">nicht im Programmordner</w:t>
+      </w:r>
+      <w:r>
+        <w:rPr>
+          <w:lang w:val="de-DE"/>
+        </w:rPr>
+        <w:t xml:space="preserve">. Wer die Datenbank sichert oder auf einen anderen Rechner mitnimmt, nimmt die Einstellungen mit.</w:t>
+      </w:r>
+    </w:p>
+    <w:p>
+      <w:pPr>
+        <w:pStyle w:val="BodyText"/>
+      </w:pPr>
+      <w:r>
+        <w:rPr>
+          <w:lang w:val="de-DE"/>
+        </w:rPr>
+        <w:t xml:space="preserve">Einen Tag lang war es eine eigene Datei</w:t>
+      </w:r>
+      <w:r>
+        <w:rPr>
+          <w:lang w:val="de-DE"/>
+        </w:rPr>
+        <w:t xml:space="preserve"> </w:t>
+      </w:r>
+      <w:r>
+        <w:rPr>
+          <w:rStyle w:val="VerbatimChar"/>
+          <w:lang w:val="de-DE"/>
+        </w:rPr>
+        <w:t xml:space="preserve">einstellungen.json</w:t>
+      </w:r>
+      <w:r>
+        <w:rPr>
+          <w:lang w:val="de-DE"/>
+        </w:rPr>
+        <w:t xml:space="preserve"> </w:t>
+      </w:r>
+      <w:r>
+        <w:rPr>
+          <w:lang w:val="de-DE"/>
+        </w:rPr>
+        <w:t xml:space="preserve">neben der Datenbank. Sie hat sich nicht gehalten: sie lag im selben Ordner, wurde von derselben Sicherung erfasst und folgte demselben</w:t>
+      </w:r>
+      <w:r>
+        <w:rPr>
+          <w:lang w:val="de-DE"/>
+        </w:rPr>
+        <w:t xml:space="preserve"> </w:t>
+      </w:r>
+      <w:r>
+        <w:rPr>
+          <w:rStyle w:val="VerbatimChar"/>
+          <w:lang w:val="de-DE"/>
+        </w:rPr>
+        <w:t xml:space="preserve">gkv.home</w:t>
+      </w:r>
+      <w:r>
+        <w:rPr>
+          <w:lang w:val="de-DE"/>
+        </w:rPr>
+        <w:t xml:space="preserve"> </w:t>
+      </w:r>
+      <w:r>
+        <w:rPr>
+          <w:lang w:val="de-DE"/>
+        </w:rPr>
+        <w:t xml:space="preserve">— sie konnte nichts, was die Datenbank nicht auch kann, brachte aber einen zweiten Ablageweg mit eigenem Lese-, Schreib- und Nebendateifehler mit.</w:t>
       </w:r>
     </w:p>
     <w:tbl>
@@ -5122,8 +7468,8 @@
         <w:t xml:space="preserve">Sie liegt im Klartext im Benutzerprofil. Sobald ein echter Übermittlungsweg Zugangsdaten braucht, gehören diese in den Anmeldeinformationsspeicher des Betriebssystems.</w:t>
       </w:r>
     </w:p>
-    <w:bookmarkEnd w:id="52"/>
-    <w:bookmarkStart w:id="53" w:name="beim-start"/>
+    <w:bookmarkEnd w:id="59"/>
+    <w:bookmarkStart w:id="60" w:name="beim-start"/>
     <w:p>
       <w:pPr>
         <w:pStyle w:val="Heading2"/>
@@ -5558,9 +7904,9 @@
         <w:t xml:space="preserve">ergänzt fehlende Tabellen und Spalten und lässt Vorhandenes stehen.</w:t>
       </w:r>
     </w:p>
-    <w:bookmarkEnd w:id="53"/>
-    <w:bookmarkEnd w:id="54"/>
-    <w:bookmarkStart w:id="59" w:name="entwicklung"/>
+    <w:bookmarkEnd w:id="60"/>
+    <w:bookmarkEnd w:id="61"/>
+    <w:bookmarkStart w:id="66" w:name="entwicklung"/>
     <w:p>
       <w:pPr>
         <w:pStyle w:val="Heading1"/>
@@ -5572,7 +7918,7 @@
         <w:t xml:space="preserve">Entwicklung</w:t>
       </w:r>
     </w:p>
-    <w:bookmarkStart w:id="55" w:name="bauen-und-testen"/>
+    <w:bookmarkStart w:id="62" w:name="bauen-und-testen"/>
     <w:p>
       <w:pPr>
         <w:pStyle w:val="Heading2"/>
@@ -5690,8 +8036,8 @@
         <w:t xml:space="preserve">gelaufen sein.</w:t>
       </w:r>
     </w:p>
-    <w:bookmarkEnd w:id="55"/>
-    <w:bookmarkStart w:id="56" w:name="auslieferungspaket-erzeugen"/>
+    <w:bookmarkEnd w:id="62"/>
+    <w:bookmarkStart w:id="63" w:name="auslieferungspaket-erzeugen"/>
     <w:p>
       <w:pPr>
         <w:pStyle w:val="Heading2"/>
@@ -5775,8 +8121,8 @@
         <w:t xml:space="preserve">erzeugt immer für das System, auf dem es läuft. Ein Windows-Paket entsteht also nur unter Windows.</w:t>
       </w:r>
     </w:p>
-    <w:bookmarkEnd w:id="56"/>
-    <w:bookmarkStart w:id="57" w:name="debuggen"/>
+    <w:bookmarkEnd w:id="63"/>
+    <w:bookmarkStart w:id="64" w:name="debuggen"/>
     <w:p>
       <w:pPr>
         <w:pStyle w:val="Heading2"/>
@@ -5810,8 +8156,8 @@
         <w:t xml:space="preserve">mvn -Pdebug -pl gkv-ui javafx:run   # auf Debugger warten (Port 5005)</w:t>
       </w:r>
     </w:p>
-    <w:bookmarkEnd w:id="57"/>
-    <w:bookmarkStart w:id="58" w:name="statische-prüfung"/>
+    <w:bookmarkEnd w:id="64"/>
+    <w:bookmarkStart w:id="65" w:name="statische-prüfung"/>
     <w:p>
       <w:pPr>
         <w:pStyle w:val="Heading2"/>
@@ -5856,9 +8202,9 @@
         <w:t xml:space="preserve">Beide melden, blockieren aber nicht.</w:t>
       </w:r>
     </w:p>
-    <w:bookmarkEnd w:id="58"/>
-    <w:bookmarkEnd w:id="59"/>
-    <w:bookmarkStart w:id="64" w:name="fachliche-grundlagen"/>
+    <w:bookmarkEnd w:id="65"/>
+    <w:bookmarkEnd w:id="66"/>
+    <w:bookmarkStart w:id="71" w:name="fachliche-grundlagen"/>
     <w:p>
       <w:pPr>
         <w:pStyle w:val="Heading1"/>
@@ -5870,7 +8216,7 @@
         <w:t xml:space="preserve">Fachliche Grundlagen</w:t>
       </w:r>
     </w:p>
-    <w:bookmarkStart w:id="60" w:name="aufbau-einer-lieferung"/>
+    <w:bookmarkStart w:id="67" w:name="aufbau-einer-lieferung"/>
     <w:p>
       <w:pPr>
         <w:pStyle w:val="Heading2"/>
@@ -6094,8 +8440,8 @@
         <w:t xml:space="preserve">trennt Komponenten innerhalb eines Datenelements.</w:t>
       </w:r>
     </w:p>
-    <w:bookmarkEnd w:id="60"/>
-    <w:bookmarkStart w:id="61" w:name="formate"/>
+    <w:bookmarkEnd w:id="67"/>
+    <w:bookmarkStart w:id="68" w:name="formate"/>
     <w:p>
       <w:pPr>
         <w:pStyle w:val="Heading2"/>
@@ -6257,8 +8603,8 @@
         <w:t xml:space="preserve">dargestellt und darf nicht weggelassen werden</w:t>
       </w:r>
     </w:p>
-    <w:bookmarkEnd w:id="61"/>
-    <w:bookmarkStart w:id="62" w:name="summen"/>
+    <w:bookmarkEnd w:id="68"/>
+    <w:bookmarkStart w:id="69" w:name="summen"/>
     <w:p>
       <w:pPr>
         <w:pStyle w:val="Heading2"/>
@@ -6363,8 +8709,8 @@
         <w:t xml:space="preserve">kann der Prüfvorgabe der Kasse entsprechen.</w:t>
       </w:r>
     </w:p>
-    <w:bookmarkEnd w:id="62"/>
-    <w:bookmarkStart w:id="63" w:name="weiterführende-unterlagen"/>
+    <w:bookmarkEnd w:id="69"/>
+    <w:bookmarkStart w:id="70" w:name="weiterführende-unterlagen"/>
     <w:p>
       <w:pPr>
         <w:pStyle w:val="Heading2"/>
@@ -6577,9 +8923,9 @@
         <w:t xml:space="preserve">— eine gültige Referenznachricht, die im Projekt als Messlatte dient</w:t>
       </w:r>
     </w:p>
-    <w:bookmarkEnd w:id="63"/>
-    <w:bookmarkEnd w:id="64"/>
-    <w:bookmarkStart w:id="65" w:name="grenzen"/>
+    <w:bookmarkEnd w:id="70"/>
+    <w:bookmarkEnd w:id="71"/>
+    <w:bookmarkStart w:id="72" w:name="grenzen"/>
     <w:p>
       <w:pPr>
         <w:pStyle w:val="Heading1"/>
@@ -6915,7 +9261,7 @@
         <w:t xml:space="preserve">Die Anwendung ist auf einen Benutzer und einen Rechner ausgelegt. Ein gemeinsamer Zugriff mehrerer Arbeitsplätze auf dieselbe Datenbank ist nicht vorgesehen.</w:t>
       </w:r>
     </w:p>
-    <w:bookmarkEnd w:id="65"/>
+    <w:bookmarkEnd w:id="72"/>
     <w:sectPr>
       <w:footnotePr>
         <w:numRestart w:val="eachSect"/>

--- a/GKVTransmitter/Information/GKVTransmitter_Dokumentation.docx
+++ b/GKVTransmitter/Information/GKVTransmitter_Dokumentation.docx
@@ -5559,7 +5559,97 @@
     </w:p>
     <w:p>
       <w:pPr>
-        <w:pStyle w:val="BodyText"/>
+        <w:pStyle w:val="BlockText"/>
+      </w:pPr>
+      <w:r>
+        <w:rPr>
+          <w:b/>
+          <w:bCs/>
+          <w:lang w:val="de-DE"/>
+        </w:rPr>
+        <w:t xml:space="preserve">Der Betrag fällt einmal an, nicht je Kasse.</w:t>
+      </w:r>
+      <w:r>
+        <w:rPr>
+          <w:lang w:val="de-DE"/>
+        </w:rPr>
+        <w:t xml:space="preserve"> </w:t>
+      </w:r>
+      <w:r>
+        <w:rPr>
+          <w:lang w:val="de-DE"/>
+        </w:rPr>
+        <w:t xml:space="preserve">Das Zertifikat wird auf das</w:t>
+      </w:r>
+      <w:r>
+        <w:rPr>
+          <w:lang w:val="de-DE"/>
+        </w:rPr>
+        <w:t xml:space="preserve"> </w:t>
+      </w:r>
+      <w:r>
+        <w:rPr>
+          <w:b/>
+          <w:bCs/>
+          <w:lang w:val="de-DE"/>
+        </w:rPr>
+        <w:t xml:space="preserve">eigene IK</w:t>
+      </w:r>
+      <w:r>
+        <w:rPr>
+          <w:lang w:val="de-DE"/>
+        </w:rPr>
+        <w:t xml:space="preserve"> </w:t>
+      </w:r>
+      <w:r>
+        <w:rPr>
+          <w:lang w:val="de-DE"/>
+        </w:rPr>
+        <w:t xml:space="preserve">ausgestellt und gilt für den Datenaustausch mit</w:t>
+      </w:r>
+      <w:r>
+        <w:rPr>
+          <w:lang w:val="de-DE"/>
+        </w:rPr>
+        <w:t xml:space="preserve"> </w:t>
+      </w:r>
+      <w:r>
+        <w:rPr>
+          <w:b/>
+          <w:bCs/>
+          <w:lang w:val="de-DE"/>
+        </w:rPr>
+        <w:t xml:space="preserve">allen</w:t>
+      </w:r>
+      <w:r>
+        <w:rPr>
+          <w:lang w:val="de-DE"/>
+        </w:rPr>
+        <w:t xml:space="preserve"> </w:t>
+      </w:r>
+      <w:r>
+        <w:rPr>
+          <w:lang w:val="de-DE"/>
+        </w:rPr>
+        <w:t xml:space="preserve">Datenannahmestellen. Zum Verschlüsseln wird der öffentliche Schlüssel des jeweiligen Empfängers gebraucht — den liefert das Trust Center als Schlüsselliste (</w:t>
+      </w:r>
+      <w:r>
+        <w:rPr>
+          <w:rStyle w:val="VerbatimChar"/>
+          <w:lang w:val="de-DE"/>
+        </w:rPr>
+        <w:t xml:space="preserve">annahme-sha256.key</w:t>
+      </w:r>
+      <w:r>
+        <w:rPr>
+          <w:lang w:val="de-DE"/>
+        </w:rPr>
+        <w:t xml:space="preserve">) zusammen mit dem Zertifikat mit, ohne weitere Kosten. Es gibt also weder eine Gebühr je Kasse noch eine je Lieferung.</w:t>
+      </w:r>
+    </w:p>
+    <w:p>
+      <w:pPr>
+        <w:pStyle w:val="FirstParagraph"/>
       </w:pPr>
       <w:r>
         <w:rPr>

--- a/GKVTransmitter/Information/GKVTransmitter_Dokumentation.docx
+++ b/GKVTransmitter/Information/GKVTransmitter_Dokumentation.docx
@@ -2503,7 +2503,7 @@
     </w:p>
     <w:bookmarkEnd w:id="29"/>
     <w:bookmarkEnd w:id="30"/>
-    <w:bookmarkStart w:id="58" w:name="der-weg-zur-kasse"/>
+    <w:bookmarkStart w:id="59" w:name="der-weg-zur-kasse"/>
     <w:p>
       <w:pPr>
         <w:pStyle w:val="Heading1"/>
@@ -5655,7 +5655,7 @@
         <w:rPr>
           <w:lang w:val="de-DE"/>
         </w:rPr>
-        <w:t xml:space="preserve">Trotzdem bleibt die Reihenfolge. Nicht wegen der Kosten, sondern wegen der Reihenfolge des Lernens: Weg B liefert echte Beanstandungen echter Kassen, und genau die sind die Vorbereitung auf die Erprobung, die Weg A verlangt.</w:t>
+        <w:t xml:space="preserve">Trotzdem bleibt die Reihenfolge. Nicht wegen der Kosten, sondern wegen der Reihenfolge des Lernens: Weg B liefert echte Beanstandungen echter Kassen, und genau die sind die Vorbereitung auf die Erprobung, die Weg A verlangt. Und wegen der laufenden Pflege — siehe den nächsten Abschnitt, der die Empfehlung erst vollständig macht.</w:t>
       </w:r>
     </w:p>
     <w:p>
@@ -5697,7 +5697,7 @@
       </w:r>
     </w:p>
     <w:bookmarkEnd w:id="41"/>
-    <w:bookmarkStart w:id="42" w:name="was-noch-zu-beschaffen-ist"/>
+    <w:bookmarkStart w:id="42" w:name="was-der-eigene-weg-wirklich-kostet"/>
     <w:p>
       <w:pPr>
         <w:pStyle w:val="Heading2"/>
@@ -5706,7 +5706,7 @@
         <w:rPr>
           <w:lang w:val="de-DE"/>
         </w:rPr>
-        <w:t xml:space="preserve">Was noch zu beschaffen ist</w:t>
+        <w:t xml:space="preserve">Was der eigene Weg wirklich kostet</w:t>
       </w:r>
     </w:p>
     <w:p>
@@ -5717,7 +5717,510 @@
         <w:rPr>
           <w:lang w:val="de-DE"/>
         </w:rPr>
-        <w:t xml:space="preserve">Die Liste ist kürzer geworden. Keiner dieser Punkte lässt sich programmieren:</w:t>
+        <w:t xml:space="preserve">Die Gebühr ist der kleinere Teil.</w:t>
+      </w:r>
+      <w:r>
+        <w:rPr>
+          <w:lang w:val="de-DE"/>
+        </w:rPr>
+        <w:t xml:space="preserve"> </w:t>
+      </w:r>
+      <w:r>
+        <w:rPr>
+          <w:b/>
+          <w:bCs/>
+          <w:lang w:val="de-DE"/>
+        </w:rPr>
+        <w:t xml:space="preserve">Wer selbst überträgt, pflegt auch selbst</w:t>
+      </w:r>
+      <w:r>
+        <w:rPr>
+          <w:lang w:val="de-DE"/>
+        </w:rPr>
+        <w:t xml:space="preserve"> </w:t>
+      </w:r>
+      <w:r>
+        <w:rPr>
+          <w:lang w:val="de-DE"/>
+        </w:rPr>
+        <w:t xml:space="preserve">— und das Verfahren steht nicht still. Simons Einwand am 07.09.2026:</w:t>
+      </w:r>
+      <w:r>
+        <w:rPr>
+          <w:lang w:val="de-DE"/>
+        </w:rPr>
+        <w:t xml:space="preserve"> </w:t>
+      </w:r>
+      <w:r>
+        <w:rPr>
+          <w:i/>
+          <w:iCs/>
+          <w:lang w:val="de-DE"/>
+        </w:rPr>
+        <w:t xml:space="preserve">„jedoch auch Wartung und Co, das fließt auch mit ein, da jedes Jahr sich was ändern könnte.”</w:t>
+      </w:r>
+    </w:p>
+    <w:p>
+      <w:pPr>
+        <w:pStyle w:val="BodyText"/>
+      </w:pPr>
+      <w:r>
+        <w:rPr>
+          <w:lang w:val="de-DE"/>
+        </w:rPr>
+        <w:t xml:space="preserve">Was sich tatsächlich bewegt, und wie oft:</w:t>
+      </w:r>
+    </w:p>
+    <w:tbl>
+      <w:tblPr>
+        <w:tblStyle w:val="Table"/>
+        <w:tblW w:type="pct" w:w="5000"/>
+        <w:tblLayout w:type="fixed"/>
+        <w:tblLook w:firstRow="1" w:lastRow="0" w:firstColumn="0" w:lastColumn="0" w:noHBand="0" w:noVBand="0" w:val="0020"/>
+      </w:tblPr>
+      <w:tblGrid>
+        <w:gridCol w:w="2640"/>
+        <w:gridCol w:w="2640"/>
+        <w:gridCol w:w="2640"/>
+      </w:tblGrid>
+      <w:tr>
+        <w:trPr>
+          <w:tblHeader w:val="on"/>
+        </w:trPr>
+        <w:tc>
+          <w:tcPr/>
+          <w:p>
+            <w:pPr>
+              <w:pStyle w:val="Compact"/>
+            </w:pPr>
+            <w:r>
+              <w:rPr>
+                <w:lang w:val="de-DE"/>
+              </w:rPr>
+              <w:t xml:space="preserve">Was</w:t>
+            </w:r>
+          </w:p>
+        </w:tc>
+        <w:tc>
+          <w:tcPr/>
+          <w:p>
+            <w:pPr>
+              <w:pStyle w:val="Compact"/>
+            </w:pPr>
+            <w:r>
+              <w:rPr>
+                <w:lang w:val="de-DE"/>
+              </w:rPr>
+              <w:t xml:space="preserve">Rhythmus</w:t>
+            </w:r>
+          </w:p>
+        </w:tc>
+        <w:tc>
+          <w:tcPr/>
+          <w:p>
+            <w:pPr>
+              <w:pStyle w:val="Compact"/>
+            </w:pPr>
+            <w:r>
+              <w:rPr>
+                <w:lang w:val="de-DE"/>
+              </w:rPr>
+              <w:t xml:space="preserve">Passiert was, wenn man es verpasst</w:t>
+            </w:r>
+          </w:p>
+        </w:tc>
+      </w:tr>
+      <w:tr>
+        <w:tc>
+          <w:tcPr/>
+          <w:p>
+            <w:pPr>
+              <w:pStyle w:val="Compact"/>
+            </w:pPr>
+            <w:r>
+              <w:rPr>
+                <w:b/>
+                <w:bCs/>
+                <w:lang w:val="de-DE"/>
+              </w:rPr>
+              <w:t xml:space="preserve">Kostenträgerdatei</w:t>
+            </w:r>
+          </w:p>
+        </w:tc>
+        <w:tc>
+          <w:tcPr/>
+          <w:p>
+            <w:pPr>
+              <w:pStyle w:val="Compact"/>
+            </w:pPr>
+            <w:r>
+              <w:rPr>
+                <w:b/>
+                <w:bCs/>
+                <w:lang w:val="de-DE"/>
+              </w:rPr>
+              <w:t xml:space="preserve">vierteljährlich</w:t>
+            </w:r>
+          </w:p>
+        </w:tc>
+        <w:tc>
+          <w:tcPr/>
+          <w:p>
+            <w:pPr>
+              <w:pStyle w:val="Compact"/>
+            </w:pPr>
+            <w:r>
+              <w:rPr>
+                <w:lang w:val="de-DE"/>
+              </w:rPr>
+              <w:t xml:space="preserve">Lieferung geht an eine Stelle, die nicht mehr zuständig ist</w:t>
+            </w:r>
+          </w:p>
+        </w:tc>
+      </w:tr>
+      <w:tr>
+        <w:tc>
+          <w:tcPr/>
+          <w:p>
+            <w:pPr>
+              <w:pStyle w:val="Compact"/>
+            </w:pPr>
+            <w:r>
+              <w:rPr>
+                <w:b/>
+                <w:bCs/>
+                <w:lang w:val="de-DE"/>
+              </w:rPr>
+              <w:t xml:space="preserve">Zertifikat</w:t>
+            </w:r>
+          </w:p>
+        </w:tc>
+        <w:tc>
+          <w:tcPr/>
+          <w:p>
+            <w:pPr>
+              <w:pStyle w:val="Compact"/>
+            </w:pPr>
+            <w:r>
+              <w:rPr>
+                <w:b/>
+                <w:bCs/>
+                <w:lang w:val="de-DE"/>
+              </w:rPr>
+              <w:t xml:space="preserve">jährlich</w:t>
+            </w:r>
+            <w:r>
+              <w:rPr>
+                <w:lang w:val="de-DE"/>
+              </w:rPr>
+              <w:t xml:space="preserve">, Antrag 1–2 Wochen vorher</w:t>
+            </w:r>
+          </w:p>
+        </w:tc>
+        <w:tc>
+          <w:tcPr/>
+          <w:p>
+            <w:pPr>
+              <w:pStyle w:val="Compact"/>
+            </w:pPr>
+            <w:r>
+              <w:rPr>
+                <w:lang w:val="de-DE"/>
+              </w:rPr>
+              <w:t xml:space="preserve">Datenaustausch steht still, bis das neue da ist</w:t>
+            </w:r>
+          </w:p>
+        </w:tc>
+      </w:tr>
+      <w:tr>
+        <w:tc>
+          <w:tcPr/>
+          <w:p>
+            <w:pPr>
+              <w:pStyle w:val="Compact"/>
+            </w:pPr>
+            <w:r>
+              <w:rPr>
+                <w:b/>
+                <w:bCs/>
+                <w:lang w:val="de-DE"/>
+              </w:rPr>
+              <w:t xml:space="preserve">Technische Anlage 1</w:t>
+            </w:r>
+          </w:p>
+        </w:tc>
+        <w:tc>
+          <w:tcPr/>
+          <w:p>
+            <w:pPr>
+              <w:pStyle w:val="Compact"/>
+            </w:pPr>
+            <w:r>
+              <w:rPr>
+                <w:lang w:val="de-DE"/>
+              </w:rPr>
+              <w:t xml:space="preserve">neue Version etwa jährlich, 3 Monate Übergangsfrist</w:t>
+            </w:r>
+          </w:p>
+        </w:tc>
+        <w:tc>
+          <w:tcPr/>
+          <w:p>
+            <w:pPr>
+              <w:pStyle w:val="Compact"/>
+            </w:pPr>
+            <w:r>
+              <w:rPr>
+                <w:lang w:val="de-DE"/>
+              </w:rPr>
+              <w:t xml:space="preserve">Datei wird nach Ablauf abgewiesen</w:t>
+            </w:r>
+          </w:p>
+        </w:tc>
+      </w:tr>
+      <w:tr>
+        <w:tc>
+          <w:tcPr/>
+          <w:p>
+            <w:pPr>
+              <w:pStyle w:val="Compact"/>
+            </w:pPr>
+            <w:r>
+              <w:rPr>
+                <w:b/>
+                <w:bCs/>
+                <w:lang w:val="de-DE"/>
+              </w:rPr>
+              <w:t xml:space="preserve">Anlage 3 (Schlüssel)</w:t>
+            </w:r>
+          </w:p>
+        </w:tc>
+        <w:tc>
+          <w:tcPr/>
+          <w:p>
+            <w:pPr>
+              <w:pStyle w:val="Compact"/>
+            </w:pPr>
+            <w:r>
+              <w:rPr>
+                <w:lang w:val="de-DE"/>
+              </w:rPr>
+              <w:t xml:space="preserve">mehrmals jährlich</w:t>
+            </w:r>
+          </w:p>
+        </w:tc>
+        <w:tc>
+          <w:tcPr/>
+          <w:p>
+            <w:pPr>
+              <w:pStyle w:val="Compact"/>
+            </w:pPr>
+            <w:r>
+              <w:rPr>
+                <w:lang w:val="de-DE"/>
+              </w:rPr>
+              <w:t xml:space="preserve">ungültige Schlüsselausprägung, Prüfstufe 3</w:t>
+            </w:r>
+          </w:p>
+        </w:tc>
+      </w:tr>
+      <w:tr>
+        <w:tc>
+          <w:tcPr/>
+          <w:p>
+            <w:pPr>
+              <w:pStyle w:val="Compact"/>
+            </w:pPr>
+            <w:r>
+              <w:rPr>
+                <w:b/>
+                <w:bCs/>
+                <w:lang w:val="de-DE"/>
+              </w:rPr>
+              <w:t xml:space="preserve">Positionsnummernverzeichnis</w:t>
+            </w:r>
+          </w:p>
+        </w:tc>
+        <w:tc>
+          <w:tcPr/>
+          <w:p>
+            <w:pPr>
+              <w:pStyle w:val="Compact"/>
+            </w:pPr>
+            <w:r>
+              <w:rPr>
+                <w:lang w:val="de-DE"/>
+              </w:rPr>
+              <w:t xml:space="preserve">bei Vertragsänderung</w:t>
+            </w:r>
+          </w:p>
+        </w:tc>
+        <w:tc>
+          <w:tcPr/>
+          <w:p>
+            <w:pPr>
+              <w:pStyle w:val="Compact"/>
+            </w:pPr>
+            <w:r>
+              <w:rPr>
+                <w:lang w:val="de-DE"/>
+              </w:rPr>
+              <w:t xml:space="preserve">zuletzt zum 01.11.2025: vier Stellen wurden fünf</w:t>
+            </w:r>
+          </w:p>
+        </w:tc>
+      </w:tr>
+      <w:tr>
+        <w:tc>
+          <w:tcPr/>
+          <w:p>
+            <w:pPr>
+              <w:pStyle w:val="Compact"/>
+            </w:pPr>
+            <w:r>
+              <w:rPr>
+                <w:b/>
+                <w:bCs/>
+                <w:lang w:val="de-DE"/>
+              </w:rPr>
+              <w:t xml:space="preserve">Vergütungsvereinbarung</w:t>
+            </w:r>
+          </w:p>
+        </w:tc>
+        <w:tc>
+          <w:tcPr/>
+          <w:p>
+            <w:pPr>
+              <w:pStyle w:val="Compact"/>
+            </w:pPr>
+            <w:r>
+              <w:rPr>
+                <w:lang w:val="de-DE"/>
+              </w:rPr>
+              <w:t xml:space="preserve">bei Anpassung</w:t>
+            </w:r>
+          </w:p>
+        </w:tc>
+        <w:tc>
+          <w:tcPr/>
+          <w:p>
+            <w:pPr>
+              <w:pStyle w:val="Compact"/>
+            </w:pPr>
+            <w:r>
+              <w:rPr>
+                <w:lang w:val="de-DE"/>
+              </w:rPr>
+              <w:t xml:space="preserve">falsche Beträge, Rückforderung</w:t>
+            </w:r>
+          </w:p>
+        </w:tc>
+      </w:tr>
+    </w:tbl>
+    <w:p>
+      <w:pPr>
+        <w:pStyle w:val="BodyText"/>
+      </w:pPr>
+      <w:r>
+        <w:rPr>
+          <w:b/>
+          <w:bCs/>
+          <w:lang w:val="de-DE"/>
+        </w:rPr>
+        <w:t xml:space="preserve">Der Beleg liegt im Projekt selbst.</w:t>
+      </w:r>
+      <w:r>
+        <w:rPr>
+          <w:lang w:val="de-DE"/>
+        </w:rPr>
+        <w:t xml:space="preserve"> </w:t>
+      </w:r>
+      <w:r>
+        <w:rPr>
+          <w:lang w:val="de-DE"/>
+        </w:rPr>
+        <w:t xml:space="preserve">Die verbindlichen Anlagen unter</w:t>
+      </w:r>
+      <w:r>
+        <w:rPr>
+          <w:lang w:val="de-DE"/>
+        </w:rPr>
+        <w:t xml:space="preserve"> </w:t>
+      </w:r>
+      <w:r>
+        <w:rPr>
+          <w:rStyle w:val="VerbatimChar"/>
+          <w:lang w:val="de-DE"/>
+        </w:rPr>
+        <w:t xml:space="preserve">Information/</w:t>
+      </w:r>
+      <w:r>
+        <w:rPr>
+          <w:lang w:val="de-DE"/>
+        </w:rPr>
+        <w:t xml:space="preserve"> </w:t>
+      </w:r>
+      <w:r>
+        <w:rPr>
+          <w:lang w:val="de-DE"/>
+        </w:rPr>
+        <w:t xml:space="preserve">waren am 07.09.2026 vom Juli — nach zwei Monaten überholt, und es war niemandem aufgefallen. Genau so sieht die Wartungslast in der Praxis aus: nicht als Aufwand, den man einplant, sondern als Veralten, das niemand bemerkt.</w:t>
+      </w:r>
+    </w:p>
+    <w:p>
+      <w:pPr>
+        <w:pStyle w:val="BodyText"/>
+      </w:pPr>
+      <w:r>
+        <w:rPr>
+          <w:lang w:val="de-DE"/>
+        </w:rPr>
+        <w:t xml:space="preserve">Bei einer Abrechnungsstelle ist das</w:t>
+      </w:r>
+      <w:r>
+        <w:rPr>
+          <w:lang w:val="de-DE"/>
+        </w:rPr>
+        <w:t xml:space="preserve"> </w:t>
+      </w:r>
+      <w:r>
+        <w:rPr>
+          <w:b/>
+          <w:bCs/>
+          <w:lang w:val="de-DE"/>
+        </w:rPr>
+        <w:t xml:space="preserve">im Preis enthalten</w:t>
+      </w:r>
+      <w:r>
+        <w:rPr>
+          <w:lang w:val="de-DE"/>
+        </w:rPr>
+        <w:t xml:space="preserve"> </w:t>
+      </w:r>
+      <w:r>
+        <w:rPr>
+          <w:lang w:val="de-DE"/>
+        </w:rPr>
+        <w:t xml:space="preserve">— sie muss dem Verfahren folgen, nicht die Leistungserbringerin. Das ist der eigentliche Gegenwert der drei Prozent, nicht der Briefversand.</w:t>
+      </w:r>
+    </w:p>
+    <w:p>
+      <w:pPr>
+        <w:pStyle w:val="BodyText"/>
+      </w:pPr>
+      <w:r>
+        <w:rPr>
+          <w:b/>
+          <w:bCs/>
+          <w:lang w:val="de-DE"/>
+        </w:rPr>
+        <w:t xml:space="preserve">Was die Wartung klein hält</w:t>
+      </w:r>
+      <w:r>
+        <w:rPr>
+          <w:lang w:val="de-DE"/>
+        </w:rPr>
+        <w:t xml:space="preserve">, und deshalb vor dem Echtbetrieb gebaut gehört:</w:t>
       </w:r>
     </w:p>
     <w:p>
@@ -5730,35 +6233,23 @@
       </w:pPr>
       <w:r>
         <w:rPr>
-          <w:lang w:val="de-DE"/>
-        </w:rPr>
-        <w:t xml:space="preserve">ein eigenes</w:t>
-      </w:r>
-      <w:r>
-        <w:rPr>
-          <w:lang w:val="de-DE"/>
-        </w:rPr>
-        <w:t xml:space="preserve"> </w:t>
-      </w:r>
-      <w:r>
-        <w:rPr>
           <w:b/>
           <w:bCs/>
           <w:lang w:val="de-DE"/>
         </w:rPr>
-        <w:t xml:space="preserve">Betriebsstätten-IK</w:t>
-      </w:r>
-      <w:r>
-        <w:rPr>
-          <w:lang w:val="de-DE"/>
-        </w:rPr>
-        <w:t xml:space="preserve"> </w:t>
-      </w:r>
-      <w:r>
-        <w:rPr>
-          <w:lang w:val="de-DE"/>
-        </w:rPr>
-        <w:t xml:space="preserve">(bei der ARGE·IK)</w:t>
+        <w:t xml:space="preserve">Kostenträgerdatei einlesen statt Endpunkte pflegen</w:t>
+      </w:r>
+      <w:r>
+        <w:rPr>
+          <w:lang w:val="de-DE"/>
+        </w:rPr>
+        <w:t xml:space="preserve"> </w:t>
+      </w:r>
+      <w:r>
+        <w:rPr>
+          <w:lang w:val="de-DE"/>
+        </w:rPr>
+        <w:t xml:space="preserve">— aus vier Pflegeterminen im Jahr wird ein Dateiaustausch.</w:t>
       </w:r>
     </w:p>
     <w:p>
@@ -5771,35 +6262,23 @@
       </w:pPr>
       <w:r>
         <w:rPr>
-          <w:lang w:val="de-DE"/>
-        </w:rPr>
-        <w:t xml:space="preserve">ein</w:t>
-      </w:r>
-      <w:r>
-        <w:rPr>
-          <w:lang w:val="de-DE"/>
-        </w:rPr>
-        <w:t xml:space="preserve"> </w:t>
-      </w:r>
-      <w:r>
-        <w:rPr>
           <w:b/>
           <w:bCs/>
           <w:lang w:val="de-DE"/>
         </w:rPr>
-        <w:t xml:space="preserve">Zertifikat</w:t>
-      </w:r>
-      <w:r>
-        <w:rPr>
-          <w:lang w:val="de-DE"/>
-        </w:rPr>
-        <w:t xml:space="preserve"> </w:t>
-      </w:r>
-      <w:r>
-        <w:rPr>
-          <w:lang w:val="de-DE"/>
-        </w:rPr>
-        <w:t xml:space="preserve">des ITSG Trust Centers, siehe oben</w:t>
+        <w:t xml:space="preserve">Ablaufwarnung für das Zertifikat</w:t>
+      </w:r>
+      <w:r>
+        <w:rPr>
+          <w:lang w:val="de-DE"/>
+        </w:rPr>
+        <w:t xml:space="preserve"> </w:t>
+      </w:r>
+      <w:r>
+        <w:rPr>
+          <w:lang w:val="de-DE"/>
+        </w:rPr>
+        <w:t xml:space="preserve">— die Anwendung kennt das Datum, sie kann rechtzeitig daran erinnern.</w:t>
       </w:r>
     </w:p>
     <w:p>
@@ -5812,102 +6291,36 @@
       </w:pPr>
       <w:r>
         <w:rPr>
-          <w:lang w:val="de-DE"/>
-        </w:rPr>
-        <w:t xml:space="preserve">die</w:t>
-      </w:r>
-      <w:r>
-        <w:rPr>
-          <w:lang w:val="de-DE"/>
-        </w:rPr>
-        <w:t xml:space="preserve"> </w:t>
-      </w:r>
-      <w:r>
-        <w:rPr>
           <w:b/>
           <w:bCs/>
           <w:lang w:val="de-DE"/>
         </w:rPr>
-        <w:t xml:space="preserve">Anmeldung als Kommunikationspartner</w:t>
-      </w:r>
-      <w:r>
-        <w:rPr>
-          <w:lang w:val="de-DE"/>
-        </w:rPr>
-        <w:t xml:space="preserve"> </w:t>
-      </w:r>
-      <w:r>
-        <w:rPr>
-          <w:lang w:val="de-DE"/>
-        </w:rPr>
-        <w:t xml:space="preserve">bei der Datenannahmestelle — Prüfstufe 1 prüft sie ab</w:t>
-      </w:r>
-    </w:p>
-    <w:p>
-      <w:pPr>
-        <w:pStyle w:val="Compact"/>
-        <w:numPr>
-          <w:ilvl w:val="0"/>
-          <w:numId w:val="1004"/>
-        </w:numPr>
-      </w:pPr>
-      <w:r>
-        <w:rPr>
-          <w:lang w:val="de-DE"/>
-        </w:rPr>
-        <w:t xml:space="preserve">die gültigen</w:t>
-      </w:r>
-      <w:r>
-        <w:rPr>
-          <w:lang w:val="de-DE"/>
-        </w:rPr>
-        <w:t xml:space="preserve"> </w:t>
-      </w:r>
-      <w:r>
-        <w:rPr>
-          <w:b/>
-          <w:bCs/>
-          <w:lang w:val="de-DE"/>
-        </w:rPr>
-        <w:t xml:space="preserve">Abrechnungspositionsnummern</w:t>
-      </w:r>
-      <w:r>
-        <w:rPr>
-          <w:lang w:val="de-DE"/>
-        </w:rPr>
-        <w:t xml:space="preserve"> </w:t>
-      </w:r>
-      <w:r>
-        <w:rPr>
-          <w:lang w:val="de-DE"/>
-        </w:rPr>
-        <w:t xml:space="preserve">aus dem bundeseinheitlichen Positionsnummernverzeichnis der Hebammenhilfe-Vergütungsvereinbarung und das</w:t>
-      </w:r>
-      <w:r>
-        <w:rPr>
-          <w:lang w:val="de-DE"/>
-        </w:rPr>
-        <w:t xml:space="preserve"> </w:t>
-      </w:r>
-      <w:r>
-        <w:rPr>
-          <w:b/>
-          <w:bCs/>
-          <w:lang w:val="de-DE"/>
-        </w:rPr>
-        <w:t xml:space="preserve">Tarifkennzeichen</w:t>
-      </w:r>
-      <w:r>
-        <w:rPr>
-          <w:lang w:val="de-DE"/>
-        </w:rPr>
-        <w:t xml:space="preserve"> </w:t>
-      </w:r>
-      <w:r>
-        <w:rPr>
-          <w:lang w:val="de-DE"/>
-        </w:rPr>
-        <w:t xml:space="preserve">aus dem Vertrag</w:t>
+        <w:t xml:space="preserve">Versionsangabe in der Nachricht sichtbar machen</w:t>
+      </w:r>
+      <w:r>
+        <w:rPr>
+          <w:lang w:val="de-DE"/>
+        </w:rPr>
+        <w:t xml:space="preserve"> </w:t>
+      </w:r>
+      <w:r>
+        <w:rPr>
+          <w:lang w:val="de-DE"/>
+        </w:rPr>
+        <w:t xml:space="preserve">— der Nachrichtentyp trägt sie bereits (</w:t>
+      </w:r>
+      <w:r>
+        <w:rPr>
+          <w:rStyle w:val="VerbatimChar"/>
+          <w:lang w:val="de-DE"/>
+        </w:rPr>
+        <w:t xml:space="preserve">SLGA:21:0:0</w:t>
+      </w:r>
+      <w:r>
+        <w:rPr>
+          <w:lang w:val="de-DE"/>
+        </w:rPr>
+        <w:t xml:space="preserve">); wer sieht, mit welcher Version er sendet, merkt einen Wechsel.</w:t>
       </w:r>
     </w:p>
     <w:p>
@@ -5918,36 +6331,11 @@
         <w:rPr>
           <w:lang w:val="de-DE"/>
         </w:rPr>
-        <w:t xml:space="preserve">Der letzte Punkt ist der einzige, der heute schon stört: die Vorbelegung führt eine neunstellige Positionsnummer, für Hebammenhilfe sind nach Anlage 3, Abschnitt 8.2.6 aber vier oder fünf Stellen vorgesehen.</w:t>
-      </w:r>
-      <w:r>
-        <w:rPr>
-          <w:lang w:val="de-DE"/>
-        </w:rPr>
-        <w:t xml:space="preserve"> </w:t>
-      </w:r>
-      <w:r>
-        <w:rPr>
-          <w:rStyle w:val="VerbatimChar"/>
-          <w:lang w:val="de-DE"/>
-        </w:rPr>
-        <w:t xml:space="preserve">PositionsnummerRegel</w:t>
-      </w:r>
-      <w:r>
-        <w:rPr>
-          <w:lang w:val="de-DE"/>
-        </w:rPr>
-        <w:t xml:space="preserve"> </w:t>
-      </w:r>
-      <w:r>
-        <w:rPr>
-          <w:lang w:val="de-DE"/>
-        </w:rPr>
-        <w:t xml:space="preserve">warnt bei jedem Lauf, hält ihn aber nicht auf — eine Sperre ohne Ausgang wäre schlimmer, solange das Verzeichnis fehlt.</w:t>
+        <w:t xml:space="preserve">Ohne diese drei ist der eigene Weg jedes Jahr Handarbeit. Mit ihnen bleibt eine Aufgabe im Jahr: das Zertifikat erneuern.</w:t>
       </w:r>
     </w:p>
     <w:bookmarkEnd w:id="42"/>
-    <w:bookmarkStart w:id="43" w:name="pflichten-neben-der-übermittlung"/>
+    <w:bookmarkStart w:id="43" w:name="was-noch-zu-beschaffen-ist"/>
     <w:p>
       <w:pPr>
         <w:pStyle w:val="Heading2"/>
@@ -5956,7 +6344,7 @@
         <w:rPr>
           <w:lang w:val="de-DE"/>
         </w:rPr>
-        <w:t xml:space="preserve">Pflichten neben der Übermittlung</w:t>
+        <w:t xml:space="preserve">Was noch zu beschaffen ist</w:t>
       </w:r>
     </w:p>
     <w:p>
@@ -5967,7 +6355,7 @@
         <w:rPr>
           <w:lang w:val="de-DE"/>
         </w:rPr>
-        <w:t xml:space="preserve">Die Technische Anlage verlangt zweierlei, das nicht in der Datei steht:</w:t>
+        <w:t xml:space="preserve">Die Liste ist kürzer geworden. Keiner dieser Punkte lässt sich programmieren:</w:t>
       </w:r>
     </w:p>
     <w:p>
@@ -5982,7 +6370,7 @@
         <w:rPr>
           <w:lang w:val="de-DE"/>
         </w:rPr>
-        <w:t xml:space="preserve">Über den Datenaustausch ist eine</w:t>
+        <w:t xml:space="preserve">ein eigenes</w:t>
       </w:r>
       <w:r>
         <w:rPr>
@@ -5996,45 +6384,19 @@
           <w:bCs/>
           <w:lang w:val="de-DE"/>
         </w:rPr>
-        <w:t xml:space="preserve">Dokumentation</w:t>
-      </w:r>
-      <w:r>
-        <w:rPr>
-          <w:lang w:val="de-DE"/>
-        </w:rPr>
-        <w:t xml:space="preserve"> </w:t>
-      </w:r>
-      <w:r>
-        <w:rPr>
-          <w:lang w:val="de-DE"/>
-        </w:rPr>
-        <w:t xml:space="preserve">zu führen und</w:t>
-      </w:r>
-      <w:r>
-        <w:rPr>
-          <w:lang w:val="de-DE"/>
-        </w:rPr>
-        <w:t xml:space="preserve"> </w:t>
-      </w:r>
-      <w:r>
-        <w:rPr>
-          <w:b/>
-          <w:bCs/>
-          <w:lang w:val="de-DE"/>
-        </w:rPr>
-        <w:t xml:space="preserve">mindestens zwei Jahre</w:t>
-      </w:r>
-      <w:r>
-        <w:rPr>
-          <w:lang w:val="de-DE"/>
-        </w:rPr>
-        <w:t xml:space="preserve"> </w:t>
-      </w:r>
-      <w:r>
-        <w:rPr>
-          <w:lang w:val="de-DE"/>
-        </w:rPr>
-        <w:t xml:space="preserve">aufzubewahren. Anhang 1, Abschnitt 4.5 nennt die Mindestinhalte: physikalischer Dateiname, Erstellungsdatum, laufende Nummer, Kommunikationspartner, Beginn und Ende der Übermittlung, Dateigröße, Verarbeitungshinweise, Senden oder Empfangen, fehlerfrei oder fehlerhaft und im Fehlerfall der Fehlerstatus.</w:t>
+        <w:t xml:space="preserve">Betriebsstätten-IK</w:t>
+      </w:r>
+      <w:r>
+        <w:rPr>
+          <w:lang w:val="de-DE"/>
+        </w:rPr>
+        <w:t xml:space="preserve"> </w:t>
+      </w:r>
+      <w:r>
+        <w:rPr>
+          <w:lang w:val="de-DE"/>
+        </w:rPr>
+        <w:t xml:space="preserve">(bei der ARGE·IK)</w:t>
       </w:r>
     </w:p>
     <w:p>
@@ -6049,7 +6411,7 @@
         <w:rPr>
           <w:lang w:val="de-DE"/>
         </w:rPr>
-        <w:t xml:space="preserve">Eine</w:t>
+        <w:t xml:space="preserve">ein</w:t>
       </w:r>
       <w:r>
         <w:rPr>
@@ -6063,6 +6425,282 @@
           <w:bCs/>
           <w:lang w:val="de-DE"/>
         </w:rPr>
+        <w:t xml:space="preserve">Zertifikat</w:t>
+      </w:r>
+      <w:r>
+        <w:rPr>
+          <w:lang w:val="de-DE"/>
+        </w:rPr>
+        <w:t xml:space="preserve"> </w:t>
+      </w:r>
+      <w:r>
+        <w:rPr>
+          <w:lang w:val="de-DE"/>
+        </w:rPr>
+        <w:t xml:space="preserve">des ITSG Trust Centers, siehe oben</w:t>
+      </w:r>
+    </w:p>
+    <w:p>
+      <w:pPr>
+        <w:pStyle w:val="Compact"/>
+        <w:numPr>
+          <w:ilvl w:val="0"/>
+          <w:numId w:val="1005"/>
+        </w:numPr>
+      </w:pPr>
+      <w:r>
+        <w:rPr>
+          <w:lang w:val="de-DE"/>
+        </w:rPr>
+        <w:t xml:space="preserve">die</w:t>
+      </w:r>
+      <w:r>
+        <w:rPr>
+          <w:lang w:val="de-DE"/>
+        </w:rPr>
+        <w:t xml:space="preserve"> </w:t>
+      </w:r>
+      <w:r>
+        <w:rPr>
+          <w:b/>
+          <w:bCs/>
+          <w:lang w:val="de-DE"/>
+        </w:rPr>
+        <w:t xml:space="preserve">Anmeldung als Kommunikationspartner</w:t>
+      </w:r>
+      <w:r>
+        <w:rPr>
+          <w:lang w:val="de-DE"/>
+        </w:rPr>
+        <w:t xml:space="preserve"> </w:t>
+      </w:r>
+      <w:r>
+        <w:rPr>
+          <w:lang w:val="de-DE"/>
+        </w:rPr>
+        <w:t xml:space="preserve">bei der Datenannahmestelle — Prüfstufe 1 prüft sie ab</w:t>
+      </w:r>
+    </w:p>
+    <w:p>
+      <w:pPr>
+        <w:pStyle w:val="Compact"/>
+        <w:numPr>
+          <w:ilvl w:val="0"/>
+          <w:numId w:val="1005"/>
+        </w:numPr>
+      </w:pPr>
+      <w:r>
+        <w:rPr>
+          <w:lang w:val="de-DE"/>
+        </w:rPr>
+        <w:t xml:space="preserve">die gültigen</w:t>
+      </w:r>
+      <w:r>
+        <w:rPr>
+          <w:lang w:val="de-DE"/>
+        </w:rPr>
+        <w:t xml:space="preserve"> </w:t>
+      </w:r>
+      <w:r>
+        <w:rPr>
+          <w:b/>
+          <w:bCs/>
+          <w:lang w:val="de-DE"/>
+        </w:rPr>
+        <w:t xml:space="preserve">Abrechnungspositionsnummern</w:t>
+      </w:r>
+      <w:r>
+        <w:rPr>
+          <w:lang w:val="de-DE"/>
+        </w:rPr>
+        <w:t xml:space="preserve"> </w:t>
+      </w:r>
+      <w:r>
+        <w:rPr>
+          <w:lang w:val="de-DE"/>
+        </w:rPr>
+        <w:t xml:space="preserve">aus dem bundeseinheitlichen Positionsnummernverzeichnis der Hebammenhilfe-Vergütungsvereinbarung und das</w:t>
+      </w:r>
+      <w:r>
+        <w:rPr>
+          <w:lang w:val="de-DE"/>
+        </w:rPr>
+        <w:t xml:space="preserve"> </w:t>
+      </w:r>
+      <w:r>
+        <w:rPr>
+          <w:b/>
+          <w:bCs/>
+          <w:lang w:val="de-DE"/>
+        </w:rPr>
+        <w:t xml:space="preserve">Tarifkennzeichen</w:t>
+      </w:r>
+      <w:r>
+        <w:rPr>
+          <w:lang w:val="de-DE"/>
+        </w:rPr>
+        <w:t xml:space="preserve"> </w:t>
+      </w:r>
+      <w:r>
+        <w:rPr>
+          <w:lang w:val="de-DE"/>
+        </w:rPr>
+        <w:t xml:space="preserve">aus dem Vertrag</w:t>
+      </w:r>
+    </w:p>
+    <w:p>
+      <w:pPr>
+        <w:pStyle w:val="FirstParagraph"/>
+      </w:pPr>
+      <w:r>
+        <w:rPr>
+          <w:lang w:val="de-DE"/>
+        </w:rPr>
+        <w:t xml:space="preserve">Der letzte Punkt ist der einzige, der heute schon stört: die Vorbelegung führt eine neunstellige Positionsnummer, für Hebammenhilfe sind nach Anlage 3, Abschnitt 8.2.6 aber vier oder fünf Stellen vorgesehen.</w:t>
+      </w:r>
+      <w:r>
+        <w:rPr>
+          <w:lang w:val="de-DE"/>
+        </w:rPr>
+        <w:t xml:space="preserve"> </w:t>
+      </w:r>
+      <w:r>
+        <w:rPr>
+          <w:rStyle w:val="VerbatimChar"/>
+          <w:lang w:val="de-DE"/>
+        </w:rPr>
+        <w:t xml:space="preserve">PositionsnummerRegel</w:t>
+      </w:r>
+      <w:r>
+        <w:rPr>
+          <w:lang w:val="de-DE"/>
+        </w:rPr>
+        <w:t xml:space="preserve"> </w:t>
+      </w:r>
+      <w:r>
+        <w:rPr>
+          <w:lang w:val="de-DE"/>
+        </w:rPr>
+        <w:t xml:space="preserve">warnt bei jedem Lauf, hält ihn aber nicht auf — eine Sperre ohne Ausgang wäre schlimmer, solange das Verzeichnis fehlt.</w:t>
+      </w:r>
+    </w:p>
+    <w:bookmarkEnd w:id="43"/>
+    <w:bookmarkStart w:id="44" w:name="pflichten-neben-der-übermittlung"/>
+    <w:p>
+      <w:pPr>
+        <w:pStyle w:val="Heading2"/>
+      </w:pPr>
+      <w:r>
+        <w:rPr>
+          <w:lang w:val="de-DE"/>
+        </w:rPr>
+        <w:t xml:space="preserve">Pflichten neben der Übermittlung</w:t>
+      </w:r>
+    </w:p>
+    <w:p>
+      <w:pPr>
+        <w:pStyle w:val="FirstParagraph"/>
+      </w:pPr>
+      <w:r>
+        <w:rPr>
+          <w:lang w:val="de-DE"/>
+        </w:rPr>
+        <w:t xml:space="preserve">Die Technische Anlage verlangt zweierlei, das nicht in der Datei steht:</w:t>
+      </w:r>
+    </w:p>
+    <w:p>
+      <w:pPr>
+        <w:pStyle w:val="Compact"/>
+        <w:numPr>
+          <w:ilvl w:val="0"/>
+          <w:numId w:val="1006"/>
+        </w:numPr>
+      </w:pPr>
+      <w:r>
+        <w:rPr>
+          <w:lang w:val="de-DE"/>
+        </w:rPr>
+        <w:t xml:space="preserve">Über den Datenaustausch ist eine</w:t>
+      </w:r>
+      <w:r>
+        <w:rPr>
+          <w:lang w:val="de-DE"/>
+        </w:rPr>
+        <w:t xml:space="preserve"> </w:t>
+      </w:r>
+      <w:r>
+        <w:rPr>
+          <w:b/>
+          <w:bCs/>
+          <w:lang w:val="de-DE"/>
+        </w:rPr>
+        <w:t xml:space="preserve">Dokumentation</w:t>
+      </w:r>
+      <w:r>
+        <w:rPr>
+          <w:lang w:val="de-DE"/>
+        </w:rPr>
+        <w:t xml:space="preserve"> </w:t>
+      </w:r>
+      <w:r>
+        <w:rPr>
+          <w:lang w:val="de-DE"/>
+        </w:rPr>
+        <w:t xml:space="preserve">zu führen und</w:t>
+      </w:r>
+      <w:r>
+        <w:rPr>
+          <w:lang w:val="de-DE"/>
+        </w:rPr>
+        <w:t xml:space="preserve"> </w:t>
+      </w:r>
+      <w:r>
+        <w:rPr>
+          <w:b/>
+          <w:bCs/>
+          <w:lang w:val="de-DE"/>
+        </w:rPr>
+        <w:t xml:space="preserve">mindestens zwei Jahre</w:t>
+      </w:r>
+      <w:r>
+        <w:rPr>
+          <w:lang w:val="de-DE"/>
+        </w:rPr>
+        <w:t xml:space="preserve"> </w:t>
+      </w:r>
+      <w:r>
+        <w:rPr>
+          <w:lang w:val="de-DE"/>
+        </w:rPr>
+        <w:t xml:space="preserve">aufzubewahren. Anhang 1, Abschnitt 4.5 nennt die Mindestinhalte: physikalischer Dateiname, Erstellungsdatum, laufende Nummer, Kommunikationspartner, Beginn und Ende der Übermittlung, Dateigröße, Verarbeitungshinweise, Senden oder Empfangen, fehlerfrei oder fehlerhaft und im Fehlerfall der Fehlerstatus.</w:t>
+      </w:r>
+    </w:p>
+    <w:p>
+      <w:pPr>
+        <w:pStyle w:val="Compact"/>
+        <w:numPr>
+          <w:ilvl w:val="0"/>
+          <w:numId w:val="1006"/>
+        </w:numPr>
+      </w:pPr>
+      <w:r>
+        <w:rPr>
+          <w:lang w:val="de-DE"/>
+        </w:rPr>
+        <w:t xml:space="preserve">Eine</w:t>
+      </w:r>
+      <w:r>
+        <w:rPr>
+          <w:lang w:val="de-DE"/>
+        </w:rPr>
+        <w:t xml:space="preserve"> </w:t>
+      </w:r>
+      <w:r>
+        <w:rPr>
+          <w:b/>
+          <w:bCs/>
+          <w:lang w:val="de-DE"/>
+        </w:rPr>
         <w:t xml:space="preserve">Sicherungskopie</w:t>
       </w:r>
       <w:r>
@@ -6101,8 +6739,8 @@
         <w:t xml:space="preserve"># Aufbau des Programms</w:t>
       </w:r>
     </w:p>
-    <w:bookmarkEnd w:id="43"/>
-    <w:bookmarkStart w:id="44" w:name="zwei-module"/>
+    <w:bookmarkEnd w:id="44"/>
+    <w:bookmarkStart w:id="45" w:name="zwei-module"/>
     <w:p>
       <w:pPr>
         <w:pStyle w:val="Heading2"/>
@@ -6232,8 +6870,8 @@
         <w:t xml:space="preserve">Die Trennung ist im Build verankert: eine Enforcer-Regel lässt das Übersetzen fehlschlagen, sobald eine JavaFX-Abhängigkeit in den Kern gelangt. Nur ein oberflächenfreier Kern lässt sich ohne laufende Anwendung testen, und daran hängt die automatisierte Prüfung der gesamten Fachlogik.</w:t>
       </w:r>
     </w:p>
-    <w:bookmarkEnd w:id="44"/>
-    <w:bookmarkStart w:id="48" w:name="fachliches-modell"/>
+    <w:bookmarkEnd w:id="45"/>
+    <w:bookmarkStart w:id="49" w:name="fachliches-modell"/>
     <w:p>
       <w:pPr>
         <w:pStyle w:val="Heading2"/>
@@ -6254,18 +6892,18 @@
           <wp:inline>
             <wp:extent cx="5334000" cy="2984770"/>
             <wp:effectExtent b="0" l="0" r="0" t="0"/>
-            <wp:docPr descr="Fachliches Modell" title="" id="46" name="Picture"/>
+            <wp:docPr descr="Fachliches Modell" title="" id="47" name="Picture"/>
             <a:graphic>
               <a:graphicData uri="http://schemas.openxmlformats.org/drawingml/2006/picture">
                 <pic:pic>
                   <pic:nvPicPr>
-                    <pic:cNvPr descr="GKVTransmitter_Domaene.png" id="47" name="Picture"/>
+                    <pic:cNvPr descr="GKVTransmitter_Domaene.png" id="48" name="Picture"/>
                     <pic:cNvPicPr>
                       <a:picLocks noChangeArrowheads="1" noChangeAspect="1"/>
                     </pic:cNvPicPr>
                   </pic:nvPicPr>
                   <pic:blipFill>
-                    <a:blip r:embed="rId45"/>
+                    <a:blip r:embed="rId46"/>
                     <a:stretch>
                       <a:fillRect/>
                     </a:stretch>
@@ -6421,8 +7059,8 @@
         <w:t xml:space="preserve">verbindet Patientin, Leistungserbringer und Blaupause mit der Terminanzahl und ist die Vorlage für die DTA-Nachricht.</w:t>
       </w:r>
     </w:p>
-    <w:bookmarkEnd w:id="48"/>
-    <w:bookmarkStart w:id="52" w:name="erzeugung-prüfung-und-versand"/>
+    <w:bookmarkEnd w:id="49"/>
+    <w:bookmarkStart w:id="53" w:name="erzeugung-prüfung-und-versand"/>
     <w:p>
       <w:pPr>
         <w:pStyle w:val="Heading2"/>
@@ -6443,18 +7081,18 @@
           <wp:inline>
             <wp:extent cx="5334000" cy="1794495"/>
             <wp:effectExtent b="0" l="0" r="0" t="0"/>
-            <wp:docPr descr="DTA-Verarbeitung und Versand" title="" id="50" name="Picture"/>
+            <wp:docPr descr="DTA-Verarbeitung und Versand" title="" id="51" name="Picture"/>
             <a:graphic>
               <a:graphicData uri="http://schemas.openxmlformats.org/drawingml/2006/picture">
                 <pic:pic>
                   <pic:nvPicPr>
-                    <pic:cNvPr descr="GKVTransmitter_DTA_und_Versand.png" id="51" name="Picture"/>
+                    <pic:cNvPr descr="GKVTransmitter_DTA_und_Versand.png" id="52" name="Picture"/>
                     <pic:cNvPicPr>
                       <a:picLocks noChangeArrowheads="1" noChangeAspect="1"/>
                     </pic:cNvPicPr>
                   </pic:nvPicPr>
                   <pic:blipFill>
-                    <a:blip r:embed="rId49"/>
+                    <a:blip r:embed="rId50"/>
                     <a:stretch>
                       <a:fillRect/>
                     </a:stretch>
@@ -6492,8 +7130,8 @@
         <w:t xml:space="preserve">DTA-Verarbeitung und Versand</w:t>
       </w:r>
     </w:p>
-    <w:bookmarkEnd w:id="52"/>
-    <w:bookmarkStart w:id="56" w:name="oberfläche-und-datenhaltung"/>
+    <w:bookmarkEnd w:id="53"/>
+    <w:bookmarkStart w:id="57" w:name="oberfläche-und-datenhaltung"/>
     <w:p>
       <w:pPr>
         <w:pStyle w:val="Heading2"/>
@@ -6514,18 +7152,18 @@
           <wp:inline>
             <wp:extent cx="5334000" cy="3169928"/>
             <wp:effectExtent b="0" l="0" r="0" t="0"/>
-            <wp:docPr descr="Oberfläche und Datenzugriff" title="" id="54" name="Picture"/>
+            <wp:docPr descr="Oberfläche und Datenzugriff" title="" id="55" name="Picture"/>
             <a:graphic>
               <a:graphicData uri="http://schemas.openxmlformats.org/drawingml/2006/picture">
                 <pic:pic>
                   <pic:nvPicPr>
-                    <pic:cNvPr descr="GKVTransmitter_Praesentation_und_Persistenz.png" id="55" name="Picture"/>
+                    <pic:cNvPr descr="GKVTransmitter_Praesentation_und_Persistenz.png" id="56" name="Picture"/>
                     <pic:cNvPicPr>
                       <a:picLocks noChangeArrowheads="1" noChangeAspect="1"/>
                     </pic:cNvPicPr>
                   </pic:nvPicPr>
                   <pic:blipFill>
-                    <a:blip r:embed="rId53"/>
+                    <a:blip r:embed="rId54"/>
                     <a:stretch>
                       <a:fillRect/>
                     </a:stretch>
@@ -6815,8 +7453,8 @@
         <w:t xml:space="preserve">die Umsetzung. Die Oberfläche kennt nur den Vertrag — die Datenhaltung wäre austauschbar, ohne die Oberfläche zu berühren.</w:t>
       </w:r>
     </w:p>
-    <w:bookmarkEnd w:id="56"/>
-    <w:bookmarkStart w:id="57" w:name="erweiterungspunkte"/>
+    <w:bookmarkEnd w:id="57"/>
+    <w:bookmarkStart w:id="58" w:name="erweiterungspunkte"/>
     <w:p>
       <w:pPr>
         <w:pStyle w:val="Heading2"/>
@@ -7125,9 +7763,9 @@
         </w:tc>
       </w:tr>
     </w:tbl>
-    <w:bookmarkEnd w:id="57"/>
     <w:bookmarkEnd w:id="58"/>
-    <w:bookmarkStart w:id="61" w:name="konfiguration"/>
+    <w:bookmarkEnd w:id="59"/>
+    <w:bookmarkStart w:id="62" w:name="konfiguration"/>
     <w:p>
       <w:pPr>
         <w:pStyle w:val="Heading1"/>
@@ -7139,7 +7777,7 @@
         <w:t xml:space="preserve">Konfiguration</w:t>
       </w:r>
     </w:p>
-    <w:bookmarkStart w:id="59" w:name="einstellungen-in-der-anwendung"/>
+    <w:bookmarkStart w:id="60" w:name="einstellungen-in-der-anwendung"/>
     <w:p>
       <w:pPr>
         <w:pStyle w:val="Heading2"/>
@@ -7558,8 +8196,8 @@
         <w:t xml:space="preserve">Sie liegt im Klartext im Benutzerprofil. Sobald ein echter Übermittlungsweg Zugangsdaten braucht, gehören diese in den Anmeldeinformationsspeicher des Betriebssystems.</w:t>
       </w:r>
     </w:p>
-    <w:bookmarkEnd w:id="59"/>
-    <w:bookmarkStart w:id="60" w:name="beim-start"/>
+    <w:bookmarkEnd w:id="60"/>
+    <w:bookmarkStart w:id="61" w:name="beim-start"/>
     <w:p>
       <w:pPr>
         <w:pStyle w:val="Heading2"/>
@@ -7994,9 +8632,9 @@
         <w:t xml:space="preserve">ergänzt fehlende Tabellen und Spalten und lässt Vorhandenes stehen.</w:t>
       </w:r>
     </w:p>
-    <w:bookmarkEnd w:id="60"/>
     <w:bookmarkEnd w:id="61"/>
-    <w:bookmarkStart w:id="66" w:name="entwicklung"/>
+    <w:bookmarkEnd w:id="62"/>
+    <w:bookmarkStart w:id="67" w:name="entwicklung"/>
     <w:p>
       <w:pPr>
         <w:pStyle w:val="Heading1"/>
@@ -8008,7 +8646,7 @@
         <w:t xml:space="preserve">Entwicklung</w:t>
       </w:r>
     </w:p>
-    <w:bookmarkStart w:id="62" w:name="bauen-und-testen"/>
+    <w:bookmarkStart w:id="63" w:name="bauen-und-testen"/>
     <w:p>
       <w:pPr>
         <w:pStyle w:val="Heading2"/>
@@ -8126,8 +8764,8 @@
         <w:t xml:space="preserve">gelaufen sein.</w:t>
       </w:r>
     </w:p>
-    <w:bookmarkEnd w:id="62"/>
-    <w:bookmarkStart w:id="63" w:name="auslieferungspaket-erzeugen"/>
+    <w:bookmarkEnd w:id="63"/>
+    <w:bookmarkStart w:id="64" w:name="auslieferungspaket-erzeugen"/>
     <w:p>
       <w:pPr>
         <w:pStyle w:val="Heading2"/>
@@ -8211,8 +8849,8 @@
         <w:t xml:space="preserve">erzeugt immer für das System, auf dem es läuft. Ein Windows-Paket entsteht also nur unter Windows.</w:t>
       </w:r>
     </w:p>
-    <w:bookmarkEnd w:id="63"/>
-    <w:bookmarkStart w:id="64" w:name="debuggen"/>
+    <w:bookmarkEnd w:id="64"/>
+    <w:bookmarkStart w:id="65" w:name="debuggen"/>
     <w:p>
       <w:pPr>
         <w:pStyle w:val="Heading2"/>
@@ -8246,8 +8884,8 @@
         <w:t xml:space="preserve">mvn -Pdebug -pl gkv-ui javafx:run   # auf Debugger warten (Port 5005)</w:t>
       </w:r>
     </w:p>
-    <w:bookmarkEnd w:id="64"/>
-    <w:bookmarkStart w:id="65" w:name="statische-prüfung"/>
+    <w:bookmarkEnd w:id="65"/>
+    <w:bookmarkStart w:id="66" w:name="statische-prüfung"/>
     <w:p>
       <w:pPr>
         <w:pStyle w:val="Heading2"/>
@@ -8292,9 +8930,9 @@
         <w:t xml:space="preserve">Beide melden, blockieren aber nicht.</w:t>
       </w:r>
     </w:p>
-    <w:bookmarkEnd w:id="65"/>
     <w:bookmarkEnd w:id="66"/>
-    <w:bookmarkStart w:id="71" w:name="fachliche-grundlagen"/>
+    <w:bookmarkEnd w:id="67"/>
+    <w:bookmarkStart w:id="72" w:name="fachliche-grundlagen"/>
     <w:p>
       <w:pPr>
         <w:pStyle w:val="Heading1"/>
@@ -8306,7 +8944,7 @@
         <w:t xml:space="preserve">Fachliche Grundlagen</w:t>
       </w:r>
     </w:p>
-    <w:bookmarkStart w:id="67" w:name="aufbau-einer-lieferung"/>
+    <w:bookmarkStart w:id="68" w:name="aufbau-einer-lieferung"/>
     <w:p>
       <w:pPr>
         <w:pStyle w:val="Heading2"/>
@@ -8530,8 +9168,8 @@
         <w:t xml:space="preserve">trennt Komponenten innerhalb eines Datenelements.</w:t>
       </w:r>
     </w:p>
-    <w:bookmarkEnd w:id="67"/>
-    <w:bookmarkStart w:id="68" w:name="formate"/>
+    <w:bookmarkEnd w:id="68"/>
+    <w:bookmarkStart w:id="69" w:name="formate"/>
     <w:p>
       <w:pPr>
         <w:pStyle w:val="Heading2"/>
@@ -8541,311 +9179,6 @@
           <w:lang w:val="de-DE"/>
         </w:rPr>
         <w:t xml:space="preserve">Formate</w:t>
-      </w:r>
-    </w:p>
-    <w:p>
-      <w:pPr>
-        <w:pStyle w:val="Compact"/>
-        <w:numPr>
-          <w:ilvl w:val="0"/>
-          <w:numId w:val="1006"/>
-        </w:numPr>
-      </w:pPr>
-      <w:r>
-        <w:rPr>
-          <w:b/>
-          <w:bCs/>
-          <w:lang w:val="de-DE"/>
-        </w:rPr>
-        <w:t xml:space="preserve">Datum:</w:t>
-      </w:r>
-      <w:r>
-        <w:rPr>
-          <w:lang w:val="de-DE"/>
-        </w:rPr>
-        <w:t xml:space="preserve"> </w:t>
-      </w:r>
-      <w:r>
-        <w:rPr>
-          <w:rStyle w:val="VerbatimChar"/>
-          <w:lang w:val="de-DE"/>
-        </w:rPr>
-        <w:t xml:space="preserve">JJJJMMTT</w:t>
-      </w:r>
-      <w:r>
-        <w:rPr>
-          <w:lang w:val="de-DE"/>
-        </w:rPr>
-        <w:t xml:space="preserve">, also</w:t>
-      </w:r>
-      <w:r>
-        <w:rPr>
-          <w:lang w:val="de-DE"/>
-        </w:rPr>
-        <w:t xml:space="preserve"> </w:t>
-      </w:r>
-      <w:r>
-        <w:rPr>
-          <w:rStyle w:val="VerbatimChar"/>
-          <w:lang w:val="de-DE"/>
-        </w:rPr>
-        <w:t xml:space="preserve">20240301</w:t>
-      </w:r>
-    </w:p>
-    <w:p>
-      <w:pPr>
-        <w:pStyle w:val="Compact"/>
-        <w:numPr>
-          <w:ilvl w:val="0"/>
-          <w:numId w:val="1006"/>
-        </w:numPr>
-      </w:pPr>
-      <w:r>
-        <w:rPr>
-          <w:b/>
-          <w:bCs/>
-          <w:lang w:val="de-DE"/>
-        </w:rPr>
-        <w:t xml:space="preserve">Beträge und Mengen:</w:t>
-      </w:r>
-      <w:r>
-        <w:rPr>
-          <w:lang w:val="de-DE"/>
-        </w:rPr>
-        <w:t xml:space="preserve"> </w:t>
-      </w:r>
-      <w:r>
-        <w:rPr>
-          <w:lang w:val="de-DE"/>
-        </w:rPr>
-        <w:t xml:space="preserve">Komma als Dezimaltrennzeichen, stets zwei Nachkommastellen:</w:t>
-      </w:r>
-      <w:r>
-        <w:rPr>
-          <w:lang w:val="de-DE"/>
-        </w:rPr>
-        <w:t xml:space="preserve"> </w:t>
-      </w:r>
-      <w:r>
-        <w:rPr>
-          <w:rStyle w:val="VerbatimChar"/>
-          <w:lang w:val="de-DE"/>
-        </w:rPr>
-        <w:t xml:space="preserve">08,00</w:t>
-      </w:r>
-      <w:r>
-        <w:rPr>
-          <w:lang w:val="de-DE"/>
-        </w:rPr>
-        <w:t xml:space="preserve">,</w:t>
-      </w:r>
-      <w:r>
-        <w:rPr>
-          <w:lang w:val="de-DE"/>
-        </w:rPr>
-        <w:t xml:space="preserve"> </w:t>
-      </w:r>
-      <w:r>
-        <w:rPr>
-          <w:rStyle w:val="VerbatimChar"/>
-          <w:lang w:val="de-DE"/>
-        </w:rPr>
-        <w:t xml:space="preserve">15000,00</w:t>
-      </w:r>
-    </w:p>
-    <w:p>
-      <w:pPr>
-        <w:pStyle w:val="Compact"/>
-        <w:numPr>
-          <w:ilvl w:val="0"/>
-          <w:numId w:val="1006"/>
-        </w:numPr>
-      </w:pPr>
-      <w:r>
-        <w:rPr>
-          <w:lang w:val="de-DE"/>
-        </w:rPr>
-        <w:t xml:space="preserve">Ein leeres Datenelement wird durch zwei aufeinanderfolgende</w:t>
-      </w:r>
-      <w:r>
-        <w:rPr>
-          <w:lang w:val="de-DE"/>
-        </w:rPr>
-        <w:t xml:space="preserve"> </w:t>
-      </w:r>
-      <w:r>
-        <w:rPr>
-          <w:rStyle w:val="VerbatimChar"/>
-          <w:lang w:val="de-DE"/>
-        </w:rPr>
-        <w:t xml:space="preserve">+</w:t>
-      </w:r>
-      <w:r>
-        <w:rPr>
-          <w:lang w:val="de-DE"/>
-        </w:rPr>
-        <w:t xml:space="preserve"> </w:t>
-      </w:r>
-      <w:r>
-        <w:rPr>
-          <w:lang w:val="de-DE"/>
-        </w:rPr>
-        <w:t xml:space="preserve">dargestellt und darf nicht weggelassen werden</w:t>
-      </w:r>
-    </w:p>
-    <w:bookmarkEnd w:id="68"/>
-    <w:bookmarkStart w:id="69" w:name="summen"/>
-    <w:p>
-      <w:pPr>
-        <w:pStyle w:val="Heading2"/>
-      </w:pPr>
-      <w:r>
-        <w:rPr>
-          <w:lang w:val="de-DE"/>
-        </w:rPr>
-        <w:t xml:space="preserve">Summen</w:t>
-      </w:r>
-    </w:p>
-    <w:p>
-      <w:pPr>
-        <w:pStyle w:val="SourceCode"/>
-      </w:pPr>
-      <w:r>
-        <w:rPr>
-          <w:rStyle w:val="VerbatimChar"/>
-          <w:lang w:val="de-DE"/>
-        </w:rPr>
-        <w:t xml:space="preserve">BES     = Menge × Einzelbetrag        je Abrechnungsfall</w:t>
-      </w:r>
-      <w:r>
-        <w:br/>
-      </w:r>
-      <w:r>
-        <w:rPr>
-          <w:rStyle w:val="VerbatimChar"/>
-          <w:lang w:val="de-DE"/>
-        </w:rPr>
-        <w:t xml:space="preserve">GES 00  = Summe aller BES             Gesamtsumme aller Status</w:t>
-      </w:r>
-      <w:r>
-        <w:br/>
-      </w:r>
-      <w:r>
-        <w:rPr>
-          <w:rStyle w:val="VerbatimChar"/>
-          <w:lang w:val="de-DE"/>
-        </w:rPr>
-        <w:t xml:space="preserve">GES 99  = gemäß Prüfvorgabe           oft gleich GES 00</w:t>
-      </w:r>
-    </w:p>
-    <w:p>
-      <w:pPr>
-        <w:pStyle w:val="FirstParagraph"/>
-      </w:pPr>
-      <w:r>
-        <w:rPr>
-          <w:lang w:val="de-DE"/>
-        </w:rPr>
-        <w:t xml:space="preserve">Eine Abweichung bei</w:t>
-      </w:r>
-      <w:r>
-        <w:rPr>
-          <w:lang w:val="de-DE"/>
-        </w:rPr>
-        <w:t xml:space="preserve"> </w:t>
-      </w:r>
-      <w:r>
-        <w:rPr>
-          <w:rStyle w:val="VerbatimChar"/>
-          <w:lang w:val="de-DE"/>
-        </w:rPr>
-        <w:t xml:space="preserve">GES 00</w:t>
-      </w:r>
-      <w:r>
-        <w:rPr>
-          <w:lang w:val="de-DE"/>
-        </w:rPr>
-        <w:t xml:space="preserve"> </w:t>
-      </w:r>
-      <w:r>
-        <w:rPr>
-          <w:lang w:val="de-DE"/>
-        </w:rPr>
-        <w:t xml:space="preserve">ist ein Fehler; eine bei</w:t>
-      </w:r>
-      <w:r>
-        <w:rPr>
-          <w:lang w:val="de-DE"/>
-        </w:rPr>
-        <w:t xml:space="preserve"> </w:t>
-      </w:r>
-      <w:r>
-        <w:rPr>
-          <w:rStyle w:val="VerbatimChar"/>
-          <w:lang w:val="de-DE"/>
-        </w:rPr>
-        <w:t xml:space="preserve">GES 99</w:t>
-      </w:r>
-      <w:r>
-        <w:rPr>
-          <w:lang w:val="de-DE"/>
-        </w:rPr>
-        <w:t xml:space="preserve"> </w:t>
-      </w:r>
-      <w:r>
-        <w:rPr>
-          <w:lang w:val="de-DE"/>
-        </w:rPr>
-        <w:t xml:space="preserve">kann der Prüfvorgabe der Kasse entsprechen.</w:t>
-      </w:r>
-    </w:p>
-    <w:bookmarkEnd w:id="69"/>
-    <w:bookmarkStart w:id="70" w:name="weiterführende-unterlagen"/>
-    <w:p>
-      <w:pPr>
-        <w:pStyle w:val="Heading2"/>
-      </w:pPr>
-      <w:r>
-        <w:rPr>
-          <w:lang w:val="de-DE"/>
-        </w:rPr>
-        <w:t xml:space="preserve">Weiterführende Unterlagen</w:t>
-      </w:r>
-    </w:p>
-    <w:p>
-      <w:pPr>
-        <w:pStyle w:val="FirstParagraph"/>
-      </w:pPr>
-      <w:r>
-        <w:rPr>
-          <w:lang w:val="de-DE"/>
-        </w:rPr>
-        <w:t xml:space="preserve">Im Ordner</w:t>
-      </w:r>
-      <w:r>
-        <w:rPr>
-          <w:lang w:val="de-DE"/>
-        </w:rPr>
-        <w:t xml:space="preserve"> </w:t>
-      </w:r>
-      <w:r>
-        <w:rPr>
-          <w:rStyle w:val="VerbatimChar"/>
-          <w:lang w:val="de-DE"/>
-        </w:rPr>
-        <w:t xml:space="preserve">Information</w:t>
-      </w:r>
-      <w:r>
-        <w:rPr>
-          <w:lang w:val="de-DE"/>
-        </w:rPr>
-        <w:t xml:space="preserve"> </w:t>
-      </w:r>
-      <w:r>
-        <w:rPr>
-          <w:lang w:val="de-DE"/>
-        </w:rPr>
-        <w:t xml:space="preserve">liegen:</w:t>
       </w:r>
     </w:p>
     <w:p>
@@ -8858,47 +9191,43 @@
       </w:pPr>
       <w:r>
         <w:rPr>
-          <w:rStyle w:val="VerbatimChar"/>
-          <w:lang w:val="de-DE"/>
-        </w:rPr>
-        <w:t xml:space="preserve">Anlage_1_TP5_V21_20260115.pdf</w:t>
-      </w:r>
-      <w:r>
-        <w:rPr>
-          <w:lang w:val="de-DE"/>
-        </w:rPr>
-        <w:t xml:space="preserve"> </w:t>
-      </w:r>
-      <w:r>
-        <w:rPr>
-          <w:lang w:val="de-DE"/>
-        </w:rPr>
-        <w:t xml:space="preserve">und</w:t>
-      </w:r>
-      <w:r>
-        <w:rPr>
-          <w:lang w:val="de-DE"/>
-        </w:rPr>
-        <w:t xml:space="preserve"> </w:t>
-      </w:r>
-      <w:r>
-        <w:rPr>
-          <w:rStyle w:val="VerbatimChar"/>
-          <w:lang w:val="de-DE"/>
-        </w:rPr>
-        <w:t xml:space="preserve">Anlage_3_TP5_V22_20260218.pdf</w:t>
-      </w:r>
-      <w:r>
-        <w:rPr>
-          <w:lang w:val="de-DE"/>
-        </w:rPr>
-        <w:t xml:space="preserve"> </w:t>
-      </w:r>
-      <w:r>
-        <w:rPr>
-          <w:lang w:val="de-DE"/>
-        </w:rPr>
-        <w:t xml:space="preserve">— die verbindlichen Vorgaben</w:t>
+          <w:b/>
+          <w:bCs/>
+          <w:lang w:val="de-DE"/>
+        </w:rPr>
+        <w:t xml:space="preserve">Datum:</w:t>
+      </w:r>
+      <w:r>
+        <w:rPr>
+          <w:lang w:val="de-DE"/>
+        </w:rPr>
+        <w:t xml:space="preserve"> </w:t>
+      </w:r>
+      <w:r>
+        <w:rPr>
+          <w:rStyle w:val="VerbatimChar"/>
+          <w:lang w:val="de-DE"/>
+        </w:rPr>
+        <w:t xml:space="preserve">JJJJMMTT</w:t>
+      </w:r>
+      <w:r>
+        <w:rPr>
+          <w:lang w:val="de-DE"/>
+        </w:rPr>
+        <w:t xml:space="preserve">, also</w:t>
+      </w:r>
+      <w:r>
+        <w:rPr>
+          <w:lang w:val="de-DE"/>
+        </w:rPr>
+        <w:t xml:space="preserve"> </w:t>
+      </w:r>
+      <w:r>
+        <w:rPr>
+          <w:rStyle w:val="VerbatimChar"/>
+          <w:lang w:val="de-DE"/>
+        </w:rPr>
+        <w:t xml:space="preserve">20240301</w:t>
       </w:r>
     </w:p>
     <w:p>
@@ -8911,22 +9240,55 @@
       </w:pPr>
       <w:r>
         <w:rPr>
-          <w:rStyle w:val="VerbatimChar"/>
-          <w:lang w:val="de-DE"/>
-        </w:rPr>
-        <w:t xml:space="preserve">Abrechnung_Checkliste_kurz.md</w:t>
-      </w:r>
-      <w:r>
-        <w:rPr>
-          <w:lang w:val="de-DE"/>
-        </w:rPr>
-        <w:t xml:space="preserve"> </w:t>
-      </w:r>
-      <w:r>
-        <w:rPr>
-          <w:lang w:val="de-DE"/>
-        </w:rPr>
-        <w:t xml:space="preserve">— Prüfliste vor dem Export</w:t>
+          <w:b/>
+          <w:bCs/>
+          <w:lang w:val="de-DE"/>
+        </w:rPr>
+        <w:t xml:space="preserve">Beträge und Mengen:</w:t>
+      </w:r>
+      <w:r>
+        <w:rPr>
+          <w:lang w:val="de-DE"/>
+        </w:rPr>
+        <w:t xml:space="preserve"> </w:t>
+      </w:r>
+      <w:r>
+        <w:rPr>
+          <w:lang w:val="de-DE"/>
+        </w:rPr>
+        <w:t xml:space="preserve">Komma als Dezimaltrennzeichen, stets zwei Nachkommastellen:</w:t>
+      </w:r>
+      <w:r>
+        <w:rPr>
+          <w:lang w:val="de-DE"/>
+        </w:rPr>
+        <w:t xml:space="preserve"> </w:t>
+      </w:r>
+      <w:r>
+        <w:rPr>
+          <w:rStyle w:val="VerbatimChar"/>
+          <w:lang w:val="de-DE"/>
+        </w:rPr>
+        <w:t xml:space="preserve">08,00</w:t>
+      </w:r>
+      <w:r>
+        <w:rPr>
+          <w:lang w:val="de-DE"/>
+        </w:rPr>
+        <w:t xml:space="preserve">,</w:t>
+      </w:r>
+      <w:r>
+        <w:rPr>
+          <w:lang w:val="de-DE"/>
+        </w:rPr>
+        <w:t xml:space="preserve"> </w:t>
+      </w:r>
+      <w:r>
+        <w:rPr>
+          <w:rStyle w:val="VerbatimChar"/>
+          <w:lang w:val="de-DE"/>
+        </w:rPr>
+        <w:t xml:space="preserve">15000,00</w:t>
       </w:r>
     </w:p>
     <w:p>
@@ -8939,92 +9301,153 @@
       </w:pPr>
       <w:r>
         <w:rPr>
-          <w:rStyle w:val="VerbatimChar"/>
-          <w:lang w:val="de-DE"/>
-        </w:rPr>
-        <w:t xml:space="preserve">Abrechnung_Datenerklaerung.md</w:t>
-      </w:r>
-      <w:r>
-        <w:rPr>
-          <w:lang w:val="de-DE"/>
-        </w:rPr>
-        <w:t xml:space="preserve"> </w:t>
-      </w:r>
-      <w:r>
-        <w:rPr>
-          <w:lang w:val="de-DE"/>
-        </w:rPr>
-        <w:t xml:space="preserve">— Felderklärung anhand der Referenznachricht</w:t>
-      </w:r>
-    </w:p>
-    <w:p>
-      <w:pPr>
-        <w:pStyle w:val="Compact"/>
-        <w:numPr>
-          <w:ilvl w:val="0"/>
-          <w:numId w:val="1007"/>
-        </w:numPr>
-      </w:pPr>
-      <w:r>
-        <w:rPr>
-          <w:rStyle w:val="VerbatimChar"/>
-          <w:lang w:val="de-DE"/>
-        </w:rPr>
-        <w:t xml:space="preserve">codes/</w:t>
-      </w:r>
-      <w:r>
-        <w:rPr>
-          <w:lang w:val="de-DE"/>
-        </w:rPr>
-        <w:t xml:space="preserve"> </w:t>
-      </w:r>
-      <w:r>
-        <w:rPr>
-          <w:lang w:val="de-DE"/>
-        </w:rPr>
-        <w:t xml:space="preserve">— die Codelisten des Verfahrens</w:t>
-      </w:r>
-    </w:p>
-    <w:p>
-      <w:pPr>
-        <w:pStyle w:val="Compact"/>
-        <w:numPr>
-          <w:ilvl w:val="0"/>
-          <w:numId w:val="1007"/>
-        </w:numPr>
-      </w:pPr>
-      <w:r>
-        <w:rPr>
-          <w:rStyle w:val="VerbatimChar"/>
-          <w:lang w:val="de-DE"/>
-        </w:rPr>
-        <w:t xml:space="preserve">Valide.DTA</w:t>
-      </w:r>
-      <w:r>
-        <w:rPr>
-          <w:lang w:val="de-DE"/>
-        </w:rPr>
-        <w:t xml:space="preserve"> </w:t>
-      </w:r>
-      <w:r>
-        <w:rPr>
-          <w:lang w:val="de-DE"/>
-        </w:rPr>
-        <w:t xml:space="preserve">— eine gültige Referenznachricht, die im Projekt als Messlatte dient</w:t>
+          <w:lang w:val="de-DE"/>
+        </w:rPr>
+        <w:t xml:space="preserve">Ein leeres Datenelement wird durch zwei aufeinanderfolgende</w:t>
+      </w:r>
+      <w:r>
+        <w:rPr>
+          <w:lang w:val="de-DE"/>
+        </w:rPr>
+        <w:t xml:space="preserve"> </w:t>
+      </w:r>
+      <w:r>
+        <w:rPr>
+          <w:rStyle w:val="VerbatimChar"/>
+          <w:lang w:val="de-DE"/>
+        </w:rPr>
+        <w:t xml:space="preserve">+</w:t>
+      </w:r>
+      <w:r>
+        <w:rPr>
+          <w:lang w:val="de-DE"/>
+        </w:rPr>
+        <w:t xml:space="preserve"> </w:t>
+      </w:r>
+      <w:r>
+        <w:rPr>
+          <w:lang w:val="de-DE"/>
+        </w:rPr>
+        <w:t xml:space="preserve">dargestellt und darf nicht weggelassen werden</w:t>
+      </w:r>
+    </w:p>
+    <w:bookmarkEnd w:id="69"/>
+    <w:bookmarkStart w:id="70" w:name="summen"/>
+    <w:p>
+      <w:pPr>
+        <w:pStyle w:val="Heading2"/>
+      </w:pPr>
+      <w:r>
+        <w:rPr>
+          <w:lang w:val="de-DE"/>
+        </w:rPr>
+        <w:t xml:space="preserve">Summen</w:t>
+      </w:r>
+    </w:p>
+    <w:p>
+      <w:pPr>
+        <w:pStyle w:val="SourceCode"/>
+      </w:pPr>
+      <w:r>
+        <w:rPr>
+          <w:rStyle w:val="VerbatimChar"/>
+          <w:lang w:val="de-DE"/>
+        </w:rPr>
+        <w:t xml:space="preserve">BES     = Menge × Einzelbetrag        je Abrechnungsfall</w:t>
+      </w:r>
+      <w:r>
+        <w:br/>
+      </w:r>
+      <w:r>
+        <w:rPr>
+          <w:rStyle w:val="VerbatimChar"/>
+          <w:lang w:val="de-DE"/>
+        </w:rPr>
+        <w:t xml:space="preserve">GES 00  = Summe aller BES             Gesamtsumme aller Status</w:t>
+      </w:r>
+      <w:r>
+        <w:br/>
+      </w:r>
+      <w:r>
+        <w:rPr>
+          <w:rStyle w:val="VerbatimChar"/>
+          <w:lang w:val="de-DE"/>
+        </w:rPr>
+        <w:t xml:space="preserve">GES 99  = gemäß Prüfvorgabe           oft gleich GES 00</w:t>
+      </w:r>
+    </w:p>
+    <w:p>
+      <w:pPr>
+        <w:pStyle w:val="FirstParagraph"/>
+      </w:pPr>
+      <w:r>
+        <w:rPr>
+          <w:lang w:val="de-DE"/>
+        </w:rPr>
+        <w:t xml:space="preserve">Eine Abweichung bei</w:t>
+      </w:r>
+      <w:r>
+        <w:rPr>
+          <w:lang w:val="de-DE"/>
+        </w:rPr>
+        <w:t xml:space="preserve"> </w:t>
+      </w:r>
+      <w:r>
+        <w:rPr>
+          <w:rStyle w:val="VerbatimChar"/>
+          <w:lang w:val="de-DE"/>
+        </w:rPr>
+        <w:t xml:space="preserve">GES 00</w:t>
+      </w:r>
+      <w:r>
+        <w:rPr>
+          <w:lang w:val="de-DE"/>
+        </w:rPr>
+        <w:t xml:space="preserve"> </w:t>
+      </w:r>
+      <w:r>
+        <w:rPr>
+          <w:lang w:val="de-DE"/>
+        </w:rPr>
+        <w:t xml:space="preserve">ist ein Fehler; eine bei</w:t>
+      </w:r>
+      <w:r>
+        <w:rPr>
+          <w:lang w:val="de-DE"/>
+        </w:rPr>
+        <w:t xml:space="preserve"> </w:t>
+      </w:r>
+      <w:r>
+        <w:rPr>
+          <w:rStyle w:val="VerbatimChar"/>
+          <w:lang w:val="de-DE"/>
+        </w:rPr>
+        <w:t xml:space="preserve">GES 99</w:t>
+      </w:r>
+      <w:r>
+        <w:rPr>
+          <w:lang w:val="de-DE"/>
+        </w:rPr>
+        <w:t xml:space="preserve"> </w:t>
+      </w:r>
+      <w:r>
+        <w:rPr>
+          <w:lang w:val="de-DE"/>
+        </w:rPr>
+        <w:t xml:space="preserve">kann der Prüfvorgabe der Kasse entsprechen.</w:t>
       </w:r>
     </w:p>
     <w:bookmarkEnd w:id="70"/>
-    <w:bookmarkEnd w:id="71"/>
-    <w:bookmarkStart w:id="72" w:name="grenzen"/>
-    <w:p>
-      <w:pPr>
-        <w:pStyle w:val="Heading1"/>
-      </w:pPr>
-      <w:r>
-        <w:rPr>
-          <w:lang w:val="de-DE"/>
-        </w:rPr>
-        <w:t xml:space="preserve">Grenzen</w:t>
+    <w:bookmarkStart w:id="71" w:name="weiterführende-unterlagen"/>
+    <w:p>
+      <w:pPr>
+        <w:pStyle w:val="Heading2"/>
+      </w:pPr>
+      <w:r>
+        <w:rPr>
+          <w:lang w:val="de-DE"/>
+        </w:rPr>
+        <w:t xml:space="preserve">Weiterführende Unterlagen</w:t>
       </w:r>
     </w:p>
     <w:p>
@@ -9035,33 +9458,32 @@
         <w:rPr>
           <w:lang w:val="de-DE"/>
         </w:rPr>
-        <w:t xml:space="preserve">Was das Programm heute</w:t>
-      </w:r>
-      <w:r>
-        <w:rPr>
-          <w:lang w:val="de-DE"/>
-        </w:rPr>
-        <w:t xml:space="preserve"> </w:t>
-      </w:r>
-      <w:r>
-        <w:rPr>
-          <w:b/>
-          <w:bCs/>
-          <w:lang w:val="de-DE"/>
-        </w:rPr>
-        <w:t xml:space="preserve">nicht</w:t>
-      </w:r>
-      <w:r>
-        <w:rPr>
-          <w:lang w:val="de-DE"/>
-        </w:rPr>
-        <w:t xml:space="preserve"> </w:t>
-      </w:r>
-      <w:r>
-        <w:rPr>
-          <w:lang w:val="de-DE"/>
-        </w:rPr>
-        <w:t xml:space="preserve">leistet:</w:t>
+        <w:t xml:space="preserve">Im Ordner</w:t>
+      </w:r>
+      <w:r>
+        <w:rPr>
+          <w:lang w:val="de-DE"/>
+        </w:rPr>
+        <w:t xml:space="preserve"> </w:t>
+      </w:r>
+      <w:r>
+        <w:rPr>
+          <w:rStyle w:val="VerbatimChar"/>
+          <w:lang w:val="de-DE"/>
+        </w:rPr>
+        <w:t xml:space="preserve">Information</w:t>
+      </w:r>
+      <w:r>
+        <w:rPr>
+          <w:lang w:val="de-DE"/>
+        </w:rPr>
+        <w:t xml:space="preserve"> </w:t>
+      </w:r>
+      <w:r>
+        <w:rPr>
+          <w:lang w:val="de-DE"/>
+        </w:rPr>
+        <w:t xml:space="preserve">liegen:</w:t>
       </w:r>
     </w:p>
     <w:p>
@@ -9074,9 +9496,47 @@
       </w:pPr>
       <w:r>
         <w:rPr>
-          <w:lang w:val="de-DE"/>
-        </w:rPr>
-        <w:t xml:space="preserve">Der Versand ist dateibasiert. Ein signierter und verschlüsselter Übermittlungsweg an reale Annahmestellen ist nicht umgesetzt. Dafür wären Zertifikate einer anerkannten Stelle, Zugangsdaten und ein eigenes Betriebsstätten-IK erforderlich. Siehe „Der Weg zur Kasse”.</w:t>
+          <w:rStyle w:val="VerbatimChar"/>
+          <w:lang w:val="de-DE"/>
+        </w:rPr>
+        <w:t xml:space="preserve">Anlage_1_TP5_V21_20260115.pdf</w:t>
+      </w:r>
+      <w:r>
+        <w:rPr>
+          <w:lang w:val="de-DE"/>
+        </w:rPr>
+        <w:t xml:space="preserve"> </w:t>
+      </w:r>
+      <w:r>
+        <w:rPr>
+          <w:lang w:val="de-DE"/>
+        </w:rPr>
+        <w:t xml:space="preserve">und</w:t>
+      </w:r>
+      <w:r>
+        <w:rPr>
+          <w:lang w:val="de-DE"/>
+        </w:rPr>
+        <w:t xml:space="preserve"> </w:t>
+      </w:r>
+      <w:r>
+        <w:rPr>
+          <w:rStyle w:val="VerbatimChar"/>
+          <w:lang w:val="de-DE"/>
+        </w:rPr>
+        <w:t xml:space="preserve">Anlage_3_TP5_V22_20260218.pdf</w:t>
+      </w:r>
+      <w:r>
+        <w:rPr>
+          <w:lang w:val="de-DE"/>
+        </w:rPr>
+        <w:t xml:space="preserve"> </w:t>
+      </w:r>
+      <w:r>
+        <w:rPr>
+          <w:lang w:val="de-DE"/>
+        </w:rPr>
+        <w:t xml:space="preserve">— die verbindlichen Vorgaben</w:t>
       </w:r>
     </w:p>
     <w:p>
@@ -9089,29 +9549,22 @@
       </w:pPr>
       <w:r>
         <w:rPr>
-          <w:lang w:val="de-DE"/>
-        </w:rPr>
-        <w:t xml:space="preserve">Die</w:t>
-      </w:r>
-      <w:r>
-        <w:rPr>
-          <w:lang w:val="de-DE"/>
-        </w:rPr>
-        <w:t xml:space="preserve"> </w:t>
-      </w:r>
-      <w:r>
-        <w:rPr>
-          <w:b/>
-          <w:bCs/>
-          <w:lang w:val="de-DE"/>
-        </w:rPr>
-        <w:t xml:space="preserve">Auftragsdatei</w:t>
-      </w:r>
-      <w:r>
-        <w:rPr>
-          <w:lang w:val="de-DE"/>
-        </w:rPr>
-        <w:t xml:space="preserve">, die zu jeder Nutzdatendatei gehört, wird nicht erzeugt.</w:t>
+          <w:rStyle w:val="VerbatimChar"/>
+          <w:lang w:val="de-DE"/>
+        </w:rPr>
+        <w:t xml:space="preserve">Abrechnung_Checkliste_kurz.md</w:t>
+      </w:r>
+      <w:r>
+        <w:rPr>
+          <w:lang w:val="de-DE"/>
+        </w:rPr>
+        <w:t xml:space="preserve"> </w:t>
+      </w:r>
+      <w:r>
+        <w:rPr>
+          <w:lang w:val="de-DE"/>
+        </w:rPr>
+        <w:t xml:space="preserve">— Prüfliste vor dem Export</w:t>
       </w:r>
     </w:p>
     <w:p>
@@ -9124,29 +9577,22 @@
       </w:pPr>
       <w:r>
         <w:rPr>
-          <w:lang w:val="de-DE"/>
-        </w:rPr>
-        <w:t xml:space="preserve">Die Zuordnung erfolgt zur einzelnen Krankenkasse; vorgesehen ist die Zuordnung zur</w:t>
-      </w:r>
-      <w:r>
-        <w:rPr>
-          <w:lang w:val="de-DE"/>
-        </w:rPr>
-        <w:t xml:space="preserve"> </w:t>
-      </w:r>
-      <w:r>
-        <w:rPr>
-          <w:b/>
-          <w:bCs/>
-          <w:lang w:val="de-DE"/>
-        </w:rPr>
-        <w:t xml:space="preserve">Datenannahmestelle je Kassenart</w:t>
-      </w:r>
-      <w:r>
-        <w:rPr>
-          <w:lang w:val="de-DE"/>
-        </w:rPr>
-        <w:t xml:space="preserve">.</w:t>
+          <w:rStyle w:val="VerbatimChar"/>
+          <w:lang w:val="de-DE"/>
+        </w:rPr>
+        <w:t xml:space="preserve">Abrechnung_Datenerklaerung.md</w:t>
+      </w:r>
+      <w:r>
+        <w:rPr>
+          <w:lang w:val="de-DE"/>
+        </w:rPr>
+        <w:t xml:space="preserve"> </w:t>
+      </w:r>
+      <w:r>
+        <w:rPr>
+          <w:lang w:val="de-DE"/>
+        </w:rPr>
+        <w:t xml:space="preserve">— Felderklärung anhand der Referenznachricht</w:t>
       </w:r>
     </w:p>
     <w:p>
@@ -9159,61 +9605,22 @@
       </w:pPr>
       <w:r>
         <w:rPr>
-          <w:lang w:val="de-DE"/>
-        </w:rPr>
-        <w:t xml:space="preserve">Die vorgeschriebene</w:t>
-      </w:r>
-      <w:r>
-        <w:rPr>
-          <w:lang w:val="de-DE"/>
-        </w:rPr>
-        <w:t xml:space="preserve"> </w:t>
-      </w:r>
-      <w:r>
-        <w:rPr>
-          <w:b/>
-          <w:bCs/>
-          <w:lang w:val="de-DE"/>
-        </w:rPr>
-        <w:t xml:space="preserve">Dokumentation des Datenaustauschs</w:t>
-      </w:r>
-      <w:r>
-        <w:rPr>
-          <w:lang w:val="de-DE"/>
-        </w:rPr>
-        <w:t xml:space="preserve"> </w:t>
-      </w:r>
-      <w:r>
-        <w:rPr>
-          <w:lang w:val="de-DE"/>
-        </w:rPr>
-        <w:t xml:space="preserve">(zwei Jahre) und die</w:t>
-      </w:r>
-      <w:r>
-        <w:rPr>
-          <w:lang w:val="de-DE"/>
-        </w:rPr>
-        <w:t xml:space="preserve"> </w:t>
-      </w:r>
-      <w:r>
-        <w:rPr>
-          <w:b/>
-          <w:bCs/>
-          <w:lang w:val="de-DE"/>
-        </w:rPr>
-        <w:t xml:space="preserve">Sicherungskopie bis zur Bezahlung</w:t>
-      </w:r>
-      <w:r>
-        <w:rPr>
-          <w:lang w:val="de-DE"/>
-        </w:rPr>
-        <w:t xml:space="preserve"> </w:t>
-      </w:r>
-      <w:r>
-        <w:rPr>
-          <w:lang w:val="de-DE"/>
-        </w:rPr>
-        <w:t xml:space="preserve">sind nicht abgebildet.</w:t>
+          <w:rStyle w:val="VerbatimChar"/>
+          <w:lang w:val="de-DE"/>
+        </w:rPr>
+        <w:t xml:space="preserve">codes/</w:t>
+      </w:r>
+      <w:r>
+        <w:rPr>
+          <w:lang w:val="de-DE"/>
+        </w:rPr>
+        <w:t xml:space="preserve"> </w:t>
+      </w:r>
+      <w:r>
+        <w:rPr>
+          <w:lang w:val="de-DE"/>
+        </w:rPr>
+        <w:t xml:space="preserve">— die Codelisten des Verfahrens</w:t>
       </w:r>
     </w:p>
     <w:p>
@@ -9226,9 +9633,47 @@
       </w:pPr>
       <w:r>
         <w:rPr>
-          <w:lang w:val="de-DE"/>
-        </w:rPr>
-        <w:t xml:space="preserve">Die Daten liegen</w:t>
+          <w:rStyle w:val="VerbatimChar"/>
+          <w:lang w:val="de-DE"/>
+        </w:rPr>
+        <w:t xml:space="preserve">Valide.DTA</w:t>
+      </w:r>
+      <w:r>
+        <w:rPr>
+          <w:lang w:val="de-DE"/>
+        </w:rPr>
+        <w:t xml:space="preserve"> </w:t>
+      </w:r>
+      <w:r>
+        <w:rPr>
+          <w:lang w:val="de-DE"/>
+        </w:rPr>
+        <w:t xml:space="preserve">— eine gültige Referenznachricht, die im Projekt als Messlatte dient</w:t>
+      </w:r>
+    </w:p>
+    <w:bookmarkEnd w:id="71"/>
+    <w:bookmarkEnd w:id="72"/>
+    <w:bookmarkStart w:id="73" w:name="grenzen"/>
+    <w:p>
+      <w:pPr>
+        <w:pStyle w:val="Heading1"/>
+      </w:pPr>
+      <w:r>
+        <w:rPr>
+          <w:lang w:val="de-DE"/>
+        </w:rPr>
+        <w:t xml:space="preserve">Grenzen</w:t>
+      </w:r>
+    </w:p>
+    <w:p>
+      <w:pPr>
+        <w:pStyle w:val="FirstParagraph"/>
+      </w:pPr>
+      <w:r>
+        <w:rPr>
+          <w:lang w:val="de-DE"/>
+        </w:rPr>
+        <w:t xml:space="preserve">Was das Programm heute</w:t>
       </w:r>
       <w:r>
         <w:rPr>
@@ -9242,19 +9687,19 @@
           <w:bCs/>
           <w:lang w:val="de-DE"/>
         </w:rPr>
-        <w:t xml:space="preserve">unverschlüsselt</w:t>
-      </w:r>
-      <w:r>
-        <w:rPr>
-          <w:lang w:val="de-DE"/>
-        </w:rPr>
-        <w:t xml:space="preserve"> </w:t>
-      </w:r>
-      <w:r>
-        <w:rPr>
-          <w:lang w:val="de-DE"/>
-        </w:rPr>
-        <w:t xml:space="preserve">im Benutzerprofil. Es gibt keine Anmeldung und kein Protokoll darüber, wer was geändert hat.</w:t>
+        <w:t xml:space="preserve">nicht</w:t>
+      </w:r>
+      <w:r>
+        <w:rPr>
+          <w:lang w:val="de-DE"/>
+        </w:rPr>
+        <w:t xml:space="preserve"> </w:t>
+      </w:r>
+      <w:r>
+        <w:rPr>
+          <w:lang w:val="de-DE"/>
+        </w:rPr>
+        <w:t xml:space="preserve">leistet:</w:t>
       </w:r>
     </w:p>
     <w:p>
@@ -9262,14 +9707,14 @@
         <w:pStyle w:val="Compact"/>
         <w:numPr>
           <w:ilvl w:val="0"/>
-          <w:numId w:val="1008"/>
+          <w:numId w:val="1009"/>
         </w:numPr>
       </w:pPr>
       <w:r>
         <w:rPr>
           <w:lang w:val="de-DE"/>
         </w:rPr>
-        <w:t xml:space="preserve">Positionsnummern, Tarifkennzeichen und Abrechnungscodes werden auf Form, nicht aber auf fachliche Zulässigkeit geprüft. Das setzt den jeweiligen Vertrag und Anlage 3 voraus.</w:t>
+        <w:t xml:space="preserve">Der Versand ist dateibasiert. Ein signierter und verschlüsselter Übermittlungsweg an reale Annahmestellen ist nicht umgesetzt. Dafür wären Zertifikate einer anerkannten Stelle, Zugangsdaten und ein eigenes Betriebsstätten-IK erforderlich. Siehe „Der Weg zur Kasse”.</w:t>
       </w:r>
     </w:p>
     <w:p>
@@ -9277,14 +9722,34 @@
         <w:pStyle w:val="Compact"/>
         <w:numPr>
           <w:ilvl w:val="0"/>
-          <w:numId w:val="1008"/>
+          <w:numId w:val="1009"/>
         </w:numPr>
       </w:pPr>
       <w:r>
         <w:rPr>
           <w:lang w:val="de-DE"/>
         </w:rPr>
-        <w:t xml:space="preserve">Es gibt keine Stornierung und keine Nachberechnung.</w:t>
+        <w:t xml:space="preserve">Die</w:t>
+      </w:r>
+      <w:r>
+        <w:rPr>
+          <w:lang w:val="de-DE"/>
+        </w:rPr>
+        <w:t xml:space="preserve"> </w:t>
+      </w:r>
+      <w:r>
+        <w:rPr>
+          <w:b/>
+          <w:bCs/>
+          <w:lang w:val="de-DE"/>
+        </w:rPr>
+        <w:t xml:space="preserve">Auftragsdatei</w:t>
+      </w:r>
+      <w:r>
+        <w:rPr>
+          <w:lang w:val="de-DE"/>
+        </w:rPr>
+        <w:t xml:space="preserve">, die zu jeder Nutzdatendatei gehört, wird nicht erzeugt.</w:t>
       </w:r>
     </w:p>
     <w:p>
@@ -9292,14 +9757,34 @@
         <w:pStyle w:val="Compact"/>
         <w:numPr>
           <w:ilvl w:val="0"/>
-          <w:numId w:val="1008"/>
+          <w:numId w:val="1009"/>
         </w:numPr>
       </w:pPr>
       <w:r>
         <w:rPr>
           <w:lang w:val="de-DE"/>
         </w:rPr>
-        <w:t xml:space="preserve">Der Umsatzsteuersatz ist mit 19 fest hinterlegt.</w:t>
+        <w:t xml:space="preserve">Die Zuordnung erfolgt zur einzelnen Krankenkasse; vorgesehen ist die Zuordnung zur</w:t>
+      </w:r>
+      <w:r>
+        <w:rPr>
+          <w:lang w:val="de-DE"/>
+        </w:rPr>
+        <w:t xml:space="preserve"> </w:t>
+      </w:r>
+      <w:r>
+        <w:rPr>
+          <w:b/>
+          <w:bCs/>
+          <w:lang w:val="de-DE"/>
+        </w:rPr>
+        <w:t xml:space="preserve">Datenannahmestelle je Kassenart</w:t>
+      </w:r>
+      <w:r>
+        <w:rPr>
+          <w:lang w:val="de-DE"/>
+        </w:rPr>
+        <w:t xml:space="preserve">.</w:t>
       </w:r>
     </w:p>
     <w:p>
@@ -9307,33 +9792,66 @@
         <w:pStyle w:val="Compact"/>
         <w:numPr>
           <w:ilvl w:val="0"/>
-          <w:numId w:val="1008"/>
+          <w:numId w:val="1009"/>
         </w:numPr>
       </w:pPr>
       <w:r>
         <w:rPr>
           <w:lang w:val="de-DE"/>
         </w:rPr>
-        <w:t xml:space="preserve">Abgedeckt ist der Leistungsbereich SGS H mit Abrechnungscode</w:t>
-      </w:r>
-      <w:r>
-        <w:rPr>
-          <w:lang w:val="de-DE"/>
-        </w:rPr>
-        <w:t xml:space="preserve"> </w:t>
-      </w:r>
-      <w:r>
-        <w:rPr>
-          <w:rStyle w:val="VerbatimChar"/>
-          <w:lang w:val="de-DE"/>
-        </w:rPr>
-        <w:t xml:space="preserve">61</w:t>
-      </w:r>
-      <w:r>
-        <w:rPr>
-          <w:lang w:val="de-DE"/>
-        </w:rPr>
-        <w:t xml:space="preserve">.</w:t>
+        <w:t xml:space="preserve">Die vorgeschriebene</w:t>
+      </w:r>
+      <w:r>
+        <w:rPr>
+          <w:lang w:val="de-DE"/>
+        </w:rPr>
+        <w:t xml:space="preserve"> </w:t>
+      </w:r>
+      <w:r>
+        <w:rPr>
+          <w:b/>
+          <w:bCs/>
+          <w:lang w:val="de-DE"/>
+        </w:rPr>
+        <w:t xml:space="preserve">Dokumentation des Datenaustauschs</w:t>
+      </w:r>
+      <w:r>
+        <w:rPr>
+          <w:lang w:val="de-DE"/>
+        </w:rPr>
+        <w:t xml:space="preserve"> </w:t>
+      </w:r>
+      <w:r>
+        <w:rPr>
+          <w:lang w:val="de-DE"/>
+        </w:rPr>
+        <w:t xml:space="preserve">(zwei Jahre) und die</w:t>
+      </w:r>
+      <w:r>
+        <w:rPr>
+          <w:lang w:val="de-DE"/>
+        </w:rPr>
+        <w:t xml:space="preserve"> </w:t>
+      </w:r>
+      <w:r>
+        <w:rPr>
+          <w:b/>
+          <w:bCs/>
+          <w:lang w:val="de-DE"/>
+        </w:rPr>
+        <w:t xml:space="preserve">Sicherungskopie bis zur Bezahlung</w:t>
+      </w:r>
+      <w:r>
+        <w:rPr>
+          <w:lang w:val="de-DE"/>
+        </w:rPr>
+        <w:t xml:space="preserve"> </w:t>
+      </w:r>
+      <w:r>
+        <w:rPr>
+          <w:lang w:val="de-DE"/>
+        </w:rPr>
+        <w:t xml:space="preserve">sind nicht abgebildet.</w:t>
       </w:r>
     </w:p>
     <w:p>
@@ -9341,17 +9859,137 @@
         <w:pStyle w:val="Compact"/>
         <w:numPr>
           <w:ilvl w:val="0"/>
-          <w:numId w:val="1008"/>
+          <w:numId w:val="1009"/>
         </w:numPr>
       </w:pPr>
       <w:r>
         <w:rPr>
           <w:lang w:val="de-DE"/>
         </w:rPr>
+        <w:t xml:space="preserve">Die Daten liegen</w:t>
+      </w:r>
+      <w:r>
+        <w:rPr>
+          <w:lang w:val="de-DE"/>
+        </w:rPr>
+        <w:t xml:space="preserve"> </w:t>
+      </w:r>
+      <w:r>
+        <w:rPr>
+          <w:b/>
+          <w:bCs/>
+          <w:lang w:val="de-DE"/>
+        </w:rPr>
+        <w:t xml:space="preserve">unverschlüsselt</w:t>
+      </w:r>
+      <w:r>
+        <w:rPr>
+          <w:lang w:val="de-DE"/>
+        </w:rPr>
+        <w:t xml:space="preserve"> </w:t>
+      </w:r>
+      <w:r>
+        <w:rPr>
+          <w:lang w:val="de-DE"/>
+        </w:rPr>
+        <w:t xml:space="preserve">im Benutzerprofil. Es gibt keine Anmeldung und kein Protokoll darüber, wer was geändert hat.</w:t>
+      </w:r>
+    </w:p>
+    <w:p>
+      <w:pPr>
+        <w:pStyle w:val="Compact"/>
+        <w:numPr>
+          <w:ilvl w:val="0"/>
+          <w:numId w:val="1009"/>
+        </w:numPr>
+      </w:pPr>
+      <w:r>
+        <w:rPr>
+          <w:lang w:val="de-DE"/>
+        </w:rPr>
+        <w:t xml:space="preserve">Positionsnummern, Tarifkennzeichen und Abrechnungscodes werden auf Form, nicht aber auf fachliche Zulässigkeit geprüft. Das setzt den jeweiligen Vertrag und Anlage 3 voraus.</w:t>
+      </w:r>
+    </w:p>
+    <w:p>
+      <w:pPr>
+        <w:pStyle w:val="Compact"/>
+        <w:numPr>
+          <w:ilvl w:val="0"/>
+          <w:numId w:val="1009"/>
+        </w:numPr>
+      </w:pPr>
+      <w:r>
+        <w:rPr>
+          <w:lang w:val="de-DE"/>
+        </w:rPr>
+        <w:t xml:space="preserve">Es gibt keine Stornierung und keine Nachberechnung.</w:t>
+      </w:r>
+    </w:p>
+    <w:p>
+      <w:pPr>
+        <w:pStyle w:val="Compact"/>
+        <w:numPr>
+          <w:ilvl w:val="0"/>
+          <w:numId w:val="1009"/>
+        </w:numPr>
+      </w:pPr>
+      <w:r>
+        <w:rPr>
+          <w:lang w:val="de-DE"/>
+        </w:rPr>
+        <w:t xml:space="preserve">Der Umsatzsteuersatz ist mit 19 fest hinterlegt.</w:t>
+      </w:r>
+    </w:p>
+    <w:p>
+      <w:pPr>
+        <w:pStyle w:val="Compact"/>
+        <w:numPr>
+          <w:ilvl w:val="0"/>
+          <w:numId w:val="1009"/>
+        </w:numPr>
+      </w:pPr>
+      <w:r>
+        <w:rPr>
+          <w:lang w:val="de-DE"/>
+        </w:rPr>
+        <w:t xml:space="preserve">Abgedeckt ist der Leistungsbereich SGS H mit Abrechnungscode</w:t>
+      </w:r>
+      <w:r>
+        <w:rPr>
+          <w:lang w:val="de-DE"/>
+        </w:rPr>
+        <w:t xml:space="preserve"> </w:t>
+      </w:r>
+      <w:r>
+        <w:rPr>
+          <w:rStyle w:val="VerbatimChar"/>
+          <w:lang w:val="de-DE"/>
+        </w:rPr>
+        <w:t xml:space="preserve">61</w:t>
+      </w:r>
+      <w:r>
+        <w:rPr>
+          <w:lang w:val="de-DE"/>
+        </w:rPr>
+        <w:t xml:space="preserve">.</w:t>
+      </w:r>
+    </w:p>
+    <w:p>
+      <w:pPr>
+        <w:pStyle w:val="Compact"/>
+        <w:numPr>
+          <w:ilvl w:val="0"/>
+          <w:numId w:val="1009"/>
+        </w:numPr>
+      </w:pPr>
+      <w:r>
+        <w:rPr>
+          <w:lang w:val="de-DE"/>
+        </w:rPr>
         <w:t xml:space="preserve">Die Anwendung ist auf einen Benutzer und einen Rechner ausgelegt. Ein gemeinsamer Zugriff mehrerer Arbeitsplätze auf dieselbe Datenbank ist nicht vorgesehen.</w:t>
       </w:r>
     </w:p>
-    <w:bookmarkEnd w:id="72"/>
+    <w:bookmarkEnd w:id="73"/>
     <w:sectPr>
       <w:footnotePr>
         <w:numRestart w:val="eachSect"/>
@@ -9717,7 +10355,34 @@
     </w:lvlOverride>
   </w:num>
   <w:num w:numId="1004">
-    <w:abstractNumId w:val="991"/>
+    <w:abstractNumId w:val="99411"/>
+    <w:lvlOverride w:ilvl="0">
+      <w:startOverride w:val="1"/>
+    </w:lvlOverride>
+    <w:lvlOverride w:ilvl="1">
+      <w:startOverride w:val="1"/>
+    </w:lvlOverride>
+    <w:lvlOverride w:ilvl="2">
+      <w:startOverride w:val="1"/>
+    </w:lvlOverride>
+    <w:lvlOverride w:ilvl="3">
+      <w:startOverride w:val="1"/>
+    </w:lvlOverride>
+    <w:lvlOverride w:ilvl="4">
+      <w:startOverride w:val="1"/>
+    </w:lvlOverride>
+    <w:lvlOverride w:ilvl="5">
+      <w:startOverride w:val="1"/>
+    </w:lvlOverride>
+    <w:lvlOverride w:ilvl="6">
+      <w:startOverride w:val="1"/>
+    </w:lvlOverride>
+    <w:lvlOverride w:ilvl="7">
+      <w:startOverride w:val="1"/>
+    </w:lvlOverride>
+    <w:lvlOverride w:ilvl="8">
+      <w:startOverride w:val="1"/>
+    </w:lvlOverride>
   </w:num>
   <w:num w:numId="1005">
     <w:abstractNumId w:val="991"/>
@@ -9729,6 +10394,9 @@
     <w:abstractNumId w:val="991"/>
   </w:num>
   <w:num w:numId="1008">
+    <w:abstractNumId w:val="991"/>
+  </w:num>
+  <w:num w:numId="1009">
     <w:abstractNumId w:val="991"/>
   </w:num>
 </w:numbering>

--- a/GKVTransmitter/Information/GKVTransmitter_Dokumentation.docx
+++ b/GKVTransmitter/Information/GKVTransmitter_Dokumentation.docx
@@ -2513,6 +2513,88 @@
           <w:lang w:val="de-DE"/>
         </w:rPr>
         <w:t xml:space="preserve">Der Weg zur Kasse</w:t>
+      </w:r>
+    </w:p>
+    <w:p>
+      <w:pPr>
+        <w:pStyle w:val="BlockText"/>
+      </w:pPr>
+      <w:r>
+        <w:rPr>
+          <w:b/>
+          <w:bCs/>
+          <w:lang w:val="de-DE"/>
+        </w:rPr>
+        <w:t xml:space="preserve">Die Umsetzung dazu steht in</w:t>
+      </w:r>
+      <w:r>
+        <w:rPr>
+          <w:b/>
+          <w:bCs/>
+          <w:lang w:val="de-DE"/>
+        </w:rPr>
+        <w:t xml:space="preserve"> </w:t>
+      </w:r>
+      <w:r>
+        <w:rPr>
+          <w:rStyle w:val="VerbatimChar"/>
+          <w:b/>
+          <w:bCs/>
+          <w:lang w:val="de-DE"/>
+        </w:rPr>
+        <w:t xml:space="preserve">Umsetzungsplan.md</w:t>
+      </w:r>
+      <w:r>
+        <w:rPr>
+          <w:lang w:val="de-DE"/>
+        </w:rPr>
+        <w:t xml:space="preserve"> </w:t>
+      </w:r>
+      <w:r>
+        <w:rPr>
+          <w:lang w:val="de-DE"/>
+        </w:rPr>
+        <w:t xml:space="preserve">— Arbeitspakete mit Reihenfolge und Abhängigkeiten, der Wartungskalender, der Umgang mit Beanstandungen und Rückmeldungen sowie die Zukunftsplanung. Dieses Kapitel sagt,</w:t>
+      </w:r>
+      <w:r>
+        <w:rPr>
+          <w:lang w:val="de-DE"/>
+        </w:rPr>
+        <w:t xml:space="preserve"> </w:t>
+      </w:r>
+      <w:r>
+        <w:rPr>
+          <w:i/>
+          <w:iCs/>
+          <w:lang w:val="de-DE"/>
+        </w:rPr>
+        <w:t xml:space="preserve">was gilt</w:t>
+      </w:r>
+      <w:r>
+        <w:rPr>
+          <w:lang w:val="de-DE"/>
+        </w:rPr>
+        <w:t xml:space="preserve">; der Umsetzungsplan sagt,</w:t>
+      </w:r>
+      <w:r>
+        <w:rPr>
+          <w:lang w:val="de-DE"/>
+        </w:rPr>
+        <w:t xml:space="preserve"> </w:t>
+      </w:r>
+      <w:r>
+        <w:rPr>
+          <w:i/>
+          <w:iCs/>
+          <w:lang w:val="de-DE"/>
+        </w:rPr>
+        <w:t xml:space="preserve">was zu tun ist</w:t>
+      </w:r>
+      <w:r>
+        <w:rPr>
+          <w:lang w:val="de-DE"/>
+        </w:rPr>
+        <w:t xml:space="preserve">.</w:t>
       </w:r>
     </w:p>
     <w:p>

--- a/GKVTransmitter/Information/GKVTransmitter_Dokumentation.docx
+++ b/GKVTransmitter/Information/GKVTransmitter_Dokumentation.docx
@@ -3024,6 +3024,96 @@
                 <w:lang w:val="de-DE"/>
               </w:rPr>
               <w:t xml:space="preserve">Aufbau der Kostenträgerdatei</w:t>
+            </w:r>
+          </w:p>
+        </w:tc>
+      </w:tr>
+      <w:tr>
+        <w:tc>
+          <w:tcPr/>
+          <w:p>
+            <w:pPr>
+              <w:pStyle w:val="Compact"/>
+            </w:pPr>
+            <w:r>
+              <w:rPr>
+                <w:lang w:val="de-DE"/>
+              </w:rPr>
+              <w:t xml:space="preserve">Anhang 4c zur Anlage 1</w:t>
+            </w:r>
+          </w:p>
+        </w:tc>
+        <w:tc>
+          <w:tcPr/>
+          <w:p>
+            <w:pPr>
+              <w:pStyle w:val="Compact"/>
+            </w:pPr>
+            <w:r>
+              <w:rPr>
+                <w:rStyle w:val="VerbatimChar"/>
+                <w:lang w:val="de-DE"/>
+              </w:rPr>
+              <w:t xml:space="preserve">Anhang_4c_Verfahrensdokumentation_20250924.pdf</w:t>
+            </w:r>
+          </w:p>
+        </w:tc>
+        <w:tc>
+          <w:tcPr/>
+          <w:p>
+            <w:pPr>
+              <w:pStyle w:val="Compact"/>
+            </w:pPr>
+            <w:r>
+              <w:rPr>
+                <w:lang w:val="de-DE"/>
+              </w:rPr>
+              <w:t xml:space="preserve">Digitalisierung, Aufbewahrung und Vernichtung von Belegen</w:t>
+            </w:r>
+          </w:p>
+        </w:tc>
+      </w:tr>
+      <w:tr>
+        <w:tc>
+          <w:tcPr/>
+          <w:p>
+            <w:pPr>
+              <w:pStyle w:val="Compact"/>
+            </w:pPr>
+            <w:r>
+              <w:rPr>
+                <w:lang w:val="de-DE"/>
+              </w:rPr>
+              <w:t xml:space="preserve">Anhang 4c, Formular</w:t>
+            </w:r>
+          </w:p>
+        </w:tc>
+        <w:tc>
+          <w:tcPr/>
+          <w:p>
+            <w:pPr>
+              <w:pStyle w:val="Compact"/>
+            </w:pPr>
+            <w:r>
+              <w:rPr>
+                <w:rStyle w:val="VerbatimChar"/>
+                <w:lang w:val="de-DE"/>
+              </w:rPr>
+              <w:t xml:space="preserve">Anhang_4c_Formular_Imageverfahren_20250924.pdf</w:t>
+            </w:r>
+          </w:p>
+        </w:tc>
+        <w:tc>
+          <w:tcPr/>
+          <w:p>
+            <w:pPr>
+              <w:pStyle w:val="Compact"/>
+            </w:pPr>
+            <w:r>
+              <w:rPr>
+                <w:lang w:val="de-DE"/>
+              </w:rPr>
+              <w:t xml:space="preserve">auszufüllen für das Imageverfahren</w:t>
             </w:r>
           </w:p>
         </w:tc>

--- a/GKVTransmitter/Information/GKVTransmitter_Dokumentation.docx
+++ b/GKVTransmitter/Information/GKVTransmitter_Dokumentation.docx
@@ -2503,7 +2503,7 @@
     </w:p>
     <w:bookmarkEnd w:id="29"/>
     <w:bookmarkEnd w:id="30"/>
-    <w:bookmarkStart w:id="59" w:name="der-weg-zur-kasse"/>
+    <w:bookmarkStart w:id="66" w:name="der-weg-zur-kasse"/>
     <w:p>
       <w:pPr>
         <w:pStyle w:val="Heading1"/>
@@ -6912,7 +6912,7 @@
       </w:r>
     </w:p>
     <w:bookmarkEnd w:id="44"/>
-    <w:bookmarkStart w:id="45" w:name="zwei-module"/>
+    <w:bookmarkStart w:id="48" w:name="zwei-module"/>
     <w:p>
       <w:pPr>
         <w:pStyle w:val="Heading2"/>
@@ -7042,19 +7042,6 @@
         <w:t xml:space="preserve">Die Trennung ist im Build verankert: eine Enforcer-Regel lässt das Übersetzen fehlschlagen, sobald eine JavaFX-Abhängigkeit in den Kern gelangt. Nur ein oberflächenfreier Kern lässt sich ohne laufende Anwendung testen, und daran hängt die automatisierte Prüfung der gesamten Fachlogik.</w:t>
       </w:r>
     </w:p>
-    <w:bookmarkEnd w:id="45"/>
-    <w:bookmarkStart w:id="49" w:name="fachliches-modell"/>
-    <w:p>
-      <w:pPr>
-        <w:pStyle w:val="Heading2"/>
-      </w:pPr>
-      <w:r>
-        <w:rPr>
-          <w:lang w:val="de-DE"/>
-        </w:rPr>
-        <w:t xml:space="preserve">Fachliches Modell</w:t>
-      </w:r>
-    </w:p>
     <w:p>
       <w:pPr>
         <w:pStyle w:val="CaptionedFigure"/>
@@ -7062,20 +7049,20 @@
       <w:r>
         <w:drawing>
           <wp:inline>
-            <wp:extent cx="5334000" cy="2984770"/>
+            <wp:extent cx="5334000" cy="3921731"/>
             <wp:effectExtent b="0" l="0" r="0" t="0"/>
-            <wp:docPr descr="Fachliches Modell" title="" id="47" name="Picture"/>
+            <wp:docPr descr="Module und Abhängigkeiten" title="" id="46" name="Picture"/>
             <a:graphic>
               <a:graphicData uri="http://schemas.openxmlformats.org/drawingml/2006/picture">
                 <pic:pic>
                   <pic:nvPicPr>
-                    <pic:cNvPr descr="GKVTransmitter_Domaene.png" id="48" name="Picture"/>
+                    <pic:cNvPr descr="GKVTransmitter_Abhaengigkeiten.png" id="47" name="Picture"/>
                     <pic:cNvPicPr>
                       <a:picLocks noChangeArrowheads="1" noChangeAspect="1"/>
                     </pic:cNvPicPr>
                   </pic:nvPicPr>
                   <pic:blipFill>
-                    <a:blip r:embed="rId46"/>
+                    <a:blip r:embed="rId45"/>
                     <a:stretch>
                       <a:fillRect/>
                     </a:stretch>
@@ -7083,7 +7070,7 @@
                   <pic:spPr bwMode="auto">
                     <a:xfrm>
                       <a:off x="0" y="0"/>
-                      <a:ext cx="5334000" cy="2984770"/>
+                      <a:ext cx="5334000" cy="3921731"/>
                     </a:xfrm>
                     <a:prstGeom prst="rect">
                       <a:avLst/>
@@ -7110,138 +7097,89 @@
         <w:rPr>
           <w:lang w:val="de-DE"/>
         </w:rPr>
+        <w:t xml:space="preserve">Module und Abhängigkeiten</w:t>
+      </w:r>
+    </w:p>
+    <w:p>
+      <w:pPr>
+        <w:pStyle w:val="BodyText"/>
+      </w:pPr>
+      <w:r>
+        <w:rPr>
+          <w:lang w:val="de-DE"/>
+        </w:rPr>
+        <w:t xml:space="preserve">Entscheidend an diesem Bild ist die Richtung der Pfeile. Die Fachlichkeit kennt nur die</w:t>
+      </w:r>
+      <w:r>
+        <w:rPr>
+          <w:lang w:val="de-DE"/>
+        </w:rPr>
+        <w:t xml:space="preserve"> </w:t>
+      </w:r>
+      <w:r>
+        <w:rPr>
+          <w:b/>
+          <w:bCs/>
+          <w:lang w:val="de-DE"/>
+        </w:rPr>
+        <w:t xml:space="preserve">Schnittstellen</w:t>
+      </w:r>
+      <w:r>
+        <w:rPr>
+          <w:lang w:val="de-DE"/>
+        </w:rPr>
+        <w:t xml:space="preserve"> </w:t>
+      </w:r>
+      <w:r>
+        <w:rPr>
+          <w:rStyle w:val="VerbatimChar"/>
+          <w:lang w:val="de-DE"/>
+        </w:rPr>
+        <w:t xml:space="preserve">DataRepository</w:t>
+      </w:r>
+      <w:r>
+        <w:rPr>
+          <w:lang w:val="de-DE"/>
+        </w:rPr>
+        <w:t xml:space="preserve"> </w:t>
+      </w:r>
+      <w:r>
+        <w:rPr>
+          <w:lang w:val="de-DE"/>
+        </w:rPr>
+        <w:t xml:space="preserve">und</w:t>
+      </w:r>
+      <w:r>
+        <w:rPr>
+          <w:lang w:val="de-DE"/>
+        </w:rPr>
+        <w:t xml:space="preserve"> </w:t>
+      </w:r>
+      <w:r>
+        <w:rPr>
+          <w:rStyle w:val="VerbatimChar"/>
+          <w:lang w:val="de-DE"/>
+        </w:rPr>
+        <w:t xml:space="preserve">BillingOfficeTransport</w:t>
+      </w:r>
+      <w:r>
+        <w:rPr>
+          <w:lang w:val="de-DE"/>
+        </w:rPr>
+        <w:t xml:space="preserve">, nie deren Umsetzung; der Pfeil vom Anschluss zur Schnittstelle ist umgedreht. Deshalb lässt sich die Datenhaltung im Test durch einen Speicher ersetzen, ohne dass eine Zeile Fachlichkeit davon weiß.</w:t>
+      </w:r>
+    </w:p>
+    <w:bookmarkEnd w:id="48"/>
+    <w:bookmarkStart w:id="52" w:name="fachliches-modell"/>
+    <w:p>
+      <w:pPr>
+        <w:pStyle w:val="Heading2"/>
+      </w:pPr>
+      <w:r>
+        <w:rPr>
+          <w:lang w:val="de-DE"/>
+        </w:rPr>
         <w:t xml:space="preserve">Fachliches Modell</w:t>
-      </w:r>
-    </w:p>
-    <w:p>
-      <w:pPr>
-        <w:pStyle w:val="BodyText"/>
-      </w:pPr>
-      <w:r>
-        <w:rPr>
-          <w:rStyle w:val="VerbatimChar"/>
-          <w:lang w:val="de-DE"/>
-        </w:rPr>
-        <w:t xml:space="preserve">Person</w:t>
-      </w:r>
-      <w:r>
-        <w:rPr>
-          <w:lang w:val="de-DE"/>
-        </w:rPr>
-        <w:t xml:space="preserve"> </w:t>
-      </w:r>
-      <w:r>
-        <w:rPr>
-          <w:lang w:val="de-DE"/>
-        </w:rPr>
-        <w:t xml:space="preserve">ist die gemeinsame Oberklasse von</w:t>
-      </w:r>
-      <w:r>
-        <w:rPr>
-          <w:lang w:val="de-DE"/>
-        </w:rPr>
-        <w:t xml:space="preserve"> </w:t>
-      </w:r>
-      <w:r>
-        <w:rPr>
-          <w:rStyle w:val="VerbatimChar"/>
-          <w:lang w:val="de-DE"/>
-        </w:rPr>
-        <w:t xml:space="preserve">Patient</w:t>
-      </w:r>
-      <w:r>
-        <w:rPr>
-          <w:lang w:val="de-DE"/>
-        </w:rPr>
-        <w:t xml:space="preserve"> </w:t>
-      </w:r>
-      <w:r>
-        <w:rPr>
-          <w:lang w:val="de-DE"/>
-        </w:rPr>
-        <w:t xml:space="preserve">und</w:t>
-      </w:r>
-      <w:r>
-        <w:rPr>
-          <w:lang w:val="de-DE"/>
-        </w:rPr>
-        <w:t xml:space="preserve"> </w:t>
-      </w:r>
-      <w:r>
-        <w:rPr>
-          <w:rStyle w:val="VerbatimChar"/>
-          <w:lang w:val="de-DE"/>
-        </w:rPr>
-        <w:t xml:space="preserve">ServiceProvider</w:t>
-      </w:r>
-      <w:r>
-        <w:rPr>
-          <w:lang w:val="de-DE"/>
-        </w:rPr>
-        <w:t xml:space="preserve">. Eine</w:t>
-      </w:r>
-      <w:r>
-        <w:rPr>
-          <w:lang w:val="de-DE"/>
-        </w:rPr>
-        <w:t xml:space="preserve"> </w:t>
-      </w:r>
-      <w:r>
-        <w:rPr>
-          <w:rStyle w:val="VerbatimChar"/>
-          <w:lang w:val="de-DE"/>
-        </w:rPr>
-        <w:t xml:space="preserve">PersonGroup</w:t>
-      </w:r>
-      <w:r>
-        <w:rPr>
-          <w:lang w:val="de-DE"/>
-        </w:rPr>
-        <w:t xml:space="preserve"> </w:t>
-      </w:r>
-      <w:r>
-        <w:rPr>
-          <w:lang w:val="de-DE"/>
-        </w:rPr>
-        <w:t xml:space="preserve">fasst beide zusammen. Eine</w:t>
-      </w:r>
-      <w:r>
-        <w:rPr>
-          <w:lang w:val="de-DE"/>
-        </w:rPr>
-        <w:t xml:space="preserve"> </w:t>
-      </w:r>
-      <w:r>
-        <w:rPr>
-          <w:rStyle w:val="VerbatimChar"/>
-          <w:lang w:val="de-DE"/>
-        </w:rPr>
-        <w:t xml:space="preserve">Abrechnung</w:t>
-      </w:r>
-      <w:r>
-        <w:rPr>
-          <w:lang w:val="de-DE"/>
-        </w:rPr>
-        <w:t xml:space="preserve"> </w:t>
-      </w:r>
-      <w:r>
-        <w:rPr>
-          <w:lang w:val="de-DE"/>
-        </w:rPr>
-        <w:t xml:space="preserve">verbindet Patientin, Leistungserbringer und Blaupause mit der Terminanzahl und ist die Vorlage für die DTA-Nachricht.</w:t>
-      </w:r>
-    </w:p>
-    <w:bookmarkEnd w:id="49"/>
-    <w:bookmarkStart w:id="53" w:name="erzeugung-prüfung-und-versand"/>
-    <w:p>
-      <w:pPr>
-        <w:pStyle w:val="Heading2"/>
-      </w:pPr>
-      <w:r>
-        <w:rPr>
-          <w:lang w:val="de-DE"/>
-        </w:rPr>
-        <w:t xml:space="preserve">Erzeugung, Prüfung und Versand</w:t>
       </w:r>
     </w:p>
     <w:p>
@@ -7251,20 +7189,209 @@
       <w:r>
         <w:drawing>
           <wp:inline>
-            <wp:extent cx="5334000" cy="1794495"/>
+            <wp:extent cx="5334000" cy="2581126"/>
             <wp:effectExtent b="0" l="0" r="0" t="0"/>
-            <wp:docPr descr="DTA-Verarbeitung und Versand" title="" id="51" name="Picture"/>
+            <wp:docPr descr="Fachliches Modell" title="" id="50" name="Picture"/>
             <a:graphic>
               <a:graphicData uri="http://schemas.openxmlformats.org/drawingml/2006/picture">
                 <pic:pic>
                   <pic:nvPicPr>
-                    <pic:cNvPr descr="GKVTransmitter_DTA_und_Versand.png" id="52" name="Picture"/>
+                    <pic:cNvPr descr="GKVTransmitter_Domaene.png" id="51" name="Picture"/>
                     <pic:cNvPicPr>
                       <a:picLocks noChangeArrowheads="1" noChangeAspect="1"/>
                     </pic:cNvPicPr>
                   </pic:nvPicPr>
                   <pic:blipFill>
-                    <a:blip r:embed="rId50"/>
+                    <a:blip r:embed="rId49"/>
+                    <a:stretch>
+                      <a:fillRect/>
+                    </a:stretch>
+                  </pic:blipFill>
+                  <pic:spPr bwMode="auto">
+                    <a:xfrm>
+                      <a:off x="0" y="0"/>
+                      <a:ext cx="5334000" cy="2581126"/>
+                    </a:xfrm>
+                    <a:prstGeom prst="rect">
+                      <a:avLst/>
+                    </a:prstGeom>
+                    <a:noFill/>
+                    <a:ln w="9525">
+                      <a:noFill/>
+                      <a:headEnd/>
+                      <a:tailEnd/>
+                    </a:ln>
+                  </pic:spPr>
+                </pic:pic>
+              </a:graphicData>
+            </a:graphic>
+          </wp:inline>
+        </w:drawing>
+      </w:r>
+    </w:p>
+    <w:p>
+      <w:pPr>
+        <w:pStyle w:val="ImageCaption"/>
+      </w:pPr>
+      <w:r>
+        <w:rPr>
+          <w:lang w:val="de-DE"/>
+        </w:rPr>
+        <w:t xml:space="preserve">Fachliches Modell</w:t>
+      </w:r>
+    </w:p>
+    <w:p>
+      <w:pPr>
+        <w:pStyle w:val="BodyText"/>
+      </w:pPr>
+      <w:r>
+        <w:rPr>
+          <w:rStyle w:val="VerbatimChar"/>
+          <w:lang w:val="de-DE"/>
+        </w:rPr>
+        <w:t xml:space="preserve">Person</w:t>
+      </w:r>
+      <w:r>
+        <w:rPr>
+          <w:lang w:val="de-DE"/>
+        </w:rPr>
+        <w:t xml:space="preserve"> </w:t>
+      </w:r>
+      <w:r>
+        <w:rPr>
+          <w:lang w:val="de-DE"/>
+        </w:rPr>
+        <w:t xml:space="preserve">ist die gemeinsame Oberklasse von</w:t>
+      </w:r>
+      <w:r>
+        <w:rPr>
+          <w:lang w:val="de-DE"/>
+        </w:rPr>
+        <w:t xml:space="preserve"> </w:t>
+      </w:r>
+      <w:r>
+        <w:rPr>
+          <w:rStyle w:val="VerbatimChar"/>
+          <w:lang w:val="de-DE"/>
+        </w:rPr>
+        <w:t xml:space="preserve">Patient</w:t>
+      </w:r>
+      <w:r>
+        <w:rPr>
+          <w:lang w:val="de-DE"/>
+        </w:rPr>
+        <w:t xml:space="preserve"> </w:t>
+      </w:r>
+      <w:r>
+        <w:rPr>
+          <w:lang w:val="de-DE"/>
+        </w:rPr>
+        <w:t xml:space="preserve">und</w:t>
+      </w:r>
+      <w:r>
+        <w:rPr>
+          <w:lang w:val="de-DE"/>
+        </w:rPr>
+        <w:t xml:space="preserve"> </w:t>
+      </w:r>
+      <w:r>
+        <w:rPr>
+          <w:rStyle w:val="VerbatimChar"/>
+          <w:lang w:val="de-DE"/>
+        </w:rPr>
+        <w:t xml:space="preserve">ServiceProvider</w:t>
+      </w:r>
+      <w:r>
+        <w:rPr>
+          <w:lang w:val="de-DE"/>
+        </w:rPr>
+        <w:t xml:space="preserve">. Eine</w:t>
+      </w:r>
+      <w:r>
+        <w:rPr>
+          <w:lang w:val="de-DE"/>
+        </w:rPr>
+        <w:t xml:space="preserve"> </w:t>
+      </w:r>
+      <w:r>
+        <w:rPr>
+          <w:rStyle w:val="VerbatimChar"/>
+          <w:lang w:val="de-DE"/>
+        </w:rPr>
+        <w:t xml:space="preserve">PersonGroup</w:t>
+      </w:r>
+      <w:r>
+        <w:rPr>
+          <w:lang w:val="de-DE"/>
+        </w:rPr>
+        <w:t xml:space="preserve"> </w:t>
+      </w:r>
+      <w:r>
+        <w:rPr>
+          <w:lang w:val="de-DE"/>
+        </w:rPr>
+        <w:t xml:space="preserve">fasst beide zusammen. Eine</w:t>
+      </w:r>
+      <w:r>
+        <w:rPr>
+          <w:lang w:val="de-DE"/>
+        </w:rPr>
+        <w:t xml:space="preserve"> </w:t>
+      </w:r>
+      <w:r>
+        <w:rPr>
+          <w:rStyle w:val="VerbatimChar"/>
+          <w:lang w:val="de-DE"/>
+        </w:rPr>
+        <w:t xml:space="preserve">Abrechnung</w:t>
+      </w:r>
+      <w:r>
+        <w:rPr>
+          <w:lang w:val="de-DE"/>
+        </w:rPr>
+        <w:t xml:space="preserve"> </w:t>
+      </w:r>
+      <w:r>
+        <w:rPr>
+          <w:lang w:val="de-DE"/>
+        </w:rPr>
+        <w:t xml:space="preserve">verbindet Patientin, Leistungserbringer und Blaupause mit der Terminanzahl und ist die Vorlage für die DTA-Nachricht.</w:t>
+      </w:r>
+    </w:p>
+    <w:bookmarkEnd w:id="52"/>
+    <w:bookmarkStart w:id="56" w:name="erzeugung-prüfung-und-versand"/>
+    <w:p>
+      <w:pPr>
+        <w:pStyle w:val="Heading2"/>
+      </w:pPr>
+      <w:r>
+        <w:rPr>
+          <w:lang w:val="de-DE"/>
+        </w:rPr>
+        <w:t xml:space="preserve">Erzeugung, Prüfung und Versand</w:t>
+      </w:r>
+    </w:p>
+    <w:p>
+      <w:pPr>
+        <w:pStyle w:val="CaptionedFigure"/>
+      </w:pPr>
+      <w:r>
+        <w:drawing>
+          <wp:inline>
+            <wp:extent cx="5334000" cy="1794495"/>
+            <wp:effectExtent b="0" l="0" r="0" t="0"/>
+            <wp:docPr descr="DTA-Verarbeitung und Versand" title="" id="54" name="Picture"/>
+            <a:graphic>
+              <a:graphicData uri="http://schemas.openxmlformats.org/drawingml/2006/picture">
+                <pic:pic>
+                  <pic:nvPicPr>
+                    <pic:cNvPr descr="GKVTransmitter_DTA_und_Versand.png" id="55" name="Picture"/>
+                    <pic:cNvPicPr>
+                      <a:picLocks noChangeArrowheads="1" noChangeAspect="1"/>
+                    </pic:cNvPicPr>
+                  </pic:nvPicPr>
+                  <pic:blipFill>
+                    <a:blip r:embed="rId53"/>
                     <a:stretch>
                       <a:fillRect/>
                     </a:stretch>
@@ -7302,8 +7429,8 @@
         <w:t xml:space="preserve">DTA-Verarbeitung und Versand</w:t>
       </w:r>
     </w:p>
-    <w:bookmarkEnd w:id="53"/>
-    <w:bookmarkStart w:id="57" w:name="oberfläche-und-datenhaltung"/>
+    <w:bookmarkEnd w:id="56"/>
+    <w:bookmarkStart w:id="60" w:name="datenbankstruktur"/>
     <w:p>
       <w:pPr>
         <w:pStyle w:val="Heading2"/>
@@ -7312,7 +7439,7 @@
         <w:rPr>
           <w:lang w:val="de-DE"/>
         </w:rPr>
-        <w:t xml:space="preserve">Oberfläche und Datenhaltung</w:t>
+        <w:t xml:space="preserve">Datenbankstruktur</w:t>
       </w:r>
     </w:p>
     <w:p>
@@ -7322,20 +7449,213 @@
       <w:r>
         <w:drawing>
           <wp:inline>
-            <wp:extent cx="5334000" cy="3169928"/>
+            <wp:extent cx="5334000" cy="1658551"/>
             <wp:effectExtent b="0" l="0" r="0" t="0"/>
-            <wp:docPr descr="Oberfläche und Datenzugriff" title="" id="55" name="Picture"/>
+            <wp:docPr descr="Datenbankstruktur" title="" id="58" name="Picture"/>
             <a:graphic>
               <a:graphicData uri="http://schemas.openxmlformats.org/drawingml/2006/picture">
                 <pic:pic>
                   <pic:nvPicPr>
-                    <pic:cNvPr descr="GKVTransmitter_Praesentation_und_Persistenz.png" id="56" name="Picture"/>
+                    <pic:cNvPr descr="GKVTransmitter_Datenbank_ER.png" id="59" name="Picture"/>
                     <pic:cNvPicPr>
                       <a:picLocks noChangeArrowheads="1" noChangeAspect="1"/>
                     </pic:cNvPicPr>
                   </pic:nvPicPr>
                   <pic:blipFill>
-                    <a:blip r:embed="rId54"/>
+                    <a:blip r:embed="rId57"/>
+                    <a:stretch>
+                      <a:fillRect/>
+                    </a:stretch>
+                  </pic:blipFill>
+                  <pic:spPr bwMode="auto">
+                    <a:xfrm>
+                      <a:off x="0" y="0"/>
+                      <a:ext cx="5334000" cy="1658551"/>
+                    </a:xfrm>
+                    <a:prstGeom prst="rect">
+                      <a:avLst/>
+                    </a:prstGeom>
+                    <a:noFill/>
+                    <a:ln w="9525">
+                      <a:noFill/>
+                      <a:headEnd/>
+                      <a:tailEnd/>
+                    </a:ln>
+                  </pic:spPr>
+                </pic:pic>
+              </a:graphicData>
+            </a:graphic>
+          </wp:inline>
+        </w:drawing>
+      </w:r>
+    </w:p>
+    <w:p>
+      <w:pPr>
+        <w:pStyle w:val="ImageCaption"/>
+      </w:pPr>
+      <w:r>
+        <w:rPr>
+          <w:lang w:val="de-DE"/>
+        </w:rPr>
+        <w:t xml:space="preserve">Datenbankstruktur</w:t>
+      </w:r>
+    </w:p>
+    <w:p>
+      <w:pPr>
+        <w:pStyle w:val="BodyText"/>
+      </w:pPr>
+      <w:r>
+        <w:rPr>
+          <w:lang w:val="de-DE"/>
+        </w:rPr>
+        <w:t xml:space="preserve">Acht Tabellen, aus dem tatsächlichen Schema ausgelesen. Zwei Eigenheiten sind erwähnenswert.</w:t>
+      </w:r>
+    </w:p>
+    <w:p>
+      <w:pPr>
+        <w:pStyle w:val="BodyText"/>
+      </w:pPr>
+      <w:r>
+        <w:rPr>
+          <w:b/>
+          <w:bCs/>
+          <w:lang w:val="de-DE"/>
+        </w:rPr>
+        <w:t xml:space="preserve">Es gibt keine Fremdschlüssel.</w:t>
+      </w:r>
+      <w:r>
+        <w:rPr>
+          <w:lang w:val="de-DE"/>
+        </w:rPr>
+        <w:t xml:space="preserve"> </w:t>
+      </w:r>
+      <w:r>
+        <w:rPr>
+          <w:lang w:val="de-DE"/>
+        </w:rPr>
+        <w:t xml:space="preserve">Das Schema wird beim Start um fehlende Tabellen und Spalten ergänzt, und SQLite lässt eine bestehende Tabelle nachträglich nicht um eine Fremdschlüsselbedingung erweitern. Die Verbindungen ergeben sich also aus dem Modell, nicht aus der Datenbank — das Aufräumen beim Löschen einer Teilnehmerin liegt beim Programm.</w:t>
+      </w:r>
+    </w:p>
+    <w:p>
+      <w:pPr>
+        <w:pStyle w:val="BodyText"/>
+      </w:pPr>
+      <w:r>
+        <w:rPr>
+          <w:rStyle w:val="VerbatimChar"/>
+          <w:b/>
+          <w:bCs/>
+          <w:lang w:val="de-DE"/>
+        </w:rPr>
+        <w:t xml:space="preserve">Person</w:t>
+      </w:r>
+      <w:r>
+        <w:rPr>
+          <w:b/>
+          <w:bCs/>
+          <w:lang w:val="de-DE"/>
+        </w:rPr>
+        <w:t xml:space="preserve"> </w:t>
+      </w:r>
+      <w:r>
+        <w:rPr>
+          <w:b/>
+          <w:bCs/>
+          <w:lang w:val="de-DE"/>
+        </w:rPr>
+        <w:t xml:space="preserve">ist eine Oberklasse ohne eigene Tabelle.</w:t>
+      </w:r>
+      <w:r>
+        <w:rPr>
+          <w:lang w:val="de-DE"/>
+        </w:rPr>
+        <w:t xml:space="preserve"> </w:t>
+      </w:r>
+      <w:r>
+        <w:rPr>
+          <w:lang w:val="de-DE"/>
+        </w:rPr>
+        <w:t xml:space="preserve">Ihre Felder erscheinen doppelt, in</w:t>
+      </w:r>
+      <w:r>
+        <w:rPr>
+          <w:lang w:val="de-DE"/>
+        </w:rPr>
+        <w:t xml:space="preserve"> </w:t>
+      </w:r>
+      <w:r>
+        <w:rPr>
+          <w:rStyle w:val="VerbatimChar"/>
+          <w:lang w:val="de-DE"/>
+        </w:rPr>
+        <w:t xml:space="preserve">Patient</w:t>
+      </w:r>
+      <w:r>
+        <w:rPr>
+          <w:lang w:val="de-DE"/>
+        </w:rPr>
+        <w:t xml:space="preserve"> </w:t>
+      </w:r>
+      <w:r>
+        <w:rPr>
+          <w:lang w:val="de-DE"/>
+        </w:rPr>
+        <w:t xml:space="preserve">und in</w:t>
+      </w:r>
+      <w:r>
+        <w:rPr>
+          <w:lang w:val="de-DE"/>
+        </w:rPr>
+        <w:t xml:space="preserve"> </w:t>
+      </w:r>
+      <w:r>
+        <w:rPr>
+          <w:rStyle w:val="VerbatimChar"/>
+          <w:lang w:val="de-DE"/>
+        </w:rPr>
+        <w:t xml:space="preserve">ServiceProvider</w:t>
+      </w:r>
+      <w:r>
+        <w:rPr>
+          <w:lang w:val="de-DE"/>
+        </w:rPr>
+        <w:t xml:space="preserve">. Das kostet Redundanz und spart einen Verbund bei jeder Abfrage; für zwei Untertypen mit wenigen hundert Zeilen ist das der bessere Handel. Es erklärt auch, warum es zwei getrennte Verknüpfungstabellen zur Gruppe gibt.</w:t>
+      </w:r>
+    </w:p>
+    <w:bookmarkEnd w:id="60"/>
+    <w:bookmarkStart w:id="64" w:name="oberfläche-und-datenzugriff"/>
+    <w:p>
+      <w:pPr>
+        <w:pStyle w:val="Heading2"/>
+      </w:pPr>
+      <w:r>
+        <w:rPr>
+          <w:lang w:val="de-DE"/>
+        </w:rPr>
+        <w:t xml:space="preserve">Oberfläche und Datenzugriff</w:t>
+      </w:r>
+    </w:p>
+    <w:p>
+      <w:pPr>
+        <w:pStyle w:val="CaptionedFigure"/>
+      </w:pPr>
+      <w:r>
+        <w:drawing>
+          <wp:inline>
+            <wp:extent cx="5334000" cy="3169928"/>
+            <wp:effectExtent b="0" l="0" r="0" t="0"/>
+            <wp:docPr descr="Oberfläche und Datenzugriff" title="" id="62" name="Picture"/>
+            <a:graphic>
+              <a:graphicData uri="http://schemas.openxmlformats.org/drawingml/2006/picture">
+                <pic:pic>
+                  <pic:nvPicPr>
+                    <pic:cNvPr descr="GKVTransmitter_Praesentation_und_Persistenz.png" id="63" name="Picture"/>
+                    <pic:cNvPicPr>
+                      <a:picLocks noChangeArrowheads="1" noChangeAspect="1"/>
+                    </pic:cNvPicPr>
+                  </pic:nvPicPr>
+                  <pic:blipFill>
+                    <a:blip r:embed="rId61"/>
                     <a:stretch>
                       <a:fillRect/>
                     </a:stretch>
@@ -7625,8 +7945,8 @@
         <w:t xml:space="preserve">die Umsetzung. Die Oberfläche kennt nur den Vertrag — die Datenhaltung wäre austauschbar, ohne die Oberfläche zu berühren.</w:t>
       </w:r>
     </w:p>
-    <w:bookmarkEnd w:id="57"/>
-    <w:bookmarkStart w:id="58" w:name="erweiterungspunkte"/>
+    <w:bookmarkEnd w:id="64"/>
+    <w:bookmarkStart w:id="65" w:name="erweiterungspunkte"/>
     <w:p>
       <w:pPr>
         <w:pStyle w:val="Heading2"/>
@@ -7935,9 +8255,9 @@
         </w:tc>
       </w:tr>
     </w:tbl>
-    <w:bookmarkEnd w:id="58"/>
-    <w:bookmarkEnd w:id="59"/>
-    <w:bookmarkStart w:id="62" w:name="konfiguration"/>
+    <w:bookmarkEnd w:id="65"/>
+    <w:bookmarkEnd w:id="66"/>
+    <w:bookmarkStart w:id="69" w:name="konfiguration"/>
     <w:p>
       <w:pPr>
         <w:pStyle w:val="Heading1"/>
@@ -7949,7 +8269,7 @@
         <w:t xml:space="preserve">Konfiguration</w:t>
       </w:r>
     </w:p>
-    <w:bookmarkStart w:id="60" w:name="einstellungen-in-der-anwendung"/>
+    <w:bookmarkStart w:id="67" w:name="einstellungen-in-der-anwendung"/>
     <w:p>
       <w:pPr>
         <w:pStyle w:val="Heading2"/>
@@ -8368,8 +8688,8 @@
         <w:t xml:space="preserve">Sie liegt im Klartext im Benutzerprofil. Sobald ein echter Übermittlungsweg Zugangsdaten braucht, gehören diese in den Anmeldeinformationsspeicher des Betriebssystems.</w:t>
       </w:r>
     </w:p>
-    <w:bookmarkEnd w:id="60"/>
-    <w:bookmarkStart w:id="61" w:name="beim-start"/>
+    <w:bookmarkEnd w:id="67"/>
+    <w:bookmarkStart w:id="68" w:name="beim-start"/>
     <w:p>
       <w:pPr>
         <w:pStyle w:val="Heading2"/>
@@ -8804,9 +9124,9 @@
         <w:t xml:space="preserve">ergänzt fehlende Tabellen und Spalten und lässt Vorhandenes stehen.</w:t>
       </w:r>
     </w:p>
-    <w:bookmarkEnd w:id="61"/>
-    <w:bookmarkEnd w:id="62"/>
-    <w:bookmarkStart w:id="67" w:name="entwicklung"/>
+    <w:bookmarkEnd w:id="68"/>
+    <w:bookmarkEnd w:id="69"/>
+    <w:bookmarkStart w:id="74" w:name="entwicklung"/>
     <w:p>
       <w:pPr>
         <w:pStyle w:val="Heading1"/>
@@ -8818,7 +9138,7 @@
         <w:t xml:space="preserve">Entwicklung</w:t>
       </w:r>
     </w:p>
-    <w:bookmarkStart w:id="63" w:name="bauen-und-testen"/>
+    <w:bookmarkStart w:id="70" w:name="bauen-und-testen"/>
     <w:p>
       <w:pPr>
         <w:pStyle w:val="Heading2"/>
@@ -8936,8 +9256,8 @@
         <w:t xml:space="preserve">gelaufen sein.</w:t>
       </w:r>
     </w:p>
-    <w:bookmarkEnd w:id="63"/>
-    <w:bookmarkStart w:id="64" w:name="auslieferungspaket-erzeugen"/>
+    <w:bookmarkEnd w:id="70"/>
+    <w:bookmarkStart w:id="71" w:name="auslieferungspaket-erzeugen"/>
     <w:p>
       <w:pPr>
         <w:pStyle w:val="Heading2"/>
@@ -9021,8 +9341,8 @@
         <w:t xml:space="preserve">erzeugt immer für das System, auf dem es läuft. Ein Windows-Paket entsteht also nur unter Windows.</w:t>
       </w:r>
     </w:p>
-    <w:bookmarkEnd w:id="64"/>
-    <w:bookmarkStart w:id="65" w:name="debuggen"/>
+    <w:bookmarkEnd w:id="71"/>
+    <w:bookmarkStart w:id="72" w:name="debuggen"/>
     <w:p>
       <w:pPr>
         <w:pStyle w:val="Heading2"/>
@@ -9056,8 +9376,8 @@
         <w:t xml:space="preserve">mvn -Pdebug -pl gkv-ui javafx:run   # auf Debugger warten (Port 5005)</w:t>
       </w:r>
     </w:p>
-    <w:bookmarkEnd w:id="65"/>
-    <w:bookmarkStart w:id="66" w:name="statische-prüfung"/>
+    <w:bookmarkEnd w:id="72"/>
+    <w:bookmarkStart w:id="73" w:name="statische-prüfung"/>
     <w:p>
       <w:pPr>
         <w:pStyle w:val="Heading2"/>
@@ -9102,9 +9422,9 @@
         <w:t xml:space="preserve">Beide melden, blockieren aber nicht.</w:t>
       </w:r>
     </w:p>
-    <w:bookmarkEnd w:id="66"/>
-    <w:bookmarkEnd w:id="67"/>
-    <w:bookmarkStart w:id="72" w:name="fachliche-grundlagen"/>
+    <w:bookmarkEnd w:id="73"/>
+    <w:bookmarkEnd w:id="74"/>
+    <w:bookmarkStart w:id="79" w:name="fachliche-grundlagen"/>
     <w:p>
       <w:pPr>
         <w:pStyle w:val="Heading1"/>
@@ -9116,7 +9436,7 @@
         <w:t xml:space="preserve">Fachliche Grundlagen</w:t>
       </w:r>
     </w:p>
-    <w:bookmarkStart w:id="68" w:name="aufbau-einer-lieferung"/>
+    <w:bookmarkStart w:id="75" w:name="aufbau-einer-lieferung"/>
     <w:p>
       <w:pPr>
         <w:pStyle w:val="Heading2"/>
@@ -9340,8 +9660,8 @@
         <w:t xml:space="preserve">trennt Komponenten innerhalb eines Datenelements.</w:t>
       </w:r>
     </w:p>
-    <w:bookmarkEnd w:id="68"/>
-    <w:bookmarkStart w:id="69" w:name="formate"/>
+    <w:bookmarkEnd w:id="75"/>
+    <w:bookmarkStart w:id="76" w:name="formate"/>
     <w:p>
       <w:pPr>
         <w:pStyle w:val="Heading2"/>
@@ -9503,8 +9823,8 @@
         <w:t xml:space="preserve">dargestellt und darf nicht weggelassen werden</w:t>
       </w:r>
     </w:p>
-    <w:bookmarkEnd w:id="69"/>
-    <w:bookmarkStart w:id="70" w:name="summen"/>
+    <w:bookmarkEnd w:id="76"/>
+    <w:bookmarkStart w:id="77" w:name="summen"/>
     <w:p>
       <w:pPr>
         <w:pStyle w:val="Heading2"/>
@@ -9609,8 +9929,8 @@
         <w:t xml:space="preserve">kann der Prüfvorgabe der Kasse entsprechen.</w:t>
       </w:r>
     </w:p>
-    <w:bookmarkEnd w:id="70"/>
-    <w:bookmarkStart w:id="71" w:name="weiterführende-unterlagen"/>
+    <w:bookmarkEnd w:id="77"/>
+    <w:bookmarkStart w:id="78" w:name="weiterführende-unterlagen"/>
     <w:p>
       <w:pPr>
         <w:pStyle w:val="Heading2"/>
@@ -9823,9 +10143,9 @@
         <w:t xml:space="preserve">— eine gültige Referenznachricht, die im Projekt als Messlatte dient</w:t>
       </w:r>
     </w:p>
-    <w:bookmarkEnd w:id="71"/>
-    <w:bookmarkEnd w:id="72"/>
-    <w:bookmarkStart w:id="73" w:name="grenzen"/>
+    <w:bookmarkEnd w:id="78"/>
+    <w:bookmarkEnd w:id="79"/>
+    <w:bookmarkStart w:id="80" w:name="grenzen"/>
     <w:p>
       <w:pPr>
         <w:pStyle w:val="Heading1"/>
@@ -10161,7 +10481,7 @@
         <w:t xml:space="preserve">Die Anwendung ist auf einen Benutzer und einen Rechner ausgelegt. Ein gemeinsamer Zugriff mehrerer Arbeitsplätze auf dieselbe Datenbank ist nicht vorgesehen.</w:t>
       </w:r>
     </w:p>
-    <w:bookmarkEnd w:id="73"/>
+    <w:bookmarkEnd w:id="80"/>
     <w:sectPr>
       <w:footnotePr>
         <w:numRestart w:val="eachSect"/>
